--- a/packages/docs/static/decision-guides/rcm-billing.docx
+++ b/packages/docs/static/decision-guides/rcm-billing.docx
@@ -11,18 +11,18 @@
           <wp:inline>
             <wp:extent cx="5943600" cy="1289649"/>
             <wp:effectExtent b="0" l="0" r="0" t="0"/>
-            <wp:docPr descr="Medplum" title="" id="21" name="Picture"/>
+            <wp:docPr descr="Medplum" title="" id="10" name="Picture"/>
             <a:graphic>
               <a:graphicData uri="http://schemas.openxmlformats.org/drawingml/2006/picture">
                 <pic:pic>
                   <pic:nvPicPr>
-                    <pic:cNvPr descr="medplum-wordmark-grape.png" id="22" name="Picture"/>
+                    <pic:cNvPr descr="medplum-wordmark-grape.png" id="11" name="Picture"/>
                     <pic:cNvPicPr>
                       <a:picLocks noChangeArrowheads="1" noChangeAspect="1"/>
                     </pic:cNvPicPr>
                   </pic:nvPicPr>
                   <pic:blipFill>
-                    <a:blip r:embed="rId20"/>
+                    <a:blip r:embed="rId9"/>
                     <a:stretch>
                       <a:fillRect/>
                     </a:stretch>
@@ -49,7 +49,7 @@
         </w:drawing>
       </w:r>
     </w:p>
-    <w:bookmarkStart w:id="59" w:name="rcm-billing-decision-guide"/>
+    <w:bookmarkStart w:id="48" w:name="rcm-billing-decision-guide"/>
     <w:p>
       <w:pPr>
         <w:pStyle w:val="Heading1"/>
@@ -63,45 +63,53 @@
         <w:pStyle w:val="FirstParagraph"/>
       </w:pPr>
       <w:r>
+        <w:t xml:space="preserve">Use this guide to decide which parts of the revenue cycle your application owns and which it delegates to billing partners. Work through coverage, charge capture, claims, remittance, and patient responsibility to define the data model, integrations, and operational handoffs for your reimbursement model.</w:t>
+      </w:r>
+    </w:p>
+    <w:p>
+      <w:pPr>
+        <w:pStyle w:val="BodyText"/>
+      </w:pPr>
+      <w:r>
         <w:rPr>
+          <w:i/>
           <w:iCs/>
-          <w:i/>
         </w:rPr>
         <w:t xml:space="preserve">Companion to the</w:t>
       </w:r>
       <w:r>
         <w:rPr>
+          <w:i/>
           <w:iCs/>
-          <w:i/>
         </w:rPr>
         <w:t xml:space="preserve"> </w:t>
       </w:r>
-      <w:hyperlink r:id="rId23">
+      <w:hyperlink r:id="rId12">
         <w:r>
           <w:rPr>
             <w:rStyle w:val="Hyperlink"/>
+            <w:i/>
             <w:iCs/>
-            <w:i/>
           </w:rPr>
           <w:t xml:space="preserve">Billing</w:t>
         </w:r>
       </w:hyperlink>
       <w:r>
         <w:rPr>
+          <w:i/>
           <w:iCs/>
-          <w:i/>
         </w:rPr>
         <w:t xml:space="preserve"> </w:t>
       </w:r>
       <w:r>
         <w:rPr>
+          <w:i/>
           <w:iCs/>
-          <w:i/>
         </w:rPr>
         <w:t xml:space="preserve">docs.</w:t>
       </w:r>
     </w:p>
-    <w:bookmarkStart w:id="24" w:name="section-1-use-case-participants"/>
+    <w:bookmarkStart w:id="13" w:name="section-1-use-case-participants"/>
     <w:p>
       <w:pPr>
         <w:pStyle w:val="Heading2"/>
@@ -116,55 +124,55 @@
       </w:pPr>
       <w:r>
         <w:rPr>
+          <w:b/>
           <w:bCs/>
-          <w:b/>
         </w:rPr>
         <w:t xml:space="preserve">1.1 What is your reimbursement model?</w:t>
       </w:r>
     </w:p>
     <w:p>
       <w:pPr>
+        <w:pStyle w:val="Compact"/>
         <w:numPr>
           <w:ilvl w:val="0"/>
           <w:numId w:val="1001"/>
         </w:numPr>
+      </w:pPr>
+      <w:r>
+        <w:t xml:space="preserve">Insurance / claims-based – you bill payers and reconcile their responses</w:t>
+      </w:r>
+    </w:p>
+    <w:p>
+      <w:pPr>
         <w:pStyle w:val="Compact"/>
-      </w:pPr>
-      <w:r>
-        <w:t xml:space="preserve">Insurance / claims-based – you bill payers and reconcile their responses</w:t>
-      </w:r>
-    </w:p>
-    <w:p>
-      <w:pPr>
         <w:numPr>
           <w:ilvl w:val="0"/>
           <w:numId w:val="1001"/>
         </w:numPr>
+      </w:pPr>
+      <w:r>
+        <w:t xml:space="preserve">Patient self-pay / cash – patients pay you directly; no payer claim</w:t>
+      </w:r>
+    </w:p>
+    <w:p>
+      <w:pPr>
         <w:pStyle w:val="Compact"/>
-      </w:pPr>
-      <w:r>
-        <w:t xml:space="preserve">Patient self-pay / cash – patients pay you directly; no payer claim</w:t>
-      </w:r>
-    </w:p>
-    <w:p>
-      <w:pPr>
         <w:numPr>
           <w:ilvl w:val="0"/>
           <w:numId w:val="1001"/>
         </w:numPr>
+      </w:pPr>
+      <w:r>
+        <w:t xml:space="preserve">Value-based / capitation – per-member-per-month or risk-based</w:t>
+      </w:r>
+    </w:p>
+    <w:p>
+      <w:pPr>
         <w:pStyle w:val="Compact"/>
-      </w:pPr>
-      <w:r>
-        <w:t xml:space="preserve">Value-based / capitation – per-member-per-month or risk-based</w:t>
-      </w:r>
-    </w:p>
-    <w:p>
-      <w:pPr>
         <w:numPr>
           <w:ilvl w:val="0"/>
           <w:numId w:val="1001"/>
         </w:numPr>
-        <w:pStyle w:val="Compact"/>
       </w:pPr>
       <w:r>
         <w:t xml:space="preserve">Some combination</w:t>
@@ -176,8 +184,8 @@
       </w:pPr>
       <w:r>
         <w:rPr>
+          <w:i/>
           <w:iCs/>
-          <w:i/>
         </w:rPr>
         <w:t xml:space="preserve">Why: Claims-based reads every lane; self-pay skips the Charge → Claim → Payer lane; value-based leans on Foundations and the Value-Based lane (3.11).</w:t>
       </w:r>
@@ -188,24 +196,24 @@
       </w:pPr>
       <w:r>
         <w:rPr>
+          <w:b/>
           <w:bCs/>
-          <w:b/>
         </w:rPr>
         <w:t xml:space="preserve">1.2 How much of the revenue cycle runs in Medplum vs. delegated?</w:t>
       </w:r>
     </w:p>
     <w:p>
       <w:pPr>
+        <w:pStyle w:val="Compact"/>
         <w:numPr>
           <w:ilvl w:val="0"/>
           <w:numId w:val="1002"/>
         </w:numPr>
-        <w:pStyle w:val="Compact"/>
       </w:pPr>
       <w:r>
         <w:rPr>
+          <w:b/>
           <w:bCs/>
-          <w:b/>
         </w:rPr>
         <w:t xml:space="preserve">Clearinghouse-direct</w:t>
       </w:r>
@@ -218,16 +226,16 @@
     </w:p>
     <w:p>
       <w:pPr>
+        <w:pStyle w:val="Compact"/>
         <w:numPr>
           <w:ilvl w:val="0"/>
           <w:numId w:val="1002"/>
         </w:numPr>
-        <w:pStyle w:val="Compact"/>
       </w:pPr>
       <w:r>
         <w:rPr>
+          <w:b/>
           <w:bCs/>
-          <w:b/>
         </w:rPr>
         <w:t xml:space="preserve">RCM-automation partner</w:t>
       </w:r>
@@ -252,16 +260,16 @@
     </w:p>
     <w:p>
       <w:pPr>
+        <w:pStyle w:val="Compact"/>
         <w:numPr>
           <w:ilvl w:val="0"/>
           <w:numId w:val="1002"/>
         </w:numPr>
-        <w:pStyle w:val="Compact"/>
       </w:pPr>
       <w:r>
         <w:rPr>
+          <w:b/>
           <w:bCs/>
-          <w:b/>
         </w:rPr>
         <w:t xml:space="preserve">Documents only (no electronic claims)</w:t>
       </w:r>
@@ -274,16 +282,16 @@
     </w:p>
     <w:p>
       <w:pPr>
+        <w:pStyle w:val="Compact"/>
         <w:numPr>
           <w:ilvl w:val="0"/>
           <w:numId w:val="1002"/>
         </w:numPr>
-        <w:pStyle w:val="Compact"/>
       </w:pPr>
       <w:r>
         <w:rPr>
+          <w:b/>
           <w:bCs/>
-          <w:b/>
         </w:rPr>
         <w:t xml:space="preserve">External Practice Management (PM) / billing system</w:t>
       </w:r>
@@ -300,8 +308,8 @@
       </w:pPr>
       <w:r>
         <w:rPr>
+          <w:i/>
           <w:iCs/>
-          <w:i/>
         </w:rPr>
         <w:t xml:space="preserve">In one line: a clearinghouse moves your claims; an RCM platform runs your revenue cycle. Either way Medplum owns the front half (coverage, charge capture, claim assembly); the paths diverge on the back half.</w:t>
       </w:r>
@@ -310,9 +318,8 @@
       <w:tblPr>
         <w:tblStyle w:val="Table"/>
         <w:tblW w:w="9360" w:type="dxa"/>
+        <w:tblLayout w:type="fixed"/>
         <w:tblLook w:firstRow="1" w:lastRow="0" w:firstColumn="0" w:lastColumn="0" w:noHBand="0" w:noVBand="0" w:val="0020"/>
-        <w:jc w:val="start"/>
-        <w:tblLayout w:type="fixed"/>
       </w:tblPr>
       <w:tblGrid>
         <w:gridCol w:w="2329"/>
@@ -324,7 +331,7 @@
       <w:tr>
         <w:trPr>
           <w:cantSplit/>
-          <w:tblHeader w:val="true"/>
+          <w:tblHeader w:val="on"/>
         </w:trPr>
         <w:tc>
           <w:tcPr/>
@@ -938,8 +945,8 @@
       </w:pPr>
       <w:r>
         <w:rPr>
+          <w:b/>
           <w:bCs/>
-          <w:b/>
         </w:rPr>
         <w:t xml:space="preserve">How to choose:</w:t>
       </w:r>
@@ -948,9 +955,8 @@
       <w:tblPr>
         <w:tblStyle w:val="Table"/>
         <w:tblW w:w="9360" w:type="dxa"/>
+        <w:tblLayout w:type="fixed"/>
         <w:tblLook w:firstRow="1" w:lastRow="0" w:firstColumn="0" w:lastColumn="0" w:noHBand="0" w:noVBand="0" w:val="0020"/>
-        <w:jc w:val="start"/>
-        <w:tblLayout w:type="fixed"/>
       </w:tblPr>
       <w:tblGrid>
         <w:gridCol w:w="1580"/>
@@ -960,7 +966,7 @@
       <w:tr>
         <w:trPr>
           <w:cantSplit/>
-          <w:tblHeader w:val="true"/>
+          <w:tblHeader w:val="on"/>
         </w:trPr>
         <w:tc>
           <w:tcPr/>
@@ -1125,8 +1131,8 @@
       </w:pPr>
       <w:r>
         <w:rPr>
+          <w:i/>
           <w:iCs/>
-          <w:i/>
         </w:rPr>
         <w:t xml:space="preserve">Paths can mix. The choice sets which Section 3 lanes you build (3.5–3.10) vs. read only for the boundary.</w:t>
       </w:r>
@@ -1137,55 +1143,55 @@
       </w:pPr>
       <w:r>
         <w:rPr>
+          <w:b/>
           <w:bCs/>
-          <w:b/>
         </w:rPr>
         <w:t xml:space="preserve">1.3 Who does the billing work, and is the patient part of it?</w:t>
       </w:r>
     </w:p>
     <w:p>
       <w:pPr>
+        <w:pStyle w:val="Compact"/>
         <w:numPr>
           <w:ilvl w:val="0"/>
           <w:numId w:val="1003"/>
         </w:numPr>
+      </w:pPr>
+      <w:r>
+        <w:t xml:space="preserve">Charge capture: clinicians at point of care, or back-office entry?</w:t>
+      </w:r>
+    </w:p>
+    <w:p>
+      <w:pPr>
         <w:pStyle w:val="Compact"/>
-      </w:pPr>
-      <w:r>
-        <w:t xml:space="preserve">Charge capture: clinicians at point of care, or back-office entry?</w:t>
-      </w:r>
-    </w:p>
-    <w:p>
-      <w:pPr>
         <w:numPr>
           <w:ilvl w:val="0"/>
           <w:numId w:val="1003"/>
         </w:numPr>
+      </w:pPr>
+      <w:r>
+        <w:t xml:space="preserve">Coding and claim work: dedicated coders/billers, or automated with exception review?</w:t>
+      </w:r>
+    </w:p>
+    <w:p>
+      <w:pPr>
         <w:pStyle w:val="Compact"/>
-      </w:pPr>
-      <w:r>
-        <w:t xml:space="preserve">Coding and claim work: dedicated coders/billers, or automated with exception review?</w:t>
-      </w:r>
-    </w:p>
-    <w:p>
-      <w:pPr>
         <w:numPr>
           <w:ilvl w:val="0"/>
           <w:numId w:val="1003"/>
         </w:numPr>
+      </w:pPr>
+      <w:r>
+        <w:t xml:space="preserve">Accounts receivable (AR) follow-up: who works denials, aging, and patient balances?</w:t>
+      </w:r>
+    </w:p>
+    <w:p>
+      <w:pPr>
         <w:pStyle w:val="Compact"/>
-      </w:pPr>
-      <w:r>
-        <w:t xml:space="preserve">Accounts receivable (AR) follow-up: who works denials, aging, and patient balances?</w:t>
-      </w:r>
-    </w:p>
-    <w:p>
-      <w:pPr>
         <w:numPr>
           <w:ilvl w:val="0"/>
           <w:numId w:val="1003"/>
         </w:numPr>
-        <w:pStyle w:val="Compact"/>
       </w:pPr>
       <w:r>
         <w:t xml:space="preserve">Patient: do patients see estimates, statements, or pay online?</w:t>
@@ -1197,8 +1203,8 @@
       </w:pPr>
       <w:r>
         <w:rPr>
+          <w:i/>
           <w:iCs/>
-          <w:i/>
         </w:rPr>
         <w:t xml:space="preserve">Why: drives charge-capture design (3.5), who works denials and AR (3.8, 3.10), and whether patient-facing billing is in scope (3.9).</w:t>
       </w:r>
@@ -1209,43 +1215,43 @@
       </w:pPr>
       <w:r>
         <w:rPr>
+          <w:b/>
           <w:bCs/>
-          <w:b/>
         </w:rPr>
         <w:t xml:space="preserve">1.4 Where does coding happen, and how automated is it?</w:t>
       </w:r>
     </w:p>
     <w:p>
       <w:pPr>
+        <w:pStyle w:val="Compact"/>
         <w:numPr>
           <w:ilvl w:val="0"/>
           <w:numId w:val="1004"/>
         </w:numPr>
+      </w:pPr>
+      <w:r>
+        <w:t xml:space="preserve">Auto-derived from clinical data (visit type, orders, procedures)?</w:t>
+      </w:r>
+    </w:p>
+    <w:p>
+      <w:pPr>
         <w:pStyle w:val="Compact"/>
-      </w:pPr>
-      <w:r>
-        <w:t xml:space="preserve">Auto-derived from clinical data (visit type, orders, procedures)?</w:t>
-      </w:r>
-    </w:p>
-    <w:p>
-      <w:pPr>
         <w:numPr>
           <w:ilvl w:val="0"/>
           <w:numId w:val="1004"/>
         </w:numPr>
+      </w:pPr>
+      <w:r>
+        <w:t xml:space="preserve">Coder-reviewed before the claim is built?</w:t>
+      </w:r>
+    </w:p>
+    <w:p>
+      <w:pPr>
         <w:pStyle w:val="Compact"/>
-      </w:pPr>
-      <w:r>
-        <w:t xml:space="preserve">Coder-reviewed before the claim is built?</w:t>
-      </w:r>
-    </w:p>
-    <w:p>
-      <w:pPr>
         <w:numPr>
           <w:ilvl w:val="0"/>
           <w:numId w:val="1004"/>
         </w:numPr>
-        <w:pStyle w:val="Compact"/>
       </w:pPr>
       <w:r>
         <w:t xml:space="preserve">Fully manual?</w:t>
@@ -1257,8 +1263,8 @@
       </w:pPr>
       <w:r>
         <w:rPr>
+          <w:i/>
           <w:iCs/>
-          <w:i/>
         </w:rPr>
         <w:t xml:space="preserve">Why: drives the coding and review model in charge capture (3.5) and where scrubbing exceptions surface (3.6).</w:t>
       </w:r>
@@ -1269,43 +1275,43 @@
       </w:pPr>
       <w:r>
         <w:rPr>
+          <w:b/>
           <w:bCs/>
-          <w:b/>
         </w:rPr>
         <w:t xml:space="preserve">1.5 New build or replacing/extending, and what else must billing touch?</w:t>
       </w:r>
     </w:p>
     <w:p>
       <w:pPr>
+        <w:pStyle w:val="Compact"/>
         <w:numPr>
           <w:ilvl w:val="0"/>
           <w:numId w:val="1005"/>
         </w:numPr>
+      </w:pPr>
+      <w:r>
+        <w:t xml:space="preserve">If replacing: what billing/PM system, and what gaps drove the change?</w:t>
+      </w:r>
+    </w:p>
+    <w:p>
+      <w:pPr>
         <w:pStyle w:val="Compact"/>
-      </w:pPr>
-      <w:r>
-        <w:t xml:space="preserve">If replacing: what billing/PM system, and what gaps drove the change?</w:t>
-      </w:r>
-    </w:p>
-    <w:p>
-      <w:pPr>
         <w:numPr>
           <w:ilvl w:val="0"/>
           <w:numId w:val="1005"/>
         </w:numPr>
+      </w:pPr>
+      <w:r>
+        <w:t xml:space="preserve">If new: is billing core to the product (you’re building an RCM/billing product) or additive (a clinical app that also needs to bill)?</w:t>
+      </w:r>
+    </w:p>
+    <w:p>
+      <w:pPr>
         <w:pStyle w:val="Compact"/>
-      </w:pPr>
-      <w:r>
-        <w:t xml:space="preserve">If new: is billing core to the product (you’re building an RCM/billing product) or additive (a clinical app that also needs to bill)?</w:t>
-      </w:r>
-    </w:p>
-    <w:p>
-      <w:pPr>
         <w:numPr>
           <w:ilvl w:val="0"/>
           <w:numId w:val="1005"/>
         </w:numPr>
-        <w:pStyle w:val="Compact"/>
       </w:pPr>
       <w:r>
         <w:t xml:space="preserve">What other systems must billing read from or write to (clinical/EHR source, PM, clearinghouse, accounting/GL, payment processor, payer portals)?</w:t>
@@ -1317,8 +1323,8 @@
       </w:pPr>
       <w:r>
         <w:rPr>
+          <w:i/>
           <w:iCs/>
-          <w:i/>
         </w:rPr>
         <w:t xml:space="preserve">Why: surfaces integration boundaries and the source-of-truth split behind 1.2, 3.6, and 3.7. Core-to-product builds tend to own the cycle (a clearinghouse); additive builds tend to delegate (an RCM partner or external PM).</w:t>
       </w:r>
@@ -1330,8 +1336,8 @@
         </w:pict>
       </w:r>
     </w:p>
-    <w:bookmarkEnd w:id="24"/>
-    <w:bookmarkStart w:id="25" w:name="section-2-feature-scoping"/>
+    <w:bookmarkEnd w:id="13"/>
+    <w:bookmarkStart w:id="14" w:name="section-2-feature-scoping"/>
     <w:p>
       <w:pPr>
         <w:pStyle w:val="Heading2"/>
@@ -1346,8 +1352,8 @@
       </w:pPr>
       <w:r>
         <w:rPr>
+          <w:i/>
           <w:iCs/>
-          <w:i/>
         </w:rPr>
         <w:t xml:space="preserve">Go through each row together. For each cell under Yes / No / Nice-to-have / Not sure, mark the customer’s answer. The</w:t>
       </w:r>
@@ -1356,8 +1362,8 @@
       </w:r>
       <w:r>
         <w:rPr>
+          <w:b/>
           <w:bCs/>
-          <w:b/>
         </w:rPr>
         <w:t xml:space="preserve">§</w:t>
       </w:r>
@@ -1366,8 +1372,8 @@
       </w:r>
       <w:r>
         <w:rPr>
+          <w:i/>
           <w:iCs/>
-          <w:i/>
         </w:rPr>
         <w:t xml:space="preserve">column points to the deep-dive subsection that covers each feature.</w:t>
       </w:r>
@@ -1376,9 +1382,8 @@
       <w:tblPr>
         <w:tblStyle w:val="Table"/>
         <w:tblW w:w="9360" w:type="dxa"/>
+        <w:tblLayout w:type="fixed"/>
         <w:tblLook w:firstRow="1" w:lastRow="0" w:firstColumn="0" w:lastColumn="0" w:noHBand="0" w:noVBand="0" w:val="0020"/>
-        <w:jc w:val="start"/>
-        <w:tblLayout w:type="fixed"/>
       </w:tblPr>
       <w:tblGrid>
         <w:gridCol w:w="600"/>
@@ -1392,7 +1397,7 @@
       <w:tr>
         <w:trPr>
           <w:cantSplit/>
-          <w:tblHeader w:val="true"/>
+          <w:tblHeader w:val="on"/>
         </w:trPr>
         <w:tc>
           <w:tcPr/>
@@ -2509,8 +2514,8 @@
         </w:pict>
       </w:r>
     </w:p>
-    <w:bookmarkEnd w:id="25"/>
-    <w:bookmarkStart w:id="52" w:name="section-3-feature-deep-dives"/>
+    <w:bookmarkEnd w:id="14"/>
+    <w:bookmarkStart w:id="41" w:name="section-3-feature-deep-dives"/>
     <w:p>
       <w:pPr>
         <w:pStyle w:val="Heading2"/>
@@ -2525,8 +2530,8 @@
       </w:pPr>
       <w:r>
         <w:rPr>
+          <w:i/>
           <w:iCs/>
-          <w:i/>
         </w:rPr>
         <w:t xml:space="preserve">Cover each feature flagged Yes or Nice-to-have in Section 2. The goal is to land on a clear recommended approach by the end of each section.</w:t>
       </w:r>
@@ -2543,9 +2548,8 @@
       <w:tblPr>
         <w:tblStyle w:val="Table"/>
         <w:tblW w:w="9360" w:type="dxa"/>
+        <w:tblLayout w:type="fixed"/>
         <w:tblLook w:firstRow="1" w:lastRow="0" w:firstColumn="0" w:lastColumn="0" w:noHBand="0" w:noVBand="0" w:val="0020"/>
-        <w:jc w:val="start"/>
-        <w:tblLayout w:type="fixed"/>
       </w:tblPr>
       <w:tblGrid>
         <w:gridCol w:w="3313"/>
@@ -2555,7 +2559,7 @@
       <w:tr>
         <w:trPr>
           <w:cantSplit/>
-          <w:tblHeader w:val="true"/>
+          <w:tblHeader w:val="on"/>
         </w:trPr>
         <w:tc>
           <w:tcPr/>
@@ -2607,22 +2611,157 @@
             </w:pPr>
             <w:r>
               <w:rPr>
+                <w:b/>
                 <w:bCs/>
+              </w:rPr>
+              <w:t xml:space="preserve">Foundations</w:t>
+            </w:r>
+          </w:p>
+        </w:tc>
+        <w:tc>
+          <w:tcPr/>
+          <w:p>
+            <w:pPr>
+              <w:pStyle w:val="Compact"/>
+              <w:jc w:val="left"/>
+            </w:pPr>
+            <w:r>
+              <w:t xml:space="preserve">3.1 – 3.2</w:t>
+            </w:r>
+          </w:p>
+        </w:tc>
+        <w:tc>
+          <w:tcPr/>
+          <w:p>
+            <w:pPr>
+              <w:pStyle w:val="Compact"/>
+              <w:jc w:val="left"/>
+            </w:pPr>
+            <w:r>
+              <w:t xml:space="preserve">Always</w:t>
+            </w:r>
+          </w:p>
+        </w:tc>
+      </w:tr>
+      <w:tr>
+        <w:trPr>
+          <w:cantSplit/>
+        </w:trPr>
+        <w:tc>
+          <w:tcPr/>
+          <w:p>
+            <w:pPr>
+              <w:pStyle w:val="Compact"/>
+              <w:jc w:val="left"/>
+            </w:pPr>
+            <w:r>
+              <w:rPr>
                 <w:b/>
-              </w:rPr>
-              <w:t xml:space="preserve">Foundations</w:t>
-            </w:r>
-          </w:p>
-        </w:tc>
-        <w:tc>
-          <w:tcPr/>
-          <w:p>
-            <w:pPr>
-              <w:pStyle w:val="Compact"/>
-              <w:jc w:val="left"/>
-            </w:pPr>
-            <w:r>
-              <w:t xml:space="preserve">3.1 – 3.2</w:t>
+                <w:bCs/>
+              </w:rPr>
+              <w:t xml:space="preserve">Pre-service / Patient Access</w:t>
+            </w:r>
+          </w:p>
+        </w:tc>
+        <w:tc>
+          <w:tcPr/>
+          <w:p>
+            <w:pPr>
+              <w:pStyle w:val="Compact"/>
+              <w:jc w:val="left"/>
+            </w:pPr>
+            <w:r>
+              <w:t xml:space="preserve">3.3 – 3.4</w:t>
+            </w:r>
+          </w:p>
+        </w:tc>
+        <w:tc>
+          <w:tcPr/>
+          <w:p>
+            <w:pPr>
+              <w:pStyle w:val="Compact"/>
+              <w:jc w:val="left"/>
+            </w:pPr>
+            <w:r>
+              <w:t xml:space="preserve">When you verify coverage or authorize before service</w:t>
+            </w:r>
+          </w:p>
+        </w:tc>
+      </w:tr>
+      <w:tr>
+        <w:trPr>
+          <w:cantSplit/>
+        </w:trPr>
+        <w:tc>
+          <w:tcPr/>
+          <w:p>
+            <w:pPr>
+              <w:pStyle w:val="Compact"/>
+              <w:jc w:val="left"/>
+            </w:pPr>
+            <w:r>
+              <w:rPr>
+                <w:b/>
+                <w:bCs/>
+              </w:rPr>
+              <w:t xml:space="preserve">Charge → Claim → Payer</w:t>
+            </w:r>
+          </w:p>
+        </w:tc>
+        <w:tc>
+          <w:tcPr/>
+          <w:p>
+            <w:pPr>
+              <w:pStyle w:val="Compact"/>
+              <w:jc w:val="left"/>
+            </w:pPr>
+            <w:r>
+              <w:t xml:space="preserve">3.5 – 3.8</w:t>
+            </w:r>
+          </w:p>
+        </w:tc>
+        <w:tc>
+          <w:tcPr/>
+          <w:p>
+            <w:pPr>
+              <w:pStyle w:val="Compact"/>
+              <w:jc w:val="left"/>
+            </w:pPr>
+            <w:r>
+              <w:t xml:space="preserve">When you bill insurance</w:t>
+            </w:r>
+          </w:p>
+        </w:tc>
+      </w:tr>
+      <w:tr>
+        <w:trPr>
+          <w:cantSplit/>
+        </w:trPr>
+        <w:tc>
+          <w:tcPr/>
+          <w:p>
+            <w:pPr>
+              <w:pStyle w:val="Compact"/>
+              <w:jc w:val="left"/>
+            </w:pPr>
+            <w:r>
+              <w:rPr>
+                <w:b/>
+                <w:bCs/>
+              </w:rPr>
+              <w:t xml:space="preserve">Patient &amp; Operations</w:t>
+            </w:r>
+          </w:p>
+        </w:tc>
+        <w:tc>
+          <w:tcPr/>
+          <w:p>
+            <w:pPr>
+              <w:pStyle w:val="Compact"/>
+              <w:jc w:val="left"/>
+            </w:pPr>
+            <w:r>
+              <w:t xml:space="preserve">3.9 – 3.10</w:t>
             </w:r>
           </w:p>
         </w:tc>
@@ -2652,143 +2791,8 @@
             </w:pPr>
             <w:r>
               <w:rPr>
+                <w:b/>
                 <w:bCs/>
-                <w:b/>
-              </w:rPr>
-              <w:t xml:space="preserve">Pre-service / Patient Access</w:t>
-            </w:r>
-          </w:p>
-        </w:tc>
-        <w:tc>
-          <w:tcPr/>
-          <w:p>
-            <w:pPr>
-              <w:pStyle w:val="Compact"/>
-              <w:jc w:val="left"/>
-            </w:pPr>
-            <w:r>
-              <w:t xml:space="preserve">3.3 – 3.4</w:t>
-            </w:r>
-          </w:p>
-        </w:tc>
-        <w:tc>
-          <w:tcPr/>
-          <w:p>
-            <w:pPr>
-              <w:pStyle w:val="Compact"/>
-              <w:jc w:val="left"/>
-            </w:pPr>
-            <w:r>
-              <w:t xml:space="preserve">When you verify coverage or authorize before service</w:t>
-            </w:r>
-          </w:p>
-        </w:tc>
-      </w:tr>
-      <w:tr>
-        <w:trPr>
-          <w:cantSplit/>
-        </w:trPr>
-        <w:tc>
-          <w:tcPr/>
-          <w:p>
-            <w:pPr>
-              <w:pStyle w:val="Compact"/>
-              <w:jc w:val="left"/>
-            </w:pPr>
-            <w:r>
-              <w:rPr>
-                <w:bCs/>
-                <w:b/>
-              </w:rPr>
-              <w:t xml:space="preserve">Charge → Claim → Payer</w:t>
-            </w:r>
-          </w:p>
-        </w:tc>
-        <w:tc>
-          <w:tcPr/>
-          <w:p>
-            <w:pPr>
-              <w:pStyle w:val="Compact"/>
-              <w:jc w:val="left"/>
-            </w:pPr>
-            <w:r>
-              <w:t xml:space="preserve">3.5 – 3.8</w:t>
-            </w:r>
-          </w:p>
-        </w:tc>
-        <w:tc>
-          <w:tcPr/>
-          <w:p>
-            <w:pPr>
-              <w:pStyle w:val="Compact"/>
-              <w:jc w:val="left"/>
-            </w:pPr>
-            <w:r>
-              <w:t xml:space="preserve">When you bill insurance</w:t>
-            </w:r>
-          </w:p>
-        </w:tc>
-      </w:tr>
-      <w:tr>
-        <w:trPr>
-          <w:cantSplit/>
-        </w:trPr>
-        <w:tc>
-          <w:tcPr/>
-          <w:p>
-            <w:pPr>
-              <w:pStyle w:val="Compact"/>
-              <w:jc w:val="left"/>
-            </w:pPr>
-            <w:r>
-              <w:rPr>
-                <w:bCs/>
-                <w:b/>
-              </w:rPr>
-              <w:t xml:space="preserve">Patient &amp; Operations</w:t>
-            </w:r>
-          </w:p>
-        </w:tc>
-        <w:tc>
-          <w:tcPr/>
-          <w:p>
-            <w:pPr>
-              <w:pStyle w:val="Compact"/>
-              <w:jc w:val="left"/>
-            </w:pPr>
-            <w:r>
-              <w:t xml:space="preserve">3.9 – 3.10</w:t>
-            </w:r>
-          </w:p>
-        </w:tc>
-        <w:tc>
-          <w:tcPr/>
-          <w:p>
-            <w:pPr>
-              <w:pStyle w:val="Compact"/>
-              <w:jc w:val="left"/>
-            </w:pPr>
-            <w:r>
-              <w:t xml:space="preserve">Always</w:t>
-            </w:r>
-          </w:p>
-        </w:tc>
-      </w:tr>
-      <w:tr>
-        <w:trPr>
-          <w:cantSplit/>
-        </w:trPr>
-        <w:tc>
-          <w:tcPr/>
-          <w:p>
-            <w:pPr>
-              <w:pStyle w:val="Compact"/>
-              <w:jc w:val="left"/>
-            </w:pPr>
-            <w:r>
-              <w:rPr>
-                <w:bCs/>
-                <w:b/>
               </w:rPr>
               <w:t xml:space="preserve">Value-Based</w:t>
             </w:r>
@@ -2827,7 +2831,7 @@
         </w:pict>
       </w:r>
     </w:p>
-    <w:bookmarkStart w:id="29" w:name="foundations"/>
+    <w:bookmarkStart w:id="18" w:name="foundations"/>
     <w:p>
       <w:pPr>
         <w:pStyle w:val="Heading3"/>
@@ -2836,7 +2840,7 @@
         <w:t xml:space="preserve">Foundations</w:t>
       </w:r>
     </w:p>
-    <w:bookmarkStart w:id="27" w:name="coverage-insurance-model"/>
+    <w:bookmarkStart w:id="16" w:name="coverage-insurance-model"/>
     <w:p>
       <w:pPr>
         <w:pStyle w:val="Heading4"/>
@@ -2855,7 +2859,7 @@
       <w:r>
         <w:t xml:space="preserve"> </w:t>
       </w:r>
-      <w:hyperlink r:id="rId26">
+      <w:hyperlink r:id="rId15">
         <w:r>
           <w:rPr>
             <w:rStyle w:val="Hyperlink"/>
@@ -2873,55 +2877,55 @@
       </w:pPr>
       <w:r>
         <w:rPr>
+          <w:b/>
           <w:bCs/>
-          <w:b/>
         </w:rPr>
         <w:t xml:space="preserve">Questions:</w:t>
       </w:r>
     </w:p>
     <w:p>
       <w:pPr>
+        <w:pStyle w:val="Compact"/>
         <w:numPr>
           <w:ilvl w:val="0"/>
           <w:numId w:val="1006"/>
         </w:numPr>
+      </w:pPr>
+      <w:r>
+        <w:t xml:space="preserve">Do patients commonly have more than one coverage, and must you bill them in order?</w:t>
+      </w:r>
+    </w:p>
+    <w:p>
+      <w:pPr>
         <w:pStyle w:val="Compact"/>
-      </w:pPr>
-      <w:r>
-        <w:t xml:space="preserve">Do patients commonly have more than one coverage, and must you bill them in order?</w:t>
-      </w:r>
-    </w:p>
-    <w:p>
-      <w:pPr>
         <w:numPr>
           <w:ilvl w:val="0"/>
           <w:numId w:val="1006"/>
         </w:numPr>
+      </w:pPr>
+      <w:r>
+        <w:t xml:space="preserve">Is the subscriber sometimes someone other than the patient?</w:t>
+      </w:r>
+    </w:p>
+    <w:p>
+      <w:pPr>
         <w:pStyle w:val="Compact"/>
-      </w:pPr>
-      <w:r>
-        <w:t xml:space="preserve">Is the subscriber sometimes someone other than the patient?</w:t>
-      </w:r>
-    </w:p>
-    <w:p>
-      <w:pPr>
         <w:numPr>
           <w:ilvl w:val="0"/>
           <w:numId w:val="1006"/>
         </w:numPr>
+      </w:pPr>
+      <w:r>
+        <w:t xml:space="preserve">Is your payer list curated in Medplum, synced, or created on demand?</w:t>
+      </w:r>
+    </w:p>
+    <w:p>
+      <w:pPr>
         <w:pStyle w:val="Compact"/>
-      </w:pPr>
-      <w:r>
-        <w:t xml:space="preserve">Is your payer list curated in Medplum, synced, or created on demand?</w:t>
-      </w:r>
-    </w:p>
-    <w:p>
-      <w:pPr>
         <w:numPr>
           <w:ilvl w:val="0"/>
           <w:numId w:val="1006"/>
         </w:numPr>
-        <w:pStyle w:val="Compact"/>
       </w:pPr>
       <w:r>
         <w:t xml:space="preserve">What cost-sharing (copay, coinsurance, deductible) do you need for estimates and patient billing?</w:t>
@@ -2931,9 +2935,8 @@
       <w:tblPr>
         <w:tblStyle w:val="Table"/>
         <w:tblW w:w="9360" w:type="dxa"/>
+        <w:tblLayout w:type="fixed"/>
         <w:tblLook w:firstRow="1" w:lastRow="0" w:firstColumn="0" w:lastColumn="0" w:noHBand="0" w:noVBand="0" w:val="0020"/>
-        <w:jc w:val="start"/>
-        <w:tblLayout w:type="fixed"/>
       </w:tblPr>
       <w:tblGrid>
         <w:gridCol w:w="3709"/>
@@ -2942,7 +2945,7 @@
       <w:tr>
         <w:trPr>
           <w:cantSplit/>
-          <w:tblHeader w:val="true"/>
+          <w:tblHeader w:val="on"/>
         </w:trPr>
         <w:tc>
           <w:tcPr/>
@@ -3376,8 +3379,8 @@
             </w:r>
             <w:r>
               <w:rPr>
+                <w:b/>
                 <w:bCs/>
-                <w:b/>
               </w:rPr>
               <w:t xml:space="preserve">Payer Directory</w:t>
             </w:r>
@@ -3468,8 +3471,8 @@
         </w:tc>
       </w:tr>
     </w:tbl>
-    <w:bookmarkEnd w:id="27"/>
-    <w:bookmarkStart w:id="28" w:name="account-financial-ledger"/>
+    <w:bookmarkEnd w:id="16"/>
+    <w:bookmarkStart w:id="17" w:name="account-financial-ledger"/>
     <w:p>
       <w:pPr>
         <w:pStyle w:val="Heading4"/>
@@ -3492,8 +3495,8 @@
       </w:pPr>
       <w:r>
         <w:rPr>
+          <w:i/>
           <w:iCs/>
-          <w:i/>
         </w:rPr>
         <w:t xml:space="preserve">Note: the rows below are one FHIR approach to a financial ledger; validate against your reporting and reconciliation requirements.</w:t>
       </w:r>
@@ -3504,55 +3507,55 @@
       </w:pPr>
       <w:r>
         <w:rPr>
+          <w:b/>
           <w:bCs/>
-          <w:b/>
         </w:rPr>
         <w:t xml:space="preserve">Questions:</w:t>
       </w:r>
     </w:p>
     <w:p>
       <w:pPr>
+        <w:pStyle w:val="Compact"/>
         <w:numPr>
           <w:ilvl w:val="0"/>
           <w:numId w:val="1007"/>
         </w:numPr>
+      </w:pPr>
+      <w:r>
+        <w:t xml:space="preserve">Do you need a single balance rolling up charges, payer payments, adjustments, and patient payments?</w:t>
+      </w:r>
+    </w:p>
+    <w:p>
+      <w:pPr>
         <w:pStyle w:val="Compact"/>
-      </w:pPr>
-      <w:r>
-        <w:t xml:space="preserve">Do you need a single balance rolling up charges, payer payments, adjustments, and patient payments?</w:t>
-      </w:r>
-    </w:p>
-    <w:p>
-      <w:pPr>
         <w:numPr>
           <w:ilvl w:val="0"/>
           <w:numId w:val="1007"/>
         </w:numPr>
+      </w:pPr>
+      <w:r>
+        <w:t xml:space="preserve">Is the account scoped per patient, per visit, or per episode?</w:t>
+      </w:r>
+    </w:p>
+    <w:p>
+      <w:pPr>
         <w:pStyle w:val="Compact"/>
-      </w:pPr>
-      <w:r>
-        <w:t xml:space="preserve">Is the account scoped per patient, per visit, or per episode?</w:t>
-      </w:r>
-    </w:p>
-    <w:p>
-      <w:pPr>
         <w:numPr>
           <w:ilvl w:val="0"/>
           <w:numId w:val="1007"/>
         </w:numPr>
+      </w:pPr>
+      <w:r>
+        <w:t xml:space="preserve">Do you track payer and patient responsibility separately on the same account?</w:t>
+      </w:r>
+    </w:p>
+    <w:p>
+      <w:pPr>
         <w:pStyle w:val="Compact"/>
-      </w:pPr>
-      <w:r>
-        <w:t xml:space="preserve">Do you track payer and patient responsibility separately on the same account?</w:t>
-      </w:r>
-    </w:p>
-    <w:p>
-      <w:pPr>
         <w:numPr>
           <w:ilvl w:val="0"/>
           <w:numId w:val="1007"/>
         </w:numPr>
-        <w:pStyle w:val="Compact"/>
       </w:pPr>
       <w:r>
         <w:t xml:space="preserve">Must the account reconcile against an external accounting/GL system?</w:t>
@@ -3562,9 +3565,8 @@
       <w:tblPr>
         <w:tblStyle w:val="Table"/>
         <w:tblW w:w="9360" w:type="dxa"/>
+        <w:tblLayout w:type="fixed"/>
         <w:tblLook w:firstRow="1" w:lastRow="0" w:firstColumn="0" w:lastColumn="0" w:noHBand="0" w:noVBand="0" w:val="0020"/>
-        <w:jc w:val="start"/>
-        <w:tblLayout w:type="fixed"/>
       </w:tblPr>
       <w:tblGrid>
         <w:gridCol w:w="2987"/>
@@ -3573,7 +3575,7 @@
       <w:tr>
         <w:trPr>
           <w:cantSplit/>
-          <w:tblHeader w:val="true"/>
+          <w:tblHeader w:val="on"/>
         </w:trPr>
         <w:tc>
           <w:tcPr/>
@@ -3862,9 +3864,9 @@
         </w:pict>
       </w:r>
     </w:p>
-    <w:bookmarkEnd w:id="28"/>
-    <w:bookmarkEnd w:id="29"/>
-    <w:bookmarkStart w:id="34" w:name="pre-service-patient-access"/>
+    <w:bookmarkEnd w:id="17"/>
+    <w:bookmarkEnd w:id="18"/>
+    <w:bookmarkStart w:id="23" w:name="pre-service-patient-access"/>
     <w:p>
       <w:pPr>
         <w:pStyle w:val="Heading3"/>
@@ -3873,7 +3875,7 @@
         <w:t xml:space="preserve">Pre-service / Patient Access</w:t>
       </w:r>
     </w:p>
-    <w:bookmarkStart w:id="31" w:name="eligibility-benefits"/>
+    <w:bookmarkStart w:id="20" w:name="eligibility-benefits"/>
     <w:p>
       <w:pPr>
         <w:pStyle w:val="Heading4"/>
@@ -3892,7 +3894,7 @@
       <w:r>
         <w:t xml:space="preserve"> </w:t>
       </w:r>
-      <w:hyperlink r:id="rId30">
+      <w:hyperlink r:id="rId19">
         <w:r>
           <w:rPr>
             <w:rStyle w:val="Hyperlink"/>
@@ -3910,8 +3912,8 @@
       </w:pPr>
       <w:r>
         <w:rPr>
+          <w:i/>
           <w:iCs/>
-          <w:i/>
         </w:rPr>
         <w:t xml:space="preserve">Note: Eligibility is provided by the clearinghouse integration. An RCM partner may offer its own eligibility on its platform, outside that integration.</w:t>
       </w:r>
@@ -3922,55 +3924,55 @@
       </w:pPr>
       <w:r>
         <w:rPr>
+          <w:b/>
           <w:bCs/>
-          <w:b/>
         </w:rPr>
         <w:t xml:space="preserve">Questions:</w:t>
       </w:r>
     </w:p>
     <w:p>
       <w:pPr>
+        <w:pStyle w:val="Compact"/>
         <w:numPr>
           <w:ilvl w:val="0"/>
           <w:numId w:val="1008"/>
         </w:numPr>
+      </w:pPr>
+      <w:r>
+        <w:t xml:space="preserve">What must you confirm: active coverage, covered service, in-network status, or benefit/cost detail?</w:t>
+      </w:r>
+    </w:p>
+    <w:p>
+      <w:pPr>
         <w:pStyle w:val="Compact"/>
-      </w:pPr>
-      <w:r>
-        <w:t xml:space="preserve">What must you confirm: active coverage, covered service, in-network status, or benefit/cost detail?</w:t>
-      </w:r>
-    </w:p>
-    <w:p>
-      <w:pPr>
         <w:numPr>
           <w:ilvl w:val="0"/>
           <w:numId w:val="1008"/>
         </w:numPr>
+      </w:pPr>
+      <w:r>
+        <w:t xml:space="preserve">When does the check run: scheduling, check-in, or batch pre-visit?</w:t>
+      </w:r>
+    </w:p>
+    <w:p>
+      <w:pPr>
         <w:pStyle w:val="Compact"/>
-      </w:pPr>
-      <w:r>
-        <w:t xml:space="preserve">When does the check run: scheduling, check-in, or batch pre-visit?</w:t>
-      </w:r>
-    </w:p>
-    <w:p>
-      <w:pPr>
         <w:numPr>
           <w:ilvl w:val="0"/>
           <w:numId w:val="1008"/>
         </w:numPr>
+      </w:pPr>
+      <w:r>
+        <w:t xml:space="preserve">Do you re-check on a cadence for ongoing patients?</w:t>
+      </w:r>
+    </w:p>
+    <w:p>
+      <w:pPr>
         <w:pStyle w:val="Compact"/>
-      </w:pPr>
-      <w:r>
-        <w:t xml:space="preserve">Do you re-check on a cadence for ongoing patients?</w:t>
-      </w:r>
-    </w:p>
-    <w:p>
-      <w:pPr>
         <w:numPr>
           <w:ilvl w:val="0"/>
           <w:numId w:val="1008"/>
         </w:numPr>
-        <w:pStyle w:val="Compact"/>
       </w:pPr>
       <w:r>
         <w:t xml:space="preserve">Who works failed or ambiguous checks?</w:t>
@@ -3980,9 +3982,8 @@
       <w:tblPr>
         <w:tblStyle w:val="Table"/>
         <w:tblW w:w="9360" w:type="dxa"/>
+        <w:tblLayout w:type="fixed"/>
         <w:tblLook w:firstRow="1" w:lastRow="0" w:firstColumn="0" w:lastColumn="0" w:noHBand="0" w:noVBand="0" w:val="0020"/>
-        <w:jc w:val="start"/>
-        <w:tblLayout w:type="fixed"/>
       </w:tblPr>
       <w:tblGrid>
         <w:gridCol w:w="3496"/>
@@ -3991,7 +3992,7 @@
       <w:tr>
         <w:trPr>
           <w:cantSplit/>
-          <w:tblHeader w:val="true"/>
+          <w:tblHeader w:val="on"/>
         </w:trPr>
         <w:tc>
           <w:tcPr/>
@@ -4265,8 +4266,8 @@
         </w:tc>
       </w:tr>
     </w:tbl>
-    <w:bookmarkEnd w:id="31"/>
-    <w:bookmarkStart w:id="33" w:name="prior-authorization-estimates"/>
+    <w:bookmarkEnd w:id="20"/>
+    <w:bookmarkStart w:id="22" w:name="prior-authorization-estimates"/>
     <w:p>
       <w:pPr>
         <w:pStyle w:val="Heading4"/>
@@ -4289,32 +4290,32 @@
       </w:pPr>
       <w:r>
         <w:rPr>
+          <w:i/>
           <w:iCs/>
-          <w:i/>
         </w:rPr>
         <w:t xml:space="preserve">Note: the eligibility- and Claim-based rows below are one FHIR approach to prior auth; validate against your payer requirements. The standards-based CMS-0057-F path (CDS Hooks / CRD) is in</w:t>
       </w:r>
       <w:r>
         <w:rPr>
+          <w:i/>
           <w:iCs/>
-          <w:i/>
         </w:rPr>
         <w:t xml:space="preserve"> </w:t>
       </w:r>
-      <w:hyperlink r:id="rId32">
+      <w:hyperlink r:id="rId21">
         <w:r>
           <w:rPr>
             <w:rStyle w:val="Hyperlink"/>
+            <w:i/>
             <w:iCs/>
-            <w:i/>
           </w:rPr>
           <w:t xml:space="preserve">alpha</w:t>
         </w:r>
       </w:hyperlink>
       <w:r>
         <w:rPr>
+          <w:i/>
           <w:iCs/>
-          <w:i/>
         </w:rPr>
         <w:t xml:space="preserve">. Prior auth in a referral context is in the Referrals guide (3.7).</w:t>
       </w:r>
@@ -4325,55 +4326,55 @@
       </w:pPr>
       <w:r>
         <w:rPr>
+          <w:b/>
           <w:bCs/>
-          <w:b/>
         </w:rPr>
         <w:t xml:space="preserve">Questions:</w:t>
       </w:r>
     </w:p>
     <w:p>
       <w:pPr>
+        <w:pStyle w:val="Compact"/>
         <w:numPr>
           <w:ilvl w:val="0"/>
           <w:numId w:val="1009"/>
         </w:numPr>
+      </w:pPr>
+      <w:r>
+        <w:t xml:space="preserve">Do any services require prior authorization before scheduling or delivery?</w:t>
+      </w:r>
+    </w:p>
+    <w:p>
+      <w:pPr>
         <w:pStyle w:val="Compact"/>
-      </w:pPr>
-      <w:r>
-        <w:t xml:space="preserve">Do any services require prior authorization before scheduling or delivery?</w:t>
-      </w:r>
-    </w:p>
-    <w:p>
-      <w:pPr>
         <w:numPr>
           <w:ilvl w:val="0"/>
           <w:numId w:val="1009"/>
         </w:numPr>
+      </w:pPr>
+      <w:r>
+        <w:t xml:space="preserve">How do you check whether auth is required, and track a submitted auth to approval/denial?</w:t>
+      </w:r>
+    </w:p>
+    <w:p>
+      <w:pPr>
         <w:pStyle w:val="Compact"/>
-      </w:pPr>
-      <w:r>
-        <w:t xml:space="preserve">How do you check whether auth is required, and track a submitted auth to approval/denial?</w:t>
-      </w:r>
-    </w:p>
-    <w:p>
-      <w:pPr>
         <w:numPr>
           <w:ilvl w:val="0"/>
           <w:numId w:val="1009"/>
         </w:numPr>
+      </w:pPr>
+      <w:r>
+        <w:t xml:space="preserve">Must scheduling be gated until authorization clears?</w:t>
+      </w:r>
+    </w:p>
+    <w:p>
+      <w:pPr>
         <w:pStyle w:val="Compact"/>
-      </w:pPr>
-      <w:r>
-        <w:t xml:space="preserve">Must scheduling be gated until authorization clears?</w:t>
-      </w:r>
-    </w:p>
-    <w:p>
-      <w:pPr>
         <w:numPr>
           <w:ilvl w:val="0"/>
           <w:numId w:val="1009"/>
         </w:numPr>
-        <w:pStyle w:val="Compact"/>
       </w:pPr>
       <w:r>
         <w:t xml:space="preserve">Do you owe patients a cost estimate before service (e.g. a Good-Faith Estimate)?</w:t>
@@ -4383,9 +4384,8 @@
       <w:tblPr>
         <w:tblStyle w:val="Table"/>
         <w:tblW w:w="9360" w:type="dxa"/>
+        <w:tblLayout w:type="fixed"/>
         <w:tblLook w:firstRow="1" w:lastRow="0" w:firstColumn="0" w:lastColumn="0" w:noHBand="0" w:noVBand="0" w:val="0020"/>
-        <w:jc w:val="start"/>
-        <w:tblLayout w:type="fixed"/>
       </w:tblPr>
       <w:tblGrid>
         <w:gridCol w:w="3918"/>
@@ -4394,7 +4394,7 @@
       <w:tr>
         <w:trPr>
           <w:cantSplit/>
-          <w:tblHeader w:val="true"/>
+          <w:tblHeader w:val="on"/>
         </w:trPr>
         <w:tc>
           <w:tcPr/>
@@ -4583,7 +4583,7 @@
             <w:r>
               <w:t xml:space="preserve"> </w:t>
             </w:r>
-            <w:hyperlink r:id="rId32">
+            <w:hyperlink r:id="rId21">
               <w:r>
                 <w:rPr>
                   <w:rStyle w:val="Hyperlink"/>
@@ -4663,8 +4663,8 @@
       </w:pPr>
       <w:r>
         <w:rPr>
+          <w:b/>
           <w:bCs/>
-          <w:b/>
         </w:rPr>
         <w:t xml:space="preserve">Good-Faith Estimates (No Surprises Act).</w:t>
       </w:r>
@@ -4721,9 +4721,9 @@
         </w:pict>
       </w:r>
     </w:p>
-    <w:bookmarkEnd w:id="33"/>
-    <w:bookmarkEnd w:id="34"/>
-    <w:bookmarkStart w:id="43" w:name="charge-claim-payer"/>
+    <w:bookmarkEnd w:id="22"/>
+    <w:bookmarkEnd w:id="23"/>
+    <w:bookmarkStart w:id="32" w:name="charge-claim-payer"/>
     <w:p>
       <w:pPr>
         <w:pStyle w:val="Heading3"/>
@@ -4738,13 +4738,13 @@
       </w:pPr>
       <w:r>
         <w:rPr>
+          <w:i/>
           <w:iCs/>
-          <w:i/>
         </w:rPr>
         <w:t xml:space="preserve">Insurance-claims-specific. Self-pay builds skip to Patient &amp; Operations; pricing (3.5) still applies to self-pay rates and estimates.</w:t>
       </w:r>
     </w:p>
-    <w:bookmarkStart w:id="36" w:name="charge-capture-coding-pricing"/>
+    <w:bookmarkStart w:id="25" w:name="charge-capture-coding-pricing"/>
     <w:p>
       <w:pPr>
         <w:pStyle w:val="Heading4"/>
@@ -4767,55 +4767,55 @@
       </w:pPr>
       <w:r>
         <w:rPr>
+          <w:b/>
           <w:bCs/>
-          <w:b/>
         </w:rPr>
         <w:t xml:space="preserve">Questions:</w:t>
       </w:r>
     </w:p>
     <w:p>
       <w:pPr>
+        <w:pStyle w:val="Compact"/>
         <w:numPr>
           <w:ilvl w:val="0"/>
           <w:numId w:val="1010"/>
         </w:numPr>
+      </w:pPr>
+      <w:r>
+        <w:t xml:space="preserve">What generates a charge: a completed encounter, an order/procedure, a fulfilled service?</w:t>
+      </w:r>
+    </w:p>
+    <w:p>
+      <w:pPr>
         <w:pStyle w:val="Compact"/>
-      </w:pPr>
-      <w:r>
-        <w:t xml:space="preserve">What generates a charge: a completed encounter, an order/procedure, a fulfilled service?</w:t>
-      </w:r>
-    </w:p>
-    <w:p>
-      <w:pPr>
         <w:numPr>
           <w:ilvl w:val="0"/>
           <w:numId w:val="1010"/>
         </w:numPr>
+      </w:pPr>
+      <w:r>
+        <w:t xml:space="preserve">Where do codes come from (CPT/HCPCS, ICD-10, modifiers): auto-derived, coder-reviewed, or manual (1.4)?</w:t>
+      </w:r>
+    </w:p>
+    <w:p>
+      <w:pPr>
         <w:pStyle w:val="Compact"/>
-      </w:pPr>
-      <w:r>
-        <w:t xml:space="preserve">Where do codes come from (CPT/HCPCS, ICD-10, modifiers): auto-derived, coder-reviewed, or manual (1.4)?</w:t>
-      </w:r>
-    </w:p>
-    <w:p>
-      <w:pPr>
         <w:numPr>
           <w:ilvl w:val="0"/>
           <w:numId w:val="1010"/>
         </w:numPr>
+      </w:pPr>
+      <w:r>
+        <w:t xml:space="preserve">Is pricing a single fee schedule, or does it vary by payer contract?</w:t>
+      </w:r>
+    </w:p>
+    <w:p>
+      <w:pPr>
         <w:pStyle w:val="Compact"/>
-      </w:pPr>
-      <w:r>
-        <w:t xml:space="preserve">Is pricing a single fee schedule, or does it vary by payer contract?</w:t>
-      </w:r>
-    </w:p>
-    <w:p>
-      <w:pPr>
         <w:numPr>
           <w:ilvl w:val="0"/>
           <w:numId w:val="1010"/>
         </w:numPr>
-        <w:pStyle w:val="Compact"/>
       </w:pPr>
       <w:r>
         <w:t xml:space="preserve">Who reviews coding before a claim is built, and how do exceptions surface?</w:t>
@@ -4825,9 +4825,8 @@
       <w:tblPr>
         <w:tblStyle w:val="Table"/>
         <w:tblW w:w="9360" w:type="dxa"/>
+        <w:tblLayout w:type="fixed"/>
         <w:tblLook w:firstRow="1" w:lastRow="0" w:firstColumn="0" w:lastColumn="0" w:noHBand="0" w:noVBand="0" w:val="0020"/>
-        <w:jc w:val="start"/>
-        <w:tblLayout w:type="fixed"/>
       </w:tblPr>
       <w:tblGrid>
         <w:gridCol w:w="3289"/>
@@ -4836,7 +4835,7 @@
       <w:tr>
         <w:trPr>
           <w:cantSplit/>
-          <w:tblHeader w:val="true"/>
+          <w:tblHeader w:val="on"/>
         </w:trPr>
         <w:tc>
           <w:tcPr/>
@@ -5005,7 +5004,7 @@
             <w:r>
               <w:t xml:space="preserve"> </w:t>
             </w:r>
-            <w:hyperlink r:id="rId35">
+            <w:hyperlink r:id="rId24">
               <w:r>
                 <w:rPr>
                   <w:rStyle w:val="VerbatimChar"/>
@@ -5155,8 +5154,8 @@
         </w:tc>
       </w:tr>
     </w:tbl>
-    <w:bookmarkEnd w:id="36"/>
-    <w:bookmarkStart w:id="40" w:name="claim-assembly-submission"/>
+    <w:bookmarkEnd w:id="25"/>
+    <w:bookmarkStart w:id="29" w:name="claim-assembly-submission"/>
     <w:p>
       <w:pPr>
         <w:pStyle w:val="Heading4"/>
@@ -5179,8 +5178,8 @@
       </w:pPr>
       <w:r>
         <w:rPr>
+          <w:b/>
           <w:bCs/>
-          <w:b/>
         </w:rPr>
         <w:t xml:space="preserve">⚠ One-way door:</w:t>
       </w:r>
@@ -5227,55 +5226,55 @@
       </w:pPr>
       <w:r>
         <w:rPr>
+          <w:b/>
           <w:bCs/>
-          <w:b/>
         </w:rPr>
         <w:t xml:space="preserve">Questions:</w:t>
       </w:r>
     </w:p>
     <w:p>
       <w:pPr>
+        <w:pStyle w:val="Compact"/>
         <w:numPr>
           <w:ilvl w:val="0"/>
           <w:numId w:val="1011"/>
         </w:numPr>
+      </w:pPr>
+      <w:r>
+        <w:t xml:space="preserve">Are you billing as an organization or an individual provider?</w:t>
+      </w:r>
+    </w:p>
+    <w:p>
+      <w:pPr>
         <w:pStyle w:val="Compact"/>
-      </w:pPr>
-      <w:r>
-        <w:t xml:space="preserve">Are you billing as an organization or an individual provider?</w:t>
-      </w:r>
-    </w:p>
-    <w:p>
-      <w:pPr>
         <w:numPr>
           <w:ilvl w:val="0"/>
           <w:numId w:val="1011"/>
         </w:numPr>
+      </w:pPr>
+      <w:r>
+        <w:t xml:space="preserve">Which submission path(s), and does it vary by payer (electronic for most, paper/portal for some)?</w:t>
+      </w:r>
+    </w:p>
+    <w:p>
+      <w:pPr>
         <w:pStyle w:val="Compact"/>
-      </w:pPr>
-      <w:r>
-        <w:t xml:space="preserve">Which submission path(s), and does it vary by payer (electronic for most, paper/portal for some)?</w:t>
-      </w:r>
-    </w:p>
-    <w:p>
-      <w:pPr>
         <w:numPr>
           <w:ilvl w:val="0"/>
           <w:numId w:val="1011"/>
         </w:numPr>
+      </w:pPr>
+      <w:r>
+        <w:t xml:space="preserve">What validation must pass before submission, and where do failures surface?</w:t>
+      </w:r>
+    </w:p>
+    <w:p>
+      <w:pPr>
         <w:pStyle w:val="Compact"/>
-      </w:pPr>
-      <w:r>
-        <w:t xml:space="preserve">What validation must pass before submission, and where do failures surface?</w:t>
-      </w:r>
-    </w:p>
-    <w:p>
-      <w:pPr>
         <w:numPr>
           <w:ilvl w:val="0"/>
           <w:numId w:val="1011"/>
         </w:numPr>
-        <w:pStyle w:val="Compact"/>
       </w:pPr>
       <w:r>
         <w:t xml:space="preserve">Do you submit secondary claims after the primary pays (coordination of benefits)?</w:t>
@@ -5285,9 +5284,8 @@
       <w:tblPr>
         <w:tblStyle w:val="Table"/>
         <w:tblW w:w="9360" w:type="dxa"/>
+        <w:tblLayout w:type="fixed"/>
         <w:tblLook w:firstRow="1" w:lastRow="0" w:firstColumn="0" w:lastColumn="0" w:noHBand="0" w:noVBand="0" w:val="0020"/>
-        <w:jc w:val="start"/>
-        <w:tblLayout w:type="fixed"/>
       </w:tblPr>
       <w:tblGrid>
         <w:gridCol w:w="4464"/>
@@ -5296,7 +5294,7 @@
       <w:tr>
         <w:trPr>
           <w:cantSplit/>
-          <w:tblHeader w:val="true"/>
+          <w:tblHeader w:val="on"/>
         </w:trPr>
         <w:tc>
           <w:tcPr/>
@@ -5618,7 +5616,7 @@
               <w:pStyle w:val="Compact"/>
               <w:jc w:val="left"/>
             </w:pPr>
-            <w:hyperlink r:id="rId37">
+            <w:hyperlink r:id="rId26">
               <w:r>
                 <w:rPr>
                   <w:rStyle w:val="VerbatimChar"/>
@@ -5635,7 +5633,7 @@
             <w:r>
               <w:t xml:space="preserve"> </w:t>
             </w:r>
-            <w:hyperlink r:id="rId38">
+            <w:hyperlink r:id="rId27">
               <w:r>
                 <w:rPr>
                   <w:rStyle w:val="Hyperlink"/>
@@ -5690,7 +5688,7 @@
             <w:r>
               <w:t xml:space="preserve"> </w:t>
             </w:r>
-            <w:hyperlink r:id="rId39">
+            <w:hyperlink r:id="rId28">
               <w:r>
                 <w:rPr>
                   <w:rStyle w:val="Hyperlink"/>
@@ -5817,8 +5815,8 @@
         </w:tc>
       </w:tr>
     </w:tbl>
-    <w:bookmarkEnd w:id="40"/>
-    <w:bookmarkStart w:id="41" w:name="payer-responses-remittance-posting"/>
+    <w:bookmarkEnd w:id="29"/>
+    <w:bookmarkStart w:id="30" w:name="payer-responses-remittance-posting"/>
     <w:p>
       <w:pPr>
         <w:pStyle w:val="Heading4"/>
@@ -5839,8 +5837,8 @@
       </w:r>
       <w:r>
         <w:rPr>
+          <w:i/>
           <w:iCs/>
-          <w:i/>
         </w:rPr>
         <w:t xml:space="preserve">277CA</w:t>
       </w:r>
@@ -5855,8 +5853,8 @@
       </w:r>
       <w:r>
         <w:rPr>
+          <w:i/>
           <w:iCs/>
-          <w:i/>
         </w:rPr>
         <w:t xml:space="preserve">835 ERA</w:t>
       </w:r>
@@ -5873,30 +5871,30 @@
       </w:pPr>
       <w:r>
         <w:rPr>
+          <w:i/>
           <w:iCs/>
-          <w:i/>
         </w:rPr>
         <w:t xml:space="preserve">Note: applies to the clearinghouse path, and the row specifics reflect the current integration. With an RCM partner, the partner owns response handling and posting; what flows back is its billing</w:t>
       </w:r>
       <w:r>
         <w:rPr>
+          <w:i/>
           <w:iCs/>
-          <w:i/>
         </w:rPr>
         <w:t xml:space="preserve"> </w:t>
       </w:r>
       <w:r>
         <w:rPr>
           <w:rStyle w:val="VerbatimChar"/>
+          <w:i/>
           <w:iCs/>
-          <w:i/>
         </w:rPr>
         <w:t xml:space="preserve">Task</w:t>
       </w:r>
       <w:r>
         <w:rPr>
+          <w:i/>
           <w:iCs/>
-          <w:i/>
         </w:rPr>
         <w:t xml:space="preserve">s.</w:t>
       </w:r>
@@ -5907,55 +5905,55 @@
       </w:pPr>
       <w:r>
         <w:rPr>
+          <w:b/>
           <w:bCs/>
-          <w:b/>
         </w:rPr>
         <w:t xml:space="preserve">Questions:</w:t>
       </w:r>
     </w:p>
     <w:p>
       <w:pPr>
+        <w:pStyle w:val="Compact"/>
         <w:numPr>
           <w:ilvl w:val="0"/>
           <w:numId w:val="1012"/>
         </w:numPr>
+      </w:pPr>
+      <w:r>
+        <w:t xml:space="preserve">How do responses arrive: webhook push, polling, or partner API?</w:t>
+      </w:r>
+    </w:p>
+    <w:p>
+      <w:pPr>
         <w:pStyle w:val="Compact"/>
-      </w:pPr>
-      <w:r>
-        <w:t xml:space="preserve">How do responses arrive: webhook push, polling, or partner API?</w:t>
-      </w:r>
-    </w:p>
-    <w:p>
-      <w:pPr>
         <w:numPr>
           <w:ilvl w:val="0"/>
           <w:numId w:val="1012"/>
         </w:numPr>
+      </w:pPr>
+      <w:r>
+        <w:t xml:space="preserve">How do you match a response to the originating claim?</w:t>
+      </w:r>
+    </w:p>
+    <w:p>
+      <w:pPr>
         <w:pStyle w:val="Compact"/>
-      </w:pPr>
-      <w:r>
-        <w:t xml:space="preserve">How do you match a response to the originating claim?</w:t>
-      </w:r>
-    </w:p>
-    <w:p>
-      <w:pPr>
         <w:numPr>
           <w:ilvl w:val="0"/>
           <w:numId w:val="1012"/>
         </w:numPr>
+      </w:pPr>
+      <w:r>
+        <w:t xml:space="preserve">How do payer payments and adjustments post to the account?</w:t>
+      </w:r>
+    </w:p>
+    <w:p>
+      <w:pPr>
         <w:pStyle w:val="Compact"/>
-      </w:pPr>
-      <w:r>
-        <w:t xml:space="preserve">How do payer payments and adjustments post to the account?</w:t>
-      </w:r>
-    </w:p>
-    <w:p>
-      <w:pPr>
         <w:numPr>
           <w:ilvl w:val="0"/>
           <w:numId w:val="1012"/>
         </w:numPr>
-        <w:pStyle w:val="Compact"/>
       </w:pPr>
       <w:r>
         <w:t xml:space="preserve">What share posts automatically vs. needs review?</w:t>
@@ -5965,9 +5963,8 @@
       <w:tblPr>
         <w:tblStyle w:val="Table"/>
         <w:tblW w:w="9360" w:type="dxa"/>
+        <w:tblLayout w:type="fixed"/>
         <w:tblLook w:firstRow="1" w:lastRow="0" w:firstColumn="0" w:lastColumn="0" w:noHBand="0" w:noVBand="0" w:val="0020"/>
-        <w:jc w:val="start"/>
-        <w:tblLayout w:type="fixed"/>
       </w:tblPr>
       <w:tblGrid>
         <w:gridCol w:w="3474"/>
@@ -5976,7 +5973,7 @@
       <w:tr>
         <w:trPr>
           <w:cantSplit/>
-          <w:tblHeader w:val="true"/>
+          <w:tblHeader w:val="on"/>
         </w:trPr>
         <w:tc>
           <w:tcPr/>
@@ -6298,8 +6295,8 @@
         </w:tc>
       </w:tr>
     </w:tbl>
-    <w:bookmarkEnd w:id="41"/>
-    <w:bookmarkStart w:id="42" w:name="denials-rejections-resubmission"/>
+    <w:bookmarkEnd w:id="30"/>
+    <w:bookmarkStart w:id="31" w:name="denials-rejections-resubmission"/>
     <w:p>
       <w:pPr>
         <w:pStyle w:val="Heading4"/>
@@ -6322,30 +6319,30 @@
       </w:pPr>
       <w:r>
         <w:rPr>
+          <w:i/>
           <w:iCs/>
-          <w:i/>
         </w:rPr>
         <w:t xml:space="preserve">Note: The rows below are one FHIR approach to denial handling; validate against your workflow. On the clearinghouse path you build this in Medplum; with an RCM partner, denials are worked on the partner platform and surface back as synced</w:t>
       </w:r>
       <w:r>
         <w:rPr>
+          <w:i/>
           <w:iCs/>
-          <w:i/>
         </w:rPr>
         <w:t xml:space="preserve"> </w:t>
       </w:r>
       <w:r>
         <w:rPr>
           <w:rStyle w:val="VerbatimChar"/>
+          <w:i/>
           <w:iCs/>
-          <w:i/>
         </w:rPr>
         <w:t xml:space="preserve">Task</w:t>
       </w:r>
       <w:r>
         <w:rPr>
+          <w:i/>
           <w:iCs/>
-          <w:i/>
         </w:rPr>
         <w:t xml:space="preserve">s.</w:t>
       </w:r>
@@ -6356,55 +6353,55 @@
       </w:pPr>
       <w:r>
         <w:rPr>
+          <w:b/>
           <w:bCs/>
-          <w:b/>
         </w:rPr>
         <w:t xml:space="preserve">Questions:</w:t>
       </w:r>
     </w:p>
     <w:p>
       <w:pPr>
+        <w:pStyle w:val="Compact"/>
         <w:numPr>
           <w:ilvl w:val="0"/>
           <w:numId w:val="1013"/>
         </w:numPr>
+      </w:pPr>
+      <w:r>
+        <w:t xml:space="preserve">Do you work front-end rejections (277CA) differently from adjudicated denials (835)?</w:t>
+      </w:r>
+    </w:p>
+    <w:p>
+      <w:pPr>
         <w:pStyle w:val="Compact"/>
-      </w:pPr>
-      <w:r>
-        <w:t xml:space="preserve">Do you work front-end rejections (277CA) differently from adjudicated denials (835)?</w:t>
-      </w:r>
-    </w:p>
-    <w:p>
-      <w:pPr>
         <w:numPr>
           <w:ilvl w:val="0"/>
           <w:numId w:val="1013"/>
         </w:numPr>
+      </w:pPr>
+      <w:r>
+        <w:t xml:space="preserve">When you fix and resend, is it a corrected claim or a fresh submission?</w:t>
+      </w:r>
+    </w:p>
+    <w:p>
+      <w:pPr>
         <w:pStyle w:val="Compact"/>
-      </w:pPr>
-      <w:r>
-        <w:t xml:space="preserve">When you fix and resend, is it a corrected claim or a fresh submission?</w:t>
-      </w:r>
-    </w:p>
-    <w:p>
-      <w:pPr>
         <w:numPr>
           <w:ilvl w:val="0"/>
           <w:numId w:val="1013"/>
         </w:numPr>
+      </w:pPr>
+      <w:r>
+        <w:t xml:space="preserve">Do you track appeals (deadlines, supporting documentation, outcome)?</w:t>
+      </w:r>
+    </w:p>
+    <w:p>
+      <w:pPr>
         <w:pStyle w:val="Compact"/>
-      </w:pPr>
-      <w:r>
-        <w:t xml:space="preserve">Do you track appeals (deadlines, supporting documentation, outcome)?</w:t>
-      </w:r>
-    </w:p>
-    <w:p>
-      <w:pPr>
         <w:numPr>
           <w:ilvl w:val="0"/>
           <w:numId w:val="1013"/>
         </w:numPr>
-        <w:pStyle w:val="Compact"/>
       </w:pPr>
       <w:r>
         <w:t xml:space="preserve">How do staff find claims that need work?</w:t>
@@ -6414,9 +6411,8 @@
       <w:tblPr>
         <w:tblStyle w:val="Table"/>
         <w:tblW w:w="9360" w:type="dxa"/>
+        <w:tblLayout w:type="fixed"/>
         <w:tblLook w:firstRow="1" w:lastRow="0" w:firstColumn="0" w:lastColumn="0" w:noHBand="0" w:noVBand="0" w:val="0020"/>
-        <w:jc w:val="start"/>
-        <w:tblLayout w:type="fixed"/>
       </w:tblPr>
       <w:tblGrid>
         <w:gridCol w:w="2769"/>
@@ -6425,7 +6421,7 @@
       <w:tr>
         <w:trPr>
           <w:cantSplit/>
-          <w:tblHeader w:val="true"/>
+          <w:tblHeader w:val="on"/>
         </w:trPr>
         <w:tc>
           <w:tcPr/>
@@ -6710,9 +6706,9 @@
         </w:pict>
       </w:r>
     </w:p>
-    <w:bookmarkEnd w:id="42"/>
-    <w:bookmarkEnd w:id="43"/>
-    <w:bookmarkStart w:id="47" w:name="patient-operations"/>
+    <w:bookmarkEnd w:id="31"/>
+    <w:bookmarkEnd w:id="32"/>
+    <w:bookmarkStart w:id="36" w:name="patient-operations"/>
     <w:p>
       <w:pPr>
         <w:pStyle w:val="Heading3"/>
@@ -6721,7 +6717,7 @@
         <w:t xml:space="preserve">Patient &amp; Operations</w:t>
       </w:r>
     </w:p>
-    <w:bookmarkStart w:id="45" w:name="patient-responsibility-self-pay"/>
+    <w:bookmarkStart w:id="34" w:name="patient-responsibility-self-pay"/>
     <w:p>
       <w:pPr>
         <w:pStyle w:val="Heading4"/>
@@ -6744,55 +6740,55 @@
       </w:pPr>
       <w:r>
         <w:rPr>
+          <w:b/>
           <w:bCs/>
-          <w:b/>
         </w:rPr>
         <w:t xml:space="preserve">Questions:</w:t>
       </w:r>
     </w:p>
     <w:p>
       <w:pPr>
+        <w:pStyle w:val="Compact"/>
         <w:numPr>
           <w:ilvl w:val="0"/>
           <w:numId w:val="1014"/>
         </w:numPr>
+      </w:pPr>
+      <w:r>
+        <w:t xml:space="preserve">What balances do you bill: post-adjudication responsibility, self-pay, or both?</w:t>
+      </w:r>
+    </w:p>
+    <w:p>
+      <w:pPr>
         <w:pStyle w:val="Compact"/>
-      </w:pPr>
-      <w:r>
-        <w:t xml:space="preserve">What balances do you bill: post-adjudication responsibility, self-pay, or both?</w:t>
-      </w:r>
-    </w:p>
-    <w:p>
-      <w:pPr>
         <w:numPr>
           <w:ilvl w:val="0"/>
           <w:numId w:val="1014"/>
         </w:numPr>
+      </w:pPr>
+      <w:r>
+        <w:t xml:space="preserve">Do you issue statements, and on what cadence?</w:t>
+      </w:r>
+    </w:p>
+    <w:p>
+      <w:pPr>
         <w:pStyle w:val="Compact"/>
-      </w:pPr>
-      <w:r>
-        <w:t xml:space="preserve">Do you issue statements, and on what cadence?</w:t>
-      </w:r>
-    </w:p>
-    <w:p>
-      <w:pPr>
         <w:numPr>
           <w:ilvl w:val="0"/>
           <w:numId w:val="1014"/>
         </w:numPr>
+      </w:pPr>
+      <w:r>
+        <w:t xml:space="preserve">Do you take online payment / card on file, through which processor?</w:t>
+      </w:r>
+    </w:p>
+    <w:p>
+      <w:pPr>
         <w:pStyle w:val="Compact"/>
-      </w:pPr>
-      <w:r>
-        <w:t xml:space="preserve">Do you take online payment / card on file, through which processor?</w:t>
-      </w:r>
-    </w:p>
-    <w:p>
-      <w:pPr>
         <w:numPr>
           <w:ilvl w:val="0"/>
           <w:numId w:val="1014"/>
         </w:numPr>
-        <w:pStyle w:val="Compact"/>
       </w:pPr>
       <w:r>
         <w:t xml:space="preserve">For out-of-network patients, do you provide a superbill instead of billing the payer?</w:t>
@@ -6802,9 +6798,8 @@
       <w:tblPr>
         <w:tblStyle w:val="Table"/>
         <w:tblW w:w="9360" w:type="dxa"/>
+        <w:tblLayout w:type="fixed"/>
         <w:tblLook w:firstRow="1" w:lastRow="0" w:firstColumn="0" w:lastColumn="0" w:noHBand="0" w:noVBand="0" w:val="0020"/>
-        <w:jc w:val="start"/>
-        <w:tblLayout w:type="fixed"/>
       </w:tblPr>
       <w:tblGrid>
         <w:gridCol w:w="2769"/>
@@ -6813,7 +6808,7 @@
       <w:tr>
         <w:trPr>
           <w:cantSplit/>
-          <w:tblHeader w:val="true"/>
+          <w:tblHeader w:val="on"/>
         </w:trPr>
         <w:tc>
           <w:tcPr/>
@@ -6922,7 +6917,7 @@
             <w:r>
               <w:t xml:space="preserve"> </w:t>
             </w:r>
-            <w:hyperlink r:id="rId44">
+            <w:hyperlink r:id="rId33">
               <w:r>
                 <w:rPr>
                   <w:rStyle w:val="Hyperlink"/>
@@ -7022,8 +7017,8 @@
         </w:tc>
       </w:tr>
     </w:tbl>
-    <w:bookmarkEnd w:id="45"/>
-    <w:bookmarkStart w:id="46" w:name="X049947f717209432e3ed0886946115a697797dd"/>
+    <w:bookmarkEnd w:id="34"/>
+    <w:bookmarkStart w:id="35" w:name="X049947f717209432e3ed0886946115a697797dd"/>
     <w:p>
       <w:pPr>
         <w:pStyle w:val="Heading4"/>
@@ -7046,8 +7041,8 @@
       </w:pPr>
       <w:r>
         <w:rPr>
+          <w:i/>
           <w:iCs/>
-          <w:i/>
         </w:rPr>
         <w:t xml:space="preserve">Note: The rows below are one FHIR approach to AR tracking; validate against your reporting needs. Most relevant on the clearinghouse path; an RCM partner owns AR and reporting.</w:t>
       </w:r>
@@ -7058,55 +7053,55 @@
       </w:pPr>
       <w:r>
         <w:rPr>
+          <w:b/>
           <w:bCs/>
-          <w:b/>
         </w:rPr>
         <w:t xml:space="preserve">Questions:</w:t>
       </w:r>
     </w:p>
     <w:p>
       <w:pPr>
+        <w:pStyle w:val="Compact"/>
         <w:numPr>
           <w:ilvl w:val="0"/>
           <w:numId w:val="1015"/>
         </w:numPr>
+      </w:pPr>
+      <w:r>
+        <w:t xml:space="preserve">What lifecycle states matter (e.g. draft → submitted → accepted → paid → denied → closed)?</w:t>
+      </w:r>
+    </w:p>
+    <w:p>
+      <w:pPr>
         <w:pStyle w:val="Compact"/>
-      </w:pPr>
-      <w:r>
-        <w:t xml:space="preserve">What lifecycle states matter (e.g. draft → submitted → accepted → paid → denied → closed)?</w:t>
-      </w:r>
-    </w:p>
-    <w:p>
-      <w:pPr>
         <w:numPr>
           <w:ilvl w:val="0"/>
           <w:numId w:val="1015"/>
         </w:numPr>
+      </w:pPr>
+      <w:r>
+        <w:t xml:space="preserve">How do you standardize states so queues, reports, and integrations agree?</w:t>
+      </w:r>
+    </w:p>
+    <w:p>
+      <w:pPr>
         <w:pStyle w:val="Compact"/>
-      </w:pPr>
-      <w:r>
-        <w:t xml:space="preserve">How do you standardize states so queues, reports, and integrations agree?</w:t>
-      </w:r>
-    </w:p>
-    <w:p>
-      <w:pPr>
         <w:numPr>
           <w:ilvl w:val="0"/>
           <w:numId w:val="1015"/>
         </w:numPr>
+      </w:pPr>
+      <w:r>
+        <w:t xml:space="preserve">Do you track aging (days since submission, days pending) and AR buckets?</w:t>
+      </w:r>
+    </w:p>
+    <w:p>
+      <w:pPr>
         <w:pStyle w:val="Compact"/>
-      </w:pPr>
-      <w:r>
-        <w:t xml:space="preserve">Do you track aging (days since submission, days pending) and AR buckets?</w:t>
-      </w:r>
-    </w:p>
-    <w:p>
-      <w:pPr>
         <w:numPr>
           <w:ilvl w:val="0"/>
           <w:numId w:val="1015"/>
         </w:numPr>
-        <w:pStyle w:val="Compact"/>
       </w:pPr>
       <w:r>
         <w:t xml:space="preserve">How do staff find overdue or stuck claims and balances?</w:t>
@@ -7116,9 +7111,8 @@
       <w:tblPr>
         <w:tblStyle w:val="Table"/>
         <w:tblW w:w="9360" w:type="dxa"/>
+        <w:tblLayout w:type="fixed"/>
         <w:tblLook w:firstRow="1" w:lastRow="0" w:firstColumn="0" w:lastColumn="0" w:noHBand="0" w:noVBand="0" w:val="0020"/>
-        <w:jc w:val="start"/>
-        <w:tblLayout w:type="fixed"/>
       </w:tblPr>
       <w:tblGrid>
         <w:gridCol w:w="2880"/>
@@ -7127,7 +7121,7 @@
       <w:tr>
         <w:trPr>
           <w:cantSplit/>
-          <w:tblHeader w:val="true"/>
+          <w:tblHeader w:val="on"/>
         </w:trPr>
         <w:tc>
           <w:tcPr/>
@@ -7362,9 +7356,9 @@
         </w:pict>
       </w:r>
     </w:p>
-    <w:bookmarkEnd w:id="46"/>
-    <w:bookmarkEnd w:id="47"/>
-    <w:bookmarkStart w:id="51" w:name="value-based"/>
+    <w:bookmarkEnd w:id="35"/>
+    <w:bookmarkEnd w:id="36"/>
+    <w:bookmarkStart w:id="40" w:name="value-based"/>
     <w:p>
       <w:pPr>
         <w:pStyle w:val="Heading3"/>
@@ -7373,7 +7367,7 @@
         <w:t xml:space="preserve">Value-Based</w:t>
       </w:r>
     </w:p>
-    <w:bookmarkStart w:id="50" w:name="value-based-capitation"/>
+    <w:bookmarkStart w:id="39" w:name="value-based-capitation"/>
     <w:p>
       <w:pPr>
         <w:pStyle w:val="Heading4"/>
@@ -7396,32 +7390,32 @@
       </w:pPr>
       <w:r>
         <w:rPr>
+          <w:i/>
           <w:iCs/>
-          <w:i/>
         </w:rPr>
         <w:t xml:space="preserve">Note: Quality measurement uses documented operations; the financial rows are one FHIR approach to validate against your contracts. Quality/HEDIS reporting overlaps clinical analytics; see</w:t>
       </w:r>
       <w:r>
         <w:rPr>
+          <w:i/>
           <w:iCs/>
-          <w:i/>
         </w:rPr>
         <w:t xml:space="preserve"> </w:t>
       </w:r>
-      <w:hyperlink r:id="rId48">
+      <w:hyperlink r:id="rId37">
         <w:r>
           <w:rPr>
             <w:rStyle w:val="Hyperlink"/>
+            <w:i/>
             <w:iCs/>
-            <w:i/>
           </w:rPr>
           <w:t xml:space="preserve">Analytics</w:t>
         </w:r>
       </w:hyperlink>
       <w:r>
         <w:rPr>
+          <w:i/>
           <w:iCs/>
-          <w:i/>
         </w:rPr>
         <w:t xml:space="preserve">.</w:t>
       </w:r>
@@ -7432,55 +7426,55 @@
       </w:pPr>
       <w:r>
         <w:rPr>
+          <w:b/>
           <w:bCs/>
-          <w:b/>
         </w:rPr>
         <w:t xml:space="preserve">Questions:</w:t>
       </w:r>
     </w:p>
     <w:p>
       <w:pPr>
+        <w:pStyle w:val="Compact"/>
         <w:numPr>
           <w:ilvl w:val="0"/>
           <w:numId w:val="1016"/>
         </w:numPr>
+      </w:pPr>
+      <w:r>
+        <w:t xml:space="preserve">Which contracts are capitated or risk-based, and which members are attributed to you?</w:t>
+      </w:r>
+    </w:p>
+    <w:p>
+      <w:pPr>
         <w:pStyle w:val="Compact"/>
-      </w:pPr>
-      <w:r>
-        <w:t xml:space="preserve">Which contracts are capitated or risk-based, and which members are attributed to you?</w:t>
-      </w:r>
-    </w:p>
-    <w:p>
-      <w:pPr>
         <w:numPr>
           <w:ilvl w:val="0"/>
           <w:numId w:val="1016"/>
         </w:numPr>
+      </w:pPr>
+      <w:r>
+        <w:t xml:space="preserve">Which quality measures (eCQM, HEDIS, stars) are you accountable for?</w:t>
+      </w:r>
+    </w:p>
+    <w:p>
+      <w:pPr>
         <w:pStyle w:val="Compact"/>
-      </w:pPr>
-      <w:r>
-        <w:t xml:space="preserve">Which quality measures (eCQM, HEDIS, stars) are you accountable for?</w:t>
-      </w:r>
-    </w:p>
-    <w:p>
-      <w:pPr>
         <w:numPr>
           <w:ilvl w:val="0"/>
           <w:numId w:val="1016"/>
         </w:numPr>
+      </w:pPr>
+      <w:r>
+        <w:t xml:space="preserve">Do you still submit claims or encounter data when capitated (for risk adjustment and measurement)?</w:t>
+      </w:r>
+    </w:p>
+    <w:p>
+      <w:pPr>
         <w:pStyle w:val="Compact"/>
-      </w:pPr>
-      <w:r>
-        <w:t xml:space="preserve">Do you still submit claims or encounter data when capitated (for risk adjustment and measurement)?</w:t>
-      </w:r>
-    </w:p>
-    <w:p>
-      <w:pPr>
         <w:numPr>
           <w:ilvl w:val="0"/>
           <w:numId w:val="1016"/>
         </w:numPr>
-        <w:pStyle w:val="Compact"/>
       </w:pPr>
       <w:r>
         <w:t xml:space="preserve">How are capitation payments and any shared-savings settlement reconciled?</w:t>
@@ -7490,9 +7484,8 @@
       <w:tblPr>
         <w:tblStyle w:val="Table"/>
         <w:tblW w:w="9360" w:type="dxa"/>
+        <w:tblLayout w:type="fixed"/>
         <w:tblLook w:firstRow="1" w:lastRow="0" w:firstColumn="0" w:lastColumn="0" w:noHBand="0" w:noVBand="0" w:val="0020"/>
-        <w:jc w:val="start"/>
-        <w:tblLayout w:type="fixed"/>
       </w:tblPr>
       <w:tblGrid>
         <w:gridCol w:w="4156"/>
@@ -7501,7 +7494,7 @@
       <w:tr>
         <w:trPr>
           <w:cantSplit/>
-          <w:tblHeader w:val="true"/>
+          <w:tblHeader w:val="on"/>
         </w:trPr>
         <w:tc>
           <w:tcPr/>
@@ -7646,7 +7639,7 @@
             <w:r>
               <w:t xml:space="preserve"> </w:t>
             </w:r>
-            <w:hyperlink r:id="rId49">
+            <w:hyperlink r:id="rId38">
               <w:r>
                 <w:rPr>
                   <w:rStyle w:val="VerbatimChar"/>
@@ -7660,7 +7653,7 @@
             <w:r>
               <w:t xml:space="preserve"> </w:t>
             </w:r>
-            <w:hyperlink r:id="rId48">
+            <w:hyperlink r:id="rId37">
               <w:r>
                 <w:rPr>
                   <w:rStyle w:val="Hyperlink"/>
@@ -7814,10 +7807,10 @@
         </w:pict>
       </w:r>
     </w:p>
-    <w:bookmarkEnd w:id="50"/>
-    <w:bookmarkEnd w:id="51"/>
-    <w:bookmarkEnd w:id="52"/>
-    <w:bookmarkStart w:id="58" w:name="related-integrations"/>
+    <w:bookmarkEnd w:id="39"/>
+    <w:bookmarkEnd w:id="40"/>
+    <w:bookmarkEnd w:id="41"/>
+    <w:bookmarkStart w:id="47" w:name="related-integrations"/>
     <w:p>
       <w:pPr>
         <w:pStyle w:val="Heading2"/>
@@ -7836,18 +7829,18 @@
     </w:p>
     <w:p>
       <w:pPr>
+        <w:pStyle w:val="Compact"/>
         <w:numPr>
           <w:ilvl w:val="0"/>
           <w:numId w:val="1017"/>
         </w:numPr>
-        <w:pStyle w:val="Compact"/>
-      </w:pPr>
-      <w:hyperlink r:id="rId53">
+      </w:pPr>
+      <w:hyperlink r:id="rId42">
         <w:r>
           <w:rPr>
             <w:rStyle w:val="Hyperlink"/>
+            <w:b/>
             <w:bCs/>
-            <w:b/>
           </w:rPr>
           <w:t xml:space="preserve">Stedi</w:t>
         </w:r>
@@ -7861,7 +7854,7 @@
       <w:r>
         <w:t xml:space="preserve"> </w:t>
       </w:r>
-      <w:hyperlink r:id="rId54">
+      <w:hyperlink r:id="rId43">
         <w:r>
           <w:rPr>
             <w:rStyle w:val="Hyperlink"/>
@@ -7878,7 +7871,7 @@
       <w:r>
         <w:t xml:space="preserve"> </w:t>
       </w:r>
-      <w:hyperlink r:id="rId55">
+      <w:hyperlink r:id="rId44">
         <w:r>
           <w:rPr>
             <w:rStyle w:val="Hyperlink"/>
@@ -7895,7 +7888,7 @@
       <w:r>
         <w:t xml:space="preserve"> </w:t>
       </w:r>
-      <w:hyperlink r:id="rId56">
+      <w:hyperlink r:id="rId45">
         <w:r>
           <w:rPr>
             <w:rStyle w:val="Hyperlink"/>
@@ -7909,18 +7902,18 @@
     </w:p>
     <w:p>
       <w:pPr>
+        <w:pStyle w:val="Compact"/>
         <w:numPr>
           <w:ilvl w:val="0"/>
           <w:numId w:val="1017"/>
         </w:numPr>
-        <w:pStyle w:val="Compact"/>
-      </w:pPr>
-      <w:hyperlink r:id="rId57">
+      </w:pPr>
+      <w:hyperlink r:id="rId46">
         <w:r>
           <w:rPr>
             <w:rStyle w:val="Hyperlink"/>
+            <w:b/>
             <w:bCs/>
-            <w:b/>
           </w:rPr>
           <w:t xml:space="preserve">Candid Health</w:t>
         </w:r>
@@ -7947,8 +7940,8 @@
         <w:t xml:space="preserve">resources.</w:t>
       </w:r>
     </w:p>
-    <w:bookmarkEnd w:id="58"/>
-    <w:bookmarkEnd w:id="59"/>
+    <w:bookmarkEnd w:id="47"/>
+    <w:bookmarkEnd w:id="48"/>
     <w:sectPr>
       <w:pgSz w:h="15840" w:w="12240"/>
       <w:pgMar w:bottom="1440" w:footer="720" w:gutter="0" w:header="720" w:left="1440" w:right="1440" w:top="1440"/>
@@ -7986,14 +7979,14 @@
 <file path=word/numbering.xml><?xml version="1.0" encoding="utf-8"?>
 <w:numbering xmlns:w="http://schemas.openxmlformats.org/wordprocessingml/2006/main">
   <w:abstractNum w:abstractNumId="990">
-    <w:nsid w:val="A990"/>
+    <w:nsid w:val="0000A990"/>
     <w:multiLevelType w:val="multilevel"/>
     <w:lvl w:ilvl="0">
       <w:numFmt w:val="bullet"/>
       <w:lvlText w:val=" "/>
       <w:lvlJc w:val="left"/>
       <w:pPr>
-        <w:ind w:left="720" w:hanging="480"/>
+        <w:ind w:left="720" w:hanging="360"/>
       </w:pPr>
     </w:lvl>
     <w:lvl w:ilvl="1">
@@ -8001,7 +7994,7 @@
       <w:lvlText w:val=" "/>
       <w:lvlJc w:val="left"/>
       <w:pPr>
-        <w:ind w:left="1440" w:hanging="480"/>
+        <w:ind w:left="1440" w:hanging="360"/>
       </w:pPr>
     </w:lvl>
     <w:lvl w:ilvl="2">
@@ -8009,7 +8002,7 @@
       <w:lvlText w:val=" "/>
       <w:lvlJc w:val="left"/>
       <w:pPr>
-        <w:ind w:left="2160" w:hanging="480"/>
+        <w:ind w:left="2160" w:hanging="360"/>
       </w:pPr>
     </w:lvl>
     <w:lvl w:ilvl="3">
@@ -8017,7 +8010,7 @@
       <w:lvlText w:val=" "/>
       <w:lvlJc w:val="left"/>
       <w:pPr>
-        <w:ind w:left="2880" w:hanging="480"/>
+        <w:ind w:left="2880" w:hanging="360"/>
       </w:pPr>
     </w:lvl>
     <w:lvl w:ilvl="4">
@@ -8025,7 +8018,7 @@
       <w:lvlText w:val=" "/>
       <w:lvlJc w:val="left"/>
       <w:pPr>
-        <w:ind w:left="3600" w:hanging="480"/>
+        <w:ind w:left="3600" w:hanging="360"/>
       </w:pPr>
     </w:lvl>
     <w:lvl w:ilvl="5">
@@ -8033,7 +8026,7 @@
       <w:lvlText w:val=" "/>
       <w:lvlJc w:val="left"/>
       <w:pPr>
-        <w:ind w:left="4320" w:hanging="480"/>
+        <w:ind w:left="4320" w:hanging="360"/>
       </w:pPr>
     </w:lvl>
     <w:lvl w:ilvl="6">
@@ -8041,7 +8034,7 @@
       <w:lvlText w:val=" "/>
       <w:lvlJc w:val="left"/>
       <w:pPr>
-        <w:ind w:left="5040" w:hanging="480"/>
+        <w:ind w:left="5040" w:hanging="360"/>
       </w:pPr>
     </w:lvl>
     <w:lvl w:ilvl="7">
@@ -8049,7 +8042,7 @@
       <w:lvlText w:val=" "/>
       <w:lvlJc w:val="left"/>
       <w:pPr>
-        <w:ind w:left="5760" w:hanging="480"/>
+        <w:ind w:left="5760" w:hanging="360"/>
       </w:pPr>
     </w:lvl>
     <w:lvl w:ilvl="8">
@@ -8057,84 +8050,111 @@
       <w:lvlText w:val=" "/>
       <w:lvlJc w:val="left"/>
       <w:pPr>
-        <w:ind w:left="6480" w:hanging="480"/>
+        <w:ind w:left="6480" w:hanging="360"/>
       </w:pPr>
     </w:lvl>
   </w:abstractNum>
   <w:abstractNum w:abstractNumId="991">
-    <w:nsid w:val="A991"/>
+    <w:nsid w:val="0000A991"/>
     <w:multiLevelType w:val="multilevel"/>
     <w:lvl w:ilvl="0">
       <w:numFmt w:val="bullet"/>
-      <w:lvlText w:val="•"/>
+      <w:lvlText w:val=""/>
       <w:lvlJc w:val="left"/>
       <w:pPr>
-        <w:ind w:left="720" w:hanging="480"/>
-      </w:pPr>
+        <w:ind w:left="720" w:hanging="360"/>
+      </w:pPr>
+      <w:rPr>
+        <w:rFonts w:ascii="Symbol" w:hAnsi="Symbol" w:cs="Symbol" w:hint="default"/>
+      </w:rPr>
     </w:lvl>
     <w:lvl w:ilvl="1">
       <w:numFmt w:val="bullet"/>
-      <w:lvlText w:val="–"/>
+      <w:lvlText w:val="o"/>
       <w:lvlJc w:val="left"/>
       <w:pPr>
-        <w:ind w:left="1440" w:hanging="480"/>
-      </w:pPr>
+        <w:ind w:left="1440" w:hanging="360"/>
+      </w:pPr>
+      <w:rPr>
+        <w:rFonts w:ascii="Courier New" w:hAnsi="Courier New" w:cs="Courier New" w:hint="default"/>
+      </w:rPr>
     </w:lvl>
     <w:lvl w:ilvl="2">
       <w:numFmt w:val="bullet"/>
-      <w:lvlText w:val="•"/>
+      <w:lvlText w:val=""/>
       <w:lvlJc w:val="left"/>
       <w:pPr>
-        <w:ind w:left="2160" w:hanging="480"/>
-      </w:pPr>
+        <w:ind w:left="2160" w:hanging="360"/>
+      </w:pPr>
+      <w:rPr>
+        <w:rFonts w:ascii="Wingdings" w:hAnsi="Wingdings" w:cs="Wingdings" w:hint="default"/>
+      </w:rPr>
     </w:lvl>
     <w:lvl w:ilvl="3">
       <w:numFmt w:val="bullet"/>
-      <w:lvlText w:val="–"/>
+      <w:lvlText w:val=""/>
       <w:lvlJc w:val="left"/>
       <w:pPr>
-        <w:ind w:left="2880" w:hanging="480"/>
-      </w:pPr>
+        <w:ind w:left="2880" w:hanging="360"/>
+      </w:pPr>
+      <w:rPr>
+        <w:rFonts w:ascii="Symbol" w:hAnsi="Symbol" w:cs="Symbol" w:hint="default"/>
+      </w:rPr>
     </w:lvl>
     <w:lvl w:ilvl="4">
       <w:numFmt w:val="bullet"/>
-      <w:lvlText w:val="•"/>
+      <w:lvlText w:val="o"/>
       <w:lvlJc w:val="left"/>
       <w:pPr>
-        <w:ind w:left="3600" w:hanging="480"/>
-      </w:pPr>
+        <w:ind w:left="3600" w:hanging="360"/>
+      </w:pPr>
+      <w:rPr>
+        <w:rFonts w:ascii="Courier New" w:hAnsi="Courier New" w:cs="Courier New" w:hint="default"/>
+      </w:rPr>
     </w:lvl>
     <w:lvl w:ilvl="5">
       <w:numFmt w:val="bullet"/>
-      <w:lvlText w:val="–"/>
+      <w:lvlText w:val=""/>
       <w:lvlJc w:val="left"/>
       <w:pPr>
-        <w:ind w:left="4320" w:hanging="480"/>
-      </w:pPr>
+        <w:ind w:left="4320" w:hanging="360"/>
+      </w:pPr>
+      <w:rPr>
+        <w:rFonts w:ascii="Wingdings" w:hAnsi="Wingdings" w:cs="Wingdings" w:hint="default"/>
+      </w:rPr>
     </w:lvl>
     <w:lvl w:ilvl="6">
       <w:numFmt w:val="bullet"/>
-      <w:lvlText w:val="•"/>
+      <w:lvlText w:val=""/>
       <w:lvlJc w:val="left"/>
       <w:pPr>
-        <w:ind w:left="5040" w:hanging="480"/>
-      </w:pPr>
+        <w:ind w:left="5040" w:hanging="360"/>
+      </w:pPr>
+      <w:rPr>
+        <w:rFonts w:ascii="Symbol" w:hAnsi="Symbol" w:cs="Symbol" w:hint="default"/>
+      </w:rPr>
     </w:lvl>
     <w:lvl w:ilvl="7">
       <w:numFmt w:val="bullet"/>
-      <w:lvlText w:val="–"/>
+      <w:lvlText w:val="o"/>
       <w:lvlJc w:val="left"/>
       <w:pPr>
-        <w:ind w:left="5760" w:hanging="480"/>
-      </w:pPr>
+        <w:ind w:left="5760" w:hanging="360"/>
+      </w:pPr>
+      <w:rPr>
+        <w:rFonts w:ascii="Courier New" w:hAnsi="Courier New" w:cs="Courier New" w:hint="default"/>
+      </w:rPr>
     </w:lvl>
     <w:lvl w:ilvl="8">
       <w:numFmt w:val="bullet"/>
-      <w:lvlText w:val="•"/>
+      <w:lvlText w:val=""/>
       <w:lvlJc w:val="left"/>
       <w:pPr>
-        <w:ind w:left="6480" w:hanging="480"/>
-      </w:pPr>
+        <w:ind w:left="6480" w:hanging="360"/>
+      </w:pPr>
+      <w:rPr>
+        <w:rFonts w:ascii="Wingdings" w:hAnsi="Wingdings" w:cs="Wingdings" w:hint="default"/>
+      </w:rPr>
     </w:lvl>
   </w:abstractNum>
   <w:num w:numId="1000">
@@ -8870,8 +8890,8 @@
     <w:name w:val="KeywordTok"/>
     <w:basedOn w:val="VerbatimChar"/>
     <w:rPr>
+      <w:b/>
       <w:color w:val="007020"/>
-      <w:b/>
     </w:rPr>
   </w:style>
   <w:style w:type="character" w:customStyle="1" w:styleId="DataTypeTok">
@@ -8948,42 +8968,42 @@
     <w:name w:val="ImportTok"/>
     <w:basedOn w:val="VerbatimChar"/>
     <w:rPr>
+      <w:b/>
       <w:color w:val="008000"/>
-      <w:b/>
     </w:rPr>
   </w:style>
   <w:style w:type="character" w:customStyle="1" w:styleId="CommentTok">
     <w:name w:val="CommentTok"/>
     <w:basedOn w:val="VerbatimChar"/>
     <w:rPr>
+      <w:i/>
       <w:color w:val="60a0b0"/>
-      <w:i/>
     </w:rPr>
   </w:style>
   <w:style w:type="character" w:customStyle="1" w:styleId="DocumentationTok">
     <w:name w:val="DocumentationTok"/>
     <w:basedOn w:val="VerbatimChar"/>
     <w:rPr>
+      <w:i/>
       <w:color w:val="ba2121"/>
-      <w:i/>
     </w:rPr>
   </w:style>
   <w:style w:type="character" w:customStyle="1" w:styleId="AnnotationTok">
     <w:name w:val="AnnotationTok"/>
     <w:basedOn w:val="VerbatimChar"/>
     <w:rPr>
-      <w:color w:val="60a0b0"/>
       <w:b/>
       <w:i/>
+      <w:color w:val="60a0b0"/>
     </w:rPr>
   </w:style>
   <w:style w:type="character" w:customStyle="1" w:styleId="CommentVarTok">
     <w:name w:val="CommentVarTok"/>
     <w:basedOn w:val="VerbatimChar"/>
     <w:rPr>
-      <w:color w:val="60a0b0"/>
       <w:b/>
       <w:i/>
+      <w:color w:val="60a0b0"/>
     </w:rPr>
   </w:style>
   <w:style w:type="character" w:customStyle="1" w:styleId="OtherTok">
@@ -9011,8 +9031,8 @@
     <w:name w:val="ControlFlowTok"/>
     <w:basedOn w:val="VerbatimChar"/>
     <w:rPr>
+      <w:b/>
       <w:color w:val="007020"/>
-      <w:b/>
     </w:rPr>
   </w:style>
   <w:style w:type="character" w:customStyle="1" w:styleId="OperatorTok">
@@ -9057,34 +9077,34 @@
     <w:name w:val="InformationTok"/>
     <w:basedOn w:val="VerbatimChar"/>
     <w:rPr>
-      <w:color w:val="60a0b0"/>
       <w:b/>
       <w:i/>
+      <w:color w:val="60a0b0"/>
     </w:rPr>
   </w:style>
   <w:style w:type="character" w:customStyle="1" w:styleId="WarningTok">
     <w:name w:val="WarningTok"/>
     <w:basedOn w:val="VerbatimChar"/>
     <w:rPr>
-      <w:color w:val="60a0b0"/>
       <w:b/>
       <w:i/>
+      <w:color w:val="60a0b0"/>
     </w:rPr>
   </w:style>
   <w:style w:type="character" w:customStyle="1" w:styleId="AlertTok">
     <w:name w:val="AlertTok"/>
     <w:basedOn w:val="VerbatimChar"/>
     <w:rPr>
+      <w:b/>
       <w:color w:val="ff0000"/>
-      <w:b/>
     </w:rPr>
   </w:style>
   <w:style w:type="character" w:customStyle="1" w:styleId="ErrorTok">
     <w:name w:val="ErrorTok"/>
     <w:basedOn w:val="VerbatimChar"/>
     <w:rPr>
+      <w:b/>
       <w:color w:val="ff0000"/>
-      <w:b/>
     </w:rPr>
   </w:style>
   <w:style w:type="character" w:customStyle="1" w:styleId="NormalTok">

--- a/packages/docs/static/decision-guides/rcm-billing.docx
+++ b/packages/docs/static/decision-guides/rcm-billing.docx
@@ -11,18 +11,18 @@
           <wp:inline>
             <wp:extent cx="5943600" cy="1289649"/>
             <wp:effectExtent b="0" l="0" r="0" t="0"/>
-            <wp:docPr descr="Medplum" title="" id="10" name="Picture"/>
+            <wp:docPr descr="Medplum" title="" id="21" name="Picture"/>
             <a:graphic>
               <a:graphicData uri="http://schemas.openxmlformats.org/drawingml/2006/picture">
                 <pic:pic>
                   <pic:nvPicPr>
-                    <pic:cNvPr descr="medplum-wordmark-grape.png" id="11" name="Picture"/>
+                    <pic:cNvPr descr="medplum-wordmark-grape.png" id="22" name="Picture"/>
                     <pic:cNvPicPr>
                       <a:picLocks noChangeArrowheads="1" noChangeAspect="1"/>
                     </pic:cNvPicPr>
                   </pic:nvPicPr>
                   <pic:blipFill>
-                    <a:blip r:embed="rId9"/>
+                    <a:blip r:embed="rId20"/>
                     <a:stretch>
                       <a:fillRect/>
                     </a:stretch>
@@ -49,7 +49,7 @@
         </w:drawing>
       </w:r>
     </w:p>
-    <w:bookmarkStart w:id="48" w:name="rcm-billing-decision-guide"/>
+    <w:bookmarkStart w:id="59" w:name="rcm-billing-decision-guide"/>
     <w:p>
       <w:pPr>
         <w:pStyle w:val="Heading1"/>
@@ -72,44 +72,44 @@
       </w:pPr>
       <w:r>
         <w:rPr>
+          <w:iCs/>
           <w:i/>
-          <w:iCs/>
         </w:rPr>
         <w:t xml:space="preserve">Companion to the</w:t>
       </w:r>
       <w:r>
         <w:rPr>
+          <w:iCs/>
           <w:i/>
-          <w:iCs/>
         </w:rPr>
         <w:t xml:space="preserve"> </w:t>
       </w:r>
-      <w:hyperlink r:id="rId12">
+      <w:hyperlink r:id="rId23">
         <w:r>
           <w:rPr>
             <w:rStyle w:val="Hyperlink"/>
+            <w:iCs/>
             <w:i/>
-            <w:iCs/>
           </w:rPr>
           <w:t xml:space="preserve">Billing</w:t>
         </w:r>
       </w:hyperlink>
       <w:r>
         <w:rPr>
+          <w:iCs/>
           <w:i/>
-          <w:iCs/>
         </w:rPr>
         <w:t xml:space="preserve"> </w:t>
       </w:r>
       <w:r>
         <w:rPr>
+          <w:iCs/>
           <w:i/>
-          <w:iCs/>
         </w:rPr>
         <w:t xml:space="preserve">docs.</w:t>
       </w:r>
     </w:p>
-    <w:bookmarkStart w:id="13" w:name="section-1-use-case-participants"/>
+    <w:bookmarkStart w:id="24" w:name="section-1-use-case-participants"/>
     <w:p>
       <w:pPr>
         <w:pStyle w:val="Heading2"/>
@@ -124,19 +124,19 @@
       </w:pPr>
       <w:r>
         <w:rPr>
+          <w:bCs/>
           <w:b/>
-          <w:bCs/>
         </w:rPr>
         <w:t xml:space="preserve">1.1 What is your reimbursement model?</w:t>
       </w:r>
     </w:p>
     <w:p>
       <w:pPr>
-        <w:pStyle w:val="Compact"/>
         <w:numPr>
           <w:ilvl w:val="0"/>
           <w:numId w:val="1001"/>
         </w:numPr>
+        <w:pStyle w:val="Compact"/>
       </w:pPr>
       <w:r>
         <w:t xml:space="preserve">Insurance / claims-based – you bill payers and reconcile their responses</w:t>
@@ -144,11 +144,11 @@
     </w:p>
     <w:p>
       <w:pPr>
-        <w:pStyle w:val="Compact"/>
         <w:numPr>
           <w:ilvl w:val="0"/>
           <w:numId w:val="1001"/>
         </w:numPr>
+        <w:pStyle w:val="Compact"/>
       </w:pPr>
       <w:r>
         <w:t xml:space="preserve">Patient self-pay / cash – patients pay you directly; no payer claim</w:t>
@@ -156,11 +156,11 @@
     </w:p>
     <w:p>
       <w:pPr>
-        <w:pStyle w:val="Compact"/>
         <w:numPr>
           <w:ilvl w:val="0"/>
           <w:numId w:val="1001"/>
         </w:numPr>
+        <w:pStyle w:val="Compact"/>
       </w:pPr>
       <w:r>
         <w:t xml:space="preserve">Value-based / capitation – per-member-per-month or risk-based</w:t>
@@ -168,11 +168,11 @@
     </w:p>
     <w:p>
       <w:pPr>
-        <w:pStyle w:val="Compact"/>
         <w:numPr>
           <w:ilvl w:val="0"/>
           <w:numId w:val="1001"/>
         </w:numPr>
+        <w:pStyle w:val="Compact"/>
       </w:pPr>
       <w:r>
         <w:t xml:space="preserve">Some combination</w:t>
@@ -184,8 +184,8 @@
       </w:pPr>
       <w:r>
         <w:rPr>
+          <w:iCs/>
           <w:i/>
-          <w:iCs/>
         </w:rPr>
         <w:t xml:space="preserve">Why: Claims-based reads every lane; self-pay skips the Charge → Claim → Payer lane; value-based leans on Foundations and the Value-Based lane (3.11).</w:t>
       </w:r>
@@ -196,24 +196,24 @@
       </w:pPr>
       <w:r>
         <w:rPr>
+          <w:bCs/>
           <w:b/>
-          <w:bCs/>
         </w:rPr>
         <w:t xml:space="preserve">1.2 How much of the revenue cycle runs in Medplum vs. delegated?</w:t>
       </w:r>
     </w:p>
     <w:p>
       <w:pPr>
-        <w:pStyle w:val="Compact"/>
         <w:numPr>
           <w:ilvl w:val="0"/>
           <w:numId w:val="1002"/>
         </w:numPr>
+        <w:pStyle w:val="Compact"/>
       </w:pPr>
       <w:r>
         <w:rPr>
+          <w:bCs/>
           <w:b/>
-          <w:bCs/>
         </w:rPr>
         <w:t xml:space="preserve">Clearinghouse-direct</w:t>
       </w:r>
@@ -226,16 +226,16 @@
     </w:p>
     <w:p>
       <w:pPr>
-        <w:pStyle w:val="Compact"/>
         <w:numPr>
           <w:ilvl w:val="0"/>
           <w:numId w:val="1002"/>
         </w:numPr>
+        <w:pStyle w:val="Compact"/>
       </w:pPr>
       <w:r>
         <w:rPr>
+          <w:bCs/>
           <w:b/>
-          <w:bCs/>
         </w:rPr>
         <w:t xml:space="preserve">RCM-automation partner</w:t>
       </w:r>
@@ -260,16 +260,16 @@
     </w:p>
     <w:p>
       <w:pPr>
-        <w:pStyle w:val="Compact"/>
         <w:numPr>
           <w:ilvl w:val="0"/>
           <w:numId w:val="1002"/>
         </w:numPr>
+        <w:pStyle w:val="Compact"/>
       </w:pPr>
       <w:r>
         <w:rPr>
+          <w:bCs/>
           <w:b/>
-          <w:bCs/>
         </w:rPr>
         <w:t xml:space="preserve">Documents only (no electronic claims)</w:t>
       </w:r>
@@ -282,16 +282,16 @@
     </w:p>
     <w:p>
       <w:pPr>
-        <w:pStyle w:val="Compact"/>
         <w:numPr>
           <w:ilvl w:val="0"/>
           <w:numId w:val="1002"/>
         </w:numPr>
+        <w:pStyle w:val="Compact"/>
       </w:pPr>
       <w:r>
         <w:rPr>
+          <w:bCs/>
           <w:b/>
-          <w:bCs/>
         </w:rPr>
         <w:t xml:space="preserve">External Practice Management (PM) / billing system</w:t>
       </w:r>
@@ -308,8 +308,8 @@
       </w:pPr>
       <w:r>
         <w:rPr>
+          <w:iCs/>
           <w:i/>
-          <w:iCs/>
         </w:rPr>
         <w:t xml:space="preserve">In one line: a clearinghouse moves your claims; an RCM platform runs your revenue cycle. Either way Medplum owns the front half (coverage, charge capture, claim assembly); the paths diverge on the back half.</w:t>
       </w:r>
@@ -318,8 +318,9 @@
       <w:tblPr>
         <w:tblStyle w:val="Table"/>
         <w:tblW w:w="9360" w:type="dxa"/>
+        <w:tblLook w:firstRow="1" w:lastRow="0" w:firstColumn="0" w:lastColumn="0" w:noHBand="0" w:noVBand="0" w:val="0020"/>
+        <w:jc w:val="start"/>
         <w:tblLayout w:type="fixed"/>
-        <w:tblLook w:firstRow="1" w:lastRow="0" w:firstColumn="0" w:lastColumn="0" w:noHBand="0" w:noVBand="0" w:val="0020"/>
       </w:tblPr>
       <w:tblGrid>
         <w:gridCol w:w="2329"/>
@@ -331,7 +332,7 @@
       <w:tr>
         <w:trPr>
           <w:cantSplit/>
-          <w:tblHeader w:val="on"/>
+          <w:tblHeader w:val="true"/>
         </w:trPr>
         <w:tc>
           <w:tcPr/>
@@ -945,8 +946,8 @@
       </w:pPr>
       <w:r>
         <w:rPr>
+          <w:bCs/>
           <w:b/>
-          <w:bCs/>
         </w:rPr>
         <w:t xml:space="preserve">How to choose:</w:t>
       </w:r>
@@ -955,8 +956,9 @@
       <w:tblPr>
         <w:tblStyle w:val="Table"/>
         <w:tblW w:w="9360" w:type="dxa"/>
+        <w:tblLook w:firstRow="1" w:lastRow="0" w:firstColumn="0" w:lastColumn="0" w:noHBand="0" w:noVBand="0" w:val="0020"/>
+        <w:jc w:val="start"/>
         <w:tblLayout w:type="fixed"/>
-        <w:tblLook w:firstRow="1" w:lastRow="0" w:firstColumn="0" w:lastColumn="0" w:noHBand="0" w:noVBand="0" w:val="0020"/>
       </w:tblPr>
       <w:tblGrid>
         <w:gridCol w:w="1580"/>
@@ -966,7 +968,7 @@
       <w:tr>
         <w:trPr>
           <w:cantSplit/>
-          <w:tblHeader w:val="on"/>
+          <w:tblHeader w:val="true"/>
         </w:trPr>
         <w:tc>
           <w:tcPr/>
@@ -1131,8 +1133,8 @@
       </w:pPr>
       <w:r>
         <w:rPr>
+          <w:iCs/>
           <w:i/>
-          <w:iCs/>
         </w:rPr>
         <w:t xml:space="preserve">Paths can mix. The choice sets which Section 3 lanes you build (3.5–3.10) vs. read only for the boundary.</w:t>
       </w:r>
@@ -1143,19 +1145,19 @@
       </w:pPr>
       <w:r>
         <w:rPr>
+          <w:bCs/>
           <w:b/>
-          <w:bCs/>
         </w:rPr>
         <w:t xml:space="preserve">1.3 Who does the billing work, and is the patient part of it?</w:t>
       </w:r>
     </w:p>
     <w:p>
       <w:pPr>
-        <w:pStyle w:val="Compact"/>
         <w:numPr>
           <w:ilvl w:val="0"/>
           <w:numId w:val="1003"/>
         </w:numPr>
+        <w:pStyle w:val="Compact"/>
       </w:pPr>
       <w:r>
         <w:t xml:space="preserve">Charge capture: clinicians at point of care, or back-office entry?</w:t>
@@ -1163,11 +1165,11 @@
     </w:p>
     <w:p>
       <w:pPr>
-        <w:pStyle w:val="Compact"/>
         <w:numPr>
           <w:ilvl w:val="0"/>
           <w:numId w:val="1003"/>
         </w:numPr>
+        <w:pStyle w:val="Compact"/>
       </w:pPr>
       <w:r>
         <w:t xml:space="preserve">Coding and claim work: dedicated coders/billers, or automated with exception review?</w:t>
@@ -1175,11 +1177,11 @@
     </w:p>
     <w:p>
       <w:pPr>
-        <w:pStyle w:val="Compact"/>
         <w:numPr>
           <w:ilvl w:val="0"/>
           <w:numId w:val="1003"/>
         </w:numPr>
+        <w:pStyle w:val="Compact"/>
       </w:pPr>
       <w:r>
         <w:t xml:space="preserve">Accounts receivable (AR) follow-up: who works denials, aging, and patient balances?</w:t>
@@ -1187,11 +1189,11 @@
     </w:p>
     <w:p>
       <w:pPr>
-        <w:pStyle w:val="Compact"/>
         <w:numPr>
           <w:ilvl w:val="0"/>
           <w:numId w:val="1003"/>
         </w:numPr>
+        <w:pStyle w:val="Compact"/>
       </w:pPr>
       <w:r>
         <w:t xml:space="preserve">Patient: do patients see estimates, statements, or pay online?</w:t>
@@ -1203,8 +1205,8 @@
       </w:pPr>
       <w:r>
         <w:rPr>
+          <w:iCs/>
           <w:i/>
-          <w:iCs/>
         </w:rPr>
         <w:t xml:space="preserve">Why: drives charge-capture design (3.5), who works denials and AR (3.8, 3.10), and whether patient-facing billing is in scope (3.9).</w:t>
       </w:r>
@@ -1215,19 +1217,19 @@
       </w:pPr>
       <w:r>
         <w:rPr>
+          <w:bCs/>
           <w:b/>
-          <w:bCs/>
         </w:rPr>
         <w:t xml:space="preserve">1.4 Where does coding happen, and how automated is it?</w:t>
       </w:r>
     </w:p>
     <w:p>
       <w:pPr>
-        <w:pStyle w:val="Compact"/>
         <w:numPr>
           <w:ilvl w:val="0"/>
           <w:numId w:val="1004"/>
         </w:numPr>
+        <w:pStyle w:val="Compact"/>
       </w:pPr>
       <w:r>
         <w:t xml:space="preserve">Auto-derived from clinical data (visit type, orders, procedures)?</w:t>
@@ -1235,11 +1237,11 @@
     </w:p>
     <w:p>
       <w:pPr>
-        <w:pStyle w:val="Compact"/>
         <w:numPr>
           <w:ilvl w:val="0"/>
           <w:numId w:val="1004"/>
         </w:numPr>
+        <w:pStyle w:val="Compact"/>
       </w:pPr>
       <w:r>
         <w:t xml:space="preserve">Coder-reviewed before the claim is built?</w:t>
@@ -1247,11 +1249,11 @@
     </w:p>
     <w:p>
       <w:pPr>
-        <w:pStyle w:val="Compact"/>
         <w:numPr>
           <w:ilvl w:val="0"/>
           <w:numId w:val="1004"/>
         </w:numPr>
+        <w:pStyle w:val="Compact"/>
       </w:pPr>
       <w:r>
         <w:t xml:space="preserve">Fully manual?</w:t>
@@ -1263,8 +1265,8 @@
       </w:pPr>
       <w:r>
         <w:rPr>
+          <w:iCs/>
           <w:i/>
-          <w:iCs/>
         </w:rPr>
         <w:t xml:space="preserve">Why: drives the coding and review model in charge capture (3.5) and where scrubbing exceptions surface (3.6).</w:t>
       </w:r>
@@ -1275,19 +1277,19 @@
       </w:pPr>
       <w:r>
         <w:rPr>
+          <w:bCs/>
           <w:b/>
-          <w:bCs/>
         </w:rPr>
         <w:t xml:space="preserve">1.5 New build or replacing/extending, and what else must billing touch?</w:t>
       </w:r>
     </w:p>
     <w:p>
       <w:pPr>
-        <w:pStyle w:val="Compact"/>
         <w:numPr>
           <w:ilvl w:val="0"/>
           <w:numId w:val="1005"/>
         </w:numPr>
+        <w:pStyle w:val="Compact"/>
       </w:pPr>
       <w:r>
         <w:t xml:space="preserve">If replacing: what billing/PM system, and what gaps drove the change?</w:t>
@@ -1295,11 +1297,11 @@
     </w:p>
     <w:p>
       <w:pPr>
-        <w:pStyle w:val="Compact"/>
         <w:numPr>
           <w:ilvl w:val="0"/>
           <w:numId w:val="1005"/>
         </w:numPr>
+        <w:pStyle w:val="Compact"/>
       </w:pPr>
       <w:r>
         <w:t xml:space="preserve">If new: is billing core to the product (you’re building an RCM/billing product) or additive (a clinical app that also needs to bill)?</w:t>
@@ -1307,11 +1309,11 @@
     </w:p>
     <w:p>
       <w:pPr>
-        <w:pStyle w:val="Compact"/>
         <w:numPr>
           <w:ilvl w:val="0"/>
           <w:numId w:val="1005"/>
         </w:numPr>
+        <w:pStyle w:val="Compact"/>
       </w:pPr>
       <w:r>
         <w:t xml:space="preserve">What other systems must billing read from or write to (clinical/EHR source, PM, clearinghouse, accounting/GL, payment processor, payer portals)?</w:t>
@@ -1323,8 +1325,8 @@
       </w:pPr>
       <w:r>
         <w:rPr>
+          <w:iCs/>
           <w:i/>
-          <w:iCs/>
         </w:rPr>
         <w:t xml:space="preserve">Why: surfaces integration boundaries and the source-of-truth split behind 1.2, 3.6, and 3.7. Core-to-product builds tend to own the cycle (a clearinghouse); additive builds tend to delegate (an RCM partner or external PM).</w:t>
       </w:r>
@@ -1336,8 +1338,8 @@
         </w:pict>
       </w:r>
     </w:p>
-    <w:bookmarkEnd w:id="13"/>
-    <w:bookmarkStart w:id="14" w:name="section-2-feature-scoping"/>
+    <w:bookmarkEnd w:id="24"/>
+    <w:bookmarkStart w:id="25" w:name="section-2-feature-scoping"/>
     <w:p>
       <w:pPr>
         <w:pStyle w:val="Heading2"/>
@@ -1352,8 +1354,8 @@
       </w:pPr>
       <w:r>
         <w:rPr>
+          <w:iCs/>
           <w:i/>
-          <w:iCs/>
         </w:rPr>
         <w:t xml:space="preserve">Go through each row together. For each cell under Yes / No / Nice-to-have / Not sure, mark the customer’s answer. The</w:t>
       </w:r>
@@ -1362,8 +1364,8 @@
       </w:r>
       <w:r>
         <w:rPr>
+          <w:bCs/>
           <w:b/>
-          <w:bCs/>
         </w:rPr>
         <w:t xml:space="preserve">§</w:t>
       </w:r>
@@ -1372,8 +1374,8 @@
       </w:r>
       <w:r>
         <w:rPr>
+          <w:iCs/>
           <w:i/>
-          <w:iCs/>
         </w:rPr>
         <w:t xml:space="preserve">column points to the deep-dive subsection that covers each feature.</w:t>
       </w:r>
@@ -1382,8 +1384,9 @@
       <w:tblPr>
         <w:tblStyle w:val="Table"/>
         <w:tblW w:w="9360" w:type="dxa"/>
+        <w:tblLook w:firstRow="1" w:lastRow="0" w:firstColumn="0" w:lastColumn="0" w:noHBand="0" w:noVBand="0" w:val="0020"/>
+        <w:jc w:val="start"/>
         <w:tblLayout w:type="fixed"/>
-        <w:tblLook w:firstRow="1" w:lastRow="0" w:firstColumn="0" w:lastColumn="0" w:noHBand="0" w:noVBand="0" w:val="0020"/>
       </w:tblPr>
       <w:tblGrid>
         <w:gridCol w:w="600"/>
@@ -1397,7 +1400,7 @@
       <w:tr>
         <w:trPr>
           <w:cantSplit/>
-          <w:tblHeader w:val="on"/>
+          <w:tblHeader w:val="true"/>
         </w:trPr>
         <w:tc>
           <w:tcPr/>
@@ -2514,8 +2517,8 @@
         </w:pict>
       </w:r>
     </w:p>
-    <w:bookmarkEnd w:id="14"/>
-    <w:bookmarkStart w:id="41" w:name="section-3-feature-deep-dives"/>
+    <w:bookmarkEnd w:id="25"/>
+    <w:bookmarkStart w:id="52" w:name="section-3-feature-deep-dives"/>
     <w:p>
       <w:pPr>
         <w:pStyle w:val="Heading2"/>
@@ -2530,8 +2533,8 @@
       </w:pPr>
       <w:r>
         <w:rPr>
+          <w:iCs/>
           <w:i/>
-          <w:iCs/>
         </w:rPr>
         <w:t xml:space="preserve">Cover each feature flagged Yes or Nice-to-have in Section 2. The goal is to land on a clear recommended approach by the end of each section.</w:t>
       </w:r>
@@ -2548,8 +2551,9 @@
       <w:tblPr>
         <w:tblStyle w:val="Table"/>
         <w:tblW w:w="9360" w:type="dxa"/>
+        <w:tblLook w:firstRow="1" w:lastRow="0" w:firstColumn="0" w:lastColumn="0" w:noHBand="0" w:noVBand="0" w:val="0020"/>
+        <w:jc w:val="start"/>
         <w:tblLayout w:type="fixed"/>
-        <w:tblLook w:firstRow="1" w:lastRow="0" w:firstColumn="0" w:lastColumn="0" w:noHBand="0" w:noVBand="0" w:val="0020"/>
       </w:tblPr>
       <w:tblGrid>
         <w:gridCol w:w="3313"/>
@@ -2559,7 +2563,7 @@
       <w:tr>
         <w:trPr>
           <w:cantSplit/>
-          <w:tblHeader w:val="on"/>
+          <w:tblHeader w:val="true"/>
         </w:trPr>
         <w:tc>
           <w:tcPr/>
@@ -2611,22 +2615,157 @@
             </w:pPr>
             <w:r>
               <w:rPr>
+                <w:bCs/>
                 <w:b/>
+              </w:rPr>
+              <w:t xml:space="preserve">Foundations</w:t>
+            </w:r>
+          </w:p>
+        </w:tc>
+        <w:tc>
+          <w:tcPr/>
+          <w:p>
+            <w:pPr>
+              <w:pStyle w:val="Compact"/>
+              <w:jc w:val="left"/>
+            </w:pPr>
+            <w:r>
+              <w:t xml:space="preserve">3.1 – 3.2</w:t>
+            </w:r>
+          </w:p>
+        </w:tc>
+        <w:tc>
+          <w:tcPr/>
+          <w:p>
+            <w:pPr>
+              <w:pStyle w:val="Compact"/>
+              <w:jc w:val="left"/>
+            </w:pPr>
+            <w:r>
+              <w:t xml:space="preserve">Always</w:t>
+            </w:r>
+          </w:p>
+        </w:tc>
+      </w:tr>
+      <w:tr>
+        <w:trPr>
+          <w:cantSplit/>
+        </w:trPr>
+        <w:tc>
+          <w:tcPr/>
+          <w:p>
+            <w:pPr>
+              <w:pStyle w:val="Compact"/>
+              <w:jc w:val="left"/>
+            </w:pPr>
+            <w:r>
+              <w:rPr>
                 <w:bCs/>
-              </w:rPr>
-              <w:t xml:space="preserve">Foundations</w:t>
-            </w:r>
-          </w:p>
-        </w:tc>
-        <w:tc>
-          <w:tcPr/>
-          <w:p>
-            <w:pPr>
-              <w:pStyle w:val="Compact"/>
-              <w:jc w:val="left"/>
-            </w:pPr>
-            <w:r>
-              <w:t xml:space="preserve">3.1 – 3.2</w:t>
+                <w:b/>
+              </w:rPr>
+              <w:t xml:space="preserve">Pre-service / Patient Access</w:t>
+            </w:r>
+          </w:p>
+        </w:tc>
+        <w:tc>
+          <w:tcPr/>
+          <w:p>
+            <w:pPr>
+              <w:pStyle w:val="Compact"/>
+              <w:jc w:val="left"/>
+            </w:pPr>
+            <w:r>
+              <w:t xml:space="preserve">3.3 – 3.4</w:t>
+            </w:r>
+          </w:p>
+        </w:tc>
+        <w:tc>
+          <w:tcPr/>
+          <w:p>
+            <w:pPr>
+              <w:pStyle w:val="Compact"/>
+              <w:jc w:val="left"/>
+            </w:pPr>
+            <w:r>
+              <w:t xml:space="preserve">When you verify coverage or authorize before service</w:t>
+            </w:r>
+          </w:p>
+        </w:tc>
+      </w:tr>
+      <w:tr>
+        <w:trPr>
+          <w:cantSplit/>
+        </w:trPr>
+        <w:tc>
+          <w:tcPr/>
+          <w:p>
+            <w:pPr>
+              <w:pStyle w:val="Compact"/>
+              <w:jc w:val="left"/>
+            </w:pPr>
+            <w:r>
+              <w:rPr>
+                <w:bCs/>
+                <w:b/>
+              </w:rPr>
+              <w:t xml:space="preserve">Charge → Claim → Payer</w:t>
+            </w:r>
+          </w:p>
+        </w:tc>
+        <w:tc>
+          <w:tcPr/>
+          <w:p>
+            <w:pPr>
+              <w:pStyle w:val="Compact"/>
+              <w:jc w:val="left"/>
+            </w:pPr>
+            <w:r>
+              <w:t xml:space="preserve">3.5 – 3.8</w:t>
+            </w:r>
+          </w:p>
+        </w:tc>
+        <w:tc>
+          <w:tcPr/>
+          <w:p>
+            <w:pPr>
+              <w:pStyle w:val="Compact"/>
+              <w:jc w:val="left"/>
+            </w:pPr>
+            <w:r>
+              <w:t xml:space="preserve">When you bill insurance</w:t>
+            </w:r>
+          </w:p>
+        </w:tc>
+      </w:tr>
+      <w:tr>
+        <w:trPr>
+          <w:cantSplit/>
+        </w:trPr>
+        <w:tc>
+          <w:tcPr/>
+          <w:p>
+            <w:pPr>
+              <w:pStyle w:val="Compact"/>
+              <w:jc w:val="left"/>
+            </w:pPr>
+            <w:r>
+              <w:rPr>
+                <w:bCs/>
+                <w:b/>
+              </w:rPr>
+              <w:t xml:space="preserve">Patient &amp; Operations</w:t>
+            </w:r>
+          </w:p>
+        </w:tc>
+        <w:tc>
+          <w:tcPr/>
+          <w:p>
+            <w:pPr>
+              <w:pStyle w:val="Compact"/>
+              <w:jc w:val="left"/>
+            </w:pPr>
+            <w:r>
+              <w:t xml:space="preserve">3.9 – 3.10</w:t>
             </w:r>
           </w:p>
         </w:tc>
@@ -2656,143 +2795,8 @@
             </w:pPr>
             <w:r>
               <w:rPr>
+                <w:bCs/>
                 <w:b/>
-                <w:bCs/>
-              </w:rPr>
-              <w:t xml:space="preserve">Pre-service / Patient Access</w:t>
-            </w:r>
-          </w:p>
-        </w:tc>
-        <w:tc>
-          <w:tcPr/>
-          <w:p>
-            <w:pPr>
-              <w:pStyle w:val="Compact"/>
-              <w:jc w:val="left"/>
-            </w:pPr>
-            <w:r>
-              <w:t xml:space="preserve">3.3 – 3.4</w:t>
-            </w:r>
-          </w:p>
-        </w:tc>
-        <w:tc>
-          <w:tcPr/>
-          <w:p>
-            <w:pPr>
-              <w:pStyle w:val="Compact"/>
-              <w:jc w:val="left"/>
-            </w:pPr>
-            <w:r>
-              <w:t xml:space="preserve">When you verify coverage or authorize before service</w:t>
-            </w:r>
-          </w:p>
-        </w:tc>
-      </w:tr>
-      <w:tr>
-        <w:trPr>
-          <w:cantSplit/>
-        </w:trPr>
-        <w:tc>
-          <w:tcPr/>
-          <w:p>
-            <w:pPr>
-              <w:pStyle w:val="Compact"/>
-              <w:jc w:val="left"/>
-            </w:pPr>
-            <w:r>
-              <w:rPr>
-                <w:b/>
-                <w:bCs/>
-              </w:rPr>
-              <w:t xml:space="preserve">Charge → Claim → Payer</w:t>
-            </w:r>
-          </w:p>
-        </w:tc>
-        <w:tc>
-          <w:tcPr/>
-          <w:p>
-            <w:pPr>
-              <w:pStyle w:val="Compact"/>
-              <w:jc w:val="left"/>
-            </w:pPr>
-            <w:r>
-              <w:t xml:space="preserve">3.5 – 3.8</w:t>
-            </w:r>
-          </w:p>
-        </w:tc>
-        <w:tc>
-          <w:tcPr/>
-          <w:p>
-            <w:pPr>
-              <w:pStyle w:val="Compact"/>
-              <w:jc w:val="left"/>
-            </w:pPr>
-            <w:r>
-              <w:t xml:space="preserve">When you bill insurance</w:t>
-            </w:r>
-          </w:p>
-        </w:tc>
-      </w:tr>
-      <w:tr>
-        <w:trPr>
-          <w:cantSplit/>
-        </w:trPr>
-        <w:tc>
-          <w:tcPr/>
-          <w:p>
-            <w:pPr>
-              <w:pStyle w:val="Compact"/>
-              <w:jc w:val="left"/>
-            </w:pPr>
-            <w:r>
-              <w:rPr>
-                <w:b/>
-                <w:bCs/>
-              </w:rPr>
-              <w:t xml:space="preserve">Patient &amp; Operations</w:t>
-            </w:r>
-          </w:p>
-        </w:tc>
-        <w:tc>
-          <w:tcPr/>
-          <w:p>
-            <w:pPr>
-              <w:pStyle w:val="Compact"/>
-              <w:jc w:val="left"/>
-            </w:pPr>
-            <w:r>
-              <w:t xml:space="preserve">3.9 – 3.10</w:t>
-            </w:r>
-          </w:p>
-        </w:tc>
-        <w:tc>
-          <w:tcPr/>
-          <w:p>
-            <w:pPr>
-              <w:pStyle w:val="Compact"/>
-              <w:jc w:val="left"/>
-            </w:pPr>
-            <w:r>
-              <w:t xml:space="preserve">Always</w:t>
-            </w:r>
-          </w:p>
-        </w:tc>
-      </w:tr>
-      <w:tr>
-        <w:trPr>
-          <w:cantSplit/>
-        </w:trPr>
-        <w:tc>
-          <w:tcPr/>
-          <w:p>
-            <w:pPr>
-              <w:pStyle w:val="Compact"/>
-              <w:jc w:val="left"/>
-            </w:pPr>
-            <w:r>
-              <w:rPr>
-                <w:b/>
-                <w:bCs/>
               </w:rPr>
               <w:t xml:space="preserve">Value-Based</w:t>
             </w:r>
@@ -2831,7 +2835,7 @@
         </w:pict>
       </w:r>
     </w:p>
-    <w:bookmarkStart w:id="18" w:name="foundations"/>
+    <w:bookmarkStart w:id="29" w:name="foundations"/>
     <w:p>
       <w:pPr>
         <w:pStyle w:val="Heading3"/>
@@ -2840,7 +2844,7 @@
         <w:t xml:space="preserve">Foundations</w:t>
       </w:r>
     </w:p>
-    <w:bookmarkStart w:id="16" w:name="coverage-insurance-model"/>
+    <w:bookmarkStart w:id="27" w:name="coverage-insurance-model"/>
     <w:p>
       <w:pPr>
         <w:pStyle w:val="Heading4"/>
@@ -2859,7 +2863,7 @@
       <w:r>
         <w:t xml:space="preserve"> </w:t>
       </w:r>
-      <w:hyperlink r:id="rId15">
+      <w:hyperlink r:id="rId26">
         <w:r>
           <w:rPr>
             <w:rStyle w:val="Hyperlink"/>
@@ -2877,19 +2881,19 @@
       </w:pPr>
       <w:r>
         <w:rPr>
+          <w:bCs/>
           <w:b/>
-          <w:bCs/>
         </w:rPr>
         <w:t xml:space="preserve">Questions:</w:t>
       </w:r>
     </w:p>
     <w:p>
       <w:pPr>
-        <w:pStyle w:val="Compact"/>
         <w:numPr>
           <w:ilvl w:val="0"/>
           <w:numId w:val="1006"/>
         </w:numPr>
+        <w:pStyle w:val="Compact"/>
       </w:pPr>
       <w:r>
         <w:t xml:space="preserve">Do patients commonly have more than one coverage, and must you bill them in order?</w:t>
@@ -2897,11 +2901,11 @@
     </w:p>
     <w:p>
       <w:pPr>
-        <w:pStyle w:val="Compact"/>
         <w:numPr>
           <w:ilvl w:val="0"/>
           <w:numId w:val="1006"/>
         </w:numPr>
+        <w:pStyle w:val="Compact"/>
       </w:pPr>
       <w:r>
         <w:t xml:space="preserve">Is the subscriber sometimes someone other than the patient?</w:t>
@@ -2909,11 +2913,11 @@
     </w:p>
     <w:p>
       <w:pPr>
-        <w:pStyle w:val="Compact"/>
         <w:numPr>
           <w:ilvl w:val="0"/>
           <w:numId w:val="1006"/>
         </w:numPr>
+        <w:pStyle w:val="Compact"/>
       </w:pPr>
       <w:r>
         <w:t xml:space="preserve">Is your payer list curated in Medplum, synced, or created on demand?</w:t>
@@ -2921,11 +2925,11 @@
     </w:p>
     <w:p>
       <w:pPr>
-        <w:pStyle w:val="Compact"/>
         <w:numPr>
           <w:ilvl w:val="0"/>
           <w:numId w:val="1006"/>
         </w:numPr>
+        <w:pStyle w:val="Compact"/>
       </w:pPr>
       <w:r>
         <w:t xml:space="preserve">What cost-sharing (copay, coinsurance, deductible) do you need for estimates and patient billing?</w:t>
@@ -2935,8 +2939,9 @@
       <w:tblPr>
         <w:tblStyle w:val="Table"/>
         <w:tblW w:w="9360" w:type="dxa"/>
+        <w:tblLook w:firstRow="1" w:lastRow="0" w:firstColumn="0" w:lastColumn="0" w:noHBand="0" w:noVBand="0" w:val="0020"/>
+        <w:jc w:val="start"/>
         <w:tblLayout w:type="fixed"/>
-        <w:tblLook w:firstRow="1" w:lastRow="0" w:firstColumn="0" w:lastColumn="0" w:noHBand="0" w:noVBand="0" w:val="0020"/>
       </w:tblPr>
       <w:tblGrid>
         <w:gridCol w:w="3709"/>
@@ -2945,7 +2950,7 @@
       <w:tr>
         <w:trPr>
           <w:cantSplit/>
-          <w:tblHeader w:val="on"/>
+          <w:tblHeader w:val="true"/>
         </w:trPr>
         <w:tc>
           <w:tcPr/>
@@ -3379,8 +3384,8 @@
             </w:r>
             <w:r>
               <w:rPr>
+                <w:bCs/>
                 <w:b/>
-                <w:bCs/>
               </w:rPr>
               <w:t xml:space="preserve">Payer Directory</w:t>
             </w:r>
@@ -3471,8 +3476,8 @@
         </w:tc>
       </w:tr>
     </w:tbl>
-    <w:bookmarkEnd w:id="16"/>
-    <w:bookmarkStart w:id="17" w:name="account-financial-ledger"/>
+    <w:bookmarkEnd w:id="27"/>
+    <w:bookmarkStart w:id="28" w:name="account-financial-ledger"/>
     <w:p>
       <w:pPr>
         <w:pStyle w:val="Heading4"/>
@@ -3495,8 +3500,8 @@
       </w:pPr>
       <w:r>
         <w:rPr>
+          <w:iCs/>
           <w:i/>
-          <w:iCs/>
         </w:rPr>
         <w:t xml:space="preserve">Note: the rows below are one FHIR approach to a financial ledger; validate against your reporting and reconciliation requirements.</w:t>
       </w:r>
@@ -3507,19 +3512,19 @@
       </w:pPr>
       <w:r>
         <w:rPr>
+          <w:bCs/>
           <w:b/>
-          <w:bCs/>
         </w:rPr>
         <w:t xml:space="preserve">Questions:</w:t>
       </w:r>
     </w:p>
     <w:p>
       <w:pPr>
-        <w:pStyle w:val="Compact"/>
         <w:numPr>
           <w:ilvl w:val="0"/>
           <w:numId w:val="1007"/>
         </w:numPr>
+        <w:pStyle w:val="Compact"/>
       </w:pPr>
       <w:r>
         <w:t xml:space="preserve">Do you need a single balance rolling up charges, payer payments, adjustments, and patient payments?</w:t>
@@ -3527,11 +3532,11 @@
     </w:p>
     <w:p>
       <w:pPr>
-        <w:pStyle w:val="Compact"/>
         <w:numPr>
           <w:ilvl w:val="0"/>
           <w:numId w:val="1007"/>
         </w:numPr>
+        <w:pStyle w:val="Compact"/>
       </w:pPr>
       <w:r>
         <w:t xml:space="preserve">Is the account scoped per patient, per visit, or per episode?</w:t>
@@ -3539,11 +3544,11 @@
     </w:p>
     <w:p>
       <w:pPr>
-        <w:pStyle w:val="Compact"/>
         <w:numPr>
           <w:ilvl w:val="0"/>
           <w:numId w:val="1007"/>
         </w:numPr>
+        <w:pStyle w:val="Compact"/>
       </w:pPr>
       <w:r>
         <w:t xml:space="preserve">Do you track payer and patient responsibility separately on the same account?</w:t>
@@ -3551,11 +3556,11 @@
     </w:p>
     <w:p>
       <w:pPr>
-        <w:pStyle w:val="Compact"/>
         <w:numPr>
           <w:ilvl w:val="0"/>
           <w:numId w:val="1007"/>
         </w:numPr>
+        <w:pStyle w:val="Compact"/>
       </w:pPr>
       <w:r>
         <w:t xml:space="preserve">Must the account reconcile against an external accounting/GL system?</w:t>
@@ -3565,8 +3570,9 @@
       <w:tblPr>
         <w:tblStyle w:val="Table"/>
         <w:tblW w:w="9360" w:type="dxa"/>
+        <w:tblLook w:firstRow="1" w:lastRow="0" w:firstColumn="0" w:lastColumn="0" w:noHBand="0" w:noVBand="0" w:val="0020"/>
+        <w:jc w:val="start"/>
         <w:tblLayout w:type="fixed"/>
-        <w:tblLook w:firstRow="1" w:lastRow="0" w:firstColumn="0" w:lastColumn="0" w:noHBand="0" w:noVBand="0" w:val="0020"/>
       </w:tblPr>
       <w:tblGrid>
         <w:gridCol w:w="2987"/>
@@ -3575,7 +3581,7 @@
       <w:tr>
         <w:trPr>
           <w:cantSplit/>
-          <w:tblHeader w:val="on"/>
+          <w:tblHeader w:val="true"/>
         </w:trPr>
         <w:tc>
           <w:tcPr/>
@@ -3864,9 +3870,9 @@
         </w:pict>
       </w:r>
     </w:p>
-    <w:bookmarkEnd w:id="17"/>
-    <w:bookmarkEnd w:id="18"/>
-    <w:bookmarkStart w:id="23" w:name="pre-service-patient-access"/>
+    <w:bookmarkEnd w:id="28"/>
+    <w:bookmarkEnd w:id="29"/>
+    <w:bookmarkStart w:id="34" w:name="pre-service-patient-access"/>
     <w:p>
       <w:pPr>
         <w:pStyle w:val="Heading3"/>
@@ -3875,7 +3881,7 @@
         <w:t xml:space="preserve">Pre-service / Patient Access</w:t>
       </w:r>
     </w:p>
-    <w:bookmarkStart w:id="20" w:name="eligibility-benefits"/>
+    <w:bookmarkStart w:id="31" w:name="eligibility-benefits"/>
     <w:p>
       <w:pPr>
         <w:pStyle w:val="Heading4"/>
@@ -3894,7 +3900,7 @@
       <w:r>
         <w:t xml:space="preserve"> </w:t>
       </w:r>
-      <w:hyperlink r:id="rId19">
+      <w:hyperlink r:id="rId30">
         <w:r>
           <w:rPr>
             <w:rStyle w:val="Hyperlink"/>
@@ -3912,8 +3918,8 @@
       </w:pPr>
       <w:r>
         <w:rPr>
+          <w:iCs/>
           <w:i/>
-          <w:iCs/>
         </w:rPr>
         <w:t xml:space="preserve">Note: Eligibility is provided by the clearinghouse integration. An RCM partner may offer its own eligibility on its platform, outside that integration.</w:t>
       </w:r>
@@ -3924,19 +3930,19 @@
       </w:pPr>
       <w:r>
         <w:rPr>
+          <w:bCs/>
           <w:b/>
-          <w:bCs/>
         </w:rPr>
         <w:t xml:space="preserve">Questions:</w:t>
       </w:r>
     </w:p>
     <w:p>
       <w:pPr>
-        <w:pStyle w:val="Compact"/>
         <w:numPr>
           <w:ilvl w:val="0"/>
           <w:numId w:val="1008"/>
         </w:numPr>
+        <w:pStyle w:val="Compact"/>
       </w:pPr>
       <w:r>
         <w:t xml:space="preserve">What must you confirm: active coverage, covered service, in-network status, or benefit/cost detail?</w:t>
@@ -3944,11 +3950,11 @@
     </w:p>
     <w:p>
       <w:pPr>
-        <w:pStyle w:val="Compact"/>
         <w:numPr>
           <w:ilvl w:val="0"/>
           <w:numId w:val="1008"/>
         </w:numPr>
+        <w:pStyle w:val="Compact"/>
       </w:pPr>
       <w:r>
         <w:t xml:space="preserve">When does the check run: scheduling, check-in, or batch pre-visit?</w:t>
@@ -3956,11 +3962,11 @@
     </w:p>
     <w:p>
       <w:pPr>
-        <w:pStyle w:val="Compact"/>
         <w:numPr>
           <w:ilvl w:val="0"/>
           <w:numId w:val="1008"/>
         </w:numPr>
+        <w:pStyle w:val="Compact"/>
       </w:pPr>
       <w:r>
         <w:t xml:space="preserve">Do you re-check on a cadence for ongoing patients?</w:t>
@@ -3968,11 +3974,11 @@
     </w:p>
     <w:p>
       <w:pPr>
-        <w:pStyle w:val="Compact"/>
         <w:numPr>
           <w:ilvl w:val="0"/>
           <w:numId w:val="1008"/>
         </w:numPr>
+        <w:pStyle w:val="Compact"/>
       </w:pPr>
       <w:r>
         <w:t xml:space="preserve">Who works failed or ambiguous checks?</w:t>
@@ -3982,8 +3988,9 @@
       <w:tblPr>
         <w:tblStyle w:val="Table"/>
         <w:tblW w:w="9360" w:type="dxa"/>
+        <w:tblLook w:firstRow="1" w:lastRow="0" w:firstColumn="0" w:lastColumn="0" w:noHBand="0" w:noVBand="0" w:val="0020"/>
+        <w:jc w:val="start"/>
         <w:tblLayout w:type="fixed"/>
-        <w:tblLook w:firstRow="1" w:lastRow="0" w:firstColumn="0" w:lastColumn="0" w:noHBand="0" w:noVBand="0" w:val="0020"/>
       </w:tblPr>
       <w:tblGrid>
         <w:gridCol w:w="3496"/>
@@ -3992,7 +3999,7 @@
       <w:tr>
         <w:trPr>
           <w:cantSplit/>
-          <w:tblHeader w:val="on"/>
+          <w:tblHeader w:val="true"/>
         </w:trPr>
         <w:tc>
           <w:tcPr/>
@@ -4266,8 +4273,8 @@
         </w:tc>
       </w:tr>
     </w:tbl>
-    <w:bookmarkEnd w:id="20"/>
-    <w:bookmarkStart w:id="22" w:name="prior-authorization-estimates"/>
+    <w:bookmarkEnd w:id="31"/>
+    <w:bookmarkStart w:id="33" w:name="prior-authorization-estimates"/>
     <w:p>
       <w:pPr>
         <w:pStyle w:val="Heading4"/>
@@ -4290,32 +4297,32 @@
       </w:pPr>
       <w:r>
         <w:rPr>
+          <w:iCs/>
           <w:i/>
-          <w:iCs/>
         </w:rPr>
         <w:t xml:space="preserve">Note: the eligibility- and Claim-based rows below are one FHIR approach to prior auth; validate against your payer requirements. The standards-based CMS-0057-F path (CDS Hooks / CRD) is in</w:t>
       </w:r>
       <w:r>
         <w:rPr>
+          <w:iCs/>
           <w:i/>
-          <w:iCs/>
         </w:rPr>
         <w:t xml:space="preserve"> </w:t>
       </w:r>
-      <w:hyperlink r:id="rId21">
+      <w:hyperlink r:id="rId32">
         <w:r>
           <w:rPr>
             <w:rStyle w:val="Hyperlink"/>
+            <w:iCs/>
             <w:i/>
-            <w:iCs/>
           </w:rPr>
           <w:t xml:space="preserve">alpha</w:t>
         </w:r>
       </w:hyperlink>
       <w:r>
         <w:rPr>
+          <w:iCs/>
           <w:i/>
-          <w:iCs/>
         </w:rPr>
         <w:t xml:space="preserve">. Prior auth in a referral context is in the Referrals guide (3.7).</w:t>
       </w:r>
@@ -4326,19 +4333,19 @@
       </w:pPr>
       <w:r>
         <w:rPr>
+          <w:bCs/>
           <w:b/>
-          <w:bCs/>
         </w:rPr>
         <w:t xml:space="preserve">Questions:</w:t>
       </w:r>
     </w:p>
     <w:p>
       <w:pPr>
-        <w:pStyle w:val="Compact"/>
         <w:numPr>
           <w:ilvl w:val="0"/>
           <w:numId w:val="1009"/>
         </w:numPr>
+        <w:pStyle w:val="Compact"/>
       </w:pPr>
       <w:r>
         <w:t xml:space="preserve">Do any services require prior authorization before scheduling or delivery?</w:t>
@@ -4346,11 +4353,11 @@
     </w:p>
     <w:p>
       <w:pPr>
-        <w:pStyle w:val="Compact"/>
         <w:numPr>
           <w:ilvl w:val="0"/>
           <w:numId w:val="1009"/>
         </w:numPr>
+        <w:pStyle w:val="Compact"/>
       </w:pPr>
       <w:r>
         <w:t xml:space="preserve">How do you check whether auth is required, and track a submitted auth to approval/denial?</w:t>
@@ -4358,11 +4365,11 @@
     </w:p>
     <w:p>
       <w:pPr>
-        <w:pStyle w:val="Compact"/>
         <w:numPr>
           <w:ilvl w:val="0"/>
           <w:numId w:val="1009"/>
         </w:numPr>
+        <w:pStyle w:val="Compact"/>
       </w:pPr>
       <w:r>
         <w:t xml:space="preserve">Must scheduling be gated until authorization clears?</w:t>
@@ -4370,11 +4377,11 @@
     </w:p>
     <w:p>
       <w:pPr>
-        <w:pStyle w:val="Compact"/>
         <w:numPr>
           <w:ilvl w:val="0"/>
           <w:numId w:val="1009"/>
         </w:numPr>
+        <w:pStyle w:val="Compact"/>
       </w:pPr>
       <w:r>
         <w:t xml:space="preserve">Do you owe patients a cost estimate before service (e.g. a Good-Faith Estimate)?</w:t>
@@ -4384,8 +4391,9 @@
       <w:tblPr>
         <w:tblStyle w:val="Table"/>
         <w:tblW w:w="9360" w:type="dxa"/>
+        <w:tblLook w:firstRow="1" w:lastRow="0" w:firstColumn="0" w:lastColumn="0" w:noHBand="0" w:noVBand="0" w:val="0020"/>
+        <w:jc w:val="start"/>
         <w:tblLayout w:type="fixed"/>
-        <w:tblLook w:firstRow="1" w:lastRow="0" w:firstColumn="0" w:lastColumn="0" w:noHBand="0" w:noVBand="0" w:val="0020"/>
       </w:tblPr>
       <w:tblGrid>
         <w:gridCol w:w="3918"/>
@@ -4394,7 +4402,7 @@
       <w:tr>
         <w:trPr>
           <w:cantSplit/>
-          <w:tblHeader w:val="on"/>
+          <w:tblHeader w:val="true"/>
         </w:trPr>
         <w:tc>
           <w:tcPr/>
@@ -4583,7 +4591,7 @@
             <w:r>
               <w:t xml:space="preserve"> </w:t>
             </w:r>
-            <w:hyperlink r:id="rId21">
+            <w:hyperlink r:id="rId32">
               <w:r>
                 <w:rPr>
                   <w:rStyle w:val="Hyperlink"/>
@@ -4663,8 +4671,8 @@
       </w:pPr>
       <w:r>
         <w:rPr>
+          <w:bCs/>
           <w:b/>
-          <w:bCs/>
         </w:rPr>
         <w:t xml:space="preserve">Good-Faith Estimates (No Surprises Act).</w:t>
       </w:r>
@@ -4721,9 +4729,9 @@
         </w:pict>
       </w:r>
     </w:p>
-    <w:bookmarkEnd w:id="22"/>
-    <w:bookmarkEnd w:id="23"/>
-    <w:bookmarkStart w:id="32" w:name="charge-claim-payer"/>
+    <w:bookmarkEnd w:id="33"/>
+    <w:bookmarkEnd w:id="34"/>
+    <w:bookmarkStart w:id="43" w:name="charge-claim-payer"/>
     <w:p>
       <w:pPr>
         <w:pStyle w:val="Heading3"/>
@@ -4738,13 +4746,13 @@
       </w:pPr>
       <w:r>
         <w:rPr>
+          <w:iCs/>
           <w:i/>
-          <w:iCs/>
         </w:rPr>
         <w:t xml:space="preserve">Insurance-claims-specific. Self-pay builds skip to Patient &amp; Operations; pricing (3.5) still applies to self-pay rates and estimates.</w:t>
       </w:r>
     </w:p>
-    <w:bookmarkStart w:id="25" w:name="charge-capture-coding-pricing"/>
+    <w:bookmarkStart w:id="36" w:name="charge-capture-coding-pricing"/>
     <w:p>
       <w:pPr>
         <w:pStyle w:val="Heading4"/>
@@ -4767,19 +4775,19 @@
       </w:pPr>
       <w:r>
         <w:rPr>
+          <w:bCs/>
           <w:b/>
-          <w:bCs/>
         </w:rPr>
         <w:t xml:space="preserve">Questions:</w:t>
       </w:r>
     </w:p>
     <w:p>
       <w:pPr>
-        <w:pStyle w:val="Compact"/>
         <w:numPr>
           <w:ilvl w:val="0"/>
           <w:numId w:val="1010"/>
         </w:numPr>
+        <w:pStyle w:val="Compact"/>
       </w:pPr>
       <w:r>
         <w:t xml:space="preserve">What generates a charge: a completed encounter, an order/procedure, a fulfilled service?</w:t>
@@ -4787,11 +4795,11 @@
     </w:p>
     <w:p>
       <w:pPr>
-        <w:pStyle w:val="Compact"/>
         <w:numPr>
           <w:ilvl w:val="0"/>
           <w:numId w:val="1010"/>
         </w:numPr>
+        <w:pStyle w:val="Compact"/>
       </w:pPr>
       <w:r>
         <w:t xml:space="preserve">Where do codes come from (CPT/HCPCS, ICD-10, modifiers): auto-derived, coder-reviewed, or manual (1.4)?</w:t>
@@ -4799,11 +4807,11 @@
     </w:p>
     <w:p>
       <w:pPr>
-        <w:pStyle w:val="Compact"/>
         <w:numPr>
           <w:ilvl w:val="0"/>
           <w:numId w:val="1010"/>
         </w:numPr>
+        <w:pStyle w:val="Compact"/>
       </w:pPr>
       <w:r>
         <w:t xml:space="preserve">Is pricing a single fee schedule, or does it vary by payer contract?</w:t>
@@ -4811,11 +4819,11 @@
     </w:p>
     <w:p>
       <w:pPr>
-        <w:pStyle w:val="Compact"/>
         <w:numPr>
           <w:ilvl w:val="0"/>
           <w:numId w:val="1010"/>
         </w:numPr>
+        <w:pStyle w:val="Compact"/>
       </w:pPr>
       <w:r>
         <w:t xml:space="preserve">Who reviews coding before a claim is built, and how do exceptions surface?</w:t>
@@ -4825,8 +4833,9 @@
       <w:tblPr>
         <w:tblStyle w:val="Table"/>
         <w:tblW w:w="9360" w:type="dxa"/>
+        <w:tblLook w:firstRow="1" w:lastRow="0" w:firstColumn="0" w:lastColumn="0" w:noHBand="0" w:noVBand="0" w:val="0020"/>
+        <w:jc w:val="start"/>
         <w:tblLayout w:type="fixed"/>
-        <w:tblLook w:firstRow="1" w:lastRow="0" w:firstColumn="0" w:lastColumn="0" w:noHBand="0" w:noVBand="0" w:val="0020"/>
       </w:tblPr>
       <w:tblGrid>
         <w:gridCol w:w="3289"/>
@@ -4835,7 +4844,7 @@
       <w:tr>
         <w:trPr>
           <w:cantSplit/>
-          <w:tblHeader w:val="on"/>
+          <w:tblHeader w:val="true"/>
         </w:trPr>
         <w:tc>
           <w:tcPr/>
@@ -5004,7 +5013,7 @@
             <w:r>
               <w:t xml:space="preserve"> </w:t>
             </w:r>
-            <w:hyperlink r:id="rId24">
+            <w:hyperlink r:id="rId35">
               <w:r>
                 <w:rPr>
                   <w:rStyle w:val="VerbatimChar"/>
@@ -5154,8 +5163,8 @@
         </w:tc>
       </w:tr>
     </w:tbl>
-    <w:bookmarkEnd w:id="25"/>
-    <w:bookmarkStart w:id="29" w:name="claim-assembly-submission"/>
+    <w:bookmarkEnd w:id="36"/>
+    <w:bookmarkStart w:id="40" w:name="claim-assembly-submission"/>
     <w:p>
       <w:pPr>
         <w:pStyle w:val="Heading4"/>
@@ -5178,8 +5187,8 @@
       </w:pPr>
       <w:r>
         <w:rPr>
+          <w:bCs/>
           <w:b/>
-          <w:bCs/>
         </w:rPr>
         <w:t xml:space="preserve">⚠ One-way door:</w:t>
       </w:r>
@@ -5226,19 +5235,19 @@
       </w:pPr>
       <w:r>
         <w:rPr>
+          <w:bCs/>
           <w:b/>
-          <w:bCs/>
         </w:rPr>
         <w:t xml:space="preserve">Questions:</w:t>
       </w:r>
     </w:p>
     <w:p>
       <w:pPr>
-        <w:pStyle w:val="Compact"/>
         <w:numPr>
           <w:ilvl w:val="0"/>
           <w:numId w:val="1011"/>
         </w:numPr>
+        <w:pStyle w:val="Compact"/>
       </w:pPr>
       <w:r>
         <w:t xml:space="preserve">Are you billing as an organization or an individual provider?</w:t>
@@ -5246,11 +5255,11 @@
     </w:p>
     <w:p>
       <w:pPr>
-        <w:pStyle w:val="Compact"/>
         <w:numPr>
           <w:ilvl w:val="0"/>
           <w:numId w:val="1011"/>
         </w:numPr>
+        <w:pStyle w:val="Compact"/>
       </w:pPr>
       <w:r>
         <w:t xml:space="preserve">Which submission path(s), and does it vary by payer (electronic for most, paper/portal for some)?</w:t>
@@ -5258,11 +5267,11 @@
     </w:p>
     <w:p>
       <w:pPr>
-        <w:pStyle w:val="Compact"/>
         <w:numPr>
           <w:ilvl w:val="0"/>
           <w:numId w:val="1011"/>
         </w:numPr>
+        <w:pStyle w:val="Compact"/>
       </w:pPr>
       <w:r>
         <w:t xml:space="preserve">What validation must pass before submission, and where do failures surface?</w:t>
@@ -5270,11 +5279,11 @@
     </w:p>
     <w:p>
       <w:pPr>
-        <w:pStyle w:val="Compact"/>
         <w:numPr>
           <w:ilvl w:val="0"/>
           <w:numId w:val="1011"/>
         </w:numPr>
+        <w:pStyle w:val="Compact"/>
       </w:pPr>
       <w:r>
         <w:t xml:space="preserve">Do you submit secondary claims after the primary pays (coordination of benefits)?</w:t>
@@ -5284,8 +5293,9 @@
       <w:tblPr>
         <w:tblStyle w:val="Table"/>
         <w:tblW w:w="9360" w:type="dxa"/>
+        <w:tblLook w:firstRow="1" w:lastRow="0" w:firstColumn="0" w:lastColumn="0" w:noHBand="0" w:noVBand="0" w:val="0020"/>
+        <w:jc w:val="start"/>
         <w:tblLayout w:type="fixed"/>
-        <w:tblLook w:firstRow="1" w:lastRow="0" w:firstColumn="0" w:lastColumn="0" w:noHBand="0" w:noVBand="0" w:val="0020"/>
       </w:tblPr>
       <w:tblGrid>
         <w:gridCol w:w="4464"/>
@@ -5294,7 +5304,7 @@
       <w:tr>
         <w:trPr>
           <w:cantSplit/>
-          <w:tblHeader w:val="on"/>
+          <w:tblHeader w:val="true"/>
         </w:trPr>
         <w:tc>
           <w:tcPr/>
@@ -5616,7 +5626,7 @@
               <w:pStyle w:val="Compact"/>
               <w:jc w:val="left"/>
             </w:pPr>
-            <w:hyperlink r:id="rId26">
+            <w:hyperlink r:id="rId37">
               <w:r>
                 <w:rPr>
                   <w:rStyle w:val="VerbatimChar"/>
@@ -5633,7 +5643,7 @@
             <w:r>
               <w:t xml:space="preserve"> </w:t>
             </w:r>
-            <w:hyperlink r:id="rId27">
+            <w:hyperlink r:id="rId38">
               <w:r>
                 <w:rPr>
                   <w:rStyle w:val="Hyperlink"/>
@@ -5688,7 +5698,7 @@
             <w:r>
               <w:t xml:space="preserve"> </w:t>
             </w:r>
-            <w:hyperlink r:id="rId28">
+            <w:hyperlink r:id="rId39">
               <w:r>
                 <w:rPr>
                   <w:rStyle w:val="Hyperlink"/>
@@ -5815,8 +5825,8 @@
         </w:tc>
       </w:tr>
     </w:tbl>
-    <w:bookmarkEnd w:id="29"/>
-    <w:bookmarkStart w:id="30" w:name="payer-responses-remittance-posting"/>
+    <w:bookmarkEnd w:id="40"/>
+    <w:bookmarkStart w:id="41" w:name="payer-responses-remittance-posting"/>
     <w:p>
       <w:pPr>
         <w:pStyle w:val="Heading4"/>
@@ -5837,8 +5847,8 @@
       </w:r>
       <w:r>
         <w:rPr>
+          <w:iCs/>
           <w:i/>
-          <w:iCs/>
         </w:rPr>
         <w:t xml:space="preserve">277CA</w:t>
       </w:r>
@@ -5853,8 +5863,8 @@
       </w:r>
       <w:r>
         <w:rPr>
+          <w:iCs/>
           <w:i/>
-          <w:iCs/>
         </w:rPr>
         <w:t xml:space="preserve">835 ERA</w:t>
       </w:r>
@@ -5871,30 +5881,30 @@
       </w:pPr>
       <w:r>
         <w:rPr>
+          <w:iCs/>
           <w:i/>
-          <w:iCs/>
         </w:rPr>
         <w:t xml:space="preserve">Note: applies to the clearinghouse path, and the row specifics reflect the current integration. With an RCM partner, the partner owns response handling and posting; what flows back is its billing</w:t>
       </w:r>
       <w:r>
         <w:rPr>
+          <w:iCs/>
           <w:i/>
-          <w:iCs/>
         </w:rPr>
         <w:t xml:space="preserve"> </w:t>
       </w:r>
       <w:r>
         <w:rPr>
           <w:rStyle w:val="VerbatimChar"/>
+          <w:iCs/>
           <w:i/>
-          <w:iCs/>
         </w:rPr>
         <w:t xml:space="preserve">Task</w:t>
       </w:r>
       <w:r>
         <w:rPr>
+          <w:iCs/>
           <w:i/>
-          <w:iCs/>
         </w:rPr>
         <w:t xml:space="preserve">s.</w:t>
       </w:r>
@@ -5905,19 +5915,19 @@
       </w:pPr>
       <w:r>
         <w:rPr>
+          <w:bCs/>
           <w:b/>
-          <w:bCs/>
         </w:rPr>
         <w:t xml:space="preserve">Questions:</w:t>
       </w:r>
     </w:p>
     <w:p>
       <w:pPr>
-        <w:pStyle w:val="Compact"/>
         <w:numPr>
           <w:ilvl w:val="0"/>
           <w:numId w:val="1012"/>
         </w:numPr>
+        <w:pStyle w:val="Compact"/>
       </w:pPr>
       <w:r>
         <w:t xml:space="preserve">How do responses arrive: webhook push, polling, or partner API?</w:t>
@@ -5925,11 +5935,11 @@
     </w:p>
     <w:p>
       <w:pPr>
-        <w:pStyle w:val="Compact"/>
         <w:numPr>
           <w:ilvl w:val="0"/>
           <w:numId w:val="1012"/>
         </w:numPr>
+        <w:pStyle w:val="Compact"/>
       </w:pPr>
       <w:r>
         <w:t xml:space="preserve">How do you match a response to the originating claim?</w:t>
@@ -5937,11 +5947,11 @@
     </w:p>
     <w:p>
       <w:pPr>
-        <w:pStyle w:val="Compact"/>
         <w:numPr>
           <w:ilvl w:val="0"/>
           <w:numId w:val="1012"/>
         </w:numPr>
+        <w:pStyle w:val="Compact"/>
       </w:pPr>
       <w:r>
         <w:t xml:space="preserve">How do payer payments and adjustments post to the account?</w:t>
@@ -5949,11 +5959,11 @@
     </w:p>
     <w:p>
       <w:pPr>
-        <w:pStyle w:val="Compact"/>
         <w:numPr>
           <w:ilvl w:val="0"/>
           <w:numId w:val="1012"/>
         </w:numPr>
+        <w:pStyle w:val="Compact"/>
       </w:pPr>
       <w:r>
         <w:t xml:space="preserve">What share posts automatically vs. needs review?</w:t>
@@ -5963,8 +5973,9 @@
       <w:tblPr>
         <w:tblStyle w:val="Table"/>
         <w:tblW w:w="9360" w:type="dxa"/>
+        <w:tblLook w:firstRow="1" w:lastRow="0" w:firstColumn="0" w:lastColumn="0" w:noHBand="0" w:noVBand="0" w:val="0020"/>
+        <w:jc w:val="start"/>
         <w:tblLayout w:type="fixed"/>
-        <w:tblLook w:firstRow="1" w:lastRow="0" w:firstColumn="0" w:lastColumn="0" w:noHBand="0" w:noVBand="0" w:val="0020"/>
       </w:tblPr>
       <w:tblGrid>
         <w:gridCol w:w="3474"/>
@@ -5973,7 +5984,7 @@
       <w:tr>
         <w:trPr>
           <w:cantSplit/>
-          <w:tblHeader w:val="on"/>
+          <w:tblHeader w:val="true"/>
         </w:trPr>
         <w:tc>
           <w:tcPr/>
@@ -6295,8 +6306,8 @@
         </w:tc>
       </w:tr>
     </w:tbl>
-    <w:bookmarkEnd w:id="30"/>
-    <w:bookmarkStart w:id="31" w:name="denials-rejections-resubmission"/>
+    <w:bookmarkEnd w:id="41"/>
+    <w:bookmarkStart w:id="42" w:name="denials-rejections-resubmission"/>
     <w:p>
       <w:pPr>
         <w:pStyle w:val="Heading4"/>
@@ -6319,30 +6330,30 @@
       </w:pPr>
       <w:r>
         <w:rPr>
+          <w:iCs/>
           <w:i/>
-          <w:iCs/>
         </w:rPr>
         <w:t xml:space="preserve">Note: The rows below are one FHIR approach to denial handling; validate against your workflow. On the clearinghouse path you build this in Medplum; with an RCM partner, denials are worked on the partner platform and surface back as synced</w:t>
       </w:r>
       <w:r>
         <w:rPr>
+          <w:iCs/>
           <w:i/>
-          <w:iCs/>
         </w:rPr>
         <w:t xml:space="preserve"> </w:t>
       </w:r>
       <w:r>
         <w:rPr>
           <w:rStyle w:val="VerbatimChar"/>
+          <w:iCs/>
           <w:i/>
-          <w:iCs/>
         </w:rPr>
         <w:t xml:space="preserve">Task</w:t>
       </w:r>
       <w:r>
         <w:rPr>
+          <w:iCs/>
           <w:i/>
-          <w:iCs/>
         </w:rPr>
         <w:t xml:space="preserve">s.</w:t>
       </w:r>
@@ -6353,19 +6364,19 @@
       </w:pPr>
       <w:r>
         <w:rPr>
+          <w:bCs/>
           <w:b/>
-          <w:bCs/>
         </w:rPr>
         <w:t xml:space="preserve">Questions:</w:t>
       </w:r>
     </w:p>
     <w:p>
       <w:pPr>
-        <w:pStyle w:val="Compact"/>
         <w:numPr>
           <w:ilvl w:val="0"/>
           <w:numId w:val="1013"/>
         </w:numPr>
+        <w:pStyle w:val="Compact"/>
       </w:pPr>
       <w:r>
         <w:t xml:space="preserve">Do you work front-end rejections (277CA) differently from adjudicated denials (835)?</w:t>
@@ -6373,11 +6384,11 @@
     </w:p>
     <w:p>
       <w:pPr>
-        <w:pStyle w:val="Compact"/>
         <w:numPr>
           <w:ilvl w:val="0"/>
           <w:numId w:val="1013"/>
         </w:numPr>
+        <w:pStyle w:val="Compact"/>
       </w:pPr>
       <w:r>
         <w:t xml:space="preserve">When you fix and resend, is it a corrected claim or a fresh submission?</w:t>
@@ -6385,11 +6396,11 @@
     </w:p>
     <w:p>
       <w:pPr>
-        <w:pStyle w:val="Compact"/>
         <w:numPr>
           <w:ilvl w:val="0"/>
           <w:numId w:val="1013"/>
         </w:numPr>
+        <w:pStyle w:val="Compact"/>
       </w:pPr>
       <w:r>
         <w:t xml:space="preserve">Do you track appeals (deadlines, supporting documentation, outcome)?</w:t>
@@ -6397,11 +6408,11 @@
     </w:p>
     <w:p>
       <w:pPr>
-        <w:pStyle w:val="Compact"/>
         <w:numPr>
           <w:ilvl w:val="0"/>
           <w:numId w:val="1013"/>
         </w:numPr>
+        <w:pStyle w:val="Compact"/>
       </w:pPr>
       <w:r>
         <w:t xml:space="preserve">How do staff find claims that need work?</w:t>
@@ -6411,8 +6422,9 @@
       <w:tblPr>
         <w:tblStyle w:val="Table"/>
         <w:tblW w:w="9360" w:type="dxa"/>
+        <w:tblLook w:firstRow="1" w:lastRow="0" w:firstColumn="0" w:lastColumn="0" w:noHBand="0" w:noVBand="0" w:val="0020"/>
+        <w:jc w:val="start"/>
         <w:tblLayout w:type="fixed"/>
-        <w:tblLook w:firstRow="1" w:lastRow="0" w:firstColumn="0" w:lastColumn="0" w:noHBand="0" w:noVBand="0" w:val="0020"/>
       </w:tblPr>
       <w:tblGrid>
         <w:gridCol w:w="2769"/>
@@ -6421,7 +6433,7 @@
       <w:tr>
         <w:trPr>
           <w:cantSplit/>
-          <w:tblHeader w:val="on"/>
+          <w:tblHeader w:val="true"/>
         </w:trPr>
         <w:tc>
           <w:tcPr/>
@@ -6706,9 +6718,9 @@
         </w:pict>
       </w:r>
     </w:p>
-    <w:bookmarkEnd w:id="31"/>
-    <w:bookmarkEnd w:id="32"/>
-    <w:bookmarkStart w:id="36" w:name="patient-operations"/>
+    <w:bookmarkEnd w:id="42"/>
+    <w:bookmarkEnd w:id="43"/>
+    <w:bookmarkStart w:id="47" w:name="patient-operations"/>
     <w:p>
       <w:pPr>
         <w:pStyle w:val="Heading3"/>
@@ -6717,7 +6729,7 @@
         <w:t xml:space="preserve">Patient &amp; Operations</w:t>
       </w:r>
     </w:p>
-    <w:bookmarkStart w:id="34" w:name="patient-responsibility-self-pay"/>
+    <w:bookmarkStart w:id="45" w:name="patient-responsibility-self-pay"/>
     <w:p>
       <w:pPr>
         <w:pStyle w:val="Heading4"/>
@@ -6740,19 +6752,19 @@
       </w:pPr>
       <w:r>
         <w:rPr>
+          <w:bCs/>
           <w:b/>
-          <w:bCs/>
         </w:rPr>
         <w:t xml:space="preserve">Questions:</w:t>
       </w:r>
     </w:p>
     <w:p>
       <w:pPr>
-        <w:pStyle w:val="Compact"/>
         <w:numPr>
           <w:ilvl w:val="0"/>
           <w:numId w:val="1014"/>
         </w:numPr>
+        <w:pStyle w:val="Compact"/>
       </w:pPr>
       <w:r>
         <w:t xml:space="preserve">What balances do you bill: post-adjudication responsibility, self-pay, or both?</w:t>
@@ -6760,11 +6772,11 @@
     </w:p>
     <w:p>
       <w:pPr>
-        <w:pStyle w:val="Compact"/>
         <w:numPr>
           <w:ilvl w:val="0"/>
           <w:numId w:val="1014"/>
         </w:numPr>
+        <w:pStyle w:val="Compact"/>
       </w:pPr>
       <w:r>
         <w:t xml:space="preserve">Do you issue statements, and on what cadence?</w:t>
@@ -6772,11 +6784,11 @@
     </w:p>
     <w:p>
       <w:pPr>
-        <w:pStyle w:val="Compact"/>
         <w:numPr>
           <w:ilvl w:val="0"/>
           <w:numId w:val="1014"/>
         </w:numPr>
+        <w:pStyle w:val="Compact"/>
       </w:pPr>
       <w:r>
         <w:t xml:space="preserve">Do you take online payment / card on file, through which processor?</w:t>
@@ -6784,11 +6796,11 @@
     </w:p>
     <w:p>
       <w:pPr>
-        <w:pStyle w:val="Compact"/>
         <w:numPr>
           <w:ilvl w:val="0"/>
           <w:numId w:val="1014"/>
         </w:numPr>
+        <w:pStyle w:val="Compact"/>
       </w:pPr>
       <w:r>
         <w:t xml:space="preserve">For out-of-network patients, do you provide a superbill instead of billing the payer?</w:t>
@@ -6798,8 +6810,9 @@
       <w:tblPr>
         <w:tblStyle w:val="Table"/>
         <w:tblW w:w="9360" w:type="dxa"/>
+        <w:tblLook w:firstRow="1" w:lastRow="0" w:firstColumn="0" w:lastColumn="0" w:noHBand="0" w:noVBand="0" w:val="0020"/>
+        <w:jc w:val="start"/>
         <w:tblLayout w:type="fixed"/>
-        <w:tblLook w:firstRow="1" w:lastRow="0" w:firstColumn="0" w:lastColumn="0" w:noHBand="0" w:noVBand="0" w:val="0020"/>
       </w:tblPr>
       <w:tblGrid>
         <w:gridCol w:w="2769"/>
@@ -6808,7 +6821,7 @@
       <w:tr>
         <w:trPr>
           <w:cantSplit/>
-          <w:tblHeader w:val="on"/>
+          <w:tblHeader w:val="true"/>
         </w:trPr>
         <w:tc>
           <w:tcPr/>
@@ -6917,7 +6930,7 @@
             <w:r>
               <w:t xml:space="preserve"> </w:t>
             </w:r>
-            <w:hyperlink r:id="rId33">
+            <w:hyperlink r:id="rId44">
               <w:r>
                 <w:rPr>
                   <w:rStyle w:val="Hyperlink"/>
@@ -7017,8 +7030,8 @@
         </w:tc>
       </w:tr>
     </w:tbl>
-    <w:bookmarkEnd w:id="34"/>
-    <w:bookmarkStart w:id="35" w:name="X049947f717209432e3ed0886946115a697797dd"/>
+    <w:bookmarkEnd w:id="45"/>
+    <w:bookmarkStart w:id="46" w:name="X049947f717209432e3ed0886946115a697797dd"/>
     <w:p>
       <w:pPr>
         <w:pStyle w:val="Heading4"/>
@@ -7041,8 +7054,8 @@
       </w:pPr>
       <w:r>
         <w:rPr>
+          <w:iCs/>
           <w:i/>
-          <w:iCs/>
         </w:rPr>
         <w:t xml:space="preserve">Note: The rows below are one FHIR approach to AR tracking; validate against your reporting needs. Most relevant on the clearinghouse path; an RCM partner owns AR and reporting.</w:t>
       </w:r>
@@ -7053,19 +7066,19 @@
       </w:pPr>
       <w:r>
         <w:rPr>
+          <w:bCs/>
           <w:b/>
-          <w:bCs/>
         </w:rPr>
         <w:t xml:space="preserve">Questions:</w:t>
       </w:r>
     </w:p>
     <w:p>
       <w:pPr>
-        <w:pStyle w:val="Compact"/>
         <w:numPr>
           <w:ilvl w:val="0"/>
           <w:numId w:val="1015"/>
         </w:numPr>
+        <w:pStyle w:val="Compact"/>
       </w:pPr>
       <w:r>
         <w:t xml:space="preserve">What lifecycle states matter (e.g. draft → submitted → accepted → paid → denied → closed)?</w:t>
@@ -7073,11 +7086,11 @@
     </w:p>
     <w:p>
       <w:pPr>
-        <w:pStyle w:val="Compact"/>
         <w:numPr>
           <w:ilvl w:val="0"/>
           <w:numId w:val="1015"/>
         </w:numPr>
+        <w:pStyle w:val="Compact"/>
       </w:pPr>
       <w:r>
         <w:t xml:space="preserve">How do you standardize states so queues, reports, and integrations agree?</w:t>
@@ -7085,11 +7098,11 @@
     </w:p>
     <w:p>
       <w:pPr>
-        <w:pStyle w:val="Compact"/>
         <w:numPr>
           <w:ilvl w:val="0"/>
           <w:numId w:val="1015"/>
         </w:numPr>
+        <w:pStyle w:val="Compact"/>
       </w:pPr>
       <w:r>
         <w:t xml:space="preserve">Do you track aging (days since submission, days pending) and AR buckets?</w:t>
@@ -7097,11 +7110,11 @@
     </w:p>
     <w:p>
       <w:pPr>
-        <w:pStyle w:val="Compact"/>
         <w:numPr>
           <w:ilvl w:val="0"/>
           <w:numId w:val="1015"/>
         </w:numPr>
+        <w:pStyle w:val="Compact"/>
       </w:pPr>
       <w:r>
         <w:t xml:space="preserve">How do staff find overdue or stuck claims and balances?</w:t>
@@ -7111,8 +7124,9 @@
       <w:tblPr>
         <w:tblStyle w:val="Table"/>
         <w:tblW w:w="9360" w:type="dxa"/>
+        <w:tblLook w:firstRow="1" w:lastRow="0" w:firstColumn="0" w:lastColumn="0" w:noHBand="0" w:noVBand="0" w:val="0020"/>
+        <w:jc w:val="start"/>
         <w:tblLayout w:type="fixed"/>
-        <w:tblLook w:firstRow="1" w:lastRow="0" w:firstColumn="0" w:lastColumn="0" w:noHBand="0" w:noVBand="0" w:val="0020"/>
       </w:tblPr>
       <w:tblGrid>
         <w:gridCol w:w="2880"/>
@@ -7121,7 +7135,7 @@
       <w:tr>
         <w:trPr>
           <w:cantSplit/>
-          <w:tblHeader w:val="on"/>
+          <w:tblHeader w:val="true"/>
         </w:trPr>
         <w:tc>
           <w:tcPr/>
@@ -7356,9 +7370,9 @@
         </w:pict>
       </w:r>
     </w:p>
-    <w:bookmarkEnd w:id="35"/>
-    <w:bookmarkEnd w:id="36"/>
-    <w:bookmarkStart w:id="40" w:name="value-based"/>
+    <w:bookmarkEnd w:id="46"/>
+    <w:bookmarkEnd w:id="47"/>
+    <w:bookmarkStart w:id="51" w:name="value-based"/>
     <w:p>
       <w:pPr>
         <w:pStyle w:val="Heading3"/>
@@ -7367,7 +7381,7 @@
         <w:t xml:space="preserve">Value-Based</w:t>
       </w:r>
     </w:p>
-    <w:bookmarkStart w:id="39" w:name="value-based-capitation"/>
+    <w:bookmarkStart w:id="50" w:name="value-based-capitation"/>
     <w:p>
       <w:pPr>
         <w:pStyle w:val="Heading4"/>
@@ -7390,32 +7404,32 @@
       </w:pPr>
       <w:r>
         <w:rPr>
+          <w:iCs/>
           <w:i/>
-          <w:iCs/>
         </w:rPr>
         <w:t xml:space="preserve">Note: Quality measurement uses documented operations; the financial rows are one FHIR approach to validate against your contracts. Quality/HEDIS reporting overlaps clinical analytics; see</w:t>
       </w:r>
       <w:r>
         <w:rPr>
+          <w:iCs/>
           <w:i/>
-          <w:iCs/>
         </w:rPr>
         <w:t xml:space="preserve"> </w:t>
       </w:r>
-      <w:hyperlink r:id="rId37">
+      <w:hyperlink r:id="rId48">
         <w:r>
           <w:rPr>
             <w:rStyle w:val="Hyperlink"/>
+            <w:iCs/>
             <w:i/>
-            <w:iCs/>
           </w:rPr>
           <w:t xml:space="preserve">Analytics</w:t>
         </w:r>
       </w:hyperlink>
       <w:r>
         <w:rPr>
+          <w:iCs/>
           <w:i/>
-          <w:iCs/>
         </w:rPr>
         <w:t xml:space="preserve">.</w:t>
       </w:r>
@@ -7426,19 +7440,19 @@
       </w:pPr>
       <w:r>
         <w:rPr>
+          <w:bCs/>
           <w:b/>
-          <w:bCs/>
         </w:rPr>
         <w:t xml:space="preserve">Questions:</w:t>
       </w:r>
     </w:p>
     <w:p>
       <w:pPr>
-        <w:pStyle w:val="Compact"/>
         <w:numPr>
           <w:ilvl w:val="0"/>
           <w:numId w:val="1016"/>
         </w:numPr>
+        <w:pStyle w:val="Compact"/>
       </w:pPr>
       <w:r>
         <w:t xml:space="preserve">Which contracts are capitated or risk-based, and which members are attributed to you?</w:t>
@@ -7446,11 +7460,11 @@
     </w:p>
     <w:p>
       <w:pPr>
-        <w:pStyle w:val="Compact"/>
         <w:numPr>
           <w:ilvl w:val="0"/>
           <w:numId w:val="1016"/>
         </w:numPr>
+        <w:pStyle w:val="Compact"/>
       </w:pPr>
       <w:r>
         <w:t xml:space="preserve">Which quality measures (eCQM, HEDIS, stars) are you accountable for?</w:t>
@@ -7458,11 +7472,11 @@
     </w:p>
     <w:p>
       <w:pPr>
-        <w:pStyle w:val="Compact"/>
         <w:numPr>
           <w:ilvl w:val="0"/>
           <w:numId w:val="1016"/>
         </w:numPr>
+        <w:pStyle w:val="Compact"/>
       </w:pPr>
       <w:r>
         <w:t xml:space="preserve">Do you still submit claims or encounter data when capitated (for risk adjustment and measurement)?</w:t>
@@ -7470,11 +7484,11 @@
     </w:p>
     <w:p>
       <w:pPr>
-        <w:pStyle w:val="Compact"/>
         <w:numPr>
           <w:ilvl w:val="0"/>
           <w:numId w:val="1016"/>
         </w:numPr>
+        <w:pStyle w:val="Compact"/>
       </w:pPr>
       <w:r>
         <w:t xml:space="preserve">How are capitation payments and any shared-savings settlement reconciled?</w:t>
@@ -7484,8 +7498,9 @@
       <w:tblPr>
         <w:tblStyle w:val="Table"/>
         <w:tblW w:w="9360" w:type="dxa"/>
+        <w:tblLook w:firstRow="1" w:lastRow="0" w:firstColumn="0" w:lastColumn="0" w:noHBand="0" w:noVBand="0" w:val="0020"/>
+        <w:jc w:val="start"/>
         <w:tblLayout w:type="fixed"/>
-        <w:tblLook w:firstRow="1" w:lastRow="0" w:firstColumn="0" w:lastColumn="0" w:noHBand="0" w:noVBand="0" w:val="0020"/>
       </w:tblPr>
       <w:tblGrid>
         <w:gridCol w:w="4156"/>
@@ -7494,7 +7509,7 @@
       <w:tr>
         <w:trPr>
           <w:cantSplit/>
-          <w:tblHeader w:val="on"/>
+          <w:tblHeader w:val="true"/>
         </w:trPr>
         <w:tc>
           <w:tcPr/>
@@ -7639,7 +7654,7 @@
             <w:r>
               <w:t xml:space="preserve"> </w:t>
             </w:r>
-            <w:hyperlink r:id="rId38">
+            <w:hyperlink r:id="rId49">
               <w:r>
                 <w:rPr>
                   <w:rStyle w:val="VerbatimChar"/>
@@ -7653,7 +7668,7 @@
             <w:r>
               <w:t xml:space="preserve"> </w:t>
             </w:r>
-            <w:hyperlink r:id="rId37">
+            <w:hyperlink r:id="rId48">
               <w:r>
                 <w:rPr>
                   <w:rStyle w:val="Hyperlink"/>
@@ -7807,10 +7822,10 @@
         </w:pict>
       </w:r>
     </w:p>
-    <w:bookmarkEnd w:id="39"/>
-    <w:bookmarkEnd w:id="40"/>
-    <w:bookmarkEnd w:id="41"/>
-    <w:bookmarkStart w:id="47" w:name="related-integrations"/>
+    <w:bookmarkEnd w:id="50"/>
+    <w:bookmarkEnd w:id="51"/>
+    <w:bookmarkEnd w:id="52"/>
+    <w:bookmarkStart w:id="58" w:name="related-integrations"/>
     <w:p>
       <w:pPr>
         <w:pStyle w:val="Heading2"/>
@@ -7829,18 +7844,18 @@
     </w:p>
     <w:p>
       <w:pPr>
-        <w:pStyle w:val="Compact"/>
         <w:numPr>
           <w:ilvl w:val="0"/>
           <w:numId w:val="1017"/>
         </w:numPr>
-      </w:pPr>
-      <w:hyperlink r:id="rId42">
+        <w:pStyle w:val="Compact"/>
+      </w:pPr>
+      <w:hyperlink r:id="rId53">
         <w:r>
           <w:rPr>
             <w:rStyle w:val="Hyperlink"/>
+            <w:bCs/>
             <w:b/>
-            <w:bCs/>
           </w:rPr>
           <w:t xml:space="preserve">Stedi</w:t>
         </w:r>
@@ -7854,7 +7869,7 @@
       <w:r>
         <w:t xml:space="preserve"> </w:t>
       </w:r>
-      <w:hyperlink r:id="rId43">
+      <w:hyperlink r:id="rId54">
         <w:r>
           <w:rPr>
             <w:rStyle w:val="Hyperlink"/>
@@ -7871,7 +7886,7 @@
       <w:r>
         <w:t xml:space="preserve"> </w:t>
       </w:r>
-      <w:hyperlink r:id="rId44">
+      <w:hyperlink r:id="rId55">
         <w:r>
           <w:rPr>
             <w:rStyle w:val="Hyperlink"/>
@@ -7888,7 +7903,7 @@
       <w:r>
         <w:t xml:space="preserve"> </w:t>
       </w:r>
-      <w:hyperlink r:id="rId45">
+      <w:hyperlink r:id="rId56">
         <w:r>
           <w:rPr>
             <w:rStyle w:val="Hyperlink"/>
@@ -7902,18 +7917,18 @@
     </w:p>
     <w:p>
       <w:pPr>
-        <w:pStyle w:val="Compact"/>
         <w:numPr>
           <w:ilvl w:val="0"/>
           <w:numId w:val="1017"/>
         </w:numPr>
-      </w:pPr>
-      <w:hyperlink r:id="rId46">
+        <w:pStyle w:val="Compact"/>
+      </w:pPr>
+      <w:hyperlink r:id="rId57">
         <w:r>
           <w:rPr>
             <w:rStyle w:val="Hyperlink"/>
+            <w:bCs/>
             <w:b/>
-            <w:bCs/>
           </w:rPr>
           <w:t xml:space="preserve">Candid Health</w:t>
         </w:r>
@@ -7940,8 +7955,8 @@
         <w:t xml:space="preserve">resources.</w:t>
       </w:r>
     </w:p>
-    <w:bookmarkEnd w:id="47"/>
-    <w:bookmarkEnd w:id="48"/>
+    <w:bookmarkEnd w:id="58"/>
+    <w:bookmarkEnd w:id="59"/>
     <w:sectPr>
       <w:pgSz w:h="15840" w:w="12240"/>
       <w:pgMar w:bottom="1440" w:footer="720" w:gutter="0" w:header="720" w:left="1440" w:right="1440" w:top="1440"/>
@@ -7979,14 +7994,14 @@
 <file path=word/numbering.xml><?xml version="1.0" encoding="utf-8"?>
 <w:numbering xmlns:w="http://schemas.openxmlformats.org/wordprocessingml/2006/main">
   <w:abstractNum w:abstractNumId="990">
-    <w:nsid w:val="0000A990"/>
+    <w:nsid w:val="A990"/>
     <w:multiLevelType w:val="multilevel"/>
     <w:lvl w:ilvl="0">
       <w:numFmt w:val="bullet"/>
       <w:lvlText w:val=" "/>
       <w:lvlJc w:val="left"/>
       <w:pPr>
-        <w:ind w:left="720" w:hanging="360"/>
+        <w:ind w:left="720" w:hanging="480"/>
       </w:pPr>
     </w:lvl>
     <w:lvl w:ilvl="1">
@@ -7994,7 +8009,7 @@
       <w:lvlText w:val=" "/>
       <w:lvlJc w:val="left"/>
       <w:pPr>
-        <w:ind w:left="1440" w:hanging="360"/>
+        <w:ind w:left="1440" w:hanging="480"/>
       </w:pPr>
     </w:lvl>
     <w:lvl w:ilvl="2">
@@ -8002,7 +8017,7 @@
       <w:lvlText w:val=" "/>
       <w:lvlJc w:val="left"/>
       <w:pPr>
-        <w:ind w:left="2160" w:hanging="360"/>
+        <w:ind w:left="2160" w:hanging="480"/>
       </w:pPr>
     </w:lvl>
     <w:lvl w:ilvl="3">
@@ -8010,7 +8025,7 @@
       <w:lvlText w:val=" "/>
       <w:lvlJc w:val="left"/>
       <w:pPr>
-        <w:ind w:left="2880" w:hanging="360"/>
+        <w:ind w:left="2880" w:hanging="480"/>
       </w:pPr>
     </w:lvl>
     <w:lvl w:ilvl="4">
@@ -8018,7 +8033,7 @@
       <w:lvlText w:val=" "/>
       <w:lvlJc w:val="left"/>
       <w:pPr>
-        <w:ind w:left="3600" w:hanging="360"/>
+        <w:ind w:left="3600" w:hanging="480"/>
       </w:pPr>
     </w:lvl>
     <w:lvl w:ilvl="5">
@@ -8026,7 +8041,7 @@
       <w:lvlText w:val=" "/>
       <w:lvlJc w:val="left"/>
       <w:pPr>
-        <w:ind w:left="4320" w:hanging="360"/>
+        <w:ind w:left="4320" w:hanging="480"/>
       </w:pPr>
     </w:lvl>
     <w:lvl w:ilvl="6">
@@ -8034,7 +8049,7 @@
       <w:lvlText w:val=" "/>
       <w:lvlJc w:val="left"/>
       <w:pPr>
-        <w:ind w:left="5040" w:hanging="360"/>
+        <w:ind w:left="5040" w:hanging="480"/>
       </w:pPr>
     </w:lvl>
     <w:lvl w:ilvl="7">
@@ -8042,7 +8057,7 @@
       <w:lvlText w:val=" "/>
       <w:lvlJc w:val="left"/>
       <w:pPr>
-        <w:ind w:left="5760" w:hanging="360"/>
+        <w:ind w:left="5760" w:hanging="480"/>
       </w:pPr>
     </w:lvl>
     <w:lvl w:ilvl="8">
@@ -8050,111 +8065,84 @@
       <w:lvlText w:val=" "/>
       <w:lvlJc w:val="left"/>
       <w:pPr>
-        <w:ind w:left="6480" w:hanging="360"/>
+        <w:ind w:left="6480" w:hanging="480"/>
       </w:pPr>
     </w:lvl>
   </w:abstractNum>
   <w:abstractNum w:abstractNumId="991">
-    <w:nsid w:val="0000A991"/>
+    <w:nsid w:val="A991"/>
     <w:multiLevelType w:val="multilevel"/>
     <w:lvl w:ilvl="0">
       <w:numFmt w:val="bullet"/>
-      <w:lvlText w:val=""/>
+      <w:lvlText w:val="•"/>
       <w:lvlJc w:val="left"/>
       <w:pPr>
-        <w:ind w:left="720" w:hanging="360"/>
-      </w:pPr>
-      <w:rPr>
-        <w:rFonts w:ascii="Symbol" w:hAnsi="Symbol" w:cs="Symbol" w:hint="default"/>
-      </w:rPr>
+        <w:ind w:left="720" w:hanging="480"/>
+      </w:pPr>
     </w:lvl>
     <w:lvl w:ilvl="1">
       <w:numFmt w:val="bullet"/>
-      <w:lvlText w:val="o"/>
+      <w:lvlText w:val="–"/>
       <w:lvlJc w:val="left"/>
       <w:pPr>
-        <w:ind w:left="1440" w:hanging="360"/>
-      </w:pPr>
-      <w:rPr>
-        <w:rFonts w:ascii="Courier New" w:hAnsi="Courier New" w:cs="Courier New" w:hint="default"/>
-      </w:rPr>
+        <w:ind w:left="1440" w:hanging="480"/>
+      </w:pPr>
     </w:lvl>
     <w:lvl w:ilvl="2">
       <w:numFmt w:val="bullet"/>
-      <w:lvlText w:val=""/>
+      <w:lvlText w:val="•"/>
       <w:lvlJc w:val="left"/>
       <w:pPr>
-        <w:ind w:left="2160" w:hanging="360"/>
-      </w:pPr>
-      <w:rPr>
-        <w:rFonts w:ascii="Wingdings" w:hAnsi="Wingdings" w:cs="Wingdings" w:hint="default"/>
-      </w:rPr>
+        <w:ind w:left="2160" w:hanging="480"/>
+      </w:pPr>
     </w:lvl>
     <w:lvl w:ilvl="3">
       <w:numFmt w:val="bullet"/>
-      <w:lvlText w:val=""/>
+      <w:lvlText w:val="–"/>
       <w:lvlJc w:val="left"/>
       <w:pPr>
-        <w:ind w:left="2880" w:hanging="360"/>
-      </w:pPr>
-      <w:rPr>
-        <w:rFonts w:ascii="Symbol" w:hAnsi="Symbol" w:cs="Symbol" w:hint="default"/>
-      </w:rPr>
+        <w:ind w:left="2880" w:hanging="480"/>
+      </w:pPr>
     </w:lvl>
     <w:lvl w:ilvl="4">
       <w:numFmt w:val="bullet"/>
-      <w:lvlText w:val="o"/>
+      <w:lvlText w:val="•"/>
       <w:lvlJc w:val="left"/>
       <w:pPr>
-        <w:ind w:left="3600" w:hanging="360"/>
-      </w:pPr>
-      <w:rPr>
-        <w:rFonts w:ascii="Courier New" w:hAnsi="Courier New" w:cs="Courier New" w:hint="default"/>
-      </w:rPr>
+        <w:ind w:left="3600" w:hanging="480"/>
+      </w:pPr>
     </w:lvl>
     <w:lvl w:ilvl="5">
       <w:numFmt w:val="bullet"/>
-      <w:lvlText w:val=""/>
+      <w:lvlText w:val="–"/>
       <w:lvlJc w:val="left"/>
       <w:pPr>
-        <w:ind w:left="4320" w:hanging="360"/>
-      </w:pPr>
-      <w:rPr>
-        <w:rFonts w:ascii="Wingdings" w:hAnsi="Wingdings" w:cs="Wingdings" w:hint="default"/>
-      </w:rPr>
+        <w:ind w:left="4320" w:hanging="480"/>
+      </w:pPr>
     </w:lvl>
     <w:lvl w:ilvl="6">
       <w:numFmt w:val="bullet"/>
-      <w:lvlText w:val=""/>
+      <w:lvlText w:val="•"/>
       <w:lvlJc w:val="left"/>
       <w:pPr>
-        <w:ind w:left="5040" w:hanging="360"/>
-      </w:pPr>
-      <w:rPr>
-        <w:rFonts w:ascii="Symbol" w:hAnsi="Symbol" w:cs="Symbol" w:hint="default"/>
-      </w:rPr>
+        <w:ind w:left="5040" w:hanging="480"/>
+      </w:pPr>
     </w:lvl>
     <w:lvl w:ilvl="7">
       <w:numFmt w:val="bullet"/>
-      <w:lvlText w:val="o"/>
+      <w:lvlText w:val="–"/>
       <w:lvlJc w:val="left"/>
       <w:pPr>
-        <w:ind w:left="5760" w:hanging="360"/>
-      </w:pPr>
-      <w:rPr>
-        <w:rFonts w:ascii="Courier New" w:hAnsi="Courier New" w:cs="Courier New" w:hint="default"/>
-      </w:rPr>
+        <w:ind w:left="5760" w:hanging="480"/>
+      </w:pPr>
     </w:lvl>
     <w:lvl w:ilvl="8">
       <w:numFmt w:val="bullet"/>
-      <w:lvlText w:val=""/>
+      <w:lvlText w:val="•"/>
       <w:lvlJc w:val="left"/>
       <w:pPr>
-        <w:ind w:left="6480" w:hanging="360"/>
-      </w:pPr>
-      <w:rPr>
-        <w:rFonts w:ascii="Wingdings" w:hAnsi="Wingdings" w:cs="Wingdings" w:hint="default"/>
-      </w:rPr>
+        <w:ind w:left="6480" w:hanging="480"/>
+      </w:pPr>
     </w:lvl>
   </w:abstractNum>
   <w:num w:numId="1000">
@@ -8890,8 +8878,8 @@
     <w:name w:val="KeywordTok"/>
     <w:basedOn w:val="VerbatimChar"/>
     <w:rPr>
+      <w:color w:val="007020"/>
       <w:b/>
-      <w:color w:val="007020"/>
     </w:rPr>
   </w:style>
   <w:style w:type="character" w:customStyle="1" w:styleId="DataTypeTok">
@@ -8968,42 +8956,42 @@
     <w:name w:val="ImportTok"/>
     <w:basedOn w:val="VerbatimChar"/>
     <w:rPr>
+      <w:color w:val="008000"/>
       <w:b/>
-      <w:color w:val="008000"/>
     </w:rPr>
   </w:style>
   <w:style w:type="character" w:customStyle="1" w:styleId="CommentTok">
     <w:name w:val="CommentTok"/>
     <w:basedOn w:val="VerbatimChar"/>
     <w:rPr>
+      <w:color w:val="60a0b0"/>
       <w:i/>
-      <w:color w:val="60a0b0"/>
     </w:rPr>
   </w:style>
   <w:style w:type="character" w:customStyle="1" w:styleId="DocumentationTok">
     <w:name w:val="DocumentationTok"/>
     <w:basedOn w:val="VerbatimChar"/>
     <w:rPr>
+      <w:color w:val="ba2121"/>
       <w:i/>
-      <w:color w:val="ba2121"/>
     </w:rPr>
   </w:style>
   <w:style w:type="character" w:customStyle="1" w:styleId="AnnotationTok">
     <w:name w:val="AnnotationTok"/>
     <w:basedOn w:val="VerbatimChar"/>
     <w:rPr>
+      <w:color w:val="60a0b0"/>
       <w:b/>
       <w:i/>
-      <w:color w:val="60a0b0"/>
     </w:rPr>
   </w:style>
   <w:style w:type="character" w:customStyle="1" w:styleId="CommentVarTok">
     <w:name w:val="CommentVarTok"/>
     <w:basedOn w:val="VerbatimChar"/>
     <w:rPr>
+      <w:color w:val="60a0b0"/>
       <w:b/>
       <w:i/>
-      <w:color w:val="60a0b0"/>
     </w:rPr>
   </w:style>
   <w:style w:type="character" w:customStyle="1" w:styleId="OtherTok">
@@ -9031,8 +9019,8 @@
     <w:name w:val="ControlFlowTok"/>
     <w:basedOn w:val="VerbatimChar"/>
     <w:rPr>
+      <w:color w:val="007020"/>
       <w:b/>
-      <w:color w:val="007020"/>
     </w:rPr>
   </w:style>
   <w:style w:type="character" w:customStyle="1" w:styleId="OperatorTok">
@@ -9077,34 +9065,34 @@
     <w:name w:val="InformationTok"/>
     <w:basedOn w:val="VerbatimChar"/>
     <w:rPr>
+      <w:color w:val="60a0b0"/>
       <w:b/>
       <w:i/>
-      <w:color w:val="60a0b0"/>
     </w:rPr>
   </w:style>
   <w:style w:type="character" w:customStyle="1" w:styleId="WarningTok">
     <w:name w:val="WarningTok"/>
     <w:basedOn w:val="VerbatimChar"/>
     <w:rPr>
+      <w:color w:val="60a0b0"/>
       <w:b/>
       <w:i/>
-      <w:color w:val="60a0b0"/>
     </w:rPr>
   </w:style>
   <w:style w:type="character" w:customStyle="1" w:styleId="AlertTok">
     <w:name w:val="AlertTok"/>
     <w:basedOn w:val="VerbatimChar"/>
     <w:rPr>
+      <w:color w:val="ff0000"/>
       <w:b/>
-      <w:color w:val="ff0000"/>
     </w:rPr>
   </w:style>
   <w:style w:type="character" w:customStyle="1" w:styleId="ErrorTok">
     <w:name w:val="ErrorTok"/>
     <w:basedOn w:val="VerbatimChar"/>
     <w:rPr>
+      <w:color w:val="ff0000"/>
       <w:b/>
-      <w:color w:val="ff0000"/>
     </w:rPr>
   </w:style>
   <w:style w:type="character" w:customStyle="1" w:styleId="NormalTok">

--- a/packages/docs/static/decision-guides/rcm-billing.docx
+++ b/packages/docs/static/decision-guides/rcm-billing.docx
@@ -11,18 +11,18 @@
           <wp:inline>
             <wp:extent cx="5943600" cy="1289649"/>
             <wp:effectExtent b="0" l="0" r="0" t="0"/>
-            <wp:docPr descr="Medplum" title="" id="21" name="Picture"/>
+            <wp:docPr descr="Medplum" title="" id="10" name="Picture"/>
             <a:graphic>
               <a:graphicData uri="http://schemas.openxmlformats.org/drawingml/2006/picture">
                 <pic:pic>
                   <pic:nvPicPr>
-                    <pic:cNvPr descr="medplum-wordmark-grape.png" id="22" name="Picture"/>
+                    <pic:cNvPr descr="medplum-wordmark-grape.png" id="11" name="Picture"/>
                     <pic:cNvPicPr>
                       <a:picLocks noChangeArrowheads="1" noChangeAspect="1"/>
                     </pic:cNvPicPr>
                   </pic:nvPicPr>
                   <pic:blipFill>
-                    <a:blip r:embed="rId20"/>
+                    <a:blip r:embed="rId9"/>
                     <a:stretch>
                       <a:fillRect/>
                     </a:stretch>
@@ -49,7 +49,7 @@
         </w:drawing>
       </w:r>
     </w:p>
-    <w:bookmarkStart w:id="59" w:name="rcm-billing-decision-guide"/>
+    <w:bookmarkStart w:id="48" w:name="rcm-billing-decision-guide"/>
     <w:p>
       <w:pPr>
         <w:pStyle w:val="Heading1"/>
@@ -72,44 +72,51 @@
       </w:pPr>
       <w:r>
         <w:rPr>
+          <w:i/>
           <w:iCs/>
-          <w:i/>
         </w:rPr>
         <w:t xml:space="preserve">Companion to the</w:t>
       </w:r>
       <w:r>
         <w:rPr>
+          <w:i/>
           <w:iCs/>
-          <w:i/>
         </w:rPr>
         <w:t xml:space="preserve"> </w:t>
       </w:r>
-      <w:hyperlink r:id="rId23">
+      <w:hyperlink r:id="rId12">
         <w:r>
           <w:rPr>
             <w:rStyle w:val="Hyperlink"/>
+            <w:i/>
             <w:iCs/>
-            <w:i/>
           </w:rPr>
           <w:t xml:space="preserve">Billing</w:t>
         </w:r>
       </w:hyperlink>
       <w:r>
         <w:rPr>
+          <w:i/>
           <w:iCs/>
-          <w:i/>
         </w:rPr>
         <w:t xml:space="preserve"> </w:t>
       </w:r>
       <w:r>
         <w:rPr>
+          <w:i/>
           <w:iCs/>
-          <w:i/>
         </w:rPr>
         <w:t xml:space="preserve">docs.</w:t>
       </w:r>
     </w:p>
-    <w:bookmarkStart w:id="24" w:name="section-1-use-case-participants"/>
+    <w:p>
+      <w:r>
+        <w:pict>
+          <v:rect style="width:0;height:1.5pt" o:hralign="center" o:hrstd="t" o:hr="t"/>
+        </w:pict>
+      </w:r>
+    </w:p>
+    <w:bookmarkStart w:id="13" w:name="section-1-use-case-participants"/>
     <w:p>
       <w:pPr>
         <w:pStyle w:val="Heading2"/>
@@ -124,55 +131,55 @@
       </w:pPr>
       <w:r>
         <w:rPr>
+          <w:b/>
           <w:bCs/>
-          <w:b/>
         </w:rPr>
         <w:t xml:space="preserve">1.1 What is your reimbursement model?</w:t>
       </w:r>
     </w:p>
     <w:p>
       <w:pPr>
+        <w:pStyle w:val="Compact"/>
         <w:numPr>
           <w:ilvl w:val="0"/>
           <w:numId w:val="1001"/>
         </w:numPr>
+      </w:pPr>
+      <w:r>
+        <w:t xml:space="preserve">Insurance / claims-based – you bill payers and reconcile their responses</w:t>
+      </w:r>
+    </w:p>
+    <w:p>
+      <w:pPr>
         <w:pStyle w:val="Compact"/>
-      </w:pPr>
-      <w:r>
-        <w:t xml:space="preserve">Insurance / claims-based – you bill payers and reconcile their responses</w:t>
-      </w:r>
-    </w:p>
-    <w:p>
-      <w:pPr>
         <w:numPr>
           <w:ilvl w:val="0"/>
           <w:numId w:val="1001"/>
         </w:numPr>
+      </w:pPr>
+      <w:r>
+        <w:t xml:space="preserve">Patient self-pay / cash – patients pay you directly; no payer claim</w:t>
+      </w:r>
+    </w:p>
+    <w:p>
+      <w:pPr>
         <w:pStyle w:val="Compact"/>
-      </w:pPr>
-      <w:r>
-        <w:t xml:space="preserve">Patient self-pay / cash – patients pay you directly; no payer claim</w:t>
-      </w:r>
-    </w:p>
-    <w:p>
-      <w:pPr>
         <w:numPr>
           <w:ilvl w:val="0"/>
           <w:numId w:val="1001"/>
         </w:numPr>
+      </w:pPr>
+      <w:r>
+        <w:t xml:space="preserve">Value-based / capitation – per-member-per-month or risk-based</w:t>
+      </w:r>
+    </w:p>
+    <w:p>
+      <w:pPr>
         <w:pStyle w:val="Compact"/>
-      </w:pPr>
-      <w:r>
-        <w:t xml:space="preserve">Value-based / capitation – per-member-per-month or risk-based</w:t>
-      </w:r>
-    </w:p>
-    <w:p>
-      <w:pPr>
         <w:numPr>
           <w:ilvl w:val="0"/>
           <w:numId w:val="1001"/>
         </w:numPr>
-        <w:pStyle w:val="Compact"/>
       </w:pPr>
       <w:r>
         <w:t xml:space="preserve">Some combination</w:t>
@@ -184,8 +191,8 @@
       </w:pPr>
       <w:r>
         <w:rPr>
+          <w:i/>
           <w:iCs/>
-          <w:i/>
         </w:rPr>
         <w:t xml:space="preserve">Why: Claims-based reads every lane; self-pay skips the Charge → Claim → Payer lane; value-based leans on Foundations and the Value-Based lane (3.11).</w:t>
       </w:r>
@@ -196,24 +203,24 @@
       </w:pPr>
       <w:r>
         <w:rPr>
+          <w:b/>
           <w:bCs/>
-          <w:b/>
         </w:rPr>
         <w:t xml:space="preserve">1.2 How much of the revenue cycle runs in Medplum vs. delegated?</w:t>
       </w:r>
     </w:p>
     <w:p>
       <w:pPr>
+        <w:pStyle w:val="Compact"/>
         <w:numPr>
           <w:ilvl w:val="0"/>
           <w:numId w:val="1002"/>
         </w:numPr>
-        <w:pStyle w:val="Compact"/>
       </w:pPr>
       <w:r>
         <w:rPr>
+          <w:b/>
           <w:bCs/>
-          <w:b/>
         </w:rPr>
         <w:t xml:space="preserve">Clearinghouse-direct</w:t>
       </w:r>
@@ -226,16 +233,16 @@
     </w:p>
     <w:p>
       <w:pPr>
+        <w:pStyle w:val="Compact"/>
         <w:numPr>
           <w:ilvl w:val="0"/>
           <w:numId w:val="1002"/>
         </w:numPr>
-        <w:pStyle w:val="Compact"/>
       </w:pPr>
       <w:r>
         <w:rPr>
+          <w:b/>
           <w:bCs/>
-          <w:b/>
         </w:rPr>
         <w:t xml:space="preserve">RCM-automation partner</w:t>
       </w:r>
@@ -260,16 +267,16 @@
     </w:p>
     <w:p>
       <w:pPr>
+        <w:pStyle w:val="Compact"/>
         <w:numPr>
           <w:ilvl w:val="0"/>
           <w:numId w:val="1002"/>
         </w:numPr>
-        <w:pStyle w:val="Compact"/>
       </w:pPr>
       <w:r>
         <w:rPr>
+          <w:b/>
           <w:bCs/>
-          <w:b/>
         </w:rPr>
         <w:t xml:space="preserve">Documents only (no electronic claims)</w:t>
       </w:r>
@@ -282,16 +289,16 @@
     </w:p>
     <w:p>
       <w:pPr>
+        <w:pStyle w:val="Compact"/>
         <w:numPr>
           <w:ilvl w:val="0"/>
           <w:numId w:val="1002"/>
         </w:numPr>
-        <w:pStyle w:val="Compact"/>
       </w:pPr>
       <w:r>
         <w:rPr>
+          <w:b/>
           <w:bCs/>
-          <w:b/>
         </w:rPr>
         <w:t xml:space="preserve">External Practice Management (PM) / billing system</w:t>
       </w:r>
@@ -308,8 +315,8 @@
       </w:pPr>
       <w:r>
         <w:rPr>
+          <w:i/>
           <w:iCs/>
-          <w:i/>
         </w:rPr>
         <w:t xml:space="preserve">In one line: a clearinghouse moves your claims; an RCM platform runs your revenue cycle. Either way Medplum owns the front half (coverage, charge capture, claim assembly); the paths diverge on the back half.</w:t>
       </w:r>
@@ -318,9 +325,8 @@
       <w:tblPr>
         <w:tblStyle w:val="Table"/>
         <w:tblW w:w="9360" w:type="dxa"/>
+        <w:tblLayout w:type="fixed"/>
         <w:tblLook w:firstRow="1" w:lastRow="0" w:firstColumn="0" w:lastColumn="0" w:noHBand="0" w:noVBand="0" w:val="0020"/>
-        <w:jc w:val="start"/>
-        <w:tblLayout w:type="fixed"/>
       </w:tblPr>
       <w:tblGrid>
         <w:gridCol w:w="2329"/>
@@ -332,7 +338,7 @@
       <w:tr>
         <w:trPr>
           <w:cantSplit/>
-          <w:tblHeader w:val="true"/>
+          <w:tblHeader w:val="on"/>
         </w:trPr>
         <w:tc>
           <w:tcPr/>
@@ -946,8 +952,8 @@
       </w:pPr>
       <w:r>
         <w:rPr>
+          <w:b/>
           <w:bCs/>
-          <w:b/>
         </w:rPr>
         <w:t xml:space="preserve">How to choose:</w:t>
       </w:r>
@@ -956,9 +962,8 @@
       <w:tblPr>
         <w:tblStyle w:val="Table"/>
         <w:tblW w:w="9360" w:type="dxa"/>
+        <w:tblLayout w:type="fixed"/>
         <w:tblLook w:firstRow="1" w:lastRow="0" w:firstColumn="0" w:lastColumn="0" w:noHBand="0" w:noVBand="0" w:val="0020"/>
-        <w:jc w:val="start"/>
-        <w:tblLayout w:type="fixed"/>
       </w:tblPr>
       <w:tblGrid>
         <w:gridCol w:w="1580"/>
@@ -968,7 +973,7 @@
       <w:tr>
         <w:trPr>
           <w:cantSplit/>
-          <w:tblHeader w:val="true"/>
+          <w:tblHeader w:val="on"/>
         </w:trPr>
         <w:tc>
           <w:tcPr/>
@@ -1133,8 +1138,8 @@
       </w:pPr>
       <w:r>
         <w:rPr>
+          <w:i/>
           <w:iCs/>
-          <w:i/>
         </w:rPr>
         <w:t xml:space="preserve">Paths can mix. The choice sets which Section 3 lanes you build (3.5–3.10) vs. read only for the boundary.</w:t>
       </w:r>
@@ -1145,55 +1150,55 @@
       </w:pPr>
       <w:r>
         <w:rPr>
+          <w:b/>
           <w:bCs/>
-          <w:b/>
         </w:rPr>
         <w:t xml:space="preserve">1.3 Who does the billing work, and is the patient part of it?</w:t>
       </w:r>
     </w:p>
     <w:p>
       <w:pPr>
+        <w:pStyle w:val="Compact"/>
         <w:numPr>
           <w:ilvl w:val="0"/>
           <w:numId w:val="1003"/>
         </w:numPr>
+      </w:pPr>
+      <w:r>
+        <w:t xml:space="preserve">Charge capture: clinicians at point of care, or back-office entry?</w:t>
+      </w:r>
+    </w:p>
+    <w:p>
+      <w:pPr>
         <w:pStyle w:val="Compact"/>
-      </w:pPr>
-      <w:r>
-        <w:t xml:space="preserve">Charge capture: clinicians at point of care, or back-office entry?</w:t>
-      </w:r>
-    </w:p>
-    <w:p>
-      <w:pPr>
         <w:numPr>
           <w:ilvl w:val="0"/>
           <w:numId w:val="1003"/>
         </w:numPr>
+      </w:pPr>
+      <w:r>
+        <w:t xml:space="preserve">Coding and claim work: dedicated coders/billers, or automated with exception review?</w:t>
+      </w:r>
+    </w:p>
+    <w:p>
+      <w:pPr>
         <w:pStyle w:val="Compact"/>
-      </w:pPr>
-      <w:r>
-        <w:t xml:space="preserve">Coding and claim work: dedicated coders/billers, or automated with exception review?</w:t>
-      </w:r>
-    </w:p>
-    <w:p>
-      <w:pPr>
         <w:numPr>
           <w:ilvl w:val="0"/>
           <w:numId w:val="1003"/>
         </w:numPr>
+      </w:pPr>
+      <w:r>
+        <w:t xml:space="preserve">Accounts receivable (AR) follow-up: who works denials, aging, and patient balances?</w:t>
+      </w:r>
+    </w:p>
+    <w:p>
+      <w:pPr>
         <w:pStyle w:val="Compact"/>
-      </w:pPr>
-      <w:r>
-        <w:t xml:space="preserve">Accounts receivable (AR) follow-up: who works denials, aging, and patient balances?</w:t>
-      </w:r>
-    </w:p>
-    <w:p>
-      <w:pPr>
         <w:numPr>
           <w:ilvl w:val="0"/>
           <w:numId w:val="1003"/>
         </w:numPr>
-        <w:pStyle w:val="Compact"/>
       </w:pPr>
       <w:r>
         <w:t xml:space="preserve">Patient: do patients see estimates, statements, or pay online?</w:t>
@@ -1205,8 +1210,8 @@
       </w:pPr>
       <w:r>
         <w:rPr>
+          <w:i/>
           <w:iCs/>
-          <w:i/>
         </w:rPr>
         <w:t xml:space="preserve">Why: drives charge-capture design (3.5), who works denials and AR (3.8, 3.10), and whether patient-facing billing is in scope (3.9).</w:t>
       </w:r>
@@ -1217,43 +1222,43 @@
       </w:pPr>
       <w:r>
         <w:rPr>
+          <w:b/>
           <w:bCs/>
-          <w:b/>
         </w:rPr>
         <w:t xml:space="preserve">1.4 Where does coding happen, and how automated is it?</w:t>
       </w:r>
     </w:p>
     <w:p>
       <w:pPr>
+        <w:pStyle w:val="Compact"/>
         <w:numPr>
           <w:ilvl w:val="0"/>
           <w:numId w:val="1004"/>
         </w:numPr>
+      </w:pPr>
+      <w:r>
+        <w:t xml:space="preserve">Auto-derived from clinical data (visit type, orders, procedures)?</w:t>
+      </w:r>
+    </w:p>
+    <w:p>
+      <w:pPr>
         <w:pStyle w:val="Compact"/>
-      </w:pPr>
-      <w:r>
-        <w:t xml:space="preserve">Auto-derived from clinical data (visit type, orders, procedures)?</w:t>
-      </w:r>
-    </w:p>
-    <w:p>
-      <w:pPr>
         <w:numPr>
           <w:ilvl w:val="0"/>
           <w:numId w:val="1004"/>
         </w:numPr>
+      </w:pPr>
+      <w:r>
+        <w:t xml:space="preserve">Coder-reviewed before the claim is built?</w:t>
+      </w:r>
+    </w:p>
+    <w:p>
+      <w:pPr>
         <w:pStyle w:val="Compact"/>
-      </w:pPr>
-      <w:r>
-        <w:t xml:space="preserve">Coder-reviewed before the claim is built?</w:t>
-      </w:r>
-    </w:p>
-    <w:p>
-      <w:pPr>
         <w:numPr>
           <w:ilvl w:val="0"/>
           <w:numId w:val="1004"/>
         </w:numPr>
-        <w:pStyle w:val="Compact"/>
       </w:pPr>
       <w:r>
         <w:t xml:space="preserve">Fully manual?</w:t>
@@ -1265,8 +1270,8 @@
       </w:pPr>
       <w:r>
         <w:rPr>
+          <w:i/>
           <w:iCs/>
-          <w:i/>
         </w:rPr>
         <w:t xml:space="preserve">Why: drives the coding and review model in charge capture (3.5) and where scrubbing exceptions surface (3.6).</w:t>
       </w:r>
@@ -1277,43 +1282,43 @@
       </w:pPr>
       <w:r>
         <w:rPr>
+          <w:b/>
           <w:bCs/>
-          <w:b/>
         </w:rPr>
         <w:t xml:space="preserve">1.5 New build or replacing/extending, and what else must billing touch?</w:t>
       </w:r>
     </w:p>
     <w:p>
       <w:pPr>
+        <w:pStyle w:val="Compact"/>
         <w:numPr>
           <w:ilvl w:val="0"/>
           <w:numId w:val="1005"/>
         </w:numPr>
+      </w:pPr>
+      <w:r>
+        <w:t xml:space="preserve">If replacing: what billing/PM system, and what gaps drove the change?</w:t>
+      </w:r>
+    </w:p>
+    <w:p>
+      <w:pPr>
         <w:pStyle w:val="Compact"/>
-      </w:pPr>
-      <w:r>
-        <w:t xml:space="preserve">If replacing: what billing/PM system, and what gaps drove the change?</w:t>
-      </w:r>
-    </w:p>
-    <w:p>
-      <w:pPr>
         <w:numPr>
           <w:ilvl w:val="0"/>
           <w:numId w:val="1005"/>
         </w:numPr>
+      </w:pPr>
+      <w:r>
+        <w:t xml:space="preserve">If new: is billing core to the product (you’re building an RCM/billing product) or additive (a clinical app that also needs to bill)?</w:t>
+      </w:r>
+    </w:p>
+    <w:p>
+      <w:pPr>
         <w:pStyle w:val="Compact"/>
-      </w:pPr>
-      <w:r>
-        <w:t xml:space="preserve">If new: is billing core to the product (you’re building an RCM/billing product) or additive (a clinical app that also needs to bill)?</w:t>
-      </w:r>
-    </w:p>
-    <w:p>
-      <w:pPr>
         <w:numPr>
           <w:ilvl w:val="0"/>
           <w:numId w:val="1005"/>
         </w:numPr>
-        <w:pStyle w:val="Compact"/>
       </w:pPr>
       <w:r>
         <w:t xml:space="preserve">What other systems must billing read from or write to (clinical/EHR source, PM, clearinghouse, accounting/GL, payment processor, payer portals)?</w:t>
@@ -1325,8 +1330,8 @@
       </w:pPr>
       <w:r>
         <w:rPr>
+          <w:i/>
           <w:iCs/>
-          <w:i/>
         </w:rPr>
         <w:t xml:space="preserve">Why: surfaces integration boundaries and the source-of-truth split behind 1.2, 3.6, and 3.7. Core-to-product builds tend to own the cycle (a clearinghouse); additive builds tend to delegate (an RCM partner or external PM).</w:t>
       </w:r>
@@ -1338,8 +1343,8 @@
         </w:pict>
       </w:r>
     </w:p>
-    <w:bookmarkEnd w:id="24"/>
-    <w:bookmarkStart w:id="25" w:name="section-2-feature-scoping"/>
+    <w:bookmarkEnd w:id="13"/>
+    <w:bookmarkStart w:id="14" w:name="section-2-feature-scoping"/>
     <w:p>
       <w:pPr>
         <w:pStyle w:val="Heading2"/>
@@ -1354,8 +1359,8 @@
       </w:pPr>
       <w:r>
         <w:rPr>
+          <w:i/>
           <w:iCs/>
-          <w:i/>
         </w:rPr>
         <w:t xml:space="preserve">Go through each row together. For each cell under Yes / No / Nice-to-have / Not sure, mark the customer’s answer. The</w:t>
       </w:r>
@@ -1364,8 +1369,8 @@
       </w:r>
       <w:r>
         <w:rPr>
+          <w:b/>
           <w:bCs/>
-          <w:b/>
         </w:rPr>
         <w:t xml:space="preserve">§</w:t>
       </w:r>
@@ -1374,8 +1379,8 @@
       </w:r>
       <w:r>
         <w:rPr>
+          <w:i/>
           <w:iCs/>
-          <w:i/>
         </w:rPr>
         <w:t xml:space="preserve">column points to the deep-dive subsection that covers each feature.</w:t>
       </w:r>
@@ -1384,9 +1389,8 @@
       <w:tblPr>
         <w:tblStyle w:val="Table"/>
         <w:tblW w:w="9360" w:type="dxa"/>
+        <w:tblLayout w:type="fixed"/>
         <w:tblLook w:firstRow="1" w:lastRow="0" w:firstColumn="0" w:lastColumn="0" w:noHBand="0" w:noVBand="0" w:val="0020"/>
-        <w:jc w:val="start"/>
-        <w:tblLayout w:type="fixed"/>
       </w:tblPr>
       <w:tblGrid>
         <w:gridCol w:w="600"/>
@@ -1400,7 +1404,7 @@
       <w:tr>
         <w:trPr>
           <w:cantSplit/>
-          <w:tblHeader w:val="true"/>
+          <w:tblHeader w:val="on"/>
         </w:trPr>
         <w:tc>
           <w:tcPr/>
@@ -2517,8 +2521,8 @@
         </w:pict>
       </w:r>
     </w:p>
-    <w:bookmarkEnd w:id="25"/>
-    <w:bookmarkStart w:id="52" w:name="section-3-feature-deep-dives"/>
+    <w:bookmarkEnd w:id="14"/>
+    <w:bookmarkStart w:id="41" w:name="section-3-feature-deep-dives"/>
     <w:p>
       <w:pPr>
         <w:pStyle w:val="Heading2"/>
@@ -2533,8 +2537,8 @@
       </w:pPr>
       <w:r>
         <w:rPr>
+          <w:i/>
           <w:iCs/>
-          <w:i/>
         </w:rPr>
         <w:t xml:space="preserve">Cover each feature flagged Yes or Nice-to-have in Section 2. The goal is to land on a clear recommended approach by the end of each section.</w:t>
       </w:r>
@@ -2551,9 +2555,8 @@
       <w:tblPr>
         <w:tblStyle w:val="Table"/>
         <w:tblW w:w="9360" w:type="dxa"/>
+        <w:tblLayout w:type="fixed"/>
         <w:tblLook w:firstRow="1" w:lastRow="0" w:firstColumn="0" w:lastColumn="0" w:noHBand="0" w:noVBand="0" w:val="0020"/>
-        <w:jc w:val="start"/>
-        <w:tblLayout w:type="fixed"/>
       </w:tblPr>
       <w:tblGrid>
         <w:gridCol w:w="3313"/>
@@ -2563,7 +2566,7 @@
       <w:tr>
         <w:trPr>
           <w:cantSplit/>
-          <w:tblHeader w:val="true"/>
+          <w:tblHeader w:val="on"/>
         </w:trPr>
         <w:tc>
           <w:tcPr/>
@@ -2615,22 +2618,157 @@
             </w:pPr>
             <w:r>
               <w:rPr>
+                <w:b/>
                 <w:bCs/>
+              </w:rPr>
+              <w:t xml:space="preserve">Foundations</w:t>
+            </w:r>
+          </w:p>
+        </w:tc>
+        <w:tc>
+          <w:tcPr/>
+          <w:p>
+            <w:pPr>
+              <w:pStyle w:val="Compact"/>
+              <w:jc w:val="left"/>
+            </w:pPr>
+            <w:r>
+              <w:t xml:space="preserve">3.1 – 3.2</w:t>
+            </w:r>
+          </w:p>
+        </w:tc>
+        <w:tc>
+          <w:tcPr/>
+          <w:p>
+            <w:pPr>
+              <w:pStyle w:val="Compact"/>
+              <w:jc w:val="left"/>
+            </w:pPr>
+            <w:r>
+              <w:t xml:space="preserve">Always</w:t>
+            </w:r>
+          </w:p>
+        </w:tc>
+      </w:tr>
+      <w:tr>
+        <w:trPr>
+          <w:cantSplit/>
+        </w:trPr>
+        <w:tc>
+          <w:tcPr/>
+          <w:p>
+            <w:pPr>
+              <w:pStyle w:val="Compact"/>
+              <w:jc w:val="left"/>
+            </w:pPr>
+            <w:r>
+              <w:rPr>
                 <w:b/>
-              </w:rPr>
-              <w:t xml:space="preserve">Foundations</w:t>
-            </w:r>
-          </w:p>
-        </w:tc>
-        <w:tc>
-          <w:tcPr/>
-          <w:p>
-            <w:pPr>
-              <w:pStyle w:val="Compact"/>
-              <w:jc w:val="left"/>
-            </w:pPr>
-            <w:r>
-              <w:t xml:space="preserve">3.1 – 3.2</w:t>
+                <w:bCs/>
+              </w:rPr>
+              <w:t xml:space="preserve">Pre-service / Patient Access</w:t>
+            </w:r>
+          </w:p>
+        </w:tc>
+        <w:tc>
+          <w:tcPr/>
+          <w:p>
+            <w:pPr>
+              <w:pStyle w:val="Compact"/>
+              <w:jc w:val="left"/>
+            </w:pPr>
+            <w:r>
+              <w:t xml:space="preserve">3.3 – 3.4</w:t>
+            </w:r>
+          </w:p>
+        </w:tc>
+        <w:tc>
+          <w:tcPr/>
+          <w:p>
+            <w:pPr>
+              <w:pStyle w:val="Compact"/>
+              <w:jc w:val="left"/>
+            </w:pPr>
+            <w:r>
+              <w:t xml:space="preserve">When you verify coverage or authorize before service</w:t>
+            </w:r>
+          </w:p>
+        </w:tc>
+      </w:tr>
+      <w:tr>
+        <w:trPr>
+          <w:cantSplit/>
+        </w:trPr>
+        <w:tc>
+          <w:tcPr/>
+          <w:p>
+            <w:pPr>
+              <w:pStyle w:val="Compact"/>
+              <w:jc w:val="left"/>
+            </w:pPr>
+            <w:r>
+              <w:rPr>
+                <w:b/>
+                <w:bCs/>
+              </w:rPr>
+              <w:t xml:space="preserve">Charge → Claim → Payer</w:t>
+            </w:r>
+          </w:p>
+        </w:tc>
+        <w:tc>
+          <w:tcPr/>
+          <w:p>
+            <w:pPr>
+              <w:pStyle w:val="Compact"/>
+              <w:jc w:val="left"/>
+            </w:pPr>
+            <w:r>
+              <w:t xml:space="preserve">3.5 – 3.8</w:t>
+            </w:r>
+          </w:p>
+        </w:tc>
+        <w:tc>
+          <w:tcPr/>
+          <w:p>
+            <w:pPr>
+              <w:pStyle w:val="Compact"/>
+              <w:jc w:val="left"/>
+            </w:pPr>
+            <w:r>
+              <w:t xml:space="preserve">When you bill insurance</w:t>
+            </w:r>
+          </w:p>
+        </w:tc>
+      </w:tr>
+      <w:tr>
+        <w:trPr>
+          <w:cantSplit/>
+        </w:trPr>
+        <w:tc>
+          <w:tcPr/>
+          <w:p>
+            <w:pPr>
+              <w:pStyle w:val="Compact"/>
+              <w:jc w:val="left"/>
+            </w:pPr>
+            <w:r>
+              <w:rPr>
+                <w:b/>
+                <w:bCs/>
+              </w:rPr>
+              <w:t xml:space="preserve">Patient &amp; Operations</w:t>
+            </w:r>
+          </w:p>
+        </w:tc>
+        <w:tc>
+          <w:tcPr/>
+          <w:p>
+            <w:pPr>
+              <w:pStyle w:val="Compact"/>
+              <w:jc w:val="left"/>
+            </w:pPr>
+            <w:r>
+              <w:t xml:space="preserve">3.9 – 3.10</w:t>
             </w:r>
           </w:p>
         </w:tc>
@@ -2660,143 +2798,8 @@
             </w:pPr>
             <w:r>
               <w:rPr>
+                <w:b/>
                 <w:bCs/>
-                <w:b/>
-              </w:rPr>
-              <w:t xml:space="preserve">Pre-service / Patient Access</w:t>
-            </w:r>
-          </w:p>
-        </w:tc>
-        <w:tc>
-          <w:tcPr/>
-          <w:p>
-            <w:pPr>
-              <w:pStyle w:val="Compact"/>
-              <w:jc w:val="left"/>
-            </w:pPr>
-            <w:r>
-              <w:t xml:space="preserve">3.3 – 3.4</w:t>
-            </w:r>
-          </w:p>
-        </w:tc>
-        <w:tc>
-          <w:tcPr/>
-          <w:p>
-            <w:pPr>
-              <w:pStyle w:val="Compact"/>
-              <w:jc w:val="left"/>
-            </w:pPr>
-            <w:r>
-              <w:t xml:space="preserve">When you verify coverage or authorize before service</w:t>
-            </w:r>
-          </w:p>
-        </w:tc>
-      </w:tr>
-      <w:tr>
-        <w:trPr>
-          <w:cantSplit/>
-        </w:trPr>
-        <w:tc>
-          <w:tcPr/>
-          <w:p>
-            <w:pPr>
-              <w:pStyle w:val="Compact"/>
-              <w:jc w:val="left"/>
-            </w:pPr>
-            <w:r>
-              <w:rPr>
-                <w:bCs/>
-                <w:b/>
-              </w:rPr>
-              <w:t xml:space="preserve">Charge → Claim → Payer</w:t>
-            </w:r>
-          </w:p>
-        </w:tc>
-        <w:tc>
-          <w:tcPr/>
-          <w:p>
-            <w:pPr>
-              <w:pStyle w:val="Compact"/>
-              <w:jc w:val="left"/>
-            </w:pPr>
-            <w:r>
-              <w:t xml:space="preserve">3.5 – 3.8</w:t>
-            </w:r>
-          </w:p>
-        </w:tc>
-        <w:tc>
-          <w:tcPr/>
-          <w:p>
-            <w:pPr>
-              <w:pStyle w:val="Compact"/>
-              <w:jc w:val="left"/>
-            </w:pPr>
-            <w:r>
-              <w:t xml:space="preserve">When you bill insurance</w:t>
-            </w:r>
-          </w:p>
-        </w:tc>
-      </w:tr>
-      <w:tr>
-        <w:trPr>
-          <w:cantSplit/>
-        </w:trPr>
-        <w:tc>
-          <w:tcPr/>
-          <w:p>
-            <w:pPr>
-              <w:pStyle w:val="Compact"/>
-              <w:jc w:val="left"/>
-            </w:pPr>
-            <w:r>
-              <w:rPr>
-                <w:bCs/>
-                <w:b/>
-              </w:rPr>
-              <w:t xml:space="preserve">Patient &amp; Operations</w:t>
-            </w:r>
-          </w:p>
-        </w:tc>
-        <w:tc>
-          <w:tcPr/>
-          <w:p>
-            <w:pPr>
-              <w:pStyle w:val="Compact"/>
-              <w:jc w:val="left"/>
-            </w:pPr>
-            <w:r>
-              <w:t xml:space="preserve">3.9 – 3.10</w:t>
-            </w:r>
-          </w:p>
-        </w:tc>
-        <w:tc>
-          <w:tcPr/>
-          <w:p>
-            <w:pPr>
-              <w:pStyle w:val="Compact"/>
-              <w:jc w:val="left"/>
-            </w:pPr>
-            <w:r>
-              <w:t xml:space="preserve">Always</w:t>
-            </w:r>
-          </w:p>
-        </w:tc>
-      </w:tr>
-      <w:tr>
-        <w:trPr>
-          <w:cantSplit/>
-        </w:trPr>
-        <w:tc>
-          <w:tcPr/>
-          <w:p>
-            <w:pPr>
-              <w:pStyle w:val="Compact"/>
-              <w:jc w:val="left"/>
-            </w:pPr>
-            <w:r>
-              <w:rPr>
-                <w:bCs/>
-                <w:b/>
               </w:rPr>
               <w:t xml:space="preserve">Value-Based</w:t>
             </w:r>
@@ -2835,7 +2838,7 @@
         </w:pict>
       </w:r>
     </w:p>
-    <w:bookmarkStart w:id="29" w:name="foundations"/>
+    <w:bookmarkStart w:id="18" w:name="foundations"/>
     <w:p>
       <w:pPr>
         <w:pStyle w:val="Heading3"/>
@@ -2844,7 +2847,7 @@
         <w:t xml:space="preserve">Foundations</w:t>
       </w:r>
     </w:p>
-    <w:bookmarkStart w:id="27" w:name="coverage-insurance-model"/>
+    <w:bookmarkStart w:id="16" w:name="coverage-insurance-model"/>
     <w:p>
       <w:pPr>
         <w:pStyle w:val="Heading4"/>
@@ -2863,7 +2866,7 @@
       <w:r>
         <w:t xml:space="preserve"> </w:t>
       </w:r>
-      <w:hyperlink r:id="rId26">
+      <w:hyperlink r:id="rId15">
         <w:r>
           <w:rPr>
             <w:rStyle w:val="Hyperlink"/>
@@ -2881,55 +2884,55 @@
       </w:pPr>
       <w:r>
         <w:rPr>
+          <w:b/>
           <w:bCs/>
-          <w:b/>
         </w:rPr>
         <w:t xml:space="preserve">Questions:</w:t>
       </w:r>
     </w:p>
     <w:p>
       <w:pPr>
+        <w:pStyle w:val="Compact"/>
         <w:numPr>
           <w:ilvl w:val="0"/>
           <w:numId w:val="1006"/>
         </w:numPr>
+      </w:pPr>
+      <w:r>
+        <w:t xml:space="preserve">Do patients commonly have more than one coverage, and must you bill them in order?</w:t>
+      </w:r>
+    </w:p>
+    <w:p>
+      <w:pPr>
         <w:pStyle w:val="Compact"/>
-      </w:pPr>
-      <w:r>
-        <w:t xml:space="preserve">Do patients commonly have more than one coverage, and must you bill them in order?</w:t>
-      </w:r>
-    </w:p>
-    <w:p>
-      <w:pPr>
         <w:numPr>
           <w:ilvl w:val="0"/>
           <w:numId w:val="1006"/>
         </w:numPr>
+      </w:pPr>
+      <w:r>
+        <w:t xml:space="preserve">Is the subscriber sometimes someone other than the patient?</w:t>
+      </w:r>
+    </w:p>
+    <w:p>
+      <w:pPr>
         <w:pStyle w:val="Compact"/>
-      </w:pPr>
-      <w:r>
-        <w:t xml:space="preserve">Is the subscriber sometimes someone other than the patient?</w:t>
-      </w:r>
-    </w:p>
-    <w:p>
-      <w:pPr>
         <w:numPr>
           <w:ilvl w:val="0"/>
           <w:numId w:val="1006"/>
         </w:numPr>
+      </w:pPr>
+      <w:r>
+        <w:t xml:space="preserve">Is your payer list curated in Medplum, synced, or created on demand?</w:t>
+      </w:r>
+    </w:p>
+    <w:p>
+      <w:pPr>
         <w:pStyle w:val="Compact"/>
-      </w:pPr>
-      <w:r>
-        <w:t xml:space="preserve">Is your payer list curated in Medplum, synced, or created on demand?</w:t>
-      </w:r>
-    </w:p>
-    <w:p>
-      <w:pPr>
         <w:numPr>
           <w:ilvl w:val="0"/>
           <w:numId w:val="1006"/>
         </w:numPr>
-        <w:pStyle w:val="Compact"/>
       </w:pPr>
       <w:r>
         <w:t xml:space="preserve">What cost-sharing (copay, coinsurance, deductible) do you need for estimates and patient billing?</w:t>
@@ -2939,9 +2942,8 @@
       <w:tblPr>
         <w:tblStyle w:val="Table"/>
         <w:tblW w:w="9360" w:type="dxa"/>
+        <w:tblLayout w:type="fixed"/>
         <w:tblLook w:firstRow="1" w:lastRow="0" w:firstColumn="0" w:lastColumn="0" w:noHBand="0" w:noVBand="0" w:val="0020"/>
-        <w:jc w:val="start"/>
-        <w:tblLayout w:type="fixed"/>
       </w:tblPr>
       <w:tblGrid>
         <w:gridCol w:w="3709"/>
@@ -2950,7 +2952,7 @@
       <w:tr>
         <w:trPr>
           <w:cantSplit/>
-          <w:tblHeader w:val="true"/>
+          <w:tblHeader w:val="on"/>
         </w:trPr>
         <w:tc>
           <w:tcPr/>
@@ -3384,8 +3386,8 @@
             </w:r>
             <w:r>
               <w:rPr>
+                <w:b/>
                 <w:bCs/>
-                <w:b/>
               </w:rPr>
               <w:t xml:space="preserve">Payer Directory</w:t>
             </w:r>
@@ -3476,8 +3478,8 @@
         </w:tc>
       </w:tr>
     </w:tbl>
-    <w:bookmarkEnd w:id="27"/>
-    <w:bookmarkStart w:id="28" w:name="account-financial-ledger"/>
+    <w:bookmarkEnd w:id="16"/>
+    <w:bookmarkStart w:id="17" w:name="account-financial-ledger"/>
     <w:p>
       <w:pPr>
         <w:pStyle w:val="Heading4"/>
@@ -3500,8 +3502,8 @@
       </w:pPr>
       <w:r>
         <w:rPr>
+          <w:i/>
           <w:iCs/>
-          <w:i/>
         </w:rPr>
         <w:t xml:space="preserve">Note: the rows below are one FHIR approach to a financial ledger; validate against your reporting and reconciliation requirements.</w:t>
       </w:r>
@@ -3512,55 +3514,55 @@
       </w:pPr>
       <w:r>
         <w:rPr>
+          <w:b/>
           <w:bCs/>
-          <w:b/>
         </w:rPr>
         <w:t xml:space="preserve">Questions:</w:t>
       </w:r>
     </w:p>
     <w:p>
       <w:pPr>
+        <w:pStyle w:val="Compact"/>
         <w:numPr>
           <w:ilvl w:val="0"/>
           <w:numId w:val="1007"/>
         </w:numPr>
+      </w:pPr>
+      <w:r>
+        <w:t xml:space="preserve">Do you need a single balance rolling up charges, payer payments, adjustments, and patient payments?</w:t>
+      </w:r>
+    </w:p>
+    <w:p>
+      <w:pPr>
         <w:pStyle w:val="Compact"/>
-      </w:pPr>
-      <w:r>
-        <w:t xml:space="preserve">Do you need a single balance rolling up charges, payer payments, adjustments, and patient payments?</w:t>
-      </w:r>
-    </w:p>
-    <w:p>
-      <w:pPr>
         <w:numPr>
           <w:ilvl w:val="0"/>
           <w:numId w:val="1007"/>
         </w:numPr>
+      </w:pPr>
+      <w:r>
+        <w:t xml:space="preserve">Is the account scoped per patient, per visit, or per episode?</w:t>
+      </w:r>
+    </w:p>
+    <w:p>
+      <w:pPr>
         <w:pStyle w:val="Compact"/>
-      </w:pPr>
-      <w:r>
-        <w:t xml:space="preserve">Is the account scoped per patient, per visit, or per episode?</w:t>
-      </w:r>
-    </w:p>
-    <w:p>
-      <w:pPr>
         <w:numPr>
           <w:ilvl w:val="0"/>
           <w:numId w:val="1007"/>
         </w:numPr>
+      </w:pPr>
+      <w:r>
+        <w:t xml:space="preserve">Do you track payer and patient responsibility separately on the same account?</w:t>
+      </w:r>
+    </w:p>
+    <w:p>
+      <w:pPr>
         <w:pStyle w:val="Compact"/>
-      </w:pPr>
-      <w:r>
-        <w:t xml:space="preserve">Do you track payer and patient responsibility separately on the same account?</w:t>
-      </w:r>
-    </w:p>
-    <w:p>
-      <w:pPr>
         <w:numPr>
           <w:ilvl w:val="0"/>
           <w:numId w:val="1007"/>
         </w:numPr>
-        <w:pStyle w:val="Compact"/>
       </w:pPr>
       <w:r>
         <w:t xml:space="preserve">Must the account reconcile against an external accounting/GL system?</w:t>
@@ -3570,9 +3572,8 @@
       <w:tblPr>
         <w:tblStyle w:val="Table"/>
         <w:tblW w:w="9360" w:type="dxa"/>
+        <w:tblLayout w:type="fixed"/>
         <w:tblLook w:firstRow="1" w:lastRow="0" w:firstColumn="0" w:lastColumn="0" w:noHBand="0" w:noVBand="0" w:val="0020"/>
-        <w:jc w:val="start"/>
-        <w:tblLayout w:type="fixed"/>
       </w:tblPr>
       <w:tblGrid>
         <w:gridCol w:w="2987"/>
@@ -3581,7 +3582,7 @@
       <w:tr>
         <w:trPr>
           <w:cantSplit/>
-          <w:tblHeader w:val="true"/>
+          <w:tblHeader w:val="on"/>
         </w:trPr>
         <w:tc>
           <w:tcPr/>
@@ -3870,9 +3871,9 @@
         </w:pict>
       </w:r>
     </w:p>
-    <w:bookmarkEnd w:id="28"/>
-    <w:bookmarkEnd w:id="29"/>
-    <w:bookmarkStart w:id="34" w:name="pre-service-patient-access"/>
+    <w:bookmarkEnd w:id="17"/>
+    <w:bookmarkEnd w:id="18"/>
+    <w:bookmarkStart w:id="23" w:name="pre-service-patient-access"/>
     <w:p>
       <w:pPr>
         <w:pStyle w:val="Heading3"/>
@@ -3881,7 +3882,7 @@
         <w:t xml:space="preserve">Pre-service / Patient Access</w:t>
       </w:r>
     </w:p>
-    <w:bookmarkStart w:id="31" w:name="eligibility-benefits"/>
+    <w:bookmarkStart w:id="20" w:name="eligibility-benefits"/>
     <w:p>
       <w:pPr>
         <w:pStyle w:val="Heading4"/>
@@ -3900,7 +3901,7 @@
       <w:r>
         <w:t xml:space="preserve"> </w:t>
       </w:r>
-      <w:hyperlink r:id="rId30">
+      <w:hyperlink r:id="rId19">
         <w:r>
           <w:rPr>
             <w:rStyle w:val="Hyperlink"/>
@@ -3918,8 +3919,8 @@
       </w:pPr>
       <w:r>
         <w:rPr>
+          <w:i/>
           <w:iCs/>
-          <w:i/>
         </w:rPr>
         <w:t xml:space="preserve">Note: Eligibility is provided by the clearinghouse integration. An RCM partner may offer its own eligibility on its platform, outside that integration.</w:t>
       </w:r>
@@ -3930,55 +3931,55 @@
       </w:pPr>
       <w:r>
         <w:rPr>
+          <w:b/>
           <w:bCs/>
-          <w:b/>
         </w:rPr>
         <w:t xml:space="preserve">Questions:</w:t>
       </w:r>
     </w:p>
     <w:p>
       <w:pPr>
+        <w:pStyle w:val="Compact"/>
         <w:numPr>
           <w:ilvl w:val="0"/>
           <w:numId w:val="1008"/>
         </w:numPr>
+      </w:pPr>
+      <w:r>
+        <w:t xml:space="preserve">What must you confirm: active coverage, covered service, in-network status, or benefit/cost detail?</w:t>
+      </w:r>
+    </w:p>
+    <w:p>
+      <w:pPr>
         <w:pStyle w:val="Compact"/>
-      </w:pPr>
-      <w:r>
-        <w:t xml:space="preserve">What must you confirm: active coverage, covered service, in-network status, or benefit/cost detail?</w:t>
-      </w:r>
-    </w:p>
-    <w:p>
-      <w:pPr>
         <w:numPr>
           <w:ilvl w:val="0"/>
           <w:numId w:val="1008"/>
         </w:numPr>
+      </w:pPr>
+      <w:r>
+        <w:t xml:space="preserve">When does the check run: scheduling, check-in, or batch pre-visit?</w:t>
+      </w:r>
+    </w:p>
+    <w:p>
+      <w:pPr>
         <w:pStyle w:val="Compact"/>
-      </w:pPr>
-      <w:r>
-        <w:t xml:space="preserve">When does the check run: scheduling, check-in, or batch pre-visit?</w:t>
-      </w:r>
-    </w:p>
-    <w:p>
-      <w:pPr>
         <w:numPr>
           <w:ilvl w:val="0"/>
           <w:numId w:val="1008"/>
         </w:numPr>
+      </w:pPr>
+      <w:r>
+        <w:t xml:space="preserve">Do you re-check on a cadence for ongoing patients?</w:t>
+      </w:r>
+    </w:p>
+    <w:p>
+      <w:pPr>
         <w:pStyle w:val="Compact"/>
-      </w:pPr>
-      <w:r>
-        <w:t xml:space="preserve">Do you re-check on a cadence for ongoing patients?</w:t>
-      </w:r>
-    </w:p>
-    <w:p>
-      <w:pPr>
         <w:numPr>
           <w:ilvl w:val="0"/>
           <w:numId w:val="1008"/>
         </w:numPr>
-        <w:pStyle w:val="Compact"/>
       </w:pPr>
       <w:r>
         <w:t xml:space="preserve">Who works failed or ambiguous checks?</w:t>
@@ -3988,9 +3989,8 @@
       <w:tblPr>
         <w:tblStyle w:val="Table"/>
         <w:tblW w:w="9360" w:type="dxa"/>
+        <w:tblLayout w:type="fixed"/>
         <w:tblLook w:firstRow="1" w:lastRow="0" w:firstColumn="0" w:lastColumn="0" w:noHBand="0" w:noVBand="0" w:val="0020"/>
-        <w:jc w:val="start"/>
-        <w:tblLayout w:type="fixed"/>
       </w:tblPr>
       <w:tblGrid>
         <w:gridCol w:w="3496"/>
@@ -3999,7 +3999,7 @@
       <w:tr>
         <w:trPr>
           <w:cantSplit/>
-          <w:tblHeader w:val="true"/>
+          <w:tblHeader w:val="on"/>
         </w:trPr>
         <w:tc>
           <w:tcPr/>
@@ -4273,8 +4273,8 @@
         </w:tc>
       </w:tr>
     </w:tbl>
-    <w:bookmarkEnd w:id="31"/>
-    <w:bookmarkStart w:id="33" w:name="prior-authorization-estimates"/>
+    <w:bookmarkEnd w:id="20"/>
+    <w:bookmarkStart w:id="22" w:name="prior-authorization-estimates"/>
     <w:p>
       <w:pPr>
         <w:pStyle w:val="Heading4"/>
@@ -4297,32 +4297,32 @@
       </w:pPr>
       <w:r>
         <w:rPr>
+          <w:i/>
           <w:iCs/>
-          <w:i/>
         </w:rPr>
         <w:t xml:space="preserve">Note: the eligibility- and Claim-based rows below are one FHIR approach to prior auth; validate against your payer requirements. The standards-based CMS-0057-F path (CDS Hooks / CRD) is in</w:t>
       </w:r>
       <w:r>
         <w:rPr>
+          <w:i/>
           <w:iCs/>
-          <w:i/>
         </w:rPr>
         <w:t xml:space="preserve"> </w:t>
       </w:r>
-      <w:hyperlink r:id="rId32">
+      <w:hyperlink r:id="rId21">
         <w:r>
           <w:rPr>
             <w:rStyle w:val="Hyperlink"/>
+            <w:i/>
             <w:iCs/>
-            <w:i/>
           </w:rPr>
           <w:t xml:space="preserve">alpha</w:t>
         </w:r>
       </w:hyperlink>
       <w:r>
         <w:rPr>
+          <w:i/>
           <w:iCs/>
-          <w:i/>
         </w:rPr>
         <w:t xml:space="preserve">. Prior auth in a referral context is in the Referrals guide (3.7).</w:t>
       </w:r>
@@ -4333,55 +4333,55 @@
       </w:pPr>
       <w:r>
         <w:rPr>
+          <w:b/>
           <w:bCs/>
-          <w:b/>
         </w:rPr>
         <w:t xml:space="preserve">Questions:</w:t>
       </w:r>
     </w:p>
     <w:p>
       <w:pPr>
+        <w:pStyle w:val="Compact"/>
         <w:numPr>
           <w:ilvl w:val="0"/>
           <w:numId w:val="1009"/>
         </w:numPr>
+      </w:pPr>
+      <w:r>
+        <w:t xml:space="preserve">Do any services require prior authorization before scheduling or delivery?</w:t>
+      </w:r>
+    </w:p>
+    <w:p>
+      <w:pPr>
         <w:pStyle w:val="Compact"/>
-      </w:pPr>
-      <w:r>
-        <w:t xml:space="preserve">Do any services require prior authorization before scheduling or delivery?</w:t>
-      </w:r>
-    </w:p>
-    <w:p>
-      <w:pPr>
         <w:numPr>
           <w:ilvl w:val="0"/>
           <w:numId w:val="1009"/>
         </w:numPr>
+      </w:pPr>
+      <w:r>
+        <w:t xml:space="preserve">How do you check whether auth is required, and track a submitted auth to approval/denial?</w:t>
+      </w:r>
+    </w:p>
+    <w:p>
+      <w:pPr>
         <w:pStyle w:val="Compact"/>
-      </w:pPr>
-      <w:r>
-        <w:t xml:space="preserve">How do you check whether auth is required, and track a submitted auth to approval/denial?</w:t>
-      </w:r>
-    </w:p>
-    <w:p>
-      <w:pPr>
         <w:numPr>
           <w:ilvl w:val="0"/>
           <w:numId w:val="1009"/>
         </w:numPr>
+      </w:pPr>
+      <w:r>
+        <w:t xml:space="preserve">Must scheduling be gated until authorization clears?</w:t>
+      </w:r>
+    </w:p>
+    <w:p>
+      <w:pPr>
         <w:pStyle w:val="Compact"/>
-      </w:pPr>
-      <w:r>
-        <w:t xml:space="preserve">Must scheduling be gated until authorization clears?</w:t>
-      </w:r>
-    </w:p>
-    <w:p>
-      <w:pPr>
         <w:numPr>
           <w:ilvl w:val="0"/>
           <w:numId w:val="1009"/>
         </w:numPr>
-        <w:pStyle w:val="Compact"/>
       </w:pPr>
       <w:r>
         <w:t xml:space="preserve">Do you owe patients a cost estimate before service (e.g. a Good-Faith Estimate)?</w:t>
@@ -4391,9 +4391,8 @@
       <w:tblPr>
         <w:tblStyle w:val="Table"/>
         <w:tblW w:w="9360" w:type="dxa"/>
+        <w:tblLayout w:type="fixed"/>
         <w:tblLook w:firstRow="1" w:lastRow="0" w:firstColumn="0" w:lastColumn="0" w:noHBand="0" w:noVBand="0" w:val="0020"/>
-        <w:jc w:val="start"/>
-        <w:tblLayout w:type="fixed"/>
       </w:tblPr>
       <w:tblGrid>
         <w:gridCol w:w="3918"/>
@@ -4402,7 +4401,7 @@
       <w:tr>
         <w:trPr>
           <w:cantSplit/>
-          <w:tblHeader w:val="true"/>
+          <w:tblHeader w:val="on"/>
         </w:trPr>
         <w:tc>
           <w:tcPr/>
@@ -4591,7 +4590,7 @@
             <w:r>
               <w:t xml:space="preserve"> </w:t>
             </w:r>
-            <w:hyperlink r:id="rId32">
+            <w:hyperlink r:id="rId21">
               <w:r>
                 <w:rPr>
                   <w:rStyle w:val="Hyperlink"/>
@@ -4671,8 +4670,8 @@
       </w:pPr>
       <w:r>
         <w:rPr>
+          <w:b/>
           <w:bCs/>
-          <w:b/>
         </w:rPr>
         <w:t xml:space="preserve">Good-Faith Estimates (No Surprises Act).</w:t>
       </w:r>
@@ -4729,9 +4728,9 @@
         </w:pict>
       </w:r>
     </w:p>
-    <w:bookmarkEnd w:id="33"/>
-    <w:bookmarkEnd w:id="34"/>
-    <w:bookmarkStart w:id="43" w:name="charge-claim-payer"/>
+    <w:bookmarkEnd w:id="22"/>
+    <w:bookmarkEnd w:id="23"/>
+    <w:bookmarkStart w:id="32" w:name="charge-claim-payer"/>
     <w:p>
       <w:pPr>
         <w:pStyle w:val="Heading3"/>
@@ -4746,13 +4745,13 @@
       </w:pPr>
       <w:r>
         <w:rPr>
+          <w:i/>
           <w:iCs/>
-          <w:i/>
         </w:rPr>
         <w:t xml:space="preserve">Insurance-claims-specific. Self-pay builds skip to Patient &amp; Operations; pricing (3.5) still applies to self-pay rates and estimates.</w:t>
       </w:r>
     </w:p>
-    <w:bookmarkStart w:id="36" w:name="charge-capture-coding-pricing"/>
+    <w:bookmarkStart w:id="25" w:name="charge-capture-coding-pricing"/>
     <w:p>
       <w:pPr>
         <w:pStyle w:val="Heading4"/>
@@ -4775,55 +4774,55 @@
       </w:pPr>
       <w:r>
         <w:rPr>
+          <w:b/>
           <w:bCs/>
-          <w:b/>
         </w:rPr>
         <w:t xml:space="preserve">Questions:</w:t>
       </w:r>
     </w:p>
     <w:p>
       <w:pPr>
+        <w:pStyle w:val="Compact"/>
         <w:numPr>
           <w:ilvl w:val="0"/>
           <w:numId w:val="1010"/>
         </w:numPr>
+      </w:pPr>
+      <w:r>
+        <w:t xml:space="preserve">What generates a charge: a completed encounter, an order/procedure, a fulfilled service?</w:t>
+      </w:r>
+    </w:p>
+    <w:p>
+      <w:pPr>
         <w:pStyle w:val="Compact"/>
-      </w:pPr>
-      <w:r>
-        <w:t xml:space="preserve">What generates a charge: a completed encounter, an order/procedure, a fulfilled service?</w:t>
-      </w:r>
-    </w:p>
-    <w:p>
-      <w:pPr>
         <w:numPr>
           <w:ilvl w:val="0"/>
           <w:numId w:val="1010"/>
         </w:numPr>
+      </w:pPr>
+      <w:r>
+        <w:t xml:space="preserve">Where do codes come from (CPT/HCPCS, ICD-10, modifiers): auto-derived, coder-reviewed, or manual (1.4)?</w:t>
+      </w:r>
+    </w:p>
+    <w:p>
+      <w:pPr>
         <w:pStyle w:val="Compact"/>
-      </w:pPr>
-      <w:r>
-        <w:t xml:space="preserve">Where do codes come from (CPT/HCPCS, ICD-10, modifiers): auto-derived, coder-reviewed, or manual (1.4)?</w:t>
-      </w:r>
-    </w:p>
-    <w:p>
-      <w:pPr>
         <w:numPr>
           <w:ilvl w:val="0"/>
           <w:numId w:val="1010"/>
         </w:numPr>
+      </w:pPr>
+      <w:r>
+        <w:t xml:space="preserve">Is pricing a single fee schedule, or does it vary by payer contract?</w:t>
+      </w:r>
+    </w:p>
+    <w:p>
+      <w:pPr>
         <w:pStyle w:val="Compact"/>
-      </w:pPr>
-      <w:r>
-        <w:t xml:space="preserve">Is pricing a single fee schedule, or does it vary by payer contract?</w:t>
-      </w:r>
-    </w:p>
-    <w:p>
-      <w:pPr>
         <w:numPr>
           <w:ilvl w:val="0"/>
           <w:numId w:val="1010"/>
         </w:numPr>
-        <w:pStyle w:val="Compact"/>
       </w:pPr>
       <w:r>
         <w:t xml:space="preserve">Who reviews coding before a claim is built, and how do exceptions surface?</w:t>
@@ -4833,9 +4832,8 @@
       <w:tblPr>
         <w:tblStyle w:val="Table"/>
         <w:tblW w:w="9360" w:type="dxa"/>
+        <w:tblLayout w:type="fixed"/>
         <w:tblLook w:firstRow="1" w:lastRow="0" w:firstColumn="0" w:lastColumn="0" w:noHBand="0" w:noVBand="0" w:val="0020"/>
-        <w:jc w:val="start"/>
-        <w:tblLayout w:type="fixed"/>
       </w:tblPr>
       <w:tblGrid>
         <w:gridCol w:w="3289"/>
@@ -4844,7 +4842,7 @@
       <w:tr>
         <w:trPr>
           <w:cantSplit/>
-          <w:tblHeader w:val="true"/>
+          <w:tblHeader w:val="on"/>
         </w:trPr>
         <w:tc>
           <w:tcPr/>
@@ -5013,7 +5011,7 @@
             <w:r>
               <w:t xml:space="preserve"> </w:t>
             </w:r>
-            <w:hyperlink r:id="rId35">
+            <w:hyperlink r:id="rId24">
               <w:r>
                 <w:rPr>
                   <w:rStyle w:val="VerbatimChar"/>
@@ -5163,8 +5161,8 @@
         </w:tc>
       </w:tr>
     </w:tbl>
-    <w:bookmarkEnd w:id="36"/>
-    <w:bookmarkStart w:id="40" w:name="claim-assembly-submission"/>
+    <w:bookmarkEnd w:id="25"/>
+    <w:bookmarkStart w:id="29" w:name="claim-assembly-submission"/>
     <w:p>
       <w:pPr>
         <w:pStyle w:val="Heading4"/>
@@ -5187,8 +5185,8 @@
       </w:pPr>
       <w:r>
         <w:rPr>
+          <w:b/>
           <w:bCs/>
-          <w:b/>
         </w:rPr>
         <w:t xml:space="preserve">⚠ One-way door:</w:t>
       </w:r>
@@ -5235,55 +5233,55 @@
       </w:pPr>
       <w:r>
         <w:rPr>
+          <w:b/>
           <w:bCs/>
-          <w:b/>
         </w:rPr>
         <w:t xml:space="preserve">Questions:</w:t>
       </w:r>
     </w:p>
     <w:p>
       <w:pPr>
+        <w:pStyle w:val="Compact"/>
         <w:numPr>
           <w:ilvl w:val="0"/>
           <w:numId w:val="1011"/>
         </w:numPr>
+      </w:pPr>
+      <w:r>
+        <w:t xml:space="preserve">Are you billing as an organization or an individual provider?</w:t>
+      </w:r>
+    </w:p>
+    <w:p>
+      <w:pPr>
         <w:pStyle w:val="Compact"/>
-      </w:pPr>
-      <w:r>
-        <w:t xml:space="preserve">Are you billing as an organization or an individual provider?</w:t>
-      </w:r>
-    </w:p>
-    <w:p>
-      <w:pPr>
         <w:numPr>
           <w:ilvl w:val="0"/>
           <w:numId w:val="1011"/>
         </w:numPr>
+      </w:pPr>
+      <w:r>
+        <w:t xml:space="preserve">Which submission path(s), and does it vary by payer (electronic for most, paper/portal for some)?</w:t>
+      </w:r>
+    </w:p>
+    <w:p>
+      <w:pPr>
         <w:pStyle w:val="Compact"/>
-      </w:pPr>
-      <w:r>
-        <w:t xml:space="preserve">Which submission path(s), and does it vary by payer (electronic for most, paper/portal for some)?</w:t>
-      </w:r>
-    </w:p>
-    <w:p>
-      <w:pPr>
         <w:numPr>
           <w:ilvl w:val="0"/>
           <w:numId w:val="1011"/>
         </w:numPr>
+      </w:pPr>
+      <w:r>
+        <w:t xml:space="preserve">What validation must pass before submission, and where do failures surface?</w:t>
+      </w:r>
+    </w:p>
+    <w:p>
+      <w:pPr>
         <w:pStyle w:val="Compact"/>
-      </w:pPr>
-      <w:r>
-        <w:t xml:space="preserve">What validation must pass before submission, and where do failures surface?</w:t>
-      </w:r>
-    </w:p>
-    <w:p>
-      <w:pPr>
         <w:numPr>
           <w:ilvl w:val="0"/>
           <w:numId w:val="1011"/>
         </w:numPr>
-        <w:pStyle w:val="Compact"/>
       </w:pPr>
       <w:r>
         <w:t xml:space="preserve">Do you submit secondary claims after the primary pays (coordination of benefits)?</w:t>
@@ -5293,9 +5291,8 @@
       <w:tblPr>
         <w:tblStyle w:val="Table"/>
         <w:tblW w:w="9360" w:type="dxa"/>
+        <w:tblLayout w:type="fixed"/>
         <w:tblLook w:firstRow="1" w:lastRow="0" w:firstColumn="0" w:lastColumn="0" w:noHBand="0" w:noVBand="0" w:val="0020"/>
-        <w:jc w:val="start"/>
-        <w:tblLayout w:type="fixed"/>
       </w:tblPr>
       <w:tblGrid>
         <w:gridCol w:w="4464"/>
@@ -5304,7 +5301,7 @@
       <w:tr>
         <w:trPr>
           <w:cantSplit/>
-          <w:tblHeader w:val="true"/>
+          <w:tblHeader w:val="on"/>
         </w:trPr>
         <w:tc>
           <w:tcPr/>
@@ -5626,7 +5623,7 @@
               <w:pStyle w:val="Compact"/>
               <w:jc w:val="left"/>
             </w:pPr>
-            <w:hyperlink r:id="rId37">
+            <w:hyperlink r:id="rId26">
               <w:r>
                 <w:rPr>
                   <w:rStyle w:val="VerbatimChar"/>
@@ -5643,7 +5640,7 @@
             <w:r>
               <w:t xml:space="preserve"> </w:t>
             </w:r>
-            <w:hyperlink r:id="rId38">
+            <w:hyperlink r:id="rId27">
               <w:r>
                 <w:rPr>
                   <w:rStyle w:val="Hyperlink"/>
@@ -5698,7 +5695,7 @@
             <w:r>
               <w:t xml:space="preserve"> </w:t>
             </w:r>
-            <w:hyperlink r:id="rId39">
+            <w:hyperlink r:id="rId28">
               <w:r>
                 <w:rPr>
                   <w:rStyle w:val="Hyperlink"/>
@@ -5825,8 +5822,8 @@
         </w:tc>
       </w:tr>
     </w:tbl>
-    <w:bookmarkEnd w:id="40"/>
-    <w:bookmarkStart w:id="41" w:name="payer-responses-remittance-posting"/>
+    <w:bookmarkEnd w:id="29"/>
+    <w:bookmarkStart w:id="30" w:name="payer-responses-remittance-posting"/>
     <w:p>
       <w:pPr>
         <w:pStyle w:val="Heading4"/>
@@ -5847,8 +5844,8 @@
       </w:r>
       <w:r>
         <w:rPr>
+          <w:i/>
           <w:iCs/>
-          <w:i/>
         </w:rPr>
         <w:t xml:space="preserve">277CA</w:t>
       </w:r>
@@ -5863,8 +5860,8 @@
       </w:r>
       <w:r>
         <w:rPr>
+          <w:i/>
           <w:iCs/>
-          <w:i/>
         </w:rPr>
         <w:t xml:space="preserve">835 ERA</w:t>
       </w:r>
@@ -5881,30 +5878,30 @@
       </w:pPr>
       <w:r>
         <w:rPr>
+          <w:i/>
           <w:iCs/>
-          <w:i/>
         </w:rPr>
         <w:t xml:space="preserve">Note: applies to the clearinghouse path, and the row specifics reflect the current integration. With an RCM partner, the partner owns response handling and posting; what flows back is its billing</w:t>
       </w:r>
       <w:r>
         <w:rPr>
+          <w:i/>
           <w:iCs/>
-          <w:i/>
         </w:rPr>
         <w:t xml:space="preserve"> </w:t>
       </w:r>
       <w:r>
         <w:rPr>
           <w:rStyle w:val="VerbatimChar"/>
+          <w:i/>
           <w:iCs/>
-          <w:i/>
         </w:rPr>
         <w:t xml:space="preserve">Task</w:t>
       </w:r>
       <w:r>
         <w:rPr>
+          <w:i/>
           <w:iCs/>
-          <w:i/>
         </w:rPr>
         <w:t xml:space="preserve">s.</w:t>
       </w:r>
@@ -5915,55 +5912,55 @@
       </w:pPr>
       <w:r>
         <w:rPr>
+          <w:b/>
           <w:bCs/>
-          <w:b/>
         </w:rPr>
         <w:t xml:space="preserve">Questions:</w:t>
       </w:r>
     </w:p>
     <w:p>
       <w:pPr>
+        <w:pStyle w:val="Compact"/>
         <w:numPr>
           <w:ilvl w:val="0"/>
           <w:numId w:val="1012"/>
         </w:numPr>
+      </w:pPr>
+      <w:r>
+        <w:t xml:space="preserve">How do responses arrive: webhook push, polling, or partner API?</w:t>
+      </w:r>
+    </w:p>
+    <w:p>
+      <w:pPr>
         <w:pStyle w:val="Compact"/>
-      </w:pPr>
-      <w:r>
-        <w:t xml:space="preserve">How do responses arrive: webhook push, polling, or partner API?</w:t>
-      </w:r>
-    </w:p>
-    <w:p>
-      <w:pPr>
         <w:numPr>
           <w:ilvl w:val="0"/>
           <w:numId w:val="1012"/>
         </w:numPr>
+      </w:pPr>
+      <w:r>
+        <w:t xml:space="preserve">How do you match a response to the originating claim?</w:t>
+      </w:r>
+    </w:p>
+    <w:p>
+      <w:pPr>
         <w:pStyle w:val="Compact"/>
-      </w:pPr>
-      <w:r>
-        <w:t xml:space="preserve">How do you match a response to the originating claim?</w:t>
-      </w:r>
-    </w:p>
-    <w:p>
-      <w:pPr>
         <w:numPr>
           <w:ilvl w:val="0"/>
           <w:numId w:val="1012"/>
         </w:numPr>
+      </w:pPr>
+      <w:r>
+        <w:t xml:space="preserve">How do payer payments and adjustments post to the account?</w:t>
+      </w:r>
+    </w:p>
+    <w:p>
+      <w:pPr>
         <w:pStyle w:val="Compact"/>
-      </w:pPr>
-      <w:r>
-        <w:t xml:space="preserve">How do payer payments and adjustments post to the account?</w:t>
-      </w:r>
-    </w:p>
-    <w:p>
-      <w:pPr>
         <w:numPr>
           <w:ilvl w:val="0"/>
           <w:numId w:val="1012"/>
         </w:numPr>
-        <w:pStyle w:val="Compact"/>
       </w:pPr>
       <w:r>
         <w:t xml:space="preserve">What share posts automatically vs. needs review?</w:t>
@@ -5973,9 +5970,8 @@
       <w:tblPr>
         <w:tblStyle w:val="Table"/>
         <w:tblW w:w="9360" w:type="dxa"/>
+        <w:tblLayout w:type="fixed"/>
         <w:tblLook w:firstRow="1" w:lastRow="0" w:firstColumn="0" w:lastColumn="0" w:noHBand="0" w:noVBand="0" w:val="0020"/>
-        <w:jc w:val="start"/>
-        <w:tblLayout w:type="fixed"/>
       </w:tblPr>
       <w:tblGrid>
         <w:gridCol w:w="3474"/>
@@ -5984,7 +5980,7 @@
       <w:tr>
         <w:trPr>
           <w:cantSplit/>
-          <w:tblHeader w:val="true"/>
+          <w:tblHeader w:val="on"/>
         </w:trPr>
         <w:tc>
           <w:tcPr/>
@@ -6306,8 +6302,8 @@
         </w:tc>
       </w:tr>
     </w:tbl>
-    <w:bookmarkEnd w:id="41"/>
-    <w:bookmarkStart w:id="42" w:name="denials-rejections-resubmission"/>
+    <w:bookmarkEnd w:id="30"/>
+    <w:bookmarkStart w:id="31" w:name="denials-rejections-resubmission"/>
     <w:p>
       <w:pPr>
         <w:pStyle w:val="Heading4"/>
@@ -6330,30 +6326,30 @@
       </w:pPr>
       <w:r>
         <w:rPr>
+          <w:i/>
           <w:iCs/>
-          <w:i/>
         </w:rPr>
         <w:t xml:space="preserve">Note: The rows below are one FHIR approach to denial handling; validate against your workflow. On the clearinghouse path you build this in Medplum; with an RCM partner, denials are worked on the partner platform and surface back as synced</w:t>
       </w:r>
       <w:r>
         <w:rPr>
+          <w:i/>
           <w:iCs/>
-          <w:i/>
         </w:rPr>
         <w:t xml:space="preserve"> </w:t>
       </w:r>
       <w:r>
         <w:rPr>
           <w:rStyle w:val="VerbatimChar"/>
+          <w:i/>
           <w:iCs/>
-          <w:i/>
         </w:rPr>
         <w:t xml:space="preserve">Task</w:t>
       </w:r>
       <w:r>
         <w:rPr>
+          <w:i/>
           <w:iCs/>
-          <w:i/>
         </w:rPr>
         <w:t xml:space="preserve">s.</w:t>
       </w:r>
@@ -6364,55 +6360,55 @@
       </w:pPr>
       <w:r>
         <w:rPr>
+          <w:b/>
           <w:bCs/>
-          <w:b/>
         </w:rPr>
         <w:t xml:space="preserve">Questions:</w:t>
       </w:r>
     </w:p>
     <w:p>
       <w:pPr>
+        <w:pStyle w:val="Compact"/>
         <w:numPr>
           <w:ilvl w:val="0"/>
           <w:numId w:val="1013"/>
         </w:numPr>
+      </w:pPr>
+      <w:r>
+        <w:t xml:space="preserve">Do you work front-end rejections (277CA) differently from adjudicated denials (835)?</w:t>
+      </w:r>
+    </w:p>
+    <w:p>
+      <w:pPr>
         <w:pStyle w:val="Compact"/>
-      </w:pPr>
-      <w:r>
-        <w:t xml:space="preserve">Do you work front-end rejections (277CA) differently from adjudicated denials (835)?</w:t>
-      </w:r>
-    </w:p>
-    <w:p>
-      <w:pPr>
         <w:numPr>
           <w:ilvl w:val="0"/>
           <w:numId w:val="1013"/>
         </w:numPr>
+      </w:pPr>
+      <w:r>
+        <w:t xml:space="preserve">When you fix and resend, is it a corrected claim or a fresh submission?</w:t>
+      </w:r>
+    </w:p>
+    <w:p>
+      <w:pPr>
         <w:pStyle w:val="Compact"/>
-      </w:pPr>
-      <w:r>
-        <w:t xml:space="preserve">When you fix and resend, is it a corrected claim or a fresh submission?</w:t>
-      </w:r>
-    </w:p>
-    <w:p>
-      <w:pPr>
         <w:numPr>
           <w:ilvl w:val="0"/>
           <w:numId w:val="1013"/>
         </w:numPr>
+      </w:pPr>
+      <w:r>
+        <w:t xml:space="preserve">Do you track appeals (deadlines, supporting documentation, outcome)?</w:t>
+      </w:r>
+    </w:p>
+    <w:p>
+      <w:pPr>
         <w:pStyle w:val="Compact"/>
-      </w:pPr>
-      <w:r>
-        <w:t xml:space="preserve">Do you track appeals (deadlines, supporting documentation, outcome)?</w:t>
-      </w:r>
-    </w:p>
-    <w:p>
-      <w:pPr>
         <w:numPr>
           <w:ilvl w:val="0"/>
           <w:numId w:val="1013"/>
         </w:numPr>
-        <w:pStyle w:val="Compact"/>
       </w:pPr>
       <w:r>
         <w:t xml:space="preserve">How do staff find claims that need work?</w:t>
@@ -6422,9 +6418,8 @@
       <w:tblPr>
         <w:tblStyle w:val="Table"/>
         <w:tblW w:w="9360" w:type="dxa"/>
+        <w:tblLayout w:type="fixed"/>
         <w:tblLook w:firstRow="1" w:lastRow="0" w:firstColumn="0" w:lastColumn="0" w:noHBand="0" w:noVBand="0" w:val="0020"/>
-        <w:jc w:val="start"/>
-        <w:tblLayout w:type="fixed"/>
       </w:tblPr>
       <w:tblGrid>
         <w:gridCol w:w="2769"/>
@@ -6433,7 +6428,7 @@
       <w:tr>
         <w:trPr>
           <w:cantSplit/>
-          <w:tblHeader w:val="true"/>
+          <w:tblHeader w:val="on"/>
         </w:trPr>
         <w:tc>
           <w:tcPr/>
@@ -6718,9 +6713,9 @@
         </w:pict>
       </w:r>
     </w:p>
-    <w:bookmarkEnd w:id="42"/>
-    <w:bookmarkEnd w:id="43"/>
-    <w:bookmarkStart w:id="47" w:name="patient-operations"/>
+    <w:bookmarkEnd w:id="31"/>
+    <w:bookmarkEnd w:id="32"/>
+    <w:bookmarkStart w:id="36" w:name="patient-operations"/>
     <w:p>
       <w:pPr>
         <w:pStyle w:val="Heading3"/>
@@ -6729,7 +6724,7 @@
         <w:t xml:space="preserve">Patient &amp; Operations</w:t>
       </w:r>
     </w:p>
-    <w:bookmarkStart w:id="45" w:name="patient-responsibility-self-pay"/>
+    <w:bookmarkStart w:id="34" w:name="patient-responsibility-self-pay"/>
     <w:p>
       <w:pPr>
         <w:pStyle w:val="Heading4"/>
@@ -6752,55 +6747,55 @@
       </w:pPr>
       <w:r>
         <w:rPr>
+          <w:b/>
           <w:bCs/>
-          <w:b/>
         </w:rPr>
         <w:t xml:space="preserve">Questions:</w:t>
       </w:r>
     </w:p>
     <w:p>
       <w:pPr>
+        <w:pStyle w:val="Compact"/>
         <w:numPr>
           <w:ilvl w:val="0"/>
           <w:numId w:val="1014"/>
         </w:numPr>
+      </w:pPr>
+      <w:r>
+        <w:t xml:space="preserve">What balances do you bill: post-adjudication responsibility, self-pay, or both?</w:t>
+      </w:r>
+    </w:p>
+    <w:p>
+      <w:pPr>
         <w:pStyle w:val="Compact"/>
-      </w:pPr>
-      <w:r>
-        <w:t xml:space="preserve">What balances do you bill: post-adjudication responsibility, self-pay, or both?</w:t>
-      </w:r>
-    </w:p>
-    <w:p>
-      <w:pPr>
         <w:numPr>
           <w:ilvl w:val="0"/>
           <w:numId w:val="1014"/>
         </w:numPr>
+      </w:pPr>
+      <w:r>
+        <w:t xml:space="preserve">Do you issue statements, and on what cadence?</w:t>
+      </w:r>
+    </w:p>
+    <w:p>
+      <w:pPr>
         <w:pStyle w:val="Compact"/>
-      </w:pPr>
-      <w:r>
-        <w:t xml:space="preserve">Do you issue statements, and on what cadence?</w:t>
-      </w:r>
-    </w:p>
-    <w:p>
-      <w:pPr>
         <w:numPr>
           <w:ilvl w:val="0"/>
           <w:numId w:val="1014"/>
         </w:numPr>
+      </w:pPr>
+      <w:r>
+        <w:t xml:space="preserve">Do you take online payment / card on file, through which processor?</w:t>
+      </w:r>
+    </w:p>
+    <w:p>
+      <w:pPr>
         <w:pStyle w:val="Compact"/>
-      </w:pPr>
-      <w:r>
-        <w:t xml:space="preserve">Do you take online payment / card on file, through which processor?</w:t>
-      </w:r>
-    </w:p>
-    <w:p>
-      <w:pPr>
         <w:numPr>
           <w:ilvl w:val="0"/>
           <w:numId w:val="1014"/>
         </w:numPr>
-        <w:pStyle w:val="Compact"/>
       </w:pPr>
       <w:r>
         <w:t xml:space="preserve">For out-of-network patients, do you provide a superbill instead of billing the payer?</w:t>
@@ -6810,9 +6805,8 @@
       <w:tblPr>
         <w:tblStyle w:val="Table"/>
         <w:tblW w:w="9360" w:type="dxa"/>
+        <w:tblLayout w:type="fixed"/>
         <w:tblLook w:firstRow="1" w:lastRow="0" w:firstColumn="0" w:lastColumn="0" w:noHBand="0" w:noVBand="0" w:val="0020"/>
-        <w:jc w:val="start"/>
-        <w:tblLayout w:type="fixed"/>
       </w:tblPr>
       <w:tblGrid>
         <w:gridCol w:w="2769"/>
@@ -6821,7 +6815,7 @@
       <w:tr>
         <w:trPr>
           <w:cantSplit/>
-          <w:tblHeader w:val="true"/>
+          <w:tblHeader w:val="on"/>
         </w:trPr>
         <w:tc>
           <w:tcPr/>
@@ -6930,7 +6924,7 @@
             <w:r>
               <w:t xml:space="preserve"> </w:t>
             </w:r>
-            <w:hyperlink r:id="rId44">
+            <w:hyperlink r:id="rId33">
               <w:r>
                 <w:rPr>
                   <w:rStyle w:val="Hyperlink"/>
@@ -7030,8 +7024,8 @@
         </w:tc>
       </w:tr>
     </w:tbl>
-    <w:bookmarkEnd w:id="45"/>
-    <w:bookmarkStart w:id="46" w:name="X049947f717209432e3ed0886946115a697797dd"/>
+    <w:bookmarkEnd w:id="34"/>
+    <w:bookmarkStart w:id="35" w:name="X049947f717209432e3ed0886946115a697797dd"/>
     <w:p>
       <w:pPr>
         <w:pStyle w:val="Heading4"/>
@@ -7054,8 +7048,8 @@
       </w:pPr>
       <w:r>
         <w:rPr>
+          <w:i/>
           <w:iCs/>
-          <w:i/>
         </w:rPr>
         <w:t xml:space="preserve">Note: The rows below are one FHIR approach to AR tracking; validate against your reporting needs. Most relevant on the clearinghouse path; an RCM partner owns AR and reporting.</w:t>
       </w:r>
@@ -7066,55 +7060,55 @@
       </w:pPr>
       <w:r>
         <w:rPr>
+          <w:b/>
           <w:bCs/>
-          <w:b/>
         </w:rPr>
         <w:t xml:space="preserve">Questions:</w:t>
       </w:r>
     </w:p>
     <w:p>
       <w:pPr>
+        <w:pStyle w:val="Compact"/>
         <w:numPr>
           <w:ilvl w:val="0"/>
           <w:numId w:val="1015"/>
         </w:numPr>
+      </w:pPr>
+      <w:r>
+        <w:t xml:space="preserve">What lifecycle states matter (e.g. draft → submitted → accepted → paid → denied → closed)?</w:t>
+      </w:r>
+    </w:p>
+    <w:p>
+      <w:pPr>
         <w:pStyle w:val="Compact"/>
-      </w:pPr>
-      <w:r>
-        <w:t xml:space="preserve">What lifecycle states matter (e.g. draft → submitted → accepted → paid → denied → closed)?</w:t>
-      </w:r>
-    </w:p>
-    <w:p>
-      <w:pPr>
         <w:numPr>
           <w:ilvl w:val="0"/>
           <w:numId w:val="1015"/>
         </w:numPr>
+      </w:pPr>
+      <w:r>
+        <w:t xml:space="preserve">How do you standardize states so queues, reports, and integrations agree?</w:t>
+      </w:r>
+    </w:p>
+    <w:p>
+      <w:pPr>
         <w:pStyle w:val="Compact"/>
-      </w:pPr>
-      <w:r>
-        <w:t xml:space="preserve">How do you standardize states so queues, reports, and integrations agree?</w:t>
-      </w:r>
-    </w:p>
-    <w:p>
-      <w:pPr>
         <w:numPr>
           <w:ilvl w:val="0"/>
           <w:numId w:val="1015"/>
         </w:numPr>
+      </w:pPr>
+      <w:r>
+        <w:t xml:space="preserve">Do you track aging (days since submission, days pending) and AR buckets?</w:t>
+      </w:r>
+    </w:p>
+    <w:p>
+      <w:pPr>
         <w:pStyle w:val="Compact"/>
-      </w:pPr>
-      <w:r>
-        <w:t xml:space="preserve">Do you track aging (days since submission, days pending) and AR buckets?</w:t>
-      </w:r>
-    </w:p>
-    <w:p>
-      <w:pPr>
         <w:numPr>
           <w:ilvl w:val="0"/>
           <w:numId w:val="1015"/>
         </w:numPr>
-        <w:pStyle w:val="Compact"/>
       </w:pPr>
       <w:r>
         <w:t xml:space="preserve">How do staff find overdue or stuck claims and balances?</w:t>
@@ -7124,9 +7118,8 @@
       <w:tblPr>
         <w:tblStyle w:val="Table"/>
         <w:tblW w:w="9360" w:type="dxa"/>
+        <w:tblLayout w:type="fixed"/>
         <w:tblLook w:firstRow="1" w:lastRow="0" w:firstColumn="0" w:lastColumn="0" w:noHBand="0" w:noVBand="0" w:val="0020"/>
-        <w:jc w:val="start"/>
-        <w:tblLayout w:type="fixed"/>
       </w:tblPr>
       <w:tblGrid>
         <w:gridCol w:w="2880"/>
@@ -7135,7 +7128,7 @@
       <w:tr>
         <w:trPr>
           <w:cantSplit/>
-          <w:tblHeader w:val="true"/>
+          <w:tblHeader w:val="on"/>
         </w:trPr>
         <w:tc>
           <w:tcPr/>
@@ -7370,9 +7363,9 @@
         </w:pict>
       </w:r>
     </w:p>
-    <w:bookmarkEnd w:id="46"/>
-    <w:bookmarkEnd w:id="47"/>
-    <w:bookmarkStart w:id="51" w:name="value-based"/>
+    <w:bookmarkEnd w:id="35"/>
+    <w:bookmarkEnd w:id="36"/>
+    <w:bookmarkStart w:id="40" w:name="value-based"/>
     <w:p>
       <w:pPr>
         <w:pStyle w:val="Heading3"/>
@@ -7381,7 +7374,7 @@
         <w:t xml:space="preserve">Value-Based</w:t>
       </w:r>
     </w:p>
-    <w:bookmarkStart w:id="50" w:name="value-based-capitation"/>
+    <w:bookmarkStart w:id="39" w:name="value-based-capitation"/>
     <w:p>
       <w:pPr>
         <w:pStyle w:val="Heading4"/>
@@ -7404,32 +7397,32 @@
       </w:pPr>
       <w:r>
         <w:rPr>
+          <w:i/>
           <w:iCs/>
-          <w:i/>
         </w:rPr>
         <w:t xml:space="preserve">Note: Quality measurement uses documented operations; the financial rows are one FHIR approach to validate against your contracts. Quality/HEDIS reporting overlaps clinical analytics; see</w:t>
       </w:r>
       <w:r>
         <w:rPr>
+          <w:i/>
           <w:iCs/>
-          <w:i/>
         </w:rPr>
         <w:t xml:space="preserve"> </w:t>
       </w:r>
-      <w:hyperlink r:id="rId48">
+      <w:hyperlink r:id="rId37">
         <w:r>
           <w:rPr>
             <w:rStyle w:val="Hyperlink"/>
+            <w:i/>
             <w:iCs/>
-            <w:i/>
           </w:rPr>
           <w:t xml:space="preserve">Analytics</w:t>
         </w:r>
       </w:hyperlink>
       <w:r>
         <w:rPr>
+          <w:i/>
           <w:iCs/>
-          <w:i/>
         </w:rPr>
         <w:t xml:space="preserve">.</w:t>
       </w:r>
@@ -7440,55 +7433,55 @@
       </w:pPr>
       <w:r>
         <w:rPr>
+          <w:b/>
           <w:bCs/>
-          <w:b/>
         </w:rPr>
         <w:t xml:space="preserve">Questions:</w:t>
       </w:r>
     </w:p>
     <w:p>
       <w:pPr>
+        <w:pStyle w:val="Compact"/>
         <w:numPr>
           <w:ilvl w:val="0"/>
           <w:numId w:val="1016"/>
         </w:numPr>
+      </w:pPr>
+      <w:r>
+        <w:t xml:space="preserve">Which contracts are capitated or risk-based, and which members are attributed to you?</w:t>
+      </w:r>
+    </w:p>
+    <w:p>
+      <w:pPr>
         <w:pStyle w:val="Compact"/>
-      </w:pPr>
-      <w:r>
-        <w:t xml:space="preserve">Which contracts are capitated or risk-based, and which members are attributed to you?</w:t>
-      </w:r>
-    </w:p>
-    <w:p>
-      <w:pPr>
         <w:numPr>
           <w:ilvl w:val="0"/>
           <w:numId w:val="1016"/>
         </w:numPr>
+      </w:pPr>
+      <w:r>
+        <w:t xml:space="preserve">Which quality measures (eCQM, HEDIS, stars) are you accountable for?</w:t>
+      </w:r>
+    </w:p>
+    <w:p>
+      <w:pPr>
         <w:pStyle w:val="Compact"/>
-      </w:pPr>
-      <w:r>
-        <w:t xml:space="preserve">Which quality measures (eCQM, HEDIS, stars) are you accountable for?</w:t>
-      </w:r>
-    </w:p>
-    <w:p>
-      <w:pPr>
         <w:numPr>
           <w:ilvl w:val="0"/>
           <w:numId w:val="1016"/>
         </w:numPr>
+      </w:pPr>
+      <w:r>
+        <w:t xml:space="preserve">Do you still submit claims or encounter data when capitated (for risk adjustment and measurement)?</w:t>
+      </w:r>
+    </w:p>
+    <w:p>
+      <w:pPr>
         <w:pStyle w:val="Compact"/>
-      </w:pPr>
-      <w:r>
-        <w:t xml:space="preserve">Do you still submit claims or encounter data when capitated (for risk adjustment and measurement)?</w:t>
-      </w:r>
-    </w:p>
-    <w:p>
-      <w:pPr>
         <w:numPr>
           <w:ilvl w:val="0"/>
           <w:numId w:val="1016"/>
         </w:numPr>
-        <w:pStyle w:val="Compact"/>
       </w:pPr>
       <w:r>
         <w:t xml:space="preserve">How are capitation payments and any shared-savings settlement reconciled?</w:t>
@@ -7498,9 +7491,8 @@
       <w:tblPr>
         <w:tblStyle w:val="Table"/>
         <w:tblW w:w="9360" w:type="dxa"/>
+        <w:tblLayout w:type="fixed"/>
         <w:tblLook w:firstRow="1" w:lastRow="0" w:firstColumn="0" w:lastColumn="0" w:noHBand="0" w:noVBand="0" w:val="0020"/>
-        <w:jc w:val="start"/>
-        <w:tblLayout w:type="fixed"/>
       </w:tblPr>
       <w:tblGrid>
         <w:gridCol w:w="4156"/>
@@ -7509,7 +7501,7 @@
       <w:tr>
         <w:trPr>
           <w:cantSplit/>
-          <w:tblHeader w:val="true"/>
+          <w:tblHeader w:val="on"/>
         </w:trPr>
         <w:tc>
           <w:tcPr/>
@@ -7654,7 +7646,7 @@
             <w:r>
               <w:t xml:space="preserve"> </w:t>
             </w:r>
-            <w:hyperlink r:id="rId49">
+            <w:hyperlink r:id="rId38">
               <w:r>
                 <w:rPr>
                   <w:rStyle w:val="VerbatimChar"/>
@@ -7668,7 +7660,7 @@
             <w:r>
               <w:t xml:space="preserve"> </w:t>
             </w:r>
-            <w:hyperlink r:id="rId48">
+            <w:hyperlink r:id="rId37">
               <w:r>
                 <w:rPr>
                   <w:rStyle w:val="Hyperlink"/>
@@ -7822,10 +7814,10 @@
         </w:pict>
       </w:r>
     </w:p>
-    <w:bookmarkEnd w:id="50"/>
-    <w:bookmarkEnd w:id="51"/>
-    <w:bookmarkEnd w:id="52"/>
-    <w:bookmarkStart w:id="58" w:name="related-integrations"/>
+    <w:bookmarkEnd w:id="39"/>
+    <w:bookmarkEnd w:id="40"/>
+    <w:bookmarkEnd w:id="41"/>
+    <w:bookmarkStart w:id="47" w:name="related-integrations"/>
     <w:p>
       <w:pPr>
         <w:pStyle w:val="Heading2"/>
@@ -7844,18 +7836,18 @@
     </w:p>
     <w:p>
       <w:pPr>
+        <w:pStyle w:val="Compact"/>
         <w:numPr>
           <w:ilvl w:val="0"/>
           <w:numId w:val="1017"/>
         </w:numPr>
-        <w:pStyle w:val="Compact"/>
-      </w:pPr>
-      <w:hyperlink r:id="rId53">
+      </w:pPr>
+      <w:hyperlink r:id="rId42">
         <w:r>
           <w:rPr>
             <w:rStyle w:val="Hyperlink"/>
+            <w:b/>
             <w:bCs/>
-            <w:b/>
           </w:rPr>
           <w:t xml:space="preserve">Stedi</w:t>
         </w:r>
@@ -7869,7 +7861,7 @@
       <w:r>
         <w:t xml:space="preserve"> </w:t>
       </w:r>
-      <w:hyperlink r:id="rId54">
+      <w:hyperlink r:id="rId43">
         <w:r>
           <w:rPr>
             <w:rStyle w:val="Hyperlink"/>
@@ -7886,7 +7878,7 @@
       <w:r>
         <w:t xml:space="preserve"> </w:t>
       </w:r>
-      <w:hyperlink r:id="rId55">
+      <w:hyperlink r:id="rId44">
         <w:r>
           <w:rPr>
             <w:rStyle w:val="Hyperlink"/>
@@ -7903,7 +7895,7 @@
       <w:r>
         <w:t xml:space="preserve"> </w:t>
       </w:r>
-      <w:hyperlink r:id="rId56">
+      <w:hyperlink r:id="rId45">
         <w:r>
           <w:rPr>
             <w:rStyle w:val="Hyperlink"/>
@@ -7917,18 +7909,18 @@
     </w:p>
     <w:p>
       <w:pPr>
+        <w:pStyle w:val="Compact"/>
         <w:numPr>
           <w:ilvl w:val="0"/>
           <w:numId w:val="1017"/>
         </w:numPr>
-        <w:pStyle w:val="Compact"/>
-      </w:pPr>
-      <w:hyperlink r:id="rId57">
+      </w:pPr>
+      <w:hyperlink r:id="rId46">
         <w:r>
           <w:rPr>
             <w:rStyle w:val="Hyperlink"/>
+            <w:b/>
             <w:bCs/>
-            <w:b/>
           </w:rPr>
           <w:t xml:space="preserve">Candid Health</w:t>
         </w:r>
@@ -7955,8 +7947,8 @@
         <w:t xml:space="preserve">resources.</w:t>
       </w:r>
     </w:p>
-    <w:bookmarkEnd w:id="58"/>
-    <w:bookmarkEnd w:id="59"/>
+    <w:bookmarkEnd w:id="47"/>
+    <w:bookmarkEnd w:id="48"/>
     <w:sectPr>
       <w:pgSz w:h="15840" w:w="12240"/>
       <w:pgMar w:bottom="1440" w:footer="720" w:gutter="0" w:header="720" w:left="1440" w:right="1440" w:top="1440"/>
@@ -7994,14 +7986,14 @@
 <file path=word/numbering.xml><?xml version="1.0" encoding="utf-8"?>
 <w:numbering xmlns:w="http://schemas.openxmlformats.org/wordprocessingml/2006/main">
   <w:abstractNum w:abstractNumId="990">
-    <w:nsid w:val="A990"/>
+    <w:nsid w:val="0000A990"/>
     <w:multiLevelType w:val="multilevel"/>
     <w:lvl w:ilvl="0">
       <w:numFmt w:val="bullet"/>
       <w:lvlText w:val=" "/>
       <w:lvlJc w:val="left"/>
       <w:pPr>
-        <w:ind w:left="720" w:hanging="480"/>
+        <w:ind w:left="720" w:hanging="360"/>
       </w:pPr>
     </w:lvl>
     <w:lvl w:ilvl="1">
@@ -8009,7 +8001,7 @@
       <w:lvlText w:val=" "/>
       <w:lvlJc w:val="left"/>
       <w:pPr>
-        <w:ind w:left="1440" w:hanging="480"/>
+        <w:ind w:left="1440" w:hanging="360"/>
       </w:pPr>
     </w:lvl>
     <w:lvl w:ilvl="2">
@@ -8017,7 +8009,7 @@
       <w:lvlText w:val=" "/>
       <w:lvlJc w:val="left"/>
       <w:pPr>
-        <w:ind w:left="2160" w:hanging="480"/>
+        <w:ind w:left="2160" w:hanging="360"/>
       </w:pPr>
     </w:lvl>
     <w:lvl w:ilvl="3">
@@ -8025,7 +8017,7 @@
       <w:lvlText w:val=" "/>
       <w:lvlJc w:val="left"/>
       <w:pPr>
-        <w:ind w:left="2880" w:hanging="480"/>
+        <w:ind w:left="2880" w:hanging="360"/>
       </w:pPr>
     </w:lvl>
     <w:lvl w:ilvl="4">
@@ -8033,7 +8025,7 @@
       <w:lvlText w:val=" "/>
       <w:lvlJc w:val="left"/>
       <w:pPr>
-        <w:ind w:left="3600" w:hanging="480"/>
+        <w:ind w:left="3600" w:hanging="360"/>
       </w:pPr>
     </w:lvl>
     <w:lvl w:ilvl="5">
@@ -8041,7 +8033,7 @@
       <w:lvlText w:val=" "/>
       <w:lvlJc w:val="left"/>
       <w:pPr>
-        <w:ind w:left="4320" w:hanging="480"/>
+        <w:ind w:left="4320" w:hanging="360"/>
       </w:pPr>
     </w:lvl>
     <w:lvl w:ilvl="6">
@@ -8049,7 +8041,7 @@
       <w:lvlText w:val=" "/>
       <w:lvlJc w:val="left"/>
       <w:pPr>
-        <w:ind w:left="5040" w:hanging="480"/>
+        <w:ind w:left="5040" w:hanging="360"/>
       </w:pPr>
     </w:lvl>
     <w:lvl w:ilvl="7">
@@ -8057,7 +8049,7 @@
       <w:lvlText w:val=" "/>
       <w:lvlJc w:val="left"/>
       <w:pPr>
-        <w:ind w:left="5760" w:hanging="480"/>
+        <w:ind w:left="5760" w:hanging="360"/>
       </w:pPr>
     </w:lvl>
     <w:lvl w:ilvl="8">
@@ -8065,84 +8057,111 @@
       <w:lvlText w:val=" "/>
       <w:lvlJc w:val="left"/>
       <w:pPr>
-        <w:ind w:left="6480" w:hanging="480"/>
+        <w:ind w:left="6480" w:hanging="360"/>
       </w:pPr>
     </w:lvl>
   </w:abstractNum>
   <w:abstractNum w:abstractNumId="991">
-    <w:nsid w:val="A991"/>
+    <w:nsid w:val="0000A991"/>
     <w:multiLevelType w:val="multilevel"/>
     <w:lvl w:ilvl="0">
       <w:numFmt w:val="bullet"/>
-      <w:lvlText w:val="•"/>
+      <w:lvlText w:val=""/>
       <w:lvlJc w:val="left"/>
       <w:pPr>
-        <w:ind w:left="720" w:hanging="480"/>
-      </w:pPr>
+        <w:ind w:left="720" w:hanging="360"/>
+      </w:pPr>
+      <w:rPr>
+        <w:rFonts w:ascii="Symbol" w:hAnsi="Symbol" w:cs="Symbol" w:hint="default"/>
+      </w:rPr>
     </w:lvl>
     <w:lvl w:ilvl="1">
       <w:numFmt w:val="bullet"/>
-      <w:lvlText w:val="–"/>
+      <w:lvlText w:val="o"/>
       <w:lvlJc w:val="left"/>
       <w:pPr>
-        <w:ind w:left="1440" w:hanging="480"/>
-      </w:pPr>
+        <w:ind w:left="1440" w:hanging="360"/>
+      </w:pPr>
+      <w:rPr>
+        <w:rFonts w:ascii="Courier New" w:hAnsi="Courier New" w:cs="Courier New" w:hint="default"/>
+      </w:rPr>
     </w:lvl>
     <w:lvl w:ilvl="2">
       <w:numFmt w:val="bullet"/>
-      <w:lvlText w:val="•"/>
+      <w:lvlText w:val=""/>
       <w:lvlJc w:val="left"/>
       <w:pPr>
-        <w:ind w:left="2160" w:hanging="480"/>
-      </w:pPr>
+        <w:ind w:left="2160" w:hanging="360"/>
+      </w:pPr>
+      <w:rPr>
+        <w:rFonts w:ascii="Wingdings" w:hAnsi="Wingdings" w:cs="Wingdings" w:hint="default"/>
+      </w:rPr>
     </w:lvl>
     <w:lvl w:ilvl="3">
       <w:numFmt w:val="bullet"/>
-      <w:lvlText w:val="–"/>
+      <w:lvlText w:val=""/>
       <w:lvlJc w:val="left"/>
       <w:pPr>
-        <w:ind w:left="2880" w:hanging="480"/>
-      </w:pPr>
+        <w:ind w:left="2880" w:hanging="360"/>
+      </w:pPr>
+      <w:rPr>
+        <w:rFonts w:ascii="Symbol" w:hAnsi="Symbol" w:cs="Symbol" w:hint="default"/>
+      </w:rPr>
     </w:lvl>
     <w:lvl w:ilvl="4">
       <w:numFmt w:val="bullet"/>
-      <w:lvlText w:val="•"/>
+      <w:lvlText w:val="o"/>
       <w:lvlJc w:val="left"/>
       <w:pPr>
-        <w:ind w:left="3600" w:hanging="480"/>
-      </w:pPr>
+        <w:ind w:left="3600" w:hanging="360"/>
+      </w:pPr>
+      <w:rPr>
+        <w:rFonts w:ascii="Courier New" w:hAnsi="Courier New" w:cs="Courier New" w:hint="default"/>
+      </w:rPr>
     </w:lvl>
     <w:lvl w:ilvl="5">
       <w:numFmt w:val="bullet"/>
-      <w:lvlText w:val="–"/>
+      <w:lvlText w:val=""/>
       <w:lvlJc w:val="left"/>
       <w:pPr>
-        <w:ind w:left="4320" w:hanging="480"/>
-      </w:pPr>
+        <w:ind w:left="4320" w:hanging="360"/>
+      </w:pPr>
+      <w:rPr>
+        <w:rFonts w:ascii="Wingdings" w:hAnsi="Wingdings" w:cs="Wingdings" w:hint="default"/>
+      </w:rPr>
     </w:lvl>
     <w:lvl w:ilvl="6">
       <w:numFmt w:val="bullet"/>
-      <w:lvlText w:val="•"/>
+      <w:lvlText w:val=""/>
       <w:lvlJc w:val="left"/>
       <w:pPr>
-        <w:ind w:left="5040" w:hanging="480"/>
-      </w:pPr>
+        <w:ind w:left="5040" w:hanging="360"/>
+      </w:pPr>
+      <w:rPr>
+        <w:rFonts w:ascii="Symbol" w:hAnsi="Symbol" w:cs="Symbol" w:hint="default"/>
+      </w:rPr>
     </w:lvl>
     <w:lvl w:ilvl="7">
       <w:numFmt w:val="bullet"/>
-      <w:lvlText w:val="–"/>
+      <w:lvlText w:val="o"/>
       <w:lvlJc w:val="left"/>
       <w:pPr>
-        <w:ind w:left="5760" w:hanging="480"/>
-      </w:pPr>
+        <w:ind w:left="5760" w:hanging="360"/>
+      </w:pPr>
+      <w:rPr>
+        <w:rFonts w:ascii="Courier New" w:hAnsi="Courier New" w:cs="Courier New" w:hint="default"/>
+      </w:rPr>
     </w:lvl>
     <w:lvl w:ilvl="8">
       <w:numFmt w:val="bullet"/>
-      <w:lvlText w:val="•"/>
+      <w:lvlText w:val=""/>
       <w:lvlJc w:val="left"/>
       <w:pPr>
-        <w:ind w:left="6480" w:hanging="480"/>
-      </w:pPr>
+        <w:ind w:left="6480" w:hanging="360"/>
+      </w:pPr>
+      <w:rPr>
+        <w:rFonts w:ascii="Wingdings" w:hAnsi="Wingdings" w:cs="Wingdings" w:hint="default"/>
+      </w:rPr>
     </w:lvl>
   </w:abstractNum>
   <w:num w:numId="1000">
@@ -8878,8 +8897,8 @@
     <w:name w:val="KeywordTok"/>
     <w:basedOn w:val="VerbatimChar"/>
     <w:rPr>
+      <w:b/>
       <w:color w:val="007020"/>
-      <w:b/>
     </w:rPr>
   </w:style>
   <w:style w:type="character" w:customStyle="1" w:styleId="DataTypeTok">
@@ -8956,42 +8975,42 @@
     <w:name w:val="ImportTok"/>
     <w:basedOn w:val="VerbatimChar"/>
     <w:rPr>
+      <w:b/>
       <w:color w:val="008000"/>
-      <w:b/>
     </w:rPr>
   </w:style>
   <w:style w:type="character" w:customStyle="1" w:styleId="CommentTok">
     <w:name w:val="CommentTok"/>
     <w:basedOn w:val="VerbatimChar"/>
     <w:rPr>
+      <w:i/>
       <w:color w:val="60a0b0"/>
-      <w:i/>
     </w:rPr>
   </w:style>
   <w:style w:type="character" w:customStyle="1" w:styleId="DocumentationTok">
     <w:name w:val="DocumentationTok"/>
     <w:basedOn w:val="VerbatimChar"/>
     <w:rPr>
+      <w:i/>
       <w:color w:val="ba2121"/>
-      <w:i/>
     </w:rPr>
   </w:style>
   <w:style w:type="character" w:customStyle="1" w:styleId="AnnotationTok">
     <w:name w:val="AnnotationTok"/>
     <w:basedOn w:val="VerbatimChar"/>
     <w:rPr>
-      <w:color w:val="60a0b0"/>
       <w:b/>
       <w:i/>
+      <w:color w:val="60a0b0"/>
     </w:rPr>
   </w:style>
   <w:style w:type="character" w:customStyle="1" w:styleId="CommentVarTok">
     <w:name w:val="CommentVarTok"/>
     <w:basedOn w:val="VerbatimChar"/>
     <w:rPr>
-      <w:color w:val="60a0b0"/>
       <w:b/>
       <w:i/>
+      <w:color w:val="60a0b0"/>
     </w:rPr>
   </w:style>
   <w:style w:type="character" w:customStyle="1" w:styleId="OtherTok">
@@ -9019,8 +9038,8 @@
     <w:name w:val="ControlFlowTok"/>
     <w:basedOn w:val="VerbatimChar"/>
     <w:rPr>
+      <w:b/>
       <w:color w:val="007020"/>
-      <w:b/>
     </w:rPr>
   </w:style>
   <w:style w:type="character" w:customStyle="1" w:styleId="OperatorTok">
@@ -9065,34 +9084,34 @@
     <w:name w:val="InformationTok"/>
     <w:basedOn w:val="VerbatimChar"/>
     <w:rPr>
-      <w:color w:val="60a0b0"/>
       <w:b/>
       <w:i/>
+      <w:color w:val="60a0b0"/>
     </w:rPr>
   </w:style>
   <w:style w:type="character" w:customStyle="1" w:styleId="WarningTok">
     <w:name w:val="WarningTok"/>
     <w:basedOn w:val="VerbatimChar"/>
     <w:rPr>
-      <w:color w:val="60a0b0"/>
       <w:b/>
       <w:i/>
+      <w:color w:val="60a0b0"/>
     </w:rPr>
   </w:style>
   <w:style w:type="character" w:customStyle="1" w:styleId="AlertTok">
     <w:name w:val="AlertTok"/>
     <w:basedOn w:val="VerbatimChar"/>
     <w:rPr>
+      <w:b/>
       <w:color w:val="ff0000"/>
-      <w:b/>
     </w:rPr>
   </w:style>
   <w:style w:type="character" w:customStyle="1" w:styleId="ErrorTok">
     <w:name w:val="ErrorTok"/>
     <w:basedOn w:val="VerbatimChar"/>
     <w:rPr>
+      <w:b/>
       <w:color w:val="ff0000"/>
-      <w:b/>
     </w:rPr>
   </w:style>
   <w:style w:type="character" w:customStyle="1" w:styleId="NormalTok">

--- a/packages/docs/static/decision-guides/rcm-billing.docx
+++ b/packages/docs/static/decision-guides/rcm-billing.docx
@@ -11,18 +11,18 @@
           <wp:inline>
             <wp:extent cx="5943600" cy="1289649"/>
             <wp:effectExtent b="0" l="0" r="0" t="0"/>
-            <wp:docPr descr="Medplum" title="" id="10" name="Picture"/>
+            <wp:docPr descr="Medplum" title="" id="21" name="Picture"/>
             <a:graphic>
               <a:graphicData uri="http://schemas.openxmlformats.org/drawingml/2006/picture">
                 <pic:pic>
                   <pic:nvPicPr>
-                    <pic:cNvPr descr="medplum-wordmark-grape.png" id="11" name="Picture"/>
+                    <pic:cNvPr descr="medplum-wordmark-grape.png" id="22" name="Picture"/>
                     <pic:cNvPicPr>
                       <a:picLocks noChangeArrowheads="1" noChangeAspect="1"/>
                     </pic:cNvPicPr>
                   </pic:nvPicPr>
                   <pic:blipFill>
-                    <a:blip r:embed="rId9"/>
+                    <a:blip r:embed="rId20"/>
                     <a:stretch>
                       <a:fillRect/>
                     </a:stretch>
@@ -49,7 +49,7 @@
         </w:drawing>
       </w:r>
     </w:p>
-    <w:bookmarkStart w:id="48" w:name="rcm-billing-decision-guide"/>
+    <w:bookmarkStart w:id="59" w:name="rcm-billing-decision-guide"/>
     <w:p>
       <w:pPr>
         <w:pStyle w:val="Heading1"/>
@@ -72,39 +72,39 @@
       </w:pPr>
       <w:r>
         <w:rPr>
+          <w:iCs/>
           <w:i/>
-          <w:iCs/>
         </w:rPr>
         <w:t xml:space="preserve">Companion to the</w:t>
       </w:r>
       <w:r>
         <w:rPr>
+          <w:iCs/>
           <w:i/>
-          <w:iCs/>
         </w:rPr>
         <w:t xml:space="preserve"> </w:t>
       </w:r>
-      <w:hyperlink r:id="rId12">
+      <w:hyperlink r:id="rId23">
         <w:r>
           <w:rPr>
             <w:rStyle w:val="Hyperlink"/>
+            <w:iCs/>
             <w:i/>
-            <w:iCs/>
           </w:rPr>
           <w:t xml:space="preserve">Billing</w:t>
         </w:r>
       </w:hyperlink>
       <w:r>
         <w:rPr>
+          <w:iCs/>
           <w:i/>
-          <w:iCs/>
         </w:rPr>
         <w:t xml:space="preserve"> </w:t>
       </w:r>
       <w:r>
         <w:rPr>
+          <w:iCs/>
           <w:i/>
-          <w:iCs/>
         </w:rPr>
         <w:t xml:space="preserve">docs.</w:t>
       </w:r>
@@ -116,7 +116,7 @@
         </w:pict>
       </w:r>
     </w:p>
-    <w:bookmarkStart w:id="13" w:name="section-1-use-case-participants"/>
+    <w:bookmarkStart w:id="24" w:name="section-1-use-case-participants"/>
     <w:p>
       <w:pPr>
         <w:pStyle w:val="Heading2"/>
@@ -131,19 +131,19 @@
       </w:pPr>
       <w:r>
         <w:rPr>
+          <w:bCs/>
           <w:b/>
-          <w:bCs/>
         </w:rPr>
         <w:t xml:space="preserve">1.1 What is your reimbursement model?</w:t>
       </w:r>
     </w:p>
     <w:p>
       <w:pPr>
-        <w:pStyle w:val="Compact"/>
         <w:numPr>
           <w:ilvl w:val="0"/>
           <w:numId w:val="1001"/>
         </w:numPr>
+        <w:pStyle w:val="Compact"/>
       </w:pPr>
       <w:r>
         <w:t xml:space="preserve">Insurance / claims-based – you bill payers and reconcile their responses</w:t>
@@ -151,11 +151,11 @@
     </w:p>
     <w:p>
       <w:pPr>
-        <w:pStyle w:val="Compact"/>
         <w:numPr>
           <w:ilvl w:val="0"/>
           <w:numId w:val="1001"/>
         </w:numPr>
+        <w:pStyle w:val="Compact"/>
       </w:pPr>
       <w:r>
         <w:t xml:space="preserve">Patient self-pay / cash – patients pay you directly; no payer claim</w:t>
@@ -163,11 +163,11 @@
     </w:p>
     <w:p>
       <w:pPr>
-        <w:pStyle w:val="Compact"/>
         <w:numPr>
           <w:ilvl w:val="0"/>
           <w:numId w:val="1001"/>
         </w:numPr>
+        <w:pStyle w:val="Compact"/>
       </w:pPr>
       <w:r>
         <w:t xml:space="preserve">Value-based / capitation – per-member-per-month or risk-based</w:t>
@@ -175,11 +175,11 @@
     </w:p>
     <w:p>
       <w:pPr>
-        <w:pStyle w:val="Compact"/>
         <w:numPr>
           <w:ilvl w:val="0"/>
           <w:numId w:val="1001"/>
         </w:numPr>
+        <w:pStyle w:val="Compact"/>
       </w:pPr>
       <w:r>
         <w:t xml:space="preserve">Some combination</w:t>
@@ -191,8 +191,8 @@
       </w:pPr>
       <w:r>
         <w:rPr>
+          <w:iCs/>
           <w:i/>
-          <w:iCs/>
         </w:rPr>
         <w:t xml:space="preserve">Why: Claims-based reads every lane; self-pay skips the Charge → Claim → Payer lane; value-based leans on Foundations and the Value-Based lane (3.11).</w:t>
       </w:r>
@@ -203,24 +203,24 @@
       </w:pPr>
       <w:r>
         <w:rPr>
+          <w:bCs/>
           <w:b/>
-          <w:bCs/>
         </w:rPr>
         <w:t xml:space="preserve">1.2 How much of the revenue cycle runs in Medplum vs. delegated?</w:t>
       </w:r>
     </w:p>
     <w:p>
       <w:pPr>
-        <w:pStyle w:val="Compact"/>
         <w:numPr>
           <w:ilvl w:val="0"/>
           <w:numId w:val="1002"/>
         </w:numPr>
+        <w:pStyle w:val="Compact"/>
       </w:pPr>
       <w:r>
         <w:rPr>
+          <w:bCs/>
           <w:b/>
-          <w:bCs/>
         </w:rPr>
         <w:t xml:space="preserve">Clearinghouse-direct</w:t>
       </w:r>
@@ -233,16 +233,16 @@
     </w:p>
     <w:p>
       <w:pPr>
-        <w:pStyle w:val="Compact"/>
         <w:numPr>
           <w:ilvl w:val="0"/>
           <w:numId w:val="1002"/>
         </w:numPr>
+        <w:pStyle w:val="Compact"/>
       </w:pPr>
       <w:r>
         <w:rPr>
+          <w:bCs/>
           <w:b/>
-          <w:bCs/>
         </w:rPr>
         <w:t xml:space="preserve">RCM-automation partner</w:t>
       </w:r>
@@ -267,16 +267,16 @@
     </w:p>
     <w:p>
       <w:pPr>
-        <w:pStyle w:val="Compact"/>
         <w:numPr>
           <w:ilvl w:val="0"/>
           <w:numId w:val="1002"/>
         </w:numPr>
+        <w:pStyle w:val="Compact"/>
       </w:pPr>
       <w:r>
         <w:rPr>
+          <w:bCs/>
           <w:b/>
-          <w:bCs/>
         </w:rPr>
         <w:t xml:space="preserve">Documents only (no electronic claims)</w:t>
       </w:r>
@@ -289,16 +289,16 @@
     </w:p>
     <w:p>
       <w:pPr>
-        <w:pStyle w:val="Compact"/>
         <w:numPr>
           <w:ilvl w:val="0"/>
           <w:numId w:val="1002"/>
         </w:numPr>
+        <w:pStyle w:val="Compact"/>
       </w:pPr>
       <w:r>
         <w:rPr>
+          <w:bCs/>
           <w:b/>
-          <w:bCs/>
         </w:rPr>
         <w:t xml:space="preserve">External Practice Management (PM) / billing system</w:t>
       </w:r>
@@ -315,8 +315,8 @@
       </w:pPr>
       <w:r>
         <w:rPr>
+          <w:iCs/>
           <w:i/>
-          <w:iCs/>
         </w:rPr>
         <w:t xml:space="preserve">In one line: a clearinghouse moves your claims; an RCM platform runs your revenue cycle. Either way Medplum owns the front half (coverage, charge capture, claim assembly); the paths diverge on the back half.</w:t>
       </w:r>
@@ -325,8 +325,9 @@
       <w:tblPr>
         <w:tblStyle w:val="Table"/>
         <w:tblW w:w="9360" w:type="dxa"/>
+        <w:tblLook w:firstRow="1" w:lastRow="0" w:firstColumn="0" w:lastColumn="0" w:noHBand="0" w:noVBand="0" w:val="0020"/>
+        <w:jc w:val="start"/>
         <w:tblLayout w:type="fixed"/>
-        <w:tblLook w:firstRow="1" w:lastRow="0" w:firstColumn="0" w:lastColumn="0" w:noHBand="0" w:noVBand="0" w:val="0020"/>
       </w:tblPr>
       <w:tblGrid>
         <w:gridCol w:w="2329"/>
@@ -338,7 +339,7 @@
       <w:tr>
         <w:trPr>
           <w:cantSplit/>
-          <w:tblHeader w:val="on"/>
+          <w:tblHeader w:val="true"/>
         </w:trPr>
         <w:tc>
           <w:tcPr/>
@@ -952,8 +953,8 @@
       </w:pPr>
       <w:r>
         <w:rPr>
+          <w:bCs/>
           <w:b/>
-          <w:bCs/>
         </w:rPr>
         <w:t xml:space="preserve">How to choose:</w:t>
       </w:r>
@@ -962,8 +963,9 @@
       <w:tblPr>
         <w:tblStyle w:val="Table"/>
         <w:tblW w:w="9360" w:type="dxa"/>
+        <w:tblLook w:firstRow="1" w:lastRow="0" w:firstColumn="0" w:lastColumn="0" w:noHBand="0" w:noVBand="0" w:val="0020"/>
+        <w:jc w:val="start"/>
         <w:tblLayout w:type="fixed"/>
-        <w:tblLook w:firstRow="1" w:lastRow="0" w:firstColumn="0" w:lastColumn="0" w:noHBand="0" w:noVBand="0" w:val="0020"/>
       </w:tblPr>
       <w:tblGrid>
         <w:gridCol w:w="1580"/>
@@ -973,7 +975,7 @@
       <w:tr>
         <w:trPr>
           <w:cantSplit/>
-          <w:tblHeader w:val="on"/>
+          <w:tblHeader w:val="true"/>
         </w:trPr>
         <w:tc>
           <w:tcPr/>
@@ -1138,8 +1140,8 @@
       </w:pPr>
       <w:r>
         <w:rPr>
+          <w:iCs/>
           <w:i/>
-          <w:iCs/>
         </w:rPr>
         <w:t xml:space="preserve">Paths can mix. The choice sets which Section 3 lanes you build (3.5–3.10) vs. read only for the boundary.</w:t>
       </w:r>
@@ -1150,19 +1152,19 @@
       </w:pPr>
       <w:r>
         <w:rPr>
+          <w:bCs/>
           <w:b/>
-          <w:bCs/>
         </w:rPr>
         <w:t xml:space="preserve">1.3 Who does the billing work, and is the patient part of it?</w:t>
       </w:r>
     </w:p>
     <w:p>
       <w:pPr>
-        <w:pStyle w:val="Compact"/>
         <w:numPr>
           <w:ilvl w:val="0"/>
           <w:numId w:val="1003"/>
         </w:numPr>
+        <w:pStyle w:val="Compact"/>
       </w:pPr>
       <w:r>
         <w:t xml:space="preserve">Charge capture: clinicians at point of care, or back-office entry?</w:t>
@@ -1170,11 +1172,11 @@
     </w:p>
     <w:p>
       <w:pPr>
-        <w:pStyle w:val="Compact"/>
         <w:numPr>
           <w:ilvl w:val="0"/>
           <w:numId w:val="1003"/>
         </w:numPr>
+        <w:pStyle w:val="Compact"/>
       </w:pPr>
       <w:r>
         <w:t xml:space="preserve">Coding and claim work: dedicated coders/billers, or automated with exception review?</w:t>
@@ -1182,11 +1184,11 @@
     </w:p>
     <w:p>
       <w:pPr>
-        <w:pStyle w:val="Compact"/>
         <w:numPr>
           <w:ilvl w:val="0"/>
           <w:numId w:val="1003"/>
         </w:numPr>
+        <w:pStyle w:val="Compact"/>
       </w:pPr>
       <w:r>
         <w:t xml:space="preserve">Accounts receivable (AR) follow-up: who works denials, aging, and patient balances?</w:t>
@@ -1194,11 +1196,11 @@
     </w:p>
     <w:p>
       <w:pPr>
-        <w:pStyle w:val="Compact"/>
         <w:numPr>
           <w:ilvl w:val="0"/>
           <w:numId w:val="1003"/>
         </w:numPr>
+        <w:pStyle w:val="Compact"/>
       </w:pPr>
       <w:r>
         <w:t xml:space="preserve">Patient: do patients see estimates, statements, or pay online?</w:t>
@@ -1210,8 +1212,8 @@
       </w:pPr>
       <w:r>
         <w:rPr>
+          <w:iCs/>
           <w:i/>
-          <w:iCs/>
         </w:rPr>
         <w:t xml:space="preserve">Why: drives charge-capture design (3.5), who works denials and AR (3.8, 3.10), and whether patient-facing billing is in scope (3.9).</w:t>
       </w:r>
@@ -1222,19 +1224,19 @@
       </w:pPr>
       <w:r>
         <w:rPr>
+          <w:bCs/>
           <w:b/>
-          <w:bCs/>
         </w:rPr>
         <w:t xml:space="preserve">1.4 Where does coding happen, and how automated is it?</w:t>
       </w:r>
     </w:p>
     <w:p>
       <w:pPr>
-        <w:pStyle w:val="Compact"/>
         <w:numPr>
           <w:ilvl w:val="0"/>
           <w:numId w:val="1004"/>
         </w:numPr>
+        <w:pStyle w:val="Compact"/>
       </w:pPr>
       <w:r>
         <w:t xml:space="preserve">Auto-derived from clinical data (visit type, orders, procedures)?</w:t>
@@ -1242,11 +1244,11 @@
     </w:p>
     <w:p>
       <w:pPr>
-        <w:pStyle w:val="Compact"/>
         <w:numPr>
           <w:ilvl w:val="0"/>
           <w:numId w:val="1004"/>
         </w:numPr>
+        <w:pStyle w:val="Compact"/>
       </w:pPr>
       <w:r>
         <w:t xml:space="preserve">Coder-reviewed before the claim is built?</w:t>
@@ -1254,11 +1256,11 @@
     </w:p>
     <w:p>
       <w:pPr>
-        <w:pStyle w:val="Compact"/>
         <w:numPr>
           <w:ilvl w:val="0"/>
           <w:numId w:val="1004"/>
         </w:numPr>
+        <w:pStyle w:val="Compact"/>
       </w:pPr>
       <w:r>
         <w:t xml:space="preserve">Fully manual?</w:t>
@@ -1270,8 +1272,8 @@
       </w:pPr>
       <w:r>
         <w:rPr>
+          <w:iCs/>
           <w:i/>
-          <w:iCs/>
         </w:rPr>
         <w:t xml:space="preserve">Why: drives the coding and review model in charge capture (3.5) and where scrubbing exceptions surface (3.6).</w:t>
       </w:r>
@@ -1282,19 +1284,19 @@
       </w:pPr>
       <w:r>
         <w:rPr>
+          <w:bCs/>
           <w:b/>
-          <w:bCs/>
         </w:rPr>
         <w:t xml:space="preserve">1.5 New build or replacing/extending, and what else must billing touch?</w:t>
       </w:r>
     </w:p>
     <w:p>
       <w:pPr>
-        <w:pStyle w:val="Compact"/>
         <w:numPr>
           <w:ilvl w:val="0"/>
           <w:numId w:val="1005"/>
         </w:numPr>
+        <w:pStyle w:val="Compact"/>
       </w:pPr>
       <w:r>
         <w:t xml:space="preserve">If replacing: what billing/PM system, and what gaps drove the change?</w:t>
@@ -1302,11 +1304,11 @@
     </w:p>
     <w:p>
       <w:pPr>
-        <w:pStyle w:val="Compact"/>
         <w:numPr>
           <w:ilvl w:val="0"/>
           <w:numId w:val="1005"/>
         </w:numPr>
+        <w:pStyle w:val="Compact"/>
       </w:pPr>
       <w:r>
         <w:t xml:space="preserve">If new: is billing core to the product (you’re building an RCM/billing product) or additive (a clinical app that also needs to bill)?</w:t>
@@ -1314,11 +1316,11 @@
     </w:p>
     <w:p>
       <w:pPr>
-        <w:pStyle w:val="Compact"/>
         <w:numPr>
           <w:ilvl w:val="0"/>
           <w:numId w:val="1005"/>
         </w:numPr>
+        <w:pStyle w:val="Compact"/>
       </w:pPr>
       <w:r>
         <w:t xml:space="preserve">What other systems must billing read from or write to (clinical/EHR source, PM, clearinghouse, accounting/GL, payment processor, payer portals)?</w:t>
@@ -1330,8 +1332,8 @@
       </w:pPr>
       <w:r>
         <w:rPr>
+          <w:iCs/>
           <w:i/>
-          <w:iCs/>
         </w:rPr>
         <w:t xml:space="preserve">Why: surfaces integration boundaries and the source-of-truth split behind 1.2, 3.6, and 3.7. Core-to-product builds tend to own the cycle (a clearinghouse); additive builds tend to delegate (an RCM partner or external PM).</w:t>
       </w:r>
@@ -1343,8 +1345,8 @@
         </w:pict>
       </w:r>
     </w:p>
-    <w:bookmarkEnd w:id="13"/>
-    <w:bookmarkStart w:id="14" w:name="section-2-feature-scoping"/>
+    <w:bookmarkEnd w:id="24"/>
+    <w:bookmarkStart w:id="25" w:name="section-2-feature-scoping"/>
     <w:p>
       <w:pPr>
         <w:pStyle w:val="Heading2"/>
@@ -1359,8 +1361,8 @@
       </w:pPr>
       <w:r>
         <w:rPr>
+          <w:iCs/>
           <w:i/>
-          <w:iCs/>
         </w:rPr>
         <w:t xml:space="preserve">Go through each row together. For each cell under Yes / No / Nice-to-have / Not sure, mark the customer’s answer. The</w:t>
       </w:r>
@@ -1369,8 +1371,8 @@
       </w:r>
       <w:r>
         <w:rPr>
+          <w:bCs/>
           <w:b/>
-          <w:bCs/>
         </w:rPr>
         <w:t xml:space="preserve">§</w:t>
       </w:r>
@@ -1379,8 +1381,8 @@
       </w:r>
       <w:r>
         <w:rPr>
+          <w:iCs/>
           <w:i/>
-          <w:iCs/>
         </w:rPr>
         <w:t xml:space="preserve">column points to the deep-dive subsection that covers each feature.</w:t>
       </w:r>
@@ -1389,8 +1391,9 @@
       <w:tblPr>
         <w:tblStyle w:val="Table"/>
         <w:tblW w:w="9360" w:type="dxa"/>
+        <w:tblLook w:firstRow="1" w:lastRow="0" w:firstColumn="0" w:lastColumn="0" w:noHBand="0" w:noVBand="0" w:val="0020"/>
+        <w:jc w:val="start"/>
         <w:tblLayout w:type="fixed"/>
-        <w:tblLook w:firstRow="1" w:lastRow="0" w:firstColumn="0" w:lastColumn="0" w:noHBand="0" w:noVBand="0" w:val="0020"/>
       </w:tblPr>
       <w:tblGrid>
         <w:gridCol w:w="600"/>
@@ -1404,7 +1407,7 @@
       <w:tr>
         <w:trPr>
           <w:cantSplit/>
-          <w:tblHeader w:val="on"/>
+          <w:tblHeader w:val="true"/>
         </w:trPr>
         <w:tc>
           <w:tcPr/>
@@ -2521,8 +2524,8 @@
         </w:pict>
       </w:r>
     </w:p>
-    <w:bookmarkEnd w:id="14"/>
-    <w:bookmarkStart w:id="41" w:name="section-3-feature-deep-dives"/>
+    <w:bookmarkEnd w:id="25"/>
+    <w:bookmarkStart w:id="52" w:name="section-3-feature-deep-dives"/>
     <w:p>
       <w:pPr>
         <w:pStyle w:val="Heading2"/>
@@ -2537,8 +2540,8 @@
       </w:pPr>
       <w:r>
         <w:rPr>
+          <w:iCs/>
           <w:i/>
-          <w:iCs/>
         </w:rPr>
         <w:t xml:space="preserve">Cover each feature flagged Yes or Nice-to-have in Section 2. The goal is to land on a clear recommended approach by the end of each section.</w:t>
       </w:r>
@@ -2555,8 +2558,9 @@
       <w:tblPr>
         <w:tblStyle w:val="Table"/>
         <w:tblW w:w="9360" w:type="dxa"/>
+        <w:tblLook w:firstRow="1" w:lastRow="0" w:firstColumn="0" w:lastColumn="0" w:noHBand="0" w:noVBand="0" w:val="0020"/>
+        <w:jc w:val="start"/>
         <w:tblLayout w:type="fixed"/>
-        <w:tblLook w:firstRow="1" w:lastRow="0" w:firstColumn="0" w:lastColumn="0" w:noHBand="0" w:noVBand="0" w:val="0020"/>
       </w:tblPr>
       <w:tblGrid>
         <w:gridCol w:w="3313"/>
@@ -2566,7 +2570,7 @@
       <w:tr>
         <w:trPr>
           <w:cantSplit/>
-          <w:tblHeader w:val="on"/>
+          <w:tblHeader w:val="true"/>
         </w:trPr>
         <w:tc>
           <w:tcPr/>
@@ -2618,22 +2622,157 @@
             </w:pPr>
             <w:r>
               <w:rPr>
+                <w:bCs/>
                 <w:b/>
+              </w:rPr>
+              <w:t xml:space="preserve">Foundations</w:t>
+            </w:r>
+          </w:p>
+        </w:tc>
+        <w:tc>
+          <w:tcPr/>
+          <w:p>
+            <w:pPr>
+              <w:pStyle w:val="Compact"/>
+              <w:jc w:val="left"/>
+            </w:pPr>
+            <w:r>
+              <w:t xml:space="preserve">3.1 – 3.2</w:t>
+            </w:r>
+          </w:p>
+        </w:tc>
+        <w:tc>
+          <w:tcPr/>
+          <w:p>
+            <w:pPr>
+              <w:pStyle w:val="Compact"/>
+              <w:jc w:val="left"/>
+            </w:pPr>
+            <w:r>
+              <w:t xml:space="preserve">Always</w:t>
+            </w:r>
+          </w:p>
+        </w:tc>
+      </w:tr>
+      <w:tr>
+        <w:trPr>
+          <w:cantSplit/>
+        </w:trPr>
+        <w:tc>
+          <w:tcPr/>
+          <w:p>
+            <w:pPr>
+              <w:pStyle w:val="Compact"/>
+              <w:jc w:val="left"/>
+            </w:pPr>
+            <w:r>
+              <w:rPr>
                 <w:bCs/>
-              </w:rPr>
-              <w:t xml:space="preserve">Foundations</w:t>
-            </w:r>
-          </w:p>
-        </w:tc>
-        <w:tc>
-          <w:tcPr/>
-          <w:p>
-            <w:pPr>
-              <w:pStyle w:val="Compact"/>
-              <w:jc w:val="left"/>
-            </w:pPr>
-            <w:r>
-              <w:t xml:space="preserve">3.1 – 3.2</w:t>
+                <w:b/>
+              </w:rPr>
+              <w:t xml:space="preserve">Pre-service / Patient Access</w:t>
+            </w:r>
+          </w:p>
+        </w:tc>
+        <w:tc>
+          <w:tcPr/>
+          <w:p>
+            <w:pPr>
+              <w:pStyle w:val="Compact"/>
+              <w:jc w:val="left"/>
+            </w:pPr>
+            <w:r>
+              <w:t xml:space="preserve">3.3 – 3.4</w:t>
+            </w:r>
+          </w:p>
+        </w:tc>
+        <w:tc>
+          <w:tcPr/>
+          <w:p>
+            <w:pPr>
+              <w:pStyle w:val="Compact"/>
+              <w:jc w:val="left"/>
+            </w:pPr>
+            <w:r>
+              <w:t xml:space="preserve">When you verify coverage or authorize before service</w:t>
+            </w:r>
+          </w:p>
+        </w:tc>
+      </w:tr>
+      <w:tr>
+        <w:trPr>
+          <w:cantSplit/>
+        </w:trPr>
+        <w:tc>
+          <w:tcPr/>
+          <w:p>
+            <w:pPr>
+              <w:pStyle w:val="Compact"/>
+              <w:jc w:val="left"/>
+            </w:pPr>
+            <w:r>
+              <w:rPr>
+                <w:bCs/>
+                <w:b/>
+              </w:rPr>
+              <w:t xml:space="preserve">Charge → Claim → Payer</w:t>
+            </w:r>
+          </w:p>
+        </w:tc>
+        <w:tc>
+          <w:tcPr/>
+          <w:p>
+            <w:pPr>
+              <w:pStyle w:val="Compact"/>
+              <w:jc w:val="left"/>
+            </w:pPr>
+            <w:r>
+              <w:t xml:space="preserve">3.5 – 3.8</w:t>
+            </w:r>
+          </w:p>
+        </w:tc>
+        <w:tc>
+          <w:tcPr/>
+          <w:p>
+            <w:pPr>
+              <w:pStyle w:val="Compact"/>
+              <w:jc w:val="left"/>
+            </w:pPr>
+            <w:r>
+              <w:t xml:space="preserve">When you bill insurance</w:t>
+            </w:r>
+          </w:p>
+        </w:tc>
+      </w:tr>
+      <w:tr>
+        <w:trPr>
+          <w:cantSplit/>
+        </w:trPr>
+        <w:tc>
+          <w:tcPr/>
+          <w:p>
+            <w:pPr>
+              <w:pStyle w:val="Compact"/>
+              <w:jc w:val="left"/>
+            </w:pPr>
+            <w:r>
+              <w:rPr>
+                <w:bCs/>
+                <w:b/>
+              </w:rPr>
+              <w:t xml:space="preserve">Patient &amp; Operations</w:t>
+            </w:r>
+          </w:p>
+        </w:tc>
+        <w:tc>
+          <w:tcPr/>
+          <w:p>
+            <w:pPr>
+              <w:pStyle w:val="Compact"/>
+              <w:jc w:val="left"/>
+            </w:pPr>
+            <w:r>
+              <w:t xml:space="preserve">3.9 – 3.10</w:t>
             </w:r>
           </w:p>
         </w:tc>
@@ -2663,143 +2802,8 @@
             </w:pPr>
             <w:r>
               <w:rPr>
+                <w:bCs/>
                 <w:b/>
-                <w:bCs/>
-              </w:rPr>
-              <w:t xml:space="preserve">Pre-service / Patient Access</w:t>
-            </w:r>
-          </w:p>
-        </w:tc>
-        <w:tc>
-          <w:tcPr/>
-          <w:p>
-            <w:pPr>
-              <w:pStyle w:val="Compact"/>
-              <w:jc w:val="left"/>
-            </w:pPr>
-            <w:r>
-              <w:t xml:space="preserve">3.3 – 3.4</w:t>
-            </w:r>
-          </w:p>
-        </w:tc>
-        <w:tc>
-          <w:tcPr/>
-          <w:p>
-            <w:pPr>
-              <w:pStyle w:val="Compact"/>
-              <w:jc w:val="left"/>
-            </w:pPr>
-            <w:r>
-              <w:t xml:space="preserve">When you verify coverage or authorize before service</w:t>
-            </w:r>
-          </w:p>
-        </w:tc>
-      </w:tr>
-      <w:tr>
-        <w:trPr>
-          <w:cantSplit/>
-        </w:trPr>
-        <w:tc>
-          <w:tcPr/>
-          <w:p>
-            <w:pPr>
-              <w:pStyle w:val="Compact"/>
-              <w:jc w:val="left"/>
-            </w:pPr>
-            <w:r>
-              <w:rPr>
-                <w:b/>
-                <w:bCs/>
-              </w:rPr>
-              <w:t xml:space="preserve">Charge → Claim → Payer</w:t>
-            </w:r>
-          </w:p>
-        </w:tc>
-        <w:tc>
-          <w:tcPr/>
-          <w:p>
-            <w:pPr>
-              <w:pStyle w:val="Compact"/>
-              <w:jc w:val="left"/>
-            </w:pPr>
-            <w:r>
-              <w:t xml:space="preserve">3.5 – 3.8</w:t>
-            </w:r>
-          </w:p>
-        </w:tc>
-        <w:tc>
-          <w:tcPr/>
-          <w:p>
-            <w:pPr>
-              <w:pStyle w:val="Compact"/>
-              <w:jc w:val="left"/>
-            </w:pPr>
-            <w:r>
-              <w:t xml:space="preserve">When you bill insurance</w:t>
-            </w:r>
-          </w:p>
-        </w:tc>
-      </w:tr>
-      <w:tr>
-        <w:trPr>
-          <w:cantSplit/>
-        </w:trPr>
-        <w:tc>
-          <w:tcPr/>
-          <w:p>
-            <w:pPr>
-              <w:pStyle w:val="Compact"/>
-              <w:jc w:val="left"/>
-            </w:pPr>
-            <w:r>
-              <w:rPr>
-                <w:b/>
-                <w:bCs/>
-              </w:rPr>
-              <w:t xml:space="preserve">Patient &amp; Operations</w:t>
-            </w:r>
-          </w:p>
-        </w:tc>
-        <w:tc>
-          <w:tcPr/>
-          <w:p>
-            <w:pPr>
-              <w:pStyle w:val="Compact"/>
-              <w:jc w:val="left"/>
-            </w:pPr>
-            <w:r>
-              <w:t xml:space="preserve">3.9 – 3.10</w:t>
-            </w:r>
-          </w:p>
-        </w:tc>
-        <w:tc>
-          <w:tcPr/>
-          <w:p>
-            <w:pPr>
-              <w:pStyle w:val="Compact"/>
-              <w:jc w:val="left"/>
-            </w:pPr>
-            <w:r>
-              <w:t xml:space="preserve">Always</w:t>
-            </w:r>
-          </w:p>
-        </w:tc>
-      </w:tr>
-      <w:tr>
-        <w:trPr>
-          <w:cantSplit/>
-        </w:trPr>
-        <w:tc>
-          <w:tcPr/>
-          <w:p>
-            <w:pPr>
-              <w:pStyle w:val="Compact"/>
-              <w:jc w:val="left"/>
-            </w:pPr>
-            <w:r>
-              <w:rPr>
-                <w:b/>
-                <w:bCs/>
               </w:rPr>
               <w:t xml:space="preserve">Value-Based</w:t>
             </w:r>
@@ -2838,7 +2842,7 @@
         </w:pict>
       </w:r>
     </w:p>
-    <w:bookmarkStart w:id="18" w:name="foundations"/>
+    <w:bookmarkStart w:id="29" w:name="foundations"/>
     <w:p>
       <w:pPr>
         <w:pStyle w:val="Heading3"/>
@@ -2847,7 +2851,7 @@
         <w:t xml:space="preserve">Foundations</w:t>
       </w:r>
     </w:p>
-    <w:bookmarkStart w:id="16" w:name="coverage-insurance-model"/>
+    <w:bookmarkStart w:id="27" w:name="coverage-insurance-model"/>
     <w:p>
       <w:pPr>
         <w:pStyle w:val="Heading4"/>
@@ -2866,7 +2870,7 @@
       <w:r>
         <w:t xml:space="preserve"> </w:t>
       </w:r>
-      <w:hyperlink r:id="rId15">
+      <w:hyperlink r:id="rId26">
         <w:r>
           <w:rPr>
             <w:rStyle w:val="Hyperlink"/>
@@ -2884,19 +2888,19 @@
       </w:pPr>
       <w:r>
         <w:rPr>
+          <w:bCs/>
           <w:b/>
-          <w:bCs/>
         </w:rPr>
         <w:t xml:space="preserve">Questions:</w:t>
       </w:r>
     </w:p>
     <w:p>
       <w:pPr>
-        <w:pStyle w:val="Compact"/>
         <w:numPr>
           <w:ilvl w:val="0"/>
           <w:numId w:val="1006"/>
         </w:numPr>
+        <w:pStyle w:val="Compact"/>
       </w:pPr>
       <w:r>
         <w:t xml:space="preserve">Do patients commonly have more than one coverage, and must you bill them in order?</w:t>
@@ -2904,11 +2908,11 @@
     </w:p>
     <w:p>
       <w:pPr>
-        <w:pStyle w:val="Compact"/>
         <w:numPr>
           <w:ilvl w:val="0"/>
           <w:numId w:val="1006"/>
         </w:numPr>
+        <w:pStyle w:val="Compact"/>
       </w:pPr>
       <w:r>
         <w:t xml:space="preserve">Is the subscriber sometimes someone other than the patient?</w:t>
@@ -2916,11 +2920,11 @@
     </w:p>
     <w:p>
       <w:pPr>
-        <w:pStyle w:val="Compact"/>
         <w:numPr>
           <w:ilvl w:val="0"/>
           <w:numId w:val="1006"/>
         </w:numPr>
+        <w:pStyle w:val="Compact"/>
       </w:pPr>
       <w:r>
         <w:t xml:space="preserve">Is your payer list curated in Medplum, synced, or created on demand?</w:t>
@@ -2928,11 +2932,11 @@
     </w:p>
     <w:p>
       <w:pPr>
-        <w:pStyle w:val="Compact"/>
         <w:numPr>
           <w:ilvl w:val="0"/>
           <w:numId w:val="1006"/>
         </w:numPr>
+        <w:pStyle w:val="Compact"/>
       </w:pPr>
       <w:r>
         <w:t xml:space="preserve">What cost-sharing (copay, coinsurance, deductible) do you need for estimates and patient billing?</w:t>
@@ -2942,8 +2946,9 @@
       <w:tblPr>
         <w:tblStyle w:val="Table"/>
         <w:tblW w:w="9360" w:type="dxa"/>
+        <w:tblLook w:firstRow="1" w:lastRow="0" w:firstColumn="0" w:lastColumn="0" w:noHBand="0" w:noVBand="0" w:val="0020"/>
+        <w:jc w:val="start"/>
         <w:tblLayout w:type="fixed"/>
-        <w:tblLook w:firstRow="1" w:lastRow="0" w:firstColumn="0" w:lastColumn="0" w:noHBand="0" w:noVBand="0" w:val="0020"/>
       </w:tblPr>
       <w:tblGrid>
         <w:gridCol w:w="3709"/>
@@ -2952,7 +2957,7 @@
       <w:tr>
         <w:trPr>
           <w:cantSplit/>
-          <w:tblHeader w:val="on"/>
+          <w:tblHeader w:val="true"/>
         </w:trPr>
         <w:tc>
           <w:tcPr/>
@@ -3386,8 +3391,8 @@
             </w:r>
             <w:r>
               <w:rPr>
+                <w:bCs/>
                 <w:b/>
-                <w:bCs/>
               </w:rPr>
               <w:t xml:space="preserve">Payer Directory</w:t>
             </w:r>
@@ -3478,8 +3483,8 @@
         </w:tc>
       </w:tr>
     </w:tbl>
-    <w:bookmarkEnd w:id="16"/>
-    <w:bookmarkStart w:id="17" w:name="account-financial-ledger"/>
+    <w:bookmarkEnd w:id="27"/>
+    <w:bookmarkStart w:id="28" w:name="account-financial-ledger"/>
     <w:p>
       <w:pPr>
         <w:pStyle w:val="Heading4"/>
@@ -3502,8 +3507,8 @@
       </w:pPr>
       <w:r>
         <w:rPr>
+          <w:iCs/>
           <w:i/>
-          <w:iCs/>
         </w:rPr>
         <w:t xml:space="preserve">Note: the rows below are one FHIR approach to a financial ledger; validate against your reporting and reconciliation requirements.</w:t>
       </w:r>
@@ -3514,19 +3519,19 @@
       </w:pPr>
       <w:r>
         <w:rPr>
+          <w:bCs/>
           <w:b/>
-          <w:bCs/>
         </w:rPr>
         <w:t xml:space="preserve">Questions:</w:t>
       </w:r>
     </w:p>
     <w:p>
       <w:pPr>
-        <w:pStyle w:val="Compact"/>
         <w:numPr>
           <w:ilvl w:val="0"/>
           <w:numId w:val="1007"/>
         </w:numPr>
+        <w:pStyle w:val="Compact"/>
       </w:pPr>
       <w:r>
         <w:t xml:space="preserve">Do you need a single balance rolling up charges, payer payments, adjustments, and patient payments?</w:t>
@@ -3534,11 +3539,11 @@
     </w:p>
     <w:p>
       <w:pPr>
-        <w:pStyle w:val="Compact"/>
         <w:numPr>
           <w:ilvl w:val="0"/>
           <w:numId w:val="1007"/>
         </w:numPr>
+        <w:pStyle w:val="Compact"/>
       </w:pPr>
       <w:r>
         <w:t xml:space="preserve">Is the account scoped per patient, per visit, or per episode?</w:t>
@@ -3546,11 +3551,11 @@
     </w:p>
     <w:p>
       <w:pPr>
-        <w:pStyle w:val="Compact"/>
         <w:numPr>
           <w:ilvl w:val="0"/>
           <w:numId w:val="1007"/>
         </w:numPr>
+        <w:pStyle w:val="Compact"/>
       </w:pPr>
       <w:r>
         <w:t xml:space="preserve">Do you track payer and patient responsibility separately on the same account?</w:t>
@@ -3558,11 +3563,11 @@
     </w:p>
     <w:p>
       <w:pPr>
-        <w:pStyle w:val="Compact"/>
         <w:numPr>
           <w:ilvl w:val="0"/>
           <w:numId w:val="1007"/>
         </w:numPr>
+        <w:pStyle w:val="Compact"/>
       </w:pPr>
       <w:r>
         <w:t xml:space="preserve">Must the account reconcile against an external accounting/GL system?</w:t>
@@ -3572,8 +3577,9 @@
       <w:tblPr>
         <w:tblStyle w:val="Table"/>
         <w:tblW w:w="9360" w:type="dxa"/>
+        <w:tblLook w:firstRow="1" w:lastRow="0" w:firstColumn="0" w:lastColumn="0" w:noHBand="0" w:noVBand="0" w:val="0020"/>
+        <w:jc w:val="start"/>
         <w:tblLayout w:type="fixed"/>
-        <w:tblLook w:firstRow="1" w:lastRow="0" w:firstColumn="0" w:lastColumn="0" w:noHBand="0" w:noVBand="0" w:val="0020"/>
       </w:tblPr>
       <w:tblGrid>
         <w:gridCol w:w="2987"/>
@@ -3582,7 +3588,7 @@
       <w:tr>
         <w:trPr>
           <w:cantSplit/>
-          <w:tblHeader w:val="on"/>
+          <w:tblHeader w:val="true"/>
         </w:trPr>
         <w:tc>
           <w:tcPr/>
@@ -3871,9 +3877,9 @@
         </w:pict>
       </w:r>
     </w:p>
-    <w:bookmarkEnd w:id="17"/>
-    <w:bookmarkEnd w:id="18"/>
-    <w:bookmarkStart w:id="23" w:name="pre-service-patient-access"/>
+    <w:bookmarkEnd w:id="28"/>
+    <w:bookmarkEnd w:id="29"/>
+    <w:bookmarkStart w:id="34" w:name="pre-service-patient-access"/>
     <w:p>
       <w:pPr>
         <w:pStyle w:val="Heading3"/>
@@ -3882,7 +3888,7 @@
         <w:t xml:space="preserve">Pre-service / Patient Access</w:t>
       </w:r>
     </w:p>
-    <w:bookmarkStart w:id="20" w:name="eligibility-benefits"/>
+    <w:bookmarkStart w:id="31" w:name="eligibility-benefits"/>
     <w:p>
       <w:pPr>
         <w:pStyle w:val="Heading4"/>
@@ -3901,7 +3907,7 @@
       <w:r>
         <w:t xml:space="preserve"> </w:t>
       </w:r>
-      <w:hyperlink r:id="rId19">
+      <w:hyperlink r:id="rId30">
         <w:r>
           <w:rPr>
             <w:rStyle w:val="Hyperlink"/>
@@ -3919,8 +3925,8 @@
       </w:pPr>
       <w:r>
         <w:rPr>
+          <w:iCs/>
           <w:i/>
-          <w:iCs/>
         </w:rPr>
         <w:t xml:space="preserve">Note: Eligibility is provided by the clearinghouse integration. An RCM partner may offer its own eligibility on its platform, outside that integration.</w:t>
       </w:r>
@@ -3931,19 +3937,19 @@
       </w:pPr>
       <w:r>
         <w:rPr>
+          <w:bCs/>
           <w:b/>
-          <w:bCs/>
         </w:rPr>
         <w:t xml:space="preserve">Questions:</w:t>
       </w:r>
     </w:p>
     <w:p>
       <w:pPr>
-        <w:pStyle w:val="Compact"/>
         <w:numPr>
           <w:ilvl w:val="0"/>
           <w:numId w:val="1008"/>
         </w:numPr>
+        <w:pStyle w:val="Compact"/>
       </w:pPr>
       <w:r>
         <w:t xml:space="preserve">What must you confirm: active coverage, covered service, in-network status, or benefit/cost detail?</w:t>
@@ -3951,11 +3957,11 @@
     </w:p>
     <w:p>
       <w:pPr>
-        <w:pStyle w:val="Compact"/>
         <w:numPr>
           <w:ilvl w:val="0"/>
           <w:numId w:val="1008"/>
         </w:numPr>
+        <w:pStyle w:val="Compact"/>
       </w:pPr>
       <w:r>
         <w:t xml:space="preserve">When does the check run: scheduling, check-in, or batch pre-visit?</w:t>
@@ -3963,11 +3969,11 @@
     </w:p>
     <w:p>
       <w:pPr>
-        <w:pStyle w:val="Compact"/>
         <w:numPr>
           <w:ilvl w:val="0"/>
           <w:numId w:val="1008"/>
         </w:numPr>
+        <w:pStyle w:val="Compact"/>
       </w:pPr>
       <w:r>
         <w:t xml:space="preserve">Do you re-check on a cadence for ongoing patients?</w:t>
@@ -3975,11 +3981,11 @@
     </w:p>
     <w:p>
       <w:pPr>
-        <w:pStyle w:val="Compact"/>
         <w:numPr>
           <w:ilvl w:val="0"/>
           <w:numId w:val="1008"/>
         </w:numPr>
+        <w:pStyle w:val="Compact"/>
       </w:pPr>
       <w:r>
         <w:t xml:space="preserve">Who works failed or ambiguous checks?</w:t>
@@ -3989,8 +3995,9 @@
       <w:tblPr>
         <w:tblStyle w:val="Table"/>
         <w:tblW w:w="9360" w:type="dxa"/>
+        <w:tblLook w:firstRow="1" w:lastRow="0" w:firstColumn="0" w:lastColumn="0" w:noHBand="0" w:noVBand="0" w:val="0020"/>
+        <w:jc w:val="start"/>
         <w:tblLayout w:type="fixed"/>
-        <w:tblLook w:firstRow="1" w:lastRow="0" w:firstColumn="0" w:lastColumn="0" w:noHBand="0" w:noVBand="0" w:val="0020"/>
       </w:tblPr>
       <w:tblGrid>
         <w:gridCol w:w="3496"/>
@@ -3999,7 +4006,7 @@
       <w:tr>
         <w:trPr>
           <w:cantSplit/>
-          <w:tblHeader w:val="on"/>
+          <w:tblHeader w:val="true"/>
         </w:trPr>
         <w:tc>
           <w:tcPr/>
@@ -4273,8 +4280,8 @@
         </w:tc>
       </w:tr>
     </w:tbl>
-    <w:bookmarkEnd w:id="20"/>
-    <w:bookmarkStart w:id="22" w:name="prior-authorization-estimates"/>
+    <w:bookmarkEnd w:id="31"/>
+    <w:bookmarkStart w:id="33" w:name="prior-authorization-estimates"/>
     <w:p>
       <w:pPr>
         <w:pStyle w:val="Heading4"/>
@@ -4297,32 +4304,32 @@
       </w:pPr>
       <w:r>
         <w:rPr>
+          <w:iCs/>
           <w:i/>
-          <w:iCs/>
         </w:rPr>
         <w:t xml:space="preserve">Note: the eligibility- and Claim-based rows below are one FHIR approach to prior auth; validate against your payer requirements. The standards-based CMS-0057-F path (CDS Hooks / CRD) is in</w:t>
       </w:r>
       <w:r>
         <w:rPr>
+          <w:iCs/>
           <w:i/>
-          <w:iCs/>
         </w:rPr>
         <w:t xml:space="preserve"> </w:t>
       </w:r>
-      <w:hyperlink r:id="rId21">
+      <w:hyperlink r:id="rId32">
         <w:r>
           <w:rPr>
             <w:rStyle w:val="Hyperlink"/>
+            <w:iCs/>
             <w:i/>
-            <w:iCs/>
           </w:rPr>
           <w:t xml:space="preserve">alpha</w:t>
         </w:r>
       </w:hyperlink>
       <w:r>
         <w:rPr>
+          <w:iCs/>
           <w:i/>
-          <w:iCs/>
         </w:rPr>
         <w:t xml:space="preserve">. Prior auth in a referral context is in the Referrals guide (3.7).</w:t>
       </w:r>
@@ -4333,19 +4340,19 @@
       </w:pPr>
       <w:r>
         <w:rPr>
+          <w:bCs/>
           <w:b/>
-          <w:bCs/>
         </w:rPr>
         <w:t xml:space="preserve">Questions:</w:t>
       </w:r>
     </w:p>
     <w:p>
       <w:pPr>
-        <w:pStyle w:val="Compact"/>
         <w:numPr>
           <w:ilvl w:val="0"/>
           <w:numId w:val="1009"/>
         </w:numPr>
+        <w:pStyle w:val="Compact"/>
       </w:pPr>
       <w:r>
         <w:t xml:space="preserve">Do any services require prior authorization before scheduling or delivery?</w:t>
@@ -4353,11 +4360,11 @@
     </w:p>
     <w:p>
       <w:pPr>
-        <w:pStyle w:val="Compact"/>
         <w:numPr>
           <w:ilvl w:val="0"/>
           <w:numId w:val="1009"/>
         </w:numPr>
+        <w:pStyle w:val="Compact"/>
       </w:pPr>
       <w:r>
         <w:t xml:space="preserve">How do you check whether auth is required, and track a submitted auth to approval/denial?</w:t>
@@ -4365,11 +4372,11 @@
     </w:p>
     <w:p>
       <w:pPr>
-        <w:pStyle w:val="Compact"/>
         <w:numPr>
           <w:ilvl w:val="0"/>
           <w:numId w:val="1009"/>
         </w:numPr>
+        <w:pStyle w:val="Compact"/>
       </w:pPr>
       <w:r>
         <w:t xml:space="preserve">Must scheduling be gated until authorization clears?</w:t>
@@ -4377,11 +4384,11 @@
     </w:p>
     <w:p>
       <w:pPr>
-        <w:pStyle w:val="Compact"/>
         <w:numPr>
           <w:ilvl w:val="0"/>
           <w:numId w:val="1009"/>
         </w:numPr>
+        <w:pStyle w:val="Compact"/>
       </w:pPr>
       <w:r>
         <w:t xml:space="preserve">Do you owe patients a cost estimate before service (e.g. a Good-Faith Estimate)?</w:t>
@@ -4391,8 +4398,9 @@
       <w:tblPr>
         <w:tblStyle w:val="Table"/>
         <w:tblW w:w="9360" w:type="dxa"/>
+        <w:tblLook w:firstRow="1" w:lastRow="0" w:firstColumn="0" w:lastColumn="0" w:noHBand="0" w:noVBand="0" w:val="0020"/>
+        <w:jc w:val="start"/>
         <w:tblLayout w:type="fixed"/>
-        <w:tblLook w:firstRow="1" w:lastRow="0" w:firstColumn="0" w:lastColumn="0" w:noHBand="0" w:noVBand="0" w:val="0020"/>
       </w:tblPr>
       <w:tblGrid>
         <w:gridCol w:w="3918"/>
@@ -4401,7 +4409,7 @@
       <w:tr>
         <w:trPr>
           <w:cantSplit/>
-          <w:tblHeader w:val="on"/>
+          <w:tblHeader w:val="true"/>
         </w:trPr>
         <w:tc>
           <w:tcPr/>
@@ -4590,7 +4598,7 @@
             <w:r>
               <w:t xml:space="preserve"> </w:t>
             </w:r>
-            <w:hyperlink r:id="rId21">
+            <w:hyperlink r:id="rId32">
               <w:r>
                 <w:rPr>
                   <w:rStyle w:val="Hyperlink"/>
@@ -4670,8 +4678,8 @@
       </w:pPr>
       <w:r>
         <w:rPr>
+          <w:bCs/>
           <w:b/>
-          <w:bCs/>
         </w:rPr>
         <w:t xml:space="preserve">Good-Faith Estimates (No Surprises Act).</w:t>
       </w:r>
@@ -4728,9 +4736,9 @@
         </w:pict>
       </w:r>
     </w:p>
-    <w:bookmarkEnd w:id="22"/>
-    <w:bookmarkEnd w:id="23"/>
-    <w:bookmarkStart w:id="32" w:name="charge-claim-payer"/>
+    <w:bookmarkEnd w:id="33"/>
+    <w:bookmarkEnd w:id="34"/>
+    <w:bookmarkStart w:id="43" w:name="charge-claim-payer"/>
     <w:p>
       <w:pPr>
         <w:pStyle w:val="Heading3"/>
@@ -4745,13 +4753,13 @@
       </w:pPr>
       <w:r>
         <w:rPr>
+          <w:iCs/>
           <w:i/>
-          <w:iCs/>
         </w:rPr>
         <w:t xml:space="preserve">Insurance-claims-specific. Self-pay builds skip to Patient &amp; Operations; pricing (3.5) still applies to self-pay rates and estimates.</w:t>
       </w:r>
     </w:p>
-    <w:bookmarkStart w:id="25" w:name="charge-capture-coding-pricing"/>
+    <w:bookmarkStart w:id="36" w:name="charge-capture-coding-pricing"/>
     <w:p>
       <w:pPr>
         <w:pStyle w:val="Heading4"/>
@@ -4774,19 +4782,19 @@
       </w:pPr>
       <w:r>
         <w:rPr>
+          <w:bCs/>
           <w:b/>
-          <w:bCs/>
         </w:rPr>
         <w:t xml:space="preserve">Questions:</w:t>
       </w:r>
     </w:p>
     <w:p>
       <w:pPr>
-        <w:pStyle w:val="Compact"/>
         <w:numPr>
           <w:ilvl w:val="0"/>
           <w:numId w:val="1010"/>
         </w:numPr>
+        <w:pStyle w:val="Compact"/>
       </w:pPr>
       <w:r>
         <w:t xml:space="preserve">What generates a charge: a completed encounter, an order/procedure, a fulfilled service?</w:t>
@@ -4794,11 +4802,11 @@
     </w:p>
     <w:p>
       <w:pPr>
-        <w:pStyle w:val="Compact"/>
         <w:numPr>
           <w:ilvl w:val="0"/>
           <w:numId w:val="1010"/>
         </w:numPr>
+        <w:pStyle w:val="Compact"/>
       </w:pPr>
       <w:r>
         <w:t xml:space="preserve">Where do codes come from (CPT/HCPCS, ICD-10, modifiers): auto-derived, coder-reviewed, or manual (1.4)?</w:t>
@@ -4806,11 +4814,11 @@
     </w:p>
     <w:p>
       <w:pPr>
-        <w:pStyle w:val="Compact"/>
         <w:numPr>
           <w:ilvl w:val="0"/>
           <w:numId w:val="1010"/>
         </w:numPr>
+        <w:pStyle w:val="Compact"/>
       </w:pPr>
       <w:r>
         <w:t xml:space="preserve">Is pricing a single fee schedule, or does it vary by payer contract?</w:t>
@@ -4818,11 +4826,11 @@
     </w:p>
     <w:p>
       <w:pPr>
-        <w:pStyle w:val="Compact"/>
         <w:numPr>
           <w:ilvl w:val="0"/>
           <w:numId w:val="1010"/>
         </w:numPr>
+        <w:pStyle w:val="Compact"/>
       </w:pPr>
       <w:r>
         <w:t xml:space="preserve">Who reviews coding before a claim is built, and how do exceptions surface?</w:t>
@@ -4832,8 +4840,9 @@
       <w:tblPr>
         <w:tblStyle w:val="Table"/>
         <w:tblW w:w="9360" w:type="dxa"/>
+        <w:tblLook w:firstRow="1" w:lastRow="0" w:firstColumn="0" w:lastColumn="0" w:noHBand="0" w:noVBand="0" w:val="0020"/>
+        <w:jc w:val="start"/>
         <w:tblLayout w:type="fixed"/>
-        <w:tblLook w:firstRow="1" w:lastRow="0" w:firstColumn="0" w:lastColumn="0" w:noHBand="0" w:noVBand="0" w:val="0020"/>
       </w:tblPr>
       <w:tblGrid>
         <w:gridCol w:w="3289"/>
@@ -4842,7 +4851,7 @@
       <w:tr>
         <w:trPr>
           <w:cantSplit/>
-          <w:tblHeader w:val="on"/>
+          <w:tblHeader w:val="true"/>
         </w:trPr>
         <w:tc>
           <w:tcPr/>
@@ -5011,7 +5020,7 @@
             <w:r>
               <w:t xml:space="preserve"> </w:t>
             </w:r>
-            <w:hyperlink r:id="rId24">
+            <w:hyperlink r:id="rId35">
               <w:r>
                 <w:rPr>
                   <w:rStyle w:val="VerbatimChar"/>
@@ -5161,8 +5170,8 @@
         </w:tc>
       </w:tr>
     </w:tbl>
-    <w:bookmarkEnd w:id="25"/>
-    <w:bookmarkStart w:id="29" w:name="claim-assembly-submission"/>
+    <w:bookmarkEnd w:id="36"/>
+    <w:bookmarkStart w:id="40" w:name="claim-assembly-submission"/>
     <w:p>
       <w:pPr>
         <w:pStyle w:val="Heading4"/>
@@ -5185,8 +5194,8 @@
       </w:pPr>
       <w:r>
         <w:rPr>
+          <w:bCs/>
           <w:b/>
-          <w:bCs/>
         </w:rPr>
         <w:t xml:space="preserve">⚠ One-way door:</w:t>
       </w:r>
@@ -5233,19 +5242,19 @@
       </w:pPr>
       <w:r>
         <w:rPr>
+          <w:bCs/>
           <w:b/>
-          <w:bCs/>
         </w:rPr>
         <w:t xml:space="preserve">Questions:</w:t>
       </w:r>
     </w:p>
     <w:p>
       <w:pPr>
-        <w:pStyle w:val="Compact"/>
         <w:numPr>
           <w:ilvl w:val="0"/>
           <w:numId w:val="1011"/>
         </w:numPr>
+        <w:pStyle w:val="Compact"/>
       </w:pPr>
       <w:r>
         <w:t xml:space="preserve">Are you billing as an organization or an individual provider?</w:t>
@@ -5253,11 +5262,11 @@
     </w:p>
     <w:p>
       <w:pPr>
-        <w:pStyle w:val="Compact"/>
         <w:numPr>
           <w:ilvl w:val="0"/>
           <w:numId w:val="1011"/>
         </w:numPr>
+        <w:pStyle w:val="Compact"/>
       </w:pPr>
       <w:r>
         <w:t xml:space="preserve">Which submission path(s), and does it vary by payer (electronic for most, paper/portal for some)?</w:t>
@@ -5265,11 +5274,11 @@
     </w:p>
     <w:p>
       <w:pPr>
-        <w:pStyle w:val="Compact"/>
         <w:numPr>
           <w:ilvl w:val="0"/>
           <w:numId w:val="1011"/>
         </w:numPr>
+        <w:pStyle w:val="Compact"/>
       </w:pPr>
       <w:r>
         <w:t xml:space="preserve">What validation must pass before submission, and where do failures surface?</w:t>
@@ -5277,11 +5286,11 @@
     </w:p>
     <w:p>
       <w:pPr>
-        <w:pStyle w:val="Compact"/>
         <w:numPr>
           <w:ilvl w:val="0"/>
           <w:numId w:val="1011"/>
         </w:numPr>
+        <w:pStyle w:val="Compact"/>
       </w:pPr>
       <w:r>
         <w:t xml:space="preserve">Do you submit secondary claims after the primary pays (coordination of benefits)?</w:t>
@@ -5291,8 +5300,9 @@
       <w:tblPr>
         <w:tblStyle w:val="Table"/>
         <w:tblW w:w="9360" w:type="dxa"/>
+        <w:tblLook w:firstRow="1" w:lastRow="0" w:firstColumn="0" w:lastColumn="0" w:noHBand="0" w:noVBand="0" w:val="0020"/>
+        <w:jc w:val="start"/>
         <w:tblLayout w:type="fixed"/>
-        <w:tblLook w:firstRow="1" w:lastRow="0" w:firstColumn="0" w:lastColumn="0" w:noHBand="0" w:noVBand="0" w:val="0020"/>
       </w:tblPr>
       <w:tblGrid>
         <w:gridCol w:w="4464"/>
@@ -5301,7 +5311,7 @@
       <w:tr>
         <w:trPr>
           <w:cantSplit/>
-          <w:tblHeader w:val="on"/>
+          <w:tblHeader w:val="true"/>
         </w:trPr>
         <w:tc>
           <w:tcPr/>
@@ -5623,7 +5633,7 @@
               <w:pStyle w:val="Compact"/>
               <w:jc w:val="left"/>
             </w:pPr>
-            <w:hyperlink r:id="rId26">
+            <w:hyperlink r:id="rId37">
               <w:r>
                 <w:rPr>
                   <w:rStyle w:val="VerbatimChar"/>
@@ -5640,7 +5650,7 @@
             <w:r>
               <w:t xml:space="preserve"> </w:t>
             </w:r>
-            <w:hyperlink r:id="rId27">
+            <w:hyperlink r:id="rId38">
               <w:r>
                 <w:rPr>
                   <w:rStyle w:val="Hyperlink"/>
@@ -5695,7 +5705,7 @@
             <w:r>
               <w:t xml:space="preserve"> </w:t>
             </w:r>
-            <w:hyperlink r:id="rId28">
+            <w:hyperlink r:id="rId39">
               <w:r>
                 <w:rPr>
                   <w:rStyle w:val="Hyperlink"/>
@@ -5822,8 +5832,8 @@
         </w:tc>
       </w:tr>
     </w:tbl>
-    <w:bookmarkEnd w:id="29"/>
-    <w:bookmarkStart w:id="30" w:name="payer-responses-remittance-posting"/>
+    <w:bookmarkEnd w:id="40"/>
+    <w:bookmarkStart w:id="41" w:name="payer-responses-remittance-posting"/>
     <w:p>
       <w:pPr>
         <w:pStyle w:val="Heading4"/>
@@ -5844,8 +5854,8 @@
       </w:r>
       <w:r>
         <w:rPr>
+          <w:iCs/>
           <w:i/>
-          <w:iCs/>
         </w:rPr>
         <w:t xml:space="preserve">277CA</w:t>
       </w:r>
@@ -5860,8 +5870,8 @@
       </w:r>
       <w:r>
         <w:rPr>
+          <w:iCs/>
           <w:i/>
-          <w:iCs/>
         </w:rPr>
         <w:t xml:space="preserve">835 ERA</w:t>
       </w:r>
@@ -5878,30 +5888,30 @@
       </w:pPr>
       <w:r>
         <w:rPr>
+          <w:iCs/>
           <w:i/>
-          <w:iCs/>
         </w:rPr>
         <w:t xml:space="preserve">Note: applies to the clearinghouse path, and the row specifics reflect the current integration. With an RCM partner, the partner owns response handling and posting; what flows back is its billing</w:t>
       </w:r>
       <w:r>
         <w:rPr>
+          <w:iCs/>
           <w:i/>
-          <w:iCs/>
         </w:rPr>
         <w:t xml:space="preserve"> </w:t>
       </w:r>
       <w:r>
         <w:rPr>
           <w:rStyle w:val="VerbatimChar"/>
+          <w:iCs/>
           <w:i/>
-          <w:iCs/>
         </w:rPr>
         <w:t xml:space="preserve">Task</w:t>
       </w:r>
       <w:r>
         <w:rPr>
+          <w:iCs/>
           <w:i/>
-          <w:iCs/>
         </w:rPr>
         <w:t xml:space="preserve">s.</w:t>
       </w:r>
@@ -5912,19 +5922,19 @@
       </w:pPr>
       <w:r>
         <w:rPr>
+          <w:bCs/>
           <w:b/>
-          <w:bCs/>
         </w:rPr>
         <w:t xml:space="preserve">Questions:</w:t>
       </w:r>
     </w:p>
     <w:p>
       <w:pPr>
-        <w:pStyle w:val="Compact"/>
         <w:numPr>
           <w:ilvl w:val="0"/>
           <w:numId w:val="1012"/>
         </w:numPr>
+        <w:pStyle w:val="Compact"/>
       </w:pPr>
       <w:r>
         <w:t xml:space="preserve">How do responses arrive: webhook push, polling, or partner API?</w:t>
@@ -5932,11 +5942,11 @@
     </w:p>
     <w:p>
       <w:pPr>
-        <w:pStyle w:val="Compact"/>
         <w:numPr>
           <w:ilvl w:val="0"/>
           <w:numId w:val="1012"/>
         </w:numPr>
+        <w:pStyle w:val="Compact"/>
       </w:pPr>
       <w:r>
         <w:t xml:space="preserve">How do you match a response to the originating claim?</w:t>
@@ -5944,11 +5954,11 @@
     </w:p>
     <w:p>
       <w:pPr>
-        <w:pStyle w:val="Compact"/>
         <w:numPr>
           <w:ilvl w:val="0"/>
           <w:numId w:val="1012"/>
         </w:numPr>
+        <w:pStyle w:val="Compact"/>
       </w:pPr>
       <w:r>
         <w:t xml:space="preserve">How do payer payments and adjustments post to the account?</w:t>
@@ -5956,11 +5966,11 @@
     </w:p>
     <w:p>
       <w:pPr>
-        <w:pStyle w:val="Compact"/>
         <w:numPr>
           <w:ilvl w:val="0"/>
           <w:numId w:val="1012"/>
         </w:numPr>
+        <w:pStyle w:val="Compact"/>
       </w:pPr>
       <w:r>
         <w:t xml:space="preserve">What share posts automatically vs. needs review?</w:t>
@@ -5970,8 +5980,9 @@
       <w:tblPr>
         <w:tblStyle w:val="Table"/>
         <w:tblW w:w="9360" w:type="dxa"/>
+        <w:tblLook w:firstRow="1" w:lastRow="0" w:firstColumn="0" w:lastColumn="0" w:noHBand="0" w:noVBand="0" w:val="0020"/>
+        <w:jc w:val="start"/>
         <w:tblLayout w:type="fixed"/>
-        <w:tblLook w:firstRow="1" w:lastRow="0" w:firstColumn="0" w:lastColumn="0" w:noHBand="0" w:noVBand="0" w:val="0020"/>
       </w:tblPr>
       <w:tblGrid>
         <w:gridCol w:w="3474"/>
@@ -5980,7 +5991,7 @@
       <w:tr>
         <w:trPr>
           <w:cantSplit/>
-          <w:tblHeader w:val="on"/>
+          <w:tblHeader w:val="true"/>
         </w:trPr>
         <w:tc>
           <w:tcPr/>
@@ -6302,8 +6313,8 @@
         </w:tc>
       </w:tr>
     </w:tbl>
-    <w:bookmarkEnd w:id="30"/>
-    <w:bookmarkStart w:id="31" w:name="denials-rejections-resubmission"/>
+    <w:bookmarkEnd w:id="41"/>
+    <w:bookmarkStart w:id="42" w:name="denials-rejections-resubmission"/>
     <w:p>
       <w:pPr>
         <w:pStyle w:val="Heading4"/>
@@ -6326,30 +6337,30 @@
       </w:pPr>
       <w:r>
         <w:rPr>
+          <w:iCs/>
           <w:i/>
-          <w:iCs/>
         </w:rPr>
         <w:t xml:space="preserve">Note: The rows below are one FHIR approach to denial handling; validate against your workflow. On the clearinghouse path you build this in Medplum; with an RCM partner, denials are worked on the partner platform and surface back as synced</w:t>
       </w:r>
       <w:r>
         <w:rPr>
+          <w:iCs/>
           <w:i/>
-          <w:iCs/>
         </w:rPr>
         <w:t xml:space="preserve"> </w:t>
       </w:r>
       <w:r>
         <w:rPr>
           <w:rStyle w:val="VerbatimChar"/>
+          <w:iCs/>
           <w:i/>
-          <w:iCs/>
         </w:rPr>
         <w:t xml:space="preserve">Task</w:t>
       </w:r>
       <w:r>
         <w:rPr>
+          <w:iCs/>
           <w:i/>
-          <w:iCs/>
         </w:rPr>
         <w:t xml:space="preserve">s.</w:t>
       </w:r>
@@ -6360,19 +6371,19 @@
       </w:pPr>
       <w:r>
         <w:rPr>
+          <w:bCs/>
           <w:b/>
-          <w:bCs/>
         </w:rPr>
         <w:t xml:space="preserve">Questions:</w:t>
       </w:r>
     </w:p>
     <w:p>
       <w:pPr>
-        <w:pStyle w:val="Compact"/>
         <w:numPr>
           <w:ilvl w:val="0"/>
           <w:numId w:val="1013"/>
         </w:numPr>
+        <w:pStyle w:val="Compact"/>
       </w:pPr>
       <w:r>
         <w:t xml:space="preserve">Do you work front-end rejections (277CA) differently from adjudicated denials (835)?</w:t>
@@ -6380,11 +6391,11 @@
     </w:p>
     <w:p>
       <w:pPr>
-        <w:pStyle w:val="Compact"/>
         <w:numPr>
           <w:ilvl w:val="0"/>
           <w:numId w:val="1013"/>
         </w:numPr>
+        <w:pStyle w:val="Compact"/>
       </w:pPr>
       <w:r>
         <w:t xml:space="preserve">When you fix and resend, is it a corrected claim or a fresh submission?</w:t>
@@ -6392,11 +6403,11 @@
     </w:p>
     <w:p>
       <w:pPr>
-        <w:pStyle w:val="Compact"/>
         <w:numPr>
           <w:ilvl w:val="0"/>
           <w:numId w:val="1013"/>
         </w:numPr>
+        <w:pStyle w:val="Compact"/>
       </w:pPr>
       <w:r>
         <w:t xml:space="preserve">Do you track appeals (deadlines, supporting documentation, outcome)?</w:t>
@@ -6404,11 +6415,11 @@
     </w:p>
     <w:p>
       <w:pPr>
-        <w:pStyle w:val="Compact"/>
         <w:numPr>
           <w:ilvl w:val="0"/>
           <w:numId w:val="1013"/>
         </w:numPr>
+        <w:pStyle w:val="Compact"/>
       </w:pPr>
       <w:r>
         <w:t xml:space="preserve">How do staff find claims that need work?</w:t>
@@ -6418,8 +6429,9 @@
       <w:tblPr>
         <w:tblStyle w:val="Table"/>
         <w:tblW w:w="9360" w:type="dxa"/>
+        <w:tblLook w:firstRow="1" w:lastRow="0" w:firstColumn="0" w:lastColumn="0" w:noHBand="0" w:noVBand="0" w:val="0020"/>
+        <w:jc w:val="start"/>
         <w:tblLayout w:type="fixed"/>
-        <w:tblLook w:firstRow="1" w:lastRow="0" w:firstColumn="0" w:lastColumn="0" w:noHBand="0" w:noVBand="0" w:val="0020"/>
       </w:tblPr>
       <w:tblGrid>
         <w:gridCol w:w="2769"/>
@@ -6428,7 +6440,7 @@
       <w:tr>
         <w:trPr>
           <w:cantSplit/>
-          <w:tblHeader w:val="on"/>
+          <w:tblHeader w:val="true"/>
         </w:trPr>
         <w:tc>
           <w:tcPr/>
@@ -6713,9 +6725,9 @@
         </w:pict>
       </w:r>
     </w:p>
-    <w:bookmarkEnd w:id="31"/>
-    <w:bookmarkEnd w:id="32"/>
-    <w:bookmarkStart w:id="36" w:name="patient-operations"/>
+    <w:bookmarkEnd w:id="42"/>
+    <w:bookmarkEnd w:id="43"/>
+    <w:bookmarkStart w:id="47" w:name="patient-operations"/>
     <w:p>
       <w:pPr>
         <w:pStyle w:val="Heading3"/>
@@ -6724,7 +6736,7 @@
         <w:t xml:space="preserve">Patient &amp; Operations</w:t>
       </w:r>
     </w:p>
-    <w:bookmarkStart w:id="34" w:name="patient-responsibility-self-pay"/>
+    <w:bookmarkStart w:id="45" w:name="patient-responsibility-self-pay"/>
     <w:p>
       <w:pPr>
         <w:pStyle w:val="Heading4"/>
@@ -6747,19 +6759,19 @@
       </w:pPr>
       <w:r>
         <w:rPr>
+          <w:bCs/>
           <w:b/>
-          <w:bCs/>
         </w:rPr>
         <w:t xml:space="preserve">Questions:</w:t>
       </w:r>
     </w:p>
     <w:p>
       <w:pPr>
-        <w:pStyle w:val="Compact"/>
         <w:numPr>
           <w:ilvl w:val="0"/>
           <w:numId w:val="1014"/>
         </w:numPr>
+        <w:pStyle w:val="Compact"/>
       </w:pPr>
       <w:r>
         <w:t xml:space="preserve">What balances do you bill: post-adjudication responsibility, self-pay, or both?</w:t>
@@ -6767,11 +6779,11 @@
     </w:p>
     <w:p>
       <w:pPr>
-        <w:pStyle w:val="Compact"/>
         <w:numPr>
           <w:ilvl w:val="0"/>
           <w:numId w:val="1014"/>
         </w:numPr>
+        <w:pStyle w:val="Compact"/>
       </w:pPr>
       <w:r>
         <w:t xml:space="preserve">Do you issue statements, and on what cadence?</w:t>
@@ -6779,11 +6791,11 @@
     </w:p>
     <w:p>
       <w:pPr>
-        <w:pStyle w:val="Compact"/>
         <w:numPr>
           <w:ilvl w:val="0"/>
           <w:numId w:val="1014"/>
         </w:numPr>
+        <w:pStyle w:val="Compact"/>
       </w:pPr>
       <w:r>
         <w:t xml:space="preserve">Do you take online payment / card on file, through which processor?</w:t>
@@ -6791,11 +6803,11 @@
     </w:p>
     <w:p>
       <w:pPr>
-        <w:pStyle w:val="Compact"/>
         <w:numPr>
           <w:ilvl w:val="0"/>
           <w:numId w:val="1014"/>
         </w:numPr>
+        <w:pStyle w:val="Compact"/>
       </w:pPr>
       <w:r>
         <w:t xml:space="preserve">For out-of-network patients, do you provide a superbill instead of billing the payer?</w:t>
@@ -6805,8 +6817,9 @@
       <w:tblPr>
         <w:tblStyle w:val="Table"/>
         <w:tblW w:w="9360" w:type="dxa"/>
+        <w:tblLook w:firstRow="1" w:lastRow="0" w:firstColumn="0" w:lastColumn="0" w:noHBand="0" w:noVBand="0" w:val="0020"/>
+        <w:jc w:val="start"/>
         <w:tblLayout w:type="fixed"/>
-        <w:tblLook w:firstRow="1" w:lastRow="0" w:firstColumn="0" w:lastColumn="0" w:noHBand="0" w:noVBand="0" w:val="0020"/>
       </w:tblPr>
       <w:tblGrid>
         <w:gridCol w:w="2769"/>
@@ -6815,7 +6828,7 @@
       <w:tr>
         <w:trPr>
           <w:cantSplit/>
-          <w:tblHeader w:val="on"/>
+          <w:tblHeader w:val="true"/>
         </w:trPr>
         <w:tc>
           <w:tcPr/>
@@ -6924,7 +6937,7 @@
             <w:r>
               <w:t xml:space="preserve"> </w:t>
             </w:r>
-            <w:hyperlink r:id="rId33">
+            <w:hyperlink r:id="rId44">
               <w:r>
                 <w:rPr>
                   <w:rStyle w:val="Hyperlink"/>
@@ -7024,8 +7037,8 @@
         </w:tc>
       </w:tr>
     </w:tbl>
-    <w:bookmarkEnd w:id="34"/>
-    <w:bookmarkStart w:id="35" w:name="X049947f717209432e3ed0886946115a697797dd"/>
+    <w:bookmarkEnd w:id="45"/>
+    <w:bookmarkStart w:id="46" w:name="X049947f717209432e3ed0886946115a697797dd"/>
     <w:p>
       <w:pPr>
         <w:pStyle w:val="Heading4"/>
@@ -7048,8 +7061,8 @@
       </w:pPr>
       <w:r>
         <w:rPr>
+          <w:iCs/>
           <w:i/>
-          <w:iCs/>
         </w:rPr>
         <w:t xml:space="preserve">Note: The rows below are one FHIR approach to AR tracking; validate against your reporting needs. Most relevant on the clearinghouse path; an RCM partner owns AR and reporting.</w:t>
       </w:r>
@@ -7060,19 +7073,19 @@
       </w:pPr>
       <w:r>
         <w:rPr>
+          <w:bCs/>
           <w:b/>
-          <w:bCs/>
         </w:rPr>
         <w:t xml:space="preserve">Questions:</w:t>
       </w:r>
     </w:p>
     <w:p>
       <w:pPr>
-        <w:pStyle w:val="Compact"/>
         <w:numPr>
           <w:ilvl w:val="0"/>
           <w:numId w:val="1015"/>
         </w:numPr>
+        <w:pStyle w:val="Compact"/>
       </w:pPr>
       <w:r>
         <w:t xml:space="preserve">What lifecycle states matter (e.g. draft → submitted → accepted → paid → denied → closed)?</w:t>
@@ -7080,11 +7093,11 @@
     </w:p>
     <w:p>
       <w:pPr>
-        <w:pStyle w:val="Compact"/>
         <w:numPr>
           <w:ilvl w:val="0"/>
           <w:numId w:val="1015"/>
         </w:numPr>
+        <w:pStyle w:val="Compact"/>
       </w:pPr>
       <w:r>
         <w:t xml:space="preserve">How do you standardize states so queues, reports, and integrations agree?</w:t>
@@ -7092,11 +7105,11 @@
     </w:p>
     <w:p>
       <w:pPr>
-        <w:pStyle w:val="Compact"/>
         <w:numPr>
           <w:ilvl w:val="0"/>
           <w:numId w:val="1015"/>
         </w:numPr>
+        <w:pStyle w:val="Compact"/>
       </w:pPr>
       <w:r>
         <w:t xml:space="preserve">Do you track aging (days since submission, days pending) and AR buckets?</w:t>
@@ -7104,11 +7117,11 @@
     </w:p>
     <w:p>
       <w:pPr>
-        <w:pStyle w:val="Compact"/>
         <w:numPr>
           <w:ilvl w:val="0"/>
           <w:numId w:val="1015"/>
         </w:numPr>
+        <w:pStyle w:val="Compact"/>
       </w:pPr>
       <w:r>
         <w:t xml:space="preserve">How do staff find overdue or stuck claims and balances?</w:t>
@@ -7118,8 +7131,9 @@
       <w:tblPr>
         <w:tblStyle w:val="Table"/>
         <w:tblW w:w="9360" w:type="dxa"/>
+        <w:tblLook w:firstRow="1" w:lastRow="0" w:firstColumn="0" w:lastColumn="0" w:noHBand="0" w:noVBand="0" w:val="0020"/>
+        <w:jc w:val="start"/>
         <w:tblLayout w:type="fixed"/>
-        <w:tblLook w:firstRow="1" w:lastRow="0" w:firstColumn="0" w:lastColumn="0" w:noHBand="0" w:noVBand="0" w:val="0020"/>
       </w:tblPr>
       <w:tblGrid>
         <w:gridCol w:w="2880"/>
@@ -7128,7 +7142,7 @@
       <w:tr>
         <w:trPr>
           <w:cantSplit/>
-          <w:tblHeader w:val="on"/>
+          <w:tblHeader w:val="true"/>
         </w:trPr>
         <w:tc>
           <w:tcPr/>
@@ -7363,9 +7377,9 @@
         </w:pict>
       </w:r>
     </w:p>
-    <w:bookmarkEnd w:id="35"/>
-    <w:bookmarkEnd w:id="36"/>
-    <w:bookmarkStart w:id="40" w:name="value-based"/>
+    <w:bookmarkEnd w:id="46"/>
+    <w:bookmarkEnd w:id="47"/>
+    <w:bookmarkStart w:id="51" w:name="value-based"/>
     <w:p>
       <w:pPr>
         <w:pStyle w:val="Heading3"/>
@@ -7374,7 +7388,7 @@
         <w:t xml:space="preserve">Value-Based</w:t>
       </w:r>
     </w:p>
-    <w:bookmarkStart w:id="39" w:name="value-based-capitation"/>
+    <w:bookmarkStart w:id="50" w:name="value-based-capitation"/>
     <w:p>
       <w:pPr>
         <w:pStyle w:val="Heading4"/>
@@ -7397,32 +7411,32 @@
       </w:pPr>
       <w:r>
         <w:rPr>
+          <w:iCs/>
           <w:i/>
-          <w:iCs/>
         </w:rPr>
         <w:t xml:space="preserve">Note: Quality measurement uses documented operations; the financial rows are one FHIR approach to validate against your contracts. Quality/HEDIS reporting overlaps clinical analytics; see</w:t>
       </w:r>
       <w:r>
         <w:rPr>
+          <w:iCs/>
           <w:i/>
-          <w:iCs/>
         </w:rPr>
         <w:t xml:space="preserve"> </w:t>
       </w:r>
-      <w:hyperlink r:id="rId37">
+      <w:hyperlink r:id="rId48">
         <w:r>
           <w:rPr>
             <w:rStyle w:val="Hyperlink"/>
+            <w:iCs/>
             <w:i/>
-            <w:iCs/>
           </w:rPr>
           <w:t xml:space="preserve">Analytics</w:t>
         </w:r>
       </w:hyperlink>
       <w:r>
         <w:rPr>
+          <w:iCs/>
           <w:i/>
-          <w:iCs/>
         </w:rPr>
         <w:t xml:space="preserve">.</w:t>
       </w:r>
@@ -7433,19 +7447,19 @@
       </w:pPr>
       <w:r>
         <w:rPr>
+          <w:bCs/>
           <w:b/>
-          <w:bCs/>
         </w:rPr>
         <w:t xml:space="preserve">Questions:</w:t>
       </w:r>
     </w:p>
     <w:p>
       <w:pPr>
-        <w:pStyle w:val="Compact"/>
         <w:numPr>
           <w:ilvl w:val="0"/>
           <w:numId w:val="1016"/>
         </w:numPr>
+        <w:pStyle w:val="Compact"/>
       </w:pPr>
       <w:r>
         <w:t xml:space="preserve">Which contracts are capitated or risk-based, and which members are attributed to you?</w:t>
@@ -7453,11 +7467,11 @@
     </w:p>
     <w:p>
       <w:pPr>
-        <w:pStyle w:val="Compact"/>
         <w:numPr>
           <w:ilvl w:val="0"/>
           <w:numId w:val="1016"/>
         </w:numPr>
+        <w:pStyle w:val="Compact"/>
       </w:pPr>
       <w:r>
         <w:t xml:space="preserve">Which quality measures (eCQM, HEDIS, stars) are you accountable for?</w:t>
@@ -7465,11 +7479,11 @@
     </w:p>
     <w:p>
       <w:pPr>
-        <w:pStyle w:val="Compact"/>
         <w:numPr>
           <w:ilvl w:val="0"/>
           <w:numId w:val="1016"/>
         </w:numPr>
+        <w:pStyle w:val="Compact"/>
       </w:pPr>
       <w:r>
         <w:t xml:space="preserve">Do you still submit claims or encounter data when capitated (for risk adjustment and measurement)?</w:t>
@@ -7477,11 +7491,11 @@
     </w:p>
     <w:p>
       <w:pPr>
-        <w:pStyle w:val="Compact"/>
         <w:numPr>
           <w:ilvl w:val="0"/>
           <w:numId w:val="1016"/>
         </w:numPr>
+        <w:pStyle w:val="Compact"/>
       </w:pPr>
       <w:r>
         <w:t xml:space="preserve">How are capitation payments and any shared-savings settlement reconciled?</w:t>
@@ -7491,8 +7505,9 @@
       <w:tblPr>
         <w:tblStyle w:val="Table"/>
         <w:tblW w:w="9360" w:type="dxa"/>
+        <w:tblLook w:firstRow="1" w:lastRow="0" w:firstColumn="0" w:lastColumn="0" w:noHBand="0" w:noVBand="0" w:val="0020"/>
+        <w:jc w:val="start"/>
         <w:tblLayout w:type="fixed"/>
-        <w:tblLook w:firstRow="1" w:lastRow="0" w:firstColumn="0" w:lastColumn="0" w:noHBand="0" w:noVBand="0" w:val="0020"/>
       </w:tblPr>
       <w:tblGrid>
         <w:gridCol w:w="4156"/>
@@ -7501,7 +7516,7 @@
       <w:tr>
         <w:trPr>
           <w:cantSplit/>
-          <w:tblHeader w:val="on"/>
+          <w:tblHeader w:val="true"/>
         </w:trPr>
         <w:tc>
           <w:tcPr/>
@@ -7646,7 +7661,7 @@
             <w:r>
               <w:t xml:space="preserve"> </w:t>
             </w:r>
-            <w:hyperlink r:id="rId38">
+            <w:hyperlink r:id="rId49">
               <w:r>
                 <w:rPr>
                   <w:rStyle w:val="VerbatimChar"/>
@@ -7660,7 +7675,7 @@
             <w:r>
               <w:t xml:space="preserve"> </w:t>
             </w:r>
-            <w:hyperlink r:id="rId37">
+            <w:hyperlink r:id="rId48">
               <w:r>
                 <w:rPr>
                   <w:rStyle w:val="Hyperlink"/>
@@ -7814,10 +7829,10 @@
         </w:pict>
       </w:r>
     </w:p>
-    <w:bookmarkEnd w:id="39"/>
-    <w:bookmarkEnd w:id="40"/>
-    <w:bookmarkEnd w:id="41"/>
-    <w:bookmarkStart w:id="47" w:name="related-integrations"/>
+    <w:bookmarkEnd w:id="50"/>
+    <w:bookmarkEnd w:id="51"/>
+    <w:bookmarkEnd w:id="52"/>
+    <w:bookmarkStart w:id="58" w:name="related-integrations"/>
     <w:p>
       <w:pPr>
         <w:pStyle w:val="Heading2"/>
@@ -7836,18 +7851,18 @@
     </w:p>
     <w:p>
       <w:pPr>
-        <w:pStyle w:val="Compact"/>
         <w:numPr>
           <w:ilvl w:val="0"/>
           <w:numId w:val="1017"/>
         </w:numPr>
-      </w:pPr>
-      <w:hyperlink r:id="rId42">
+        <w:pStyle w:val="Compact"/>
+      </w:pPr>
+      <w:hyperlink r:id="rId53">
         <w:r>
           <w:rPr>
             <w:rStyle w:val="Hyperlink"/>
+            <w:bCs/>
             <w:b/>
-            <w:bCs/>
           </w:rPr>
           <w:t xml:space="preserve">Stedi</w:t>
         </w:r>
@@ -7861,7 +7876,7 @@
       <w:r>
         <w:t xml:space="preserve"> </w:t>
       </w:r>
-      <w:hyperlink r:id="rId43">
+      <w:hyperlink r:id="rId54">
         <w:r>
           <w:rPr>
             <w:rStyle w:val="Hyperlink"/>
@@ -7878,7 +7893,7 @@
       <w:r>
         <w:t xml:space="preserve"> </w:t>
       </w:r>
-      <w:hyperlink r:id="rId44">
+      <w:hyperlink r:id="rId55">
         <w:r>
           <w:rPr>
             <w:rStyle w:val="Hyperlink"/>
@@ -7895,7 +7910,7 @@
       <w:r>
         <w:t xml:space="preserve"> </w:t>
       </w:r>
-      <w:hyperlink r:id="rId45">
+      <w:hyperlink r:id="rId56">
         <w:r>
           <w:rPr>
             <w:rStyle w:val="Hyperlink"/>
@@ -7909,18 +7924,18 @@
     </w:p>
     <w:p>
       <w:pPr>
-        <w:pStyle w:val="Compact"/>
         <w:numPr>
           <w:ilvl w:val="0"/>
           <w:numId w:val="1017"/>
         </w:numPr>
-      </w:pPr>
-      <w:hyperlink r:id="rId46">
+        <w:pStyle w:val="Compact"/>
+      </w:pPr>
+      <w:hyperlink r:id="rId57">
         <w:r>
           <w:rPr>
             <w:rStyle w:val="Hyperlink"/>
+            <w:bCs/>
             <w:b/>
-            <w:bCs/>
           </w:rPr>
           <w:t xml:space="preserve">Candid Health</w:t>
         </w:r>
@@ -7947,8 +7962,8 @@
         <w:t xml:space="preserve">resources.</w:t>
       </w:r>
     </w:p>
-    <w:bookmarkEnd w:id="47"/>
-    <w:bookmarkEnd w:id="48"/>
+    <w:bookmarkEnd w:id="58"/>
+    <w:bookmarkEnd w:id="59"/>
     <w:sectPr>
       <w:pgSz w:h="15840" w:w="12240"/>
       <w:pgMar w:bottom="1440" w:footer="720" w:gutter="0" w:header="720" w:left="1440" w:right="1440" w:top="1440"/>
@@ -7986,14 +8001,14 @@
 <file path=word/numbering.xml><?xml version="1.0" encoding="utf-8"?>
 <w:numbering xmlns:w="http://schemas.openxmlformats.org/wordprocessingml/2006/main">
   <w:abstractNum w:abstractNumId="990">
-    <w:nsid w:val="0000A990"/>
+    <w:nsid w:val="A990"/>
     <w:multiLevelType w:val="multilevel"/>
     <w:lvl w:ilvl="0">
       <w:numFmt w:val="bullet"/>
       <w:lvlText w:val=" "/>
       <w:lvlJc w:val="left"/>
       <w:pPr>
-        <w:ind w:left="720" w:hanging="360"/>
+        <w:ind w:left="720" w:hanging="480"/>
       </w:pPr>
     </w:lvl>
     <w:lvl w:ilvl="1">
@@ -8001,7 +8016,7 @@
       <w:lvlText w:val=" "/>
       <w:lvlJc w:val="left"/>
       <w:pPr>
-        <w:ind w:left="1440" w:hanging="360"/>
+        <w:ind w:left="1440" w:hanging="480"/>
       </w:pPr>
     </w:lvl>
     <w:lvl w:ilvl="2">
@@ -8009,7 +8024,7 @@
       <w:lvlText w:val=" "/>
       <w:lvlJc w:val="left"/>
       <w:pPr>
-        <w:ind w:left="2160" w:hanging="360"/>
+        <w:ind w:left="2160" w:hanging="480"/>
       </w:pPr>
     </w:lvl>
     <w:lvl w:ilvl="3">
@@ -8017,7 +8032,7 @@
       <w:lvlText w:val=" "/>
       <w:lvlJc w:val="left"/>
       <w:pPr>
-        <w:ind w:left="2880" w:hanging="360"/>
+        <w:ind w:left="2880" w:hanging="480"/>
       </w:pPr>
     </w:lvl>
     <w:lvl w:ilvl="4">
@@ -8025,7 +8040,7 @@
       <w:lvlText w:val=" "/>
       <w:lvlJc w:val="left"/>
       <w:pPr>
-        <w:ind w:left="3600" w:hanging="360"/>
+        <w:ind w:left="3600" w:hanging="480"/>
       </w:pPr>
     </w:lvl>
     <w:lvl w:ilvl="5">
@@ -8033,7 +8048,7 @@
       <w:lvlText w:val=" "/>
       <w:lvlJc w:val="left"/>
       <w:pPr>
-        <w:ind w:left="4320" w:hanging="360"/>
+        <w:ind w:left="4320" w:hanging="480"/>
       </w:pPr>
     </w:lvl>
     <w:lvl w:ilvl="6">
@@ -8041,7 +8056,7 @@
       <w:lvlText w:val=" "/>
       <w:lvlJc w:val="left"/>
       <w:pPr>
-        <w:ind w:left="5040" w:hanging="360"/>
+        <w:ind w:left="5040" w:hanging="480"/>
       </w:pPr>
     </w:lvl>
     <w:lvl w:ilvl="7">
@@ -8049,7 +8064,7 @@
       <w:lvlText w:val=" "/>
       <w:lvlJc w:val="left"/>
       <w:pPr>
-        <w:ind w:left="5760" w:hanging="360"/>
+        <w:ind w:left="5760" w:hanging="480"/>
       </w:pPr>
     </w:lvl>
     <w:lvl w:ilvl="8">
@@ -8057,111 +8072,84 @@
       <w:lvlText w:val=" "/>
       <w:lvlJc w:val="left"/>
       <w:pPr>
-        <w:ind w:left="6480" w:hanging="360"/>
+        <w:ind w:left="6480" w:hanging="480"/>
       </w:pPr>
     </w:lvl>
   </w:abstractNum>
   <w:abstractNum w:abstractNumId="991">
-    <w:nsid w:val="0000A991"/>
+    <w:nsid w:val="A991"/>
     <w:multiLevelType w:val="multilevel"/>
     <w:lvl w:ilvl="0">
       <w:numFmt w:val="bullet"/>
-      <w:lvlText w:val=""/>
+      <w:lvlText w:val="•"/>
       <w:lvlJc w:val="left"/>
       <w:pPr>
-        <w:ind w:left="720" w:hanging="360"/>
-      </w:pPr>
-      <w:rPr>
-        <w:rFonts w:ascii="Symbol" w:hAnsi="Symbol" w:cs="Symbol" w:hint="default"/>
-      </w:rPr>
+        <w:ind w:left="720" w:hanging="480"/>
+      </w:pPr>
     </w:lvl>
     <w:lvl w:ilvl="1">
       <w:numFmt w:val="bullet"/>
-      <w:lvlText w:val="o"/>
+      <w:lvlText w:val="–"/>
       <w:lvlJc w:val="left"/>
       <w:pPr>
-        <w:ind w:left="1440" w:hanging="360"/>
-      </w:pPr>
-      <w:rPr>
-        <w:rFonts w:ascii="Courier New" w:hAnsi="Courier New" w:cs="Courier New" w:hint="default"/>
-      </w:rPr>
+        <w:ind w:left="1440" w:hanging="480"/>
+      </w:pPr>
     </w:lvl>
     <w:lvl w:ilvl="2">
       <w:numFmt w:val="bullet"/>
-      <w:lvlText w:val=""/>
+      <w:lvlText w:val="•"/>
       <w:lvlJc w:val="left"/>
       <w:pPr>
-        <w:ind w:left="2160" w:hanging="360"/>
-      </w:pPr>
-      <w:rPr>
-        <w:rFonts w:ascii="Wingdings" w:hAnsi="Wingdings" w:cs="Wingdings" w:hint="default"/>
-      </w:rPr>
+        <w:ind w:left="2160" w:hanging="480"/>
+      </w:pPr>
     </w:lvl>
     <w:lvl w:ilvl="3">
       <w:numFmt w:val="bullet"/>
-      <w:lvlText w:val=""/>
+      <w:lvlText w:val="–"/>
       <w:lvlJc w:val="left"/>
       <w:pPr>
-        <w:ind w:left="2880" w:hanging="360"/>
-      </w:pPr>
-      <w:rPr>
-        <w:rFonts w:ascii="Symbol" w:hAnsi="Symbol" w:cs="Symbol" w:hint="default"/>
-      </w:rPr>
+        <w:ind w:left="2880" w:hanging="480"/>
+      </w:pPr>
     </w:lvl>
     <w:lvl w:ilvl="4">
       <w:numFmt w:val="bullet"/>
-      <w:lvlText w:val="o"/>
+      <w:lvlText w:val="•"/>
       <w:lvlJc w:val="left"/>
       <w:pPr>
-        <w:ind w:left="3600" w:hanging="360"/>
-      </w:pPr>
-      <w:rPr>
-        <w:rFonts w:ascii="Courier New" w:hAnsi="Courier New" w:cs="Courier New" w:hint="default"/>
-      </w:rPr>
+        <w:ind w:left="3600" w:hanging="480"/>
+      </w:pPr>
     </w:lvl>
     <w:lvl w:ilvl="5">
       <w:numFmt w:val="bullet"/>
-      <w:lvlText w:val=""/>
+      <w:lvlText w:val="–"/>
       <w:lvlJc w:val="left"/>
       <w:pPr>
-        <w:ind w:left="4320" w:hanging="360"/>
-      </w:pPr>
-      <w:rPr>
-        <w:rFonts w:ascii="Wingdings" w:hAnsi="Wingdings" w:cs="Wingdings" w:hint="default"/>
-      </w:rPr>
+        <w:ind w:left="4320" w:hanging="480"/>
+      </w:pPr>
     </w:lvl>
     <w:lvl w:ilvl="6">
       <w:numFmt w:val="bullet"/>
-      <w:lvlText w:val=""/>
+      <w:lvlText w:val="•"/>
       <w:lvlJc w:val="left"/>
       <w:pPr>
-        <w:ind w:left="5040" w:hanging="360"/>
-      </w:pPr>
-      <w:rPr>
-        <w:rFonts w:ascii="Symbol" w:hAnsi="Symbol" w:cs="Symbol" w:hint="default"/>
-      </w:rPr>
+        <w:ind w:left="5040" w:hanging="480"/>
+      </w:pPr>
     </w:lvl>
     <w:lvl w:ilvl="7">
       <w:numFmt w:val="bullet"/>
-      <w:lvlText w:val="o"/>
+      <w:lvlText w:val="–"/>
       <w:lvlJc w:val="left"/>
       <w:pPr>
-        <w:ind w:left="5760" w:hanging="360"/>
-      </w:pPr>
-      <w:rPr>
-        <w:rFonts w:ascii="Courier New" w:hAnsi="Courier New" w:cs="Courier New" w:hint="default"/>
-      </w:rPr>
+        <w:ind w:left="5760" w:hanging="480"/>
+      </w:pPr>
     </w:lvl>
     <w:lvl w:ilvl="8">
       <w:numFmt w:val="bullet"/>
-      <w:lvlText w:val=""/>
+      <w:lvlText w:val="•"/>
       <w:lvlJc w:val="left"/>
       <w:pPr>
-        <w:ind w:left="6480" w:hanging="360"/>
-      </w:pPr>
-      <w:rPr>
-        <w:rFonts w:ascii="Wingdings" w:hAnsi="Wingdings" w:cs="Wingdings" w:hint="default"/>
-      </w:rPr>
+        <w:ind w:left="6480" w:hanging="480"/>
+      </w:pPr>
     </w:lvl>
   </w:abstractNum>
   <w:num w:numId="1000">
@@ -8897,8 +8885,8 @@
     <w:name w:val="KeywordTok"/>
     <w:basedOn w:val="VerbatimChar"/>
     <w:rPr>
+      <w:color w:val="007020"/>
       <w:b/>
-      <w:color w:val="007020"/>
     </w:rPr>
   </w:style>
   <w:style w:type="character" w:customStyle="1" w:styleId="DataTypeTok">
@@ -8975,42 +8963,42 @@
     <w:name w:val="ImportTok"/>
     <w:basedOn w:val="VerbatimChar"/>
     <w:rPr>
+      <w:color w:val="008000"/>
       <w:b/>
-      <w:color w:val="008000"/>
     </w:rPr>
   </w:style>
   <w:style w:type="character" w:customStyle="1" w:styleId="CommentTok">
     <w:name w:val="CommentTok"/>
     <w:basedOn w:val="VerbatimChar"/>
     <w:rPr>
+      <w:color w:val="60a0b0"/>
       <w:i/>
-      <w:color w:val="60a0b0"/>
     </w:rPr>
   </w:style>
   <w:style w:type="character" w:customStyle="1" w:styleId="DocumentationTok">
     <w:name w:val="DocumentationTok"/>
     <w:basedOn w:val="VerbatimChar"/>
     <w:rPr>
+      <w:color w:val="ba2121"/>
       <w:i/>
-      <w:color w:val="ba2121"/>
     </w:rPr>
   </w:style>
   <w:style w:type="character" w:customStyle="1" w:styleId="AnnotationTok">
     <w:name w:val="AnnotationTok"/>
     <w:basedOn w:val="VerbatimChar"/>
     <w:rPr>
+      <w:color w:val="60a0b0"/>
       <w:b/>
       <w:i/>
-      <w:color w:val="60a0b0"/>
     </w:rPr>
   </w:style>
   <w:style w:type="character" w:customStyle="1" w:styleId="CommentVarTok">
     <w:name w:val="CommentVarTok"/>
     <w:basedOn w:val="VerbatimChar"/>
     <w:rPr>
+      <w:color w:val="60a0b0"/>
       <w:b/>
       <w:i/>
-      <w:color w:val="60a0b0"/>
     </w:rPr>
   </w:style>
   <w:style w:type="character" w:customStyle="1" w:styleId="OtherTok">
@@ -9038,8 +9026,8 @@
     <w:name w:val="ControlFlowTok"/>
     <w:basedOn w:val="VerbatimChar"/>
     <w:rPr>
+      <w:color w:val="007020"/>
       <w:b/>
-      <w:color w:val="007020"/>
     </w:rPr>
   </w:style>
   <w:style w:type="character" w:customStyle="1" w:styleId="OperatorTok">
@@ -9084,34 +9072,34 @@
     <w:name w:val="InformationTok"/>
     <w:basedOn w:val="VerbatimChar"/>
     <w:rPr>
+      <w:color w:val="60a0b0"/>
       <w:b/>
       <w:i/>
-      <w:color w:val="60a0b0"/>
     </w:rPr>
   </w:style>
   <w:style w:type="character" w:customStyle="1" w:styleId="WarningTok">
     <w:name w:val="WarningTok"/>
     <w:basedOn w:val="VerbatimChar"/>
     <w:rPr>
+      <w:color w:val="60a0b0"/>
       <w:b/>
       <w:i/>
-      <w:color w:val="60a0b0"/>
     </w:rPr>
   </w:style>
   <w:style w:type="character" w:customStyle="1" w:styleId="AlertTok">
     <w:name w:val="AlertTok"/>
     <w:basedOn w:val="VerbatimChar"/>
     <w:rPr>
+      <w:color w:val="ff0000"/>
       <w:b/>
-      <w:color w:val="ff0000"/>
     </w:rPr>
   </w:style>
   <w:style w:type="character" w:customStyle="1" w:styleId="ErrorTok">
     <w:name w:val="ErrorTok"/>
     <w:basedOn w:val="VerbatimChar"/>
     <w:rPr>
+      <w:color w:val="ff0000"/>
       <w:b/>
-      <w:color w:val="ff0000"/>
     </w:rPr>
   </w:style>
   <w:style w:type="character" w:customStyle="1" w:styleId="NormalTok">

--- a/packages/docs/static/decision-guides/rcm-billing.docx
+++ b/packages/docs/static/decision-guides/rcm-billing.docx
@@ -63,6 +63,14 @@
         <w:pStyle w:val="FirstParagraph"/>
       </w:pPr>
       <w:r>
+        <w:t xml:space="preserve">Use this guide to decide which parts of the revenue cycle your application owns and which it delegates to billing partners. Work through coverage, charge capture, claims, remittance, and patient responsibility to define the data model, integrations, and operational handoffs for your reimbursement model.</w:t>
+      </w:r>
+    </w:p>
+    <w:p>
+      <w:pPr>
+        <w:pStyle w:val="BodyText"/>
+      </w:pPr>
+      <w:r>
         <w:rPr>
           <w:iCs/>
           <w:i/>
@@ -99,6 +107,13 @@
           <w:i/>
         </w:rPr>
         <w:t xml:space="preserve">docs.</w:t>
+      </w:r>
+    </w:p>
+    <w:p>
+      <w:r>
+        <w:pict>
+          <v:rect style="width:0;height:1.5pt" o:hralign="center" o:hrstd="t" o:hr="t"/>
+        </w:pict>
       </w:r>
     </w:p>
     <w:bookmarkStart w:id="24" w:name="section-1-use-case-participants"/>

--- a/packages/docs/static/decision-guides/rcm-billing.docx
+++ b/packages/docs/static/decision-guides/rcm-billing.docx
@@ -11,18 +11,18 @@
           <wp:inline>
             <wp:extent cx="5943600" cy="1289649"/>
             <wp:effectExtent b="0" l="0" r="0" t="0"/>
-            <wp:docPr descr="Medplum" title="" id="21" name="Picture"/>
+            <wp:docPr descr="Medplum" title="" id="10" name="Picture"/>
             <a:graphic>
               <a:graphicData uri="http://schemas.openxmlformats.org/drawingml/2006/picture">
                 <pic:pic>
                   <pic:nvPicPr>
-                    <pic:cNvPr descr="medplum-wordmark-grape.png" id="22" name="Picture"/>
+                    <pic:cNvPr descr="medplum-wordmark-grape.png" id="11" name="Picture"/>
                     <pic:cNvPicPr>
                       <a:picLocks noChangeArrowheads="1" noChangeAspect="1"/>
                     </pic:cNvPicPr>
                   </pic:nvPicPr>
                   <pic:blipFill>
-                    <a:blip r:embed="rId20"/>
+                    <a:blip r:embed="rId9"/>
                     <a:stretch>
                       <a:fillRect/>
                     </a:stretch>
@@ -49,7 +49,7 @@
         </w:drawing>
       </w:r>
     </w:p>
-    <w:bookmarkStart w:id="59" w:name="rcm-billing-decision-guide"/>
+    <w:bookmarkStart w:id="99" w:name="rcm-billing-decision-guide"/>
     <w:p>
       <w:pPr>
         <w:pStyle w:val="Heading1"/>
@@ -72,117 +72,317 @@
       </w:pPr>
       <w:r>
         <w:rPr>
+          <w:i/>
           <w:iCs/>
+        </w:rPr>
+        <w:t xml:space="preserve">Companion to the</w:t>
+      </w:r>
+      <w:r>
+        <w:rPr>
           <w:i/>
-        </w:rPr>
-        <w:t xml:space="preserve">Companion to the</w:t>
-      </w:r>
-      <w:r>
-        <w:rPr>
           <w:iCs/>
-          <w:i/>
         </w:rPr>
         <w:t xml:space="preserve"> </w:t>
       </w:r>
-      <w:hyperlink r:id="rId23">
+      <w:hyperlink r:id="rId12">
         <w:r>
           <w:rPr>
             <w:rStyle w:val="Hyperlink"/>
+            <w:i/>
             <w:iCs/>
-            <w:i/>
           </w:rPr>
           <w:t xml:space="preserve">Billing</w:t>
         </w:r>
       </w:hyperlink>
       <w:r>
         <w:rPr>
+          <w:i/>
           <w:iCs/>
+        </w:rPr>
+        <w:t xml:space="preserve"> </w:t>
+      </w:r>
+      <w:r>
+        <w:rPr>
           <w:i/>
-        </w:rPr>
-        <w:t xml:space="preserve"> </w:t>
-      </w:r>
-      <w:r>
-        <w:rPr>
           <w:iCs/>
-          <w:i/>
         </w:rPr>
         <w:t xml:space="preserve">docs.</w:t>
       </w:r>
     </w:p>
     <w:p>
-      <w:r>
-        <w:pict>
-          <v:rect style="width:0;height:1.5pt" o:hralign="center" o:hrstd="t" o:hr="t"/>
-        </w:pict>
-      </w:r>
-    </w:p>
-    <w:bookmarkStart w:id="24" w:name="section-1-use-case-participants"/>
-    <w:p>
-      <w:pPr>
-        <w:pStyle w:val="Heading2"/>
-      </w:pPr>
-      <w:r>
-        <w:t xml:space="preserve">Section 1: Use Case &amp; Participants</w:t>
-      </w:r>
-    </w:p>
-    <w:p>
-      <w:pPr>
-        <w:pStyle w:val="FirstParagraph"/>
-      </w:pPr>
-      <w:r>
-        <w:rPr>
-          <w:bCs/>
-          <w:b/>
-        </w:rPr>
-        <w:t xml:space="preserve">1.1 What is your reimbursement model?</w:t>
-      </w:r>
-    </w:p>
-    <w:p>
-      <w:pPr>
+      <w:pPr>
+        <w:pStyle w:val="BodyText"/>
+      </w:pPr>
+      <w:r>
+        <w:t xml:space="preserve">Start with reimbursement and ownership, then follow the relevant financial workflows:</w:t>
+      </w:r>
+    </w:p>
+    <w:p>
+      <w:pPr>
+        <w:pStyle w:val="Compact"/>
         <w:numPr>
           <w:ilvl w:val="0"/>
           <w:numId w:val="1001"/>
         </w:numPr>
+      </w:pPr>
+      <w:r>
+        <w:rPr>
+          <w:b/>
+          <w:bCs/>
+        </w:rPr>
+        <w:t xml:space="preserve">Choose your</w:t>
+      </w:r>
+      <w:r>
+        <w:rPr>
+          <w:b/>
+          <w:bCs/>
+        </w:rPr>
+        <w:t xml:space="preserve"> </w:t>
+      </w:r>
+      <w:hyperlink w:anchor="what-is-your-reimbursement-model">
+        <w:r>
+          <w:rPr>
+            <w:rStyle w:val="Hyperlink"/>
+            <w:b/>
+            <w:bCs/>
+          </w:rPr>
+          <w:t xml:space="preserve">reimbursement model</w:t>
+        </w:r>
+      </w:hyperlink>
+      <w:r>
+        <w:rPr>
+          <w:b/>
+          <w:bCs/>
+        </w:rPr>
+        <w:t xml:space="preserve"> </w:t>
+      </w:r>
+      <w:r>
+        <w:rPr>
+          <w:b/>
+          <w:bCs/>
+        </w:rPr>
+        <w:t xml:space="preserve">and</w:t>
+      </w:r>
+      <w:r>
+        <w:rPr>
+          <w:b/>
+          <w:bCs/>
+        </w:rPr>
+        <w:t xml:space="preserve"> </w:t>
+      </w:r>
+      <w:hyperlink w:anchor="X84010e9cce6a158202632be05194bacb308ba01">
+        <w:r>
+          <w:rPr>
+            <w:rStyle w:val="Hyperlink"/>
+            <w:b/>
+            <w:bCs/>
+          </w:rPr>
+          <w:t xml:space="preserve">workflow ownership</w:t>
+        </w:r>
+      </w:hyperlink>
+      <w:r>
+        <w:rPr>
+          <w:b/>
+          <w:bCs/>
+        </w:rPr>
+        <w:t xml:space="preserve">.</w:t>
+      </w:r>
+      <w:r>
+        <w:t xml:space="preserve"> </w:t>
+      </w:r>
+      <w:r>
+        <w:t xml:space="preserve">Decide what your application owns and what a billing partner or existing system handles.</w:t>
+      </w:r>
+    </w:p>
+    <w:p>
+      <w:pPr>
         <w:pStyle w:val="Compact"/>
-      </w:pPr>
-      <w:r>
-        <w:t xml:space="preserve">Insurance / claims-based – you bill payers and reconcile their responses</w:t>
-      </w:r>
-    </w:p>
-    <w:p>
-      <w:pPr>
         <w:numPr>
           <w:ilvl w:val="0"/>
           <w:numId w:val="1001"/>
         </w:numPr>
+      </w:pPr>
+      <w:r>
+        <w:rPr>
+          <w:b/>
+          <w:bCs/>
+        </w:rPr>
+        <w:t xml:space="preserve">Define</w:t>
+      </w:r>
+      <w:r>
+        <w:rPr>
+          <w:b/>
+          <w:bCs/>
+        </w:rPr>
+        <w:t xml:space="preserve"> </w:t>
+      </w:r>
+      <w:hyperlink w:anchor="coverage-and-accounts">
+        <w:r>
+          <w:rPr>
+            <w:rStyle w:val="Hyperlink"/>
+            <w:b/>
+            <w:bCs/>
+          </w:rPr>
+          <w:t xml:space="preserve">coverage and accounts</w:t>
+        </w:r>
+      </w:hyperlink>
+      <w:r>
+        <w:rPr>
+          <w:b/>
+          <w:bCs/>
+        </w:rPr>
+        <w:t xml:space="preserve"> </w:t>
+      </w:r>
+      <w:r>
+        <w:rPr>
+          <w:b/>
+          <w:bCs/>
+        </w:rPr>
+        <w:t xml:space="preserve">and</w:t>
+      </w:r>
+      <w:r>
+        <w:rPr>
+          <w:b/>
+          <w:bCs/>
+        </w:rPr>
+        <w:t xml:space="preserve"> </w:t>
+      </w:r>
+      <w:hyperlink w:anchor="checks-before-service">
+        <w:r>
+          <w:rPr>
+            <w:rStyle w:val="Hyperlink"/>
+            <w:b/>
+            <w:bCs/>
+          </w:rPr>
+          <w:t xml:space="preserve">checks before service</w:t>
+        </w:r>
+      </w:hyperlink>
+      <w:r>
+        <w:rPr>
+          <w:b/>
+          <w:bCs/>
+        </w:rPr>
+        <w:t xml:space="preserve">.</w:t>
+      </w:r>
+      <w:r>
+        <w:t xml:space="preserve"> </w:t>
+      </w:r>
+      <w:r>
+        <w:t xml:space="preserve">Establish responsibilities for balances, eligibility, authorization, and estimates where applicable.</w:t>
+      </w:r>
+    </w:p>
+    <w:p>
+      <w:pPr>
         <w:pStyle w:val="Compact"/>
-      </w:pPr>
-      <w:r>
-        <w:t xml:space="preserve">Patient self-pay / cash – patients pay you directly; no payer claim</w:t>
-      </w:r>
-    </w:p>
-    <w:p>
-      <w:pPr>
         <w:numPr>
           <w:ilvl w:val="0"/>
           <w:numId w:val="1001"/>
         </w:numPr>
+      </w:pPr>
+      <w:hyperlink w:anchor="charges-and-claims">
+        <w:r>
+          <w:rPr>
+            <w:rStyle w:val="Hyperlink"/>
+            <w:b/>
+            <w:bCs/>
+          </w:rPr>
+          <w:t xml:space="preserve">Define charge capture and claim submission</w:t>
+        </w:r>
+      </w:hyperlink>
+      <w:r>
+        <w:rPr>
+          <w:b/>
+          <w:bCs/>
+        </w:rPr>
+        <w:t xml:space="preserve">.</w:t>
+      </w:r>
+      <w:r>
+        <w:t xml:space="preserve"> </w:t>
+      </w:r>
+      <w:r>
+        <w:t xml:space="preserve">Decide how services are coded and priced; include claims when billing payers or when a partner requires that submission format.</w:t>
+      </w:r>
+    </w:p>
+    <w:p>
+      <w:pPr>
         <w:pStyle w:val="Compact"/>
-      </w:pPr>
-      <w:r>
-        <w:t xml:space="preserve">Value-based / capitation – per-member-per-month or risk-based</w:t>
-      </w:r>
-    </w:p>
-    <w:p>
-      <w:pPr>
         <w:numPr>
           <w:ilvl w:val="0"/>
           <w:numId w:val="1001"/>
         </w:numPr>
+      </w:pPr>
+      <w:hyperlink w:anchor="payer-responses-and-accounts-receivable">
+        <w:r>
+          <w:rPr>
+            <w:rStyle w:val="Hyperlink"/>
+            <w:b/>
+            <w:bCs/>
+          </w:rPr>
+          <w:t xml:space="preserve">Assign payer-response and accounts-receivable responsibilities</w:t>
+        </w:r>
+      </w:hyperlink>
+      <w:r>
+        <w:rPr>
+          <w:b/>
+          <w:bCs/>
+        </w:rPr>
+        <w:t xml:space="preserve">.</w:t>
+      </w:r>
+      <w:r>
+        <w:t xml:space="preserve"> </w:t>
+      </w:r>
+      <w:r>
+        <w:t xml:space="preserve">Define posting, denials, follow-up, and reporting, including the boundary with any partner that owns them.</w:t>
+      </w:r>
+    </w:p>
+    <w:p>
+      <w:pPr>
         <w:pStyle w:val="Compact"/>
-      </w:pPr>
-      <w:r>
-        <w:t xml:space="preserve">Some combination</w:t>
+        <w:numPr>
+          <w:ilvl w:val="0"/>
+          <w:numId w:val="1001"/>
+        </w:numPr>
+      </w:pPr>
+      <w:hyperlink w:anchor="how-will-patients-be-billed">
+        <w:r>
+          <w:rPr>
+            <w:rStyle w:val="Hyperlink"/>
+            <w:b/>
+            <w:bCs/>
+          </w:rPr>
+          <w:t xml:space="preserve">Define patient billing</w:t>
+        </w:r>
+      </w:hyperlink>
+      <w:r>
+        <w:t xml:space="preserve"> </w:t>
+      </w:r>
+      <w:r>
+        <w:t xml:space="preserve">if patients owe balances or pay directly. Decide who collects payments and provides statements or superbills.</w:t>
+      </w:r>
+    </w:p>
+    <w:p>
+      <w:pPr>
+        <w:pStyle w:val="Compact"/>
+        <w:numPr>
+          <w:ilvl w:val="0"/>
+          <w:numId w:val="1001"/>
+        </w:numPr>
+      </w:pPr>
+      <w:hyperlink w:anchor="how-will-value-based-contracts-work">
+        <w:r>
+          <w:rPr>
+            <w:rStyle w:val="Hyperlink"/>
+            <w:b/>
+            <w:bCs/>
+          </w:rPr>
+          <w:t xml:space="preserve">Plan value-based contracts</w:t>
+        </w:r>
+      </w:hyperlink>
+      <w:r>
+        <w:t xml:space="preserve"> </w:t>
+      </w:r>
+      <w:r>
+        <w:t xml:space="preserve">if you operate under capitation or risk-based arrangements.</w:t>
       </w:r>
     </w:p>
     <w:p>
@@ -190,115 +390,246 @@
         <w:pStyle w:val="FirstParagraph"/>
       </w:pPr>
       <w:r>
-        <w:rPr>
-          <w:iCs/>
-          <w:i/>
-        </w:rPr>
-        <w:t xml:space="preserve">Why: Claims-based reads every lane; self-pay skips the Charge → Claim → Payer lane; value-based leans on Foundations and the Value-Based lane (3.11).</w:t>
-      </w:r>
-    </w:p>
-    <w:p>
-      <w:pPr>
-        <w:pStyle w:val="BodyText"/>
-      </w:pPr>
-      <w:r>
-        <w:rPr>
-          <w:bCs/>
-          <w:b/>
-        </w:rPr>
-        <w:t xml:space="preserve">1.2 How much of the revenue cycle runs in Medplum vs. delegated?</w:t>
-      </w:r>
-    </w:p>
-    <w:p>
-      <w:pPr>
+        <w:t xml:space="preserve">Use the</w:t>
+      </w:r>
+      <w:r>
+        <w:t xml:space="preserve"> </w:t>
+      </w:r>
+      <w:hyperlink w:anchor="before-you-start">
+        <w:r>
+          <w:rPr>
+            <w:rStyle w:val="Hyperlink"/>
+          </w:rPr>
+          <w:t xml:space="preserve">questions below</w:t>
+        </w:r>
+      </w:hyperlink>
+      <w:r>
+        <w:t xml:space="preserve"> </w:t>
+      </w:r>
+      <w:r>
+        <w:t xml:space="preserve">to establish your use case, then follow the relevant sections. Add requirements beyond these examples where needed.</w:t>
+      </w:r>
+    </w:p>
+    <w:bookmarkStart w:id="13" w:name="section-1-use-case--participants"/>
+    <w:bookmarkEnd w:id="13"/>
+    <w:bookmarkStart w:id="30" w:name="before-you-start"/>
+    <w:p>
+      <w:pPr>
+        <w:pStyle w:val="Heading2"/>
+      </w:pPr>
+      <w:r>
+        <w:t xml:space="preserve">Before you start</w:t>
+      </w:r>
+    </w:p>
+    <w:bookmarkStart w:id="14" w:name="q1-what-is-your-reimbursement-model"/>
+    <w:bookmarkEnd w:id="14"/>
+    <w:bookmarkStart w:id="16" w:name="what-is-your-reimbursement-model"/>
+    <w:p>
+      <w:pPr>
+        <w:pStyle w:val="Heading3"/>
+      </w:pPr>
+      <w:r>
+        <w:t xml:space="preserve">What is your reimbursement model?</w:t>
+      </w:r>
+    </w:p>
+    <w:p>
+      <w:pPr>
+        <w:pStyle w:val="Compact"/>
         <w:numPr>
           <w:ilvl w:val="0"/>
           <w:numId w:val="1002"/>
         </w:numPr>
+      </w:pPr>
+      <w:r>
+        <w:t xml:space="preserve">Insurance / claims-based – you bill payers and reconcile their responses</w:t>
+      </w:r>
+    </w:p>
+    <w:p>
+      <w:pPr>
         <w:pStyle w:val="Compact"/>
-      </w:pPr>
-      <w:r>
-        <w:rPr>
-          <w:bCs/>
-          <w:b/>
-        </w:rPr>
-        <w:t xml:space="preserve">Clearinghouse-direct</w:t>
-      </w:r>
-      <w:r>
-        <w:t xml:space="preserve"> </w:t>
-      </w:r>
-      <w:r>
-        <w:t xml:space="preserve">– Medplum runs the cycle; the clearinghouse is transport. You own scrubbing, denials, and remittance posting. The most complete documented path.</w:t>
-      </w:r>
-    </w:p>
-    <w:p>
-      <w:pPr>
         <w:numPr>
           <w:ilvl w:val="0"/>
           <w:numId w:val="1002"/>
         </w:numPr>
+      </w:pPr>
+      <w:r>
+        <w:t xml:space="preserve">Patient self-pay / cash – patients pay you directly; no payer claim</w:t>
+      </w:r>
+    </w:p>
+    <w:p>
+      <w:pPr>
         <w:pStyle w:val="Compact"/>
-      </w:pPr>
-      <w:r>
-        <w:rPr>
-          <w:bCs/>
-          <w:b/>
-        </w:rPr>
-        <w:t xml:space="preserve">RCM-automation partner</w:t>
-      </w:r>
-      <w:r>
-        <w:t xml:space="preserve"> </w:t>
-      </w:r>
-      <w:r>
-        <w:t xml:space="preserve">– you send encounter and charge data and delegate the back end; scrubbing, payer routing, denials, resubmission, patient collections, and reporting run on the partner’s platform. The integration surface is claim submission; the partner’s billing tasks sync back into Medplum as</w:t>
-      </w:r>
-      <w:r>
-        <w:t xml:space="preserve"> </w:t>
-      </w:r>
-      <w:r>
-        <w:rPr>
-          <w:rStyle w:val="VerbatimChar"/>
-        </w:rPr>
-        <w:t xml:space="preserve">Task</w:t>
-      </w:r>
-      <w:r>
-        <w:t xml:space="preserve">s.</w:t>
-      </w:r>
-    </w:p>
-    <w:p>
-      <w:pPr>
         <w:numPr>
           <w:ilvl w:val="0"/>
           <w:numId w:val="1002"/>
         </w:numPr>
+      </w:pPr>
+      <w:r>
+        <w:t xml:space="preserve">Value-based / capitation – per-member-per-month or risk-based</w:t>
+      </w:r>
+    </w:p>
+    <w:p>
+      <w:pPr>
         <w:pStyle w:val="Compact"/>
-      </w:pPr>
-      <w:r>
-        <w:rPr>
-          <w:bCs/>
-          <w:b/>
-        </w:rPr>
-        <w:t xml:space="preserve">Documents only (no electronic claims)</w:t>
-      </w:r>
-      <w:r>
-        <w:t xml:space="preserve"> </w:t>
-      </w:r>
-      <w:r>
-        <w:t xml:space="preserve">– you don’t run claims through a clearinghouse or RCM partner. Generate a CMS-1500 PDF for the occasional paper/portal payer, or hand patients a superbill to self-submit for out-of-network reimbursement. Common for cash-pay and OON practices (see 1.1); also a per-payer fallback you can layer onto any engine above.</w:t>
-      </w:r>
-    </w:p>
-    <w:p>
-      <w:pPr>
         <w:numPr>
           <w:ilvl w:val="0"/>
           <w:numId w:val="1002"/>
         </w:numPr>
+      </w:pPr>
+      <w:r>
+        <w:t xml:space="preserve">Some combination</w:t>
+      </w:r>
+    </w:p>
+    <w:p>
+      <w:pPr>
+        <w:pStyle w:val="FirstParagraph"/>
+      </w:pPr>
+      <w:r>
+        <w:rPr>
+          <w:i/>
+          <w:iCs/>
+        </w:rPr>
+        <w:t xml:space="preserve">Why: Claims-based workflows cover every applicable decision; direct self-pay uses charge capture and patient billing. Partner-managed self-pay may also require claim assembly as the partner’s submission format (</w:t>
+      </w:r>
+      <w:hyperlink w:anchor="how-will-patients-be-billed">
+        <w:r>
+          <w:rPr>
+            <w:rStyle w:val="Hyperlink"/>
+            <w:i/>
+            <w:iCs/>
+          </w:rPr>
+          <w:t xml:space="preserve">Patient billing</w:t>
+        </w:r>
+      </w:hyperlink>
+      <w:r>
+        <w:rPr>
+          <w:i/>
+          <w:iCs/>
+        </w:rPr>
+        <w:t xml:space="preserve">). Value-based workflows start with the coverage and account model, then the value-based decision (</w:t>
+      </w:r>
+      <w:hyperlink w:anchor="how-will-value-based-contracts-work">
+        <w:r>
+          <w:rPr>
+            <w:rStyle w:val="Hyperlink"/>
+            <w:i/>
+            <w:iCs/>
+          </w:rPr>
+          <w:t xml:space="preserve">Value-based contracts</w:t>
+        </w:r>
+      </w:hyperlink>
+      <w:r>
+        <w:rPr>
+          <w:i/>
+          <w:iCs/>
+        </w:rPr>
+        <w:t xml:space="preserve">).</w:t>
+      </w:r>
+    </w:p>
+    <w:bookmarkStart w:id="15" w:name="X61933180baca59b1269912eb440785f768a8396"/>
+    <w:bookmarkEnd w:id="15"/>
+    <w:bookmarkEnd w:id="16"/>
+    <w:bookmarkStart w:id="18" w:name="X84010e9cce6a158202632be05194bacb308ba01"/>
+    <w:p>
+      <w:pPr>
+        <w:pStyle w:val="Heading3"/>
+      </w:pPr>
+      <w:r>
+        <w:t xml:space="preserve">How much of the revenue cycle runs in Medplum versus delegated?</w:t>
+      </w:r>
+    </w:p>
+    <w:p>
+      <w:pPr>
         <w:pStyle w:val="Compact"/>
-      </w:pPr>
-      <w:r>
-        <w:rPr>
+        <w:numPr>
+          <w:ilvl w:val="0"/>
+          <w:numId w:val="1003"/>
+        </w:numPr>
+      </w:pPr>
+      <w:r>
+        <w:rPr>
+          <w:b/>
           <w:bCs/>
+        </w:rPr>
+        <w:t xml:space="preserve">Clearinghouse-direct</w:t>
+      </w:r>
+      <w:r>
+        <w:t xml:space="preserve"> </w:t>
+      </w:r>
+      <w:r>
+        <w:t xml:space="preserve">– Medplum runs the cycle; the clearinghouse is transport. You own scrubbing, denials, and remittance posting. The most complete documented path.</w:t>
+      </w:r>
+    </w:p>
+    <w:p>
+      <w:pPr>
+        <w:pStyle w:val="Compact"/>
+        <w:numPr>
+          <w:ilvl w:val="0"/>
+          <w:numId w:val="1003"/>
+        </w:numPr>
+      </w:pPr>
+      <w:r>
+        <w:rPr>
           <w:b/>
+          <w:bCs/>
+        </w:rPr>
+        <w:t xml:space="preserve">RCM-automation partner</w:t>
+      </w:r>
+      <w:r>
+        <w:t xml:space="preserve"> </w:t>
+      </w:r>
+      <w:r>
+        <w:t xml:space="preserve">– you send encounter and charge data and delegate the back end; agree which scrubbing, payer routing, denials, resubmission, patient collections, and reporting workflows the partner owns. Define the submission interface and which billing tasks or status changes sync back into Medplum.</w:t>
+      </w:r>
+    </w:p>
+    <w:p>
+      <w:pPr>
+        <w:pStyle w:val="Compact"/>
+        <w:numPr>
+          <w:ilvl w:val="0"/>
+          <w:numId w:val="1003"/>
+        </w:numPr>
+      </w:pPr>
+      <w:r>
+        <w:rPr>
+          <w:b/>
+          <w:bCs/>
+        </w:rPr>
+        <w:t xml:space="preserve">Documents only (no electronic claims)</w:t>
+      </w:r>
+      <w:r>
+        <w:t xml:space="preserve"> </w:t>
+      </w:r>
+      <w:r>
+        <w:t xml:space="preserve">– you don’t run claims through a clearinghouse or RCM partner. Generate a CMS-1500 PDF for the occasional paper/portal payer, or hand patients a superbill to self-submit for out-of-network reimbursement. Common for cash-pay and OON practices (see</w:t>
+      </w:r>
+      <w:r>
+        <w:t xml:space="preserve"> </w:t>
+      </w:r>
+      <w:hyperlink w:anchor="what-is-your-reimbursement-model">
+        <w:r>
+          <w:rPr>
+            <w:rStyle w:val="Hyperlink"/>
+          </w:rPr>
+          <w:t xml:space="preserve">Reimbursement model</w:t>
+        </w:r>
+      </w:hyperlink>
+      <w:r>
+        <w:t xml:space="preserve">); also a per-payer fallback you can layer onto any engine above.</w:t>
+      </w:r>
+    </w:p>
+    <w:p>
+      <w:pPr>
+        <w:pStyle w:val="Compact"/>
+        <w:numPr>
+          <w:ilvl w:val="0"/>
+          <w:numId w:val="1003"/>
+        </w:numPr>
+      </w:pPr>
+      <w:r>
+        <w:rPr>
+          <w:b/>
+          <w:bCs/>
         </w:rPr>
         <w:t xml:space="preserve">External Practice Management (PM) / billing system</w:t>
       </w:r>
@@ -315,8 +646,8 @@
       </w:pPr>
       <w:r>
         <w:rPr>
+          <w:i/>
           <w:iCs/>
-          <w:i/>
         </w:rPr>
         <w:t xml:space="preserve">In one line: a clearinghouse moves your claims; an RCM platform runs your revenue cycle. Either way Medplum owns the front half (coverage, charge capture, claim assembly); the paths diverge on the back half.</w:t>
       </w:r>
@@ -325,21 +656,20 @@
       <w:tblPr>
         <w:tblStyle w:val="Table"/>
         <w:tblW w:w="9360" w:type="dxa"/>
+        <w:tblLayout w:type="fixed"/>
         <w:tblLook w:firstRow="1" w:lastRow="0" w:firstColumn="0" w:lastColumn="0" w:noHBand="0" w:noVBand="0" w:val="0020"/>
-        <w:jc w:val="start"/>
-        <w:tblLayout w:type="fixed"/>
       </w:tblPr>
       <w:tblGrid>
-        <w:gridCol w:w="2329"/>
-        <w:gridCol w:w="2269"/>
-        <w:gridCol w:w="1629"/>
-        <w:gridCol w:w="1666"/>
-        <w:gridCol w:w="1467"/>
+        <w:gridCol w:w="2061"/>
+        <w:gridCol w:w="2330"/>
+        <w:gridCol w:w="1791"/>
+        <w:gridCol w:w="1791"/>
+        <w:gridCol w:w="1387"/>
       </w:tblGrid>
       <w:tr>
         <w:trPr>
           <w:cantSplit/>
-          <w:tblHeader w:val="true"/>
+          <w:tblHeader w:val="on"/>
         </w:trPr>
         <w:tc>
           <w:tcPr/>
@@ -413,9 +743,31 @@
               <w:pStyle w:val="Compact"/>
               <w:jc w:val="left"/>
             </w:pPr>
-            <w:r>
-              <w:t xml:space="preserve">Coverage &amp; charge capture (3.1–3.5)</w:t>
-            </w:r>
+            <w:hyperlink w:anchor="Xa8406ddfcb1bd70b201a9e99f840ee7e98a9469">
+              <w:r>
+                <w:rPr>
+                  <w:rStyle w:val="Hyperlink"/>
+                </w:rPr>
+                <w:t xml:space="preserve">Coverage</w:t>
+              </w:r>
+            </w:hyperlink>
+            <w:r>
+              <w:t xml:space="preserve"> </w:t>
+            </w:r>
+            <w:r>
+              <w:t xml:space="preserve">&amp;</w:t>
+            </w:r>
+            <w:r>
+              <w:t xml:space="preserve"> </w:t>
+            </w:r>
+            <w:hyperlink w:anchor="Xd34c8bd9b45e8c621656c0823a1821cd0407119">
+              <w:r>
+                <w:rPr>
+                  <w:rStyle w:val="Hyperlink"/>
+                </w:rPr>
+                <w:t xml:space="preserve">charge capture</w:t>
+              </w:r>
+            </w:hyperlink>
           </w:p>
         </w:tc>
         <w:tc>
@@ -478,44 +830,49 @@
               <w:pStyle w:val="Compact"/>
               <w:jc w:val="left"/>
             </w:pPr>
-            <w:r>
-              <w:t xml:space="preserve">Eligibility (3.3)</w:t>
-            </w:r>
-          </w:p>
-        </w:tc>
-        <w:tc>
-          <w:tcPr/>
-          <w:p>
-            <w:pPr>
-              <w:pStyle w:val="Compact"/>
-              <w:jc w:val="left"/>
-            </w:pPr>
-            <w:r>
-              <w:t xml:space="preserve">You build</w:t>
-            </w:r>
-          </w:p>
-        </w:tc>
-        <w:tc>
-          <w:tcPr/>
-          <w:p>
-            <w:pPr>
-              <w:pStyle w:val="Compact"/>
-              <w:jc w:val="left"/>
-            </w:pPr>
-            <w:r>
-              <w:t xml:space="preserve">Partner platform</w:t>
-            </w:r>
-          </w:p>
-        </w:tc>
-        <w:tc>
-          <w:tcPr/>
-          <w:p>
-            <w:pPr>
-              <w:pStyle w:val="Compact"/>
-              <w:jc w:val="left"/>
-            </w:pPr>
-            <w:r>
-              <w:t xml:space="preserve">Manual</w:t>
+            <w:hyperlink w:anchor="Xbbea4be3b12bcb46aa01fce35ffdab8eaefa4f3">
+              <w:r>
+                <w:rPr>
+                  <w:rStyle w:val="Hyperlink"/>
+                </w:rPr>
+                <w:t xml:space="preserve">Eligibility</w:t>
+              </w:r>
+            </w:hyperlink>
+          </w:p>
+        </w:tc>
+        <w:tc>
+          <w:tcPr/>
+          <w:p>
+            <w:pPr>
+              <w:pStyle w:val="Compact"/>
+              <w:jc w:val="left"/>
+            </w:pPr>
+            <w:r>
+              <w:t xml:space="preserve">Eligibility integration; you own timing and follow-up</w:t>
+            </w:r>
+          </w:p>
+        </w:tc>
+        <w:tc>
+          <w:tcPr/>
+          <w:p>
+            <w:pPr>
+              <w:pStyle w:val="Compact"/>
+              <w:jc w:val="left"/>
+            </w:pPr>
+            <w:r>
+              <w:t xml:space="preserve">Partner workflow or separate eligibility integration</w:t>
+            </w:r>
+          </w:p>
+        </w:tc>
+        <w:tc>
+          <w:tcPr/>
+          <w:p>
+            <w:pPr>
+              <w:pStyle w:val="Compact"/>
+              <w:jc w:val="left"/>
+            </w:pPr>
+            <w:r>
+              <w:t xml:space="preserve">Manual or separate eligibility integration</w:t>
             </w:r>
           </w:p>
         </w:tc>
@@ -543,9 +900,14 @@
               <w:pStyle w:val="Compact"/>
               <w:jc w:val="left"/>
             </w:pPr>
-            <w:r>
-              <w:t xml:space="preserve">Claim assembly (3.6)</w:t>
-            </w:r>
+            <w:hyperlink w:anchor="X77391c27292ca82bfebfaeadf8459f044332849">
+              <w:r>
+                <w:rPr>
+                  <w:rStyle w:val="Hyperlink"/>
+                </w:rPr>
+                <w:t xml:space="preserve">Claim assembly</w:t>
+              </w:r>
+            </w:hyperlink>
           </w:p>
         </w:tc>
         <w:tc>
@@ -673,9 +1035,14 @@
               <w:pStyle w:val="Compact"/>
               <w:jc w:val="left"/>
             </w:pPr>
-            <w:r>
-              <w:t xml:space="preserve">Submission (3.6)</w:t>
-            </w:r>
+            <w:hyperlink w:anchor="X77391c27292ca82bfebfaeadf8459f044332849">
+              <w:r>
+                <w:rPr>
+                  <w:rStyle w:val="Hyperlink"/>
+                </w:rPr>
+                <w:t xml:space="preserve">Submission</w:t>
+              </w:r>
+            </w:hyperlink>
           </w:p>
         </w:tc>
         <w:tc>
@@ -738,44 +1105,37 @@
               <w:pStyle w:val="Compact"/>
               <w:jc w:val="left"/>
             </w:pPr>
-            <w:r>
-              <w:t xml:space="preserve">Responses &amp; ERA posting (3.7)</w:t>
-            </w:r>
-          </w:p>
-        </w:tc>
-        <w:tc>
-          <w:tcPr/>
-          <w:p>
-            <w:pPr>
-              <w:pStyle w:val="Compact"/>
-              <w:jc w:val="left"/>
-            </w:pPr>
-            <w:r>
-              <w:t xml:space="preserve">You build (webhook + poller)</w:t>
-            </w:r>
-          </w:p>
-        </w:tc>
-        <w:tc>
-          <w:tcPr/>
-          <w:p>
-            <w:pPr>
-              <w:pStyle w:val="Compact"/>
-              <w:jc w:val="left"/>
-            </w:pPr>
-            <w:r>
-              <w:t xml:space="preserve">Partner owns;</w:t>
-            </w:r>
-            <w:r>
-              <w:t xml:space="preserve"> </w:t>
-            </w:r>
-            <w:r>
-              <w:rPr>
-                <w:rStyle w:val="VerbatimChar"/>
-              </w:rPr>
-              <w:t xml:space="preserve">Task</w:t>
-            </w:r>
-            <w:r>
-              <w:t xml:space="preserve">s sync back</w:t>
+            <w:hyperlink w:anchor="X746a8460f386e4026b0dff6ec24346f15027834">
+              <w:r>
+                <w:rPr>
+                  <w:rStyle w:val="Hyperlink"/>
+                </w:rPr>
+                <w:t xml:space="preserve">Responses &amp; ERA posting</w:t>
+              </w:r>
+            </w:hyperlink>
+          </w:p>
+        </w:tc>
+        <w:tc>
+          <w:tcPr/>
+          <w:p>
+            <w:pPr>
+              <w:pStyle w:val="Compact"/>
+              <w:jc w:val="left"/>
+            </w:pPr>
+            <w:r>
+              <w:t xml:space="preserve">You own report ingestion, interpretation, and posting; verify what the integration supplies</w:t>
+            </w:r>
+          </w:p>
+        </w:tc>
+        <w:tc>
+          <w:tcPr/>
+          <w:p>
+            <w:pPr>
+              <w:pStyle w:val="Compact"/>
+              <w:jc w:val="left"/>
+            </w:pPr>
+            <w:r>
+              <w:t xml:space="preserve">Partner owns; define status/task sync</w:t>
             </w:r>
           </w:p>
         </w:tc>
@@ -815,9 +1175,14 @@
               <w:pStyle w:val="Compact"/>
               <w:jc w:val="left"/>
             </w:pPr>
-            <w:r>
-              <w:t xml:space="preserve">Denials &amp; resubmission (3.8)</w:t>
-            </w:r>
+            <w:hyperlink w:anchor="Xf46c4c29a90f7fd4ac180a91d29dd8f9415c6f0">
+              <w:r>
+                <w:rPr>
+                  <w:rStyle w:val="Hyperlink"/>
+                </w:rPr>
+                <w:t xml:space="preserve">Denials &amp; resubmission</w:t>
+              </w:r>
+            </w:hyperlink>
           </w:p>
         </w:tc>
         <w:tc>
@@ -840,19 +1205,7 @@
               <w:jc w:val="left"/>
             </w:pPr>
             <w:r>
-              <w:t xml:space="preserve">Partner owns;</w:t>
-            </w:r>
-            <w:r>
-              <w:t xml:space="preserve"> </w:t>
-            </w:r>
-            <w:r>
-              <w:rPr>
-                <w:rStyle w:val="VerbatimChar"/>
-              </w:rPr>
-              <w:t xml:space="preserve">Task</w:t>
-            </w:r>
-            <w:r>
-              <w:t xml:space="preserve">s sync back</w:t>
+              <w:t xml:space="preserve">Partner owns; define status/task sync</w:t>
             </w:r>
           </w:p>
         </w:tc>
@@ -892,9 +1245,14 @@
               <w:pStyle w:val="Compact"/>
               <w:jc w:val="left"/>
             </w:pPr>
-            <w:r>
-              <w:t xml:space="preserve">AR &amp; reporting (3.10)</w:t>
-            </w:r>
+            <w:hyperlink w:anchor="X3429ee957dacc59b7a0ff7e79e7186185b7175c">
+              <w:r>
+                <w:rPr>
+                  <w:rStyle w:val="Hyperlink"/>
+                </w:rPr>
+                <w:t xml:space="preserve">AR &amp; reporting</w:t>
+              </w:r>
+            </w:hyperlink>
           </w:p>
         </w:tc>
         <w:tc>
@@ -953,8 +1311,8 @@
       </w:pPr>
       <w:r>
         <w:rPr>
+          <w:b/>
           <w:bCs/>
-          <w:b/>
         </w:rPr>
         <w:t xml:space="preserve">How to choose:</w:t>
       </w:r>
@@ -963,9 +1321,8 @@
       <w:tblPr>
         <w:tblStyle w:val="Table"/>
         <w:tblW w:w="9360" w:type="dxa"/>
+        <w:tblLayout w:type="fixed"/>
         <w:tblLook w:firstRow="1" w:lastRow="0" w:firstColumn="0" w:lastColumn="0" w:noHBand="0" w:noVBand="0" w:val="0020"/>
-        <w:jc w:val="start"/>
-        <w:tblLayout w:type="fixed"/>
       </w:tblPr>
       <w:tblGrid>
         <w:gridCol w:w="1580"/>
@@ -975,7 +1332,7 @@
       <w:tr>
         <w:trPr>
           <w:cantSplit/>
-          <w:tblHeader w:val="true"/>
+          <w:tblHeader w:val="on"/>
         </w:trPr>
         <w:tc>
           <w:tcPr/>
@@ -1140,130 +1497,207 @@
       </w:pPr>
       <w:r>
         <w:rPr>
+          <w:i/>
           <w:iCs/>
+        </w:rPr>
+        <w:t xml:space="preserve">Paths can mix. The choice sets which workflows you build (</w:t>
+      </w:r>
+      <w:hyperlink w:anchor="Xd34c8bd9b45e8c621656c0823a1821cd0407119">
+        <w:r>
+          <w:rPr>
+            <w:rStyle w:val="Hyperlink"/>
+            <w:i/>
+            <w:iCs/>
+          </w:rPr>
+          <w:t xml:space="preserve">Charge capture</w:t>
+        </w:r>
+      </w:hyperlink>
+      <w:r>
+        <w:rPr>
           <w:i/>
-        </w:rPr>
-        <w:t xml:space="preserve">Paths can mix. The choice sets which Section 3 lanes you build (3.5–3.10) vs. read only for the boundary.</w:t>
-      </w:r>
-    </w:p>
-    <w:p>
-      <w:pPr>
-        <w:pStyle w:val="BodyText"/>
-      </w:pPr>
-      <w:r>
-        <w:rPr>
-          <w:bCs/>
-          <w:b/>
-        </w:rPr>
-        <w:t xml:space="preserve">1.3 Who does the billing work, and is the patient part of it?</w:t>
-      </w:r>
-    </w:p>
-    <w:p>
-      <w:pPr>
-        <w:numPr>
-          <w:ilvl w:val="0"/>
-          <w:numId w:val="1003"/>
-        </w:numPr>
+          <w:iCs/>
+        </w:rPr>
+        <w:t xml:space="preserve">,</w:t>
+      </w:r>
+      <w:r>
+        <w:rPr>
+          <w:i/>
+          <w:iCs/>
+        </w:rPr>
+        <w:t xml:space="preserve"> </w:t>
+      </w:r>
+      <w:hyperlink w:anchor="X77391c27292ca82bfebfaeadf8459f044332849">
+        <w:r>
+          <w:rPr>
+            <w:rStyle w:val="Hyperlink"/>
+            <w:i/>
+            <w:iCs/>
+          </w:rPr>
+          <w:t xml:space="preserve">Claim submission</w:t>
+        </w:r>
+      </w:hyperlink>
+      <w:r>
+        <w:rPr>
+          <w:i/>
+          <w:iCs/>
+        </w:rPr>
+        <w:t xml:space="preserve">,</w:t>
+      </w:r>
+      <w:r>
+        <w:rPr>
+          <w:i/>
+          <w:iCs/>
+        </w:rPr>
+        <w:t xml:space="preserve"> </w:t>
+      </w:r>
+      <w:hyperlink w:anchor="X746a8460f386e4026b0dff6ec24346f15027834">
+        <w:r>
+          <w:rPr>
+            <w:rStyle w:val="Hyperlink"/>
+            <w:i/>
+            <w:iCs/>
+          </w:rPr>
+          <w:t xml:space="preserve">Responses and posting</w:t>
+        </w:r>
+      </w:hyperlink>
+      <w:r>
+        <w:rPr>
+          <w:i/>
+          <w:iCs/>
+        </w:rPr>
+        <w:t xml:space="preserve">,</w:t>
+      </w:r>
+      <w:r>
+        <w:rPr>
+          <w:i/>
+          <w:iCs/>
+        </w:rPr>
+        <w:t xml:space="preserve"> </w:t>
+      </w:r>
+      <w:hyperlink w:anchor="Xf46c4c29a90f7fd4ac180a91d29dd8f9415c6f0">
+        <w:r>
+          <w:rPr>
+            <w:rStyle w:val="Hyperlink"/>
+            <w:i/>
+            <w:iCs/>
+          </w:rPr>
+          <w:t xml:space="preserve">Denials and appeals</w:t>
+        </w:r>
+      </w:hyperlink>
+      <w:r>
+        <w:rPr>
+          <w:i/>
+          <w:iCs/>
+        </w:rPr>
+        <w:t xml:space="preserve">,</w:t>
+      </w:r>
+      <w:r>
+        <w:rPr>
+          <w:i/>
+          <w:iCs/>
+        </w:rPr>
+        <w:t xml:space="preserve"> </w:t>
+      </w:r>
+      <w:hyperlink w:anchor="how-will-patients-be-billed">
+        <w:r>
+          <w:rPr>
+            <w:rStyle w:val="Hyperlink"/>
+            <w:i/>
+            <w:iCs/>
+          </w:rPr>
+          <w:t xml:space="preserve">Patient billing</w:t>
+        </w:r>
+      </w:hyperlink>
+      <w:r>
+        <w:rPr>
+          <w:i/>
+          <w:iCs/>
+        </w:rPr>
+        <w:t xml:space="preserve">,</w:t>
+      </w:r>
+      <w:r>
+        <w:rPr>
+          <w:i/>
+          <w:iCs/>
+        </w:rPr>
+        <w:t xml:space="preserve"> </w:t>
+      </w:r>
+      <w:hyperlink w:anchor="X3429ee957dacc59b7a0ff7e79e7186185b7175c">
+        <w:r>
+          <w:rPr>
+            <w:rStyle w:val="Hyperlink"/>
+            <w:i/>
+            <w:iCs/>
+          </w:rPr>
+          <w:t xml:space="preserve">AR and reporting</w:t>
+        </w:r>
+      </w:hyperlink>
+      <w:r>
+        <w:rPr>
+          <w:i/>
+          <w:iCs/>
+        </w:rPr>
+        <w:t xml:space="preserve">) vs. read only for the boundary.</w:t>
+      </w:r>
+    </w:p>
+    <w:bookmarkStart w:id="17" w:name="X0bdf91dd45f9579562860888303e2fbabebc1be"/>
+    <w:bookmarkEnd w:id="17"/>
+    <w:bookmarkEnd w:id="18"/>
+    <w:bookmarkStart w:id="20" w:name="X626c330ebcc717433c02174283059d3144c2165"/>
+    <w:p>
+      <w:pPr>
+        <w:pStyle w:val="Heading3"/>
+      </w:pPr>
+      <w:r>
+        <w:t xml:space="preserve">Who does the billing work, and is the patient part of it?</w:t>
+      </w:r>
+    </w:p>
+    <w:p>
+      <w:pPr>
         <w:pStyle w:val="Compact"/>
-      </w:pPr>
-      <w:r>
-        <w:t xml:space="preserve">Charge capture: clinicians at point of care, or back-office entry?</w:t>
-      </w:r>
-    </w:p>
-    <w:p>
-      <w:pPr>
-        <w:numPr>
-          <w:ilvl w:val="0"/>
-          <w:numId w:val="1003"/>
-        </w:numPr>
-        <w:pStyle w:val="Compact"/>
-      </w:pPr>
-      <w:r>
-        <w:t xml:space="preserve">Coding and claim work: dedicated coders/billers, or automated with exception review?</w:t>
-      </w:r>
-    </w:p>
-    <w:p>
-      <w:pPr>
-        <w:numPr>
-          <w:ilvl w:val="0"/>
-          <w:numId w:val="1003"/>
-        </w:numPr>
-        <w:pStyle w:val="Compact"/>
-      </w:pPr>
-      <w:r>
-        <w:t xml:space="preserve">Accounts receivable (AR) follow-up: who works denials, aging, and patient balances?</w:t>
-      </w:r>
-    </w:p>
-    <w:p>
-      <w:pPr>
-        <w:numPr>
-          <w:ilvl w:val="0"/>
-          <w:numId w:val="1003"/>
-        </w:numPr>
-        <w:pStyle w:val="Compact"/>
-      </w:pPr>
-      <w:r>
-        <w:t xml:space="preserve">Patient: do patients see estimates, statements, or pay online?</w:t>
-      </w:r>
-    </w:p>
-    <w:p>
-      <w:pPr>
-        <w:pStyle w:val="FirstParagraph"/>
-      </w:pPr>
-      <w:r>
-        <w:rPr>
-          <w:iCs/>
-          <w:i/>
-        </w:rPr>
-        <w:t xml:space="preserve">Why: drives charge-capture design (3.5), who works denials and AR (3.8, 3.10), and whether patient-facing billing is in scope (3.9).</w:t>
-      </w:r>
-    </w:p>
-    <w:p>
-      <w:pPr>
-        <w:pStyle w:val="BodyText"/>
-      </w:pPr>
-      <w:r>
-        <w:rPr>
-          <w:bCs/>
-          <w:b/>
-        </w:rPr>
-        <w:t xml:space="preserve">1.4 Where does coding happen, and how automated is it?</w:t>
-      </w:r>
-    </w:p>
-    <w:p>
-      <w:pPr>
         <w:numPr>
           <w:ilvl w:val="0"/>
           <w:numId w:val="1004"/>
         </w:numPr>
+      </w:pPr>
+      <w:r>
+        <w:t xml:space="preserve">Charge capture: clinicians at point of care, or back-office entry?</w:t>
+      </w:r>
+    </w:p>
+    <w:p>
+      <w:pPr>
         <w:pStyle w:val="Compact"/>
-      </w:pPr>
-      <w:r>
-        <w:t xml:space="preserve">Auto-derived from clinical data (visit type, orders, procedures)?</w:t>
-      </w:r>
-    </w:p>
-    <w:p>
-      <w:pPr>
         <w:numPr>
           <w:ilvl w:val="0"/>
           <w:numId w:val="1004"/>
         </w:numPr>
+      </w:pPr>
+      <w:r>
+        <w:t xml:space="preserve">Coding and claim work: dedicated coders/billers, or automated with exception review?</w:t>
+      </w:r>
+    </w:p>
+    <w:p>
+      <w:pPr>
         <w:pStyle w:val="Compact"/>
-      </w:pPr>
-      <w:r>
-        <w:t xml:space="preserve">Coder-reviewed before the claim is built?</w:t>
-      </w:r>
-    </w:p>
-    <w:p>
-      <w:pPr>
         <w:numPr>
           <w:ilvl w:val="0"/>
           <w:numId w:val="1004"/>
         </w:numPr>
+      </w:pPr>
+      <w:r>
+        <w:t xml:space="preserve">Accounts receivable (AR) follow-up: who works denials, aging, and patient balances?</w:t>
+      </w:r>
+    </w:p>
+    <w:p>
+      <w:pPr>
         <w:pStyle w:val="Compact"/>
-      </w:pPr>
-      <w:r>
-        <w:t xml:space="preserve">Fully manual?</w:t>
+        <w:numPr>
+          <w:ilvl w:val="0"/>
+          <w:numId w:val="1004"/>
+        </w:numPr>
+      </w:pPr>
+      <w:r>
+        <w:t xml:space="preserve">Patient: do patients see estimates, statements, or pay online?</w:t>
       </w:r>
     </w:p>
     <w:p>
@@ -1272,55 +1706,224 @@
       </w:pPr>
       <w:r>
         <w:rPr>
+          <w:i/>
           <w:iCs/>
+        </w:rPr>
+        <w:t xml:space="preserve">Why: drives charge-capture design (</w:t>
+      </w:r>
+      <w:hyperlink w:anchor="Xd34c8bd9b45e8c621656c0823a1821cd0407119">
+        <w:r>
+          <w:rPr>
+            <w:rStyle w:val="Hyperlink"/>
+            <w:i/>
+            <w:iCs/>
+          </w:rPr>
+          <w:t xml:space="preserve">Charge capture</w:t>
+        </w:r>
+      </w:hyperlink>
+      <w:r>
+        <w:rPr>
           <w:i/>
-        </w:rPr>
-        <w:t xml:space="preserve">Why: drives the coding and review model in charge capture (3.5) and where scrubbing exceptions surface (3.6).</w:t>
-      </w:r>
-    </w:p>
-    <w:p>
-      <w:pPr>
-        <w:pStyle w:val="BodyText"/>
-      </w:pPr>
-      <w:r>
-        <w:rPr>
-          <w:bCs/>
-          <w:b/>
-        </w:rPr>
-        <w:t xml:space="preserve">1.5 New build or replacing/extending, and what else must billing touch?</w:t>
-      </w:r>
-    </w:p>
-    <w:p>
-      <w:pPr>
+          <w:iCs/>
+        </w:rPr>
+        <w:t xml:space="preserve">), who works denials and AR (</w:t>
+      </w:r>
+      <w:hyperlink w:anchor="Xf46c4c29a90f7fd4ac180a91d29dd8f9415c6f0">
+        <w:r>
+          <w:rPr>
+            <w:rStyle w:val="Hyperlink"/>
+            <w:i/>
+            <w:iCs/>
+          </w:rPr>
+          <w:t xml:space="preserve">Denials and appeals</w:t>
+        </w:r>
+      </w:hyperlink>
+      <w:r>
+        <w:rPr>
+          <w:i/>
+          <w:iCs/>
+        </w:rPr>
+        <w:t xml:space="preserve">,</w:t>
+      </w:r>
+      <w:r>
+        <w:rPr>
+          <w:i/>
+          <w:iCs/>
+        </w:rPr>
+        <w:t xml:space="preserve"> </w:t>
+      </w:r>
+      <w:hyperlink w:anchor="X3429ee957dacc59b7a0ff7e79e7186185b7175c">
+        <w:r>
+          <w:rPr>
+            <w:rStyle w:val="Hyperlink"/>
+            <w:i/>
+            <w:iCs/>
+          </w:rPr>
+          <w:t xml:space="preserve">AR and reporting</w:t>
+        </w:r>
+      </w:hyperlink>
+      <w:r>
+        <w:rPr>
+          <w:i/>
+          <w:iCs/>
+        </w:rPr>
+        <w:t xml:space="preserve">), and whether patient-facing billing is in scope (</w:t>
+      </w:r>
+      <w:hyperlink w:anchor="how-will-patients-be-billed">
+        <w:r>
+          <w:rPr>
+            <w:rStyle w:val="Hyperlink"/>
+            <w:i/>
+            <w:iCs/>
+          </w:rPr>
+          <w:t xml:space="preserve">Patient billing</w:t>
+        </w:r>
+      </w:hyperlink>
+      <w:r>
+        <w:rPr>
+          <w:i/>
+          <w:iCs/>
+        </w:rPr>
+        <w:t xml:space="preserve">).</w:t>
+      </w:r>
+    </w:p>
+    <w:bookmarkStart w:id="19" w:name="Xa593cf512ce1c44898ac34579f38c5bf3854532"/>
+    <w:bookmarkEnd w:id="19"/>
+    <w:bookmarkEnd w:id="20"/>
+    <w:bookmarkStart w:id="22" w:name="Xf4d41eaa08989bf80ea83ba446ffdada1b5e347"/>
+    <w:p>
+      <w:pPr>
+        <w:pStyle w:val="Heading3"/>
+      </w:pPr>
+      <w:r>
+        <w:t xml:space="preserve">Where does coding happen, and how automated is it?</w:t>
+      </w:r>
+    </w:p>
+    <w:p>
+      <w:pPr>
+        <w:pStyle w:val="Compact"/>
         <w:numPr>
           <w:ilvl w:val="0"/>
           <w:numId w:val="1005"/>
         </w:numPr>
+      </w:pPr>
+      <w:r>
+        <w:t xml:space="preserve">Auto-derived from clinical data (visit type, orders, procedures)?</w:t>
+      </w:r>
+    </w:p>
+    <w:p>
+      <w:pPr>
         <w:pStyle w:val="Compact"/>
-      </w:pPr>
-      <w:r>
-        <w:t xml:space="preserve">If replacing: what billing/PM system, and what gaps drove the change?</w:t>
-      </w:r>
-    </w:p>
-    <w:p>
-      <w:pPr>
         <w:numPr>
           <w:ilvl w:val="0"/>
           <w:numId w:val="1005"/>
         </w:numPr>
+      </w:pPr>
+      <w:r>
+        <w:t xml:space="preserve">Coder-reviewed before the claim is built?</w:t>
+      </w:r>
+    </w:p>
+    <w:p>
+      <w:pPr>
         <w:pStyle w:val="Compact"/>
-      </w:pPr>
-      <w:r>
-        <w:t xml:space="preserve">If new: is billing core to the product (you’re building an RCM/billing product) or additive (a clinical app that also needs to bill)?</w:t>
-      </w:r>
-    </w:p>
-    <w:p>
-      <w:pPr>
         <w:numPr>
           <w:ilvl w:val="0"/>
           <w:numId w:val="1005"/>
         </w:numPr>
+      </w:pPr>
+      <w:r>
+        <w:t xml:space="preserve">Fully manual?</w:t>
+      </w:r>
+    </w:p>
+    <w:p>
+      <w:pPr>
+        <w:pStyle w:val="FirstParagraph"/>
+      </w:pPr>
+      <w:r>
+        <w:rPr>
+          <w:i/>
+          <w:iCs/>
+        </w:rPr>
+        <w:t xml:space="preserve">Why: drives the coding and review model in charge capture (</w:t>
+      </w:r>
+      <w:hyperlink w:anchor="Xd34c8bd9b45e8c621656c0823a1821cd0407119">
+        <w:r>
+          <w:rPr>
+            <w:rStyle w:val="Hyperlink"/>
+            <w:i/>
+            <w:iCs/>
+          </w:rPr>
+          <w:t xml:space="preserve">Charge capture</w:t>
+        </w:r>
+      </w:hyperlink>
+      <w:r>
+        <w:rPr>
+          <w:i/>
+          <w:iCs/>
+        </w:rPr>
+        <w:t xml:space="preserve">) and where scrubbing exceptions surface (</w:t>
+      </w:r>
+      <w:hyperlink w:anchor="X77391c27292ca82bfebfaeadf8459f044332849">
+        <w:r>
+          <w:rPr>
+            <w:rStyle w:val="Hyperlink"/>
+            <w:i/>
+            <w:iCs/>
+          </w:rPr>
+          <w:t xml:space="preserve">Claim submission</w:t>
+        </w:r>
+      </w:hyperlink>
+      <w:r>
+        <w:rPr>
+          <w:i/>
+          <w:iCs/>
+        </w:rPr>
+        <w:t xml:space="preserve">).</w:t>
+      </w:r>
+    </w:p>
+    <w:bookmarkStart w:id="21" w:name="X706bae8768f71b48c0f419715f0842171e29637"/>
+    <w:bookmarkEnd w:id="21"/>
+    <w:bookmarkEnd w:id="22"/>
+    <w:bookmarkStart w:id="29" w:name="Xb76fab0ec41ce4da2739c2f7c5188f90254005c"/>
+    <w:p>
+      <w:pPr>
+        <w:pStyle w:val="Heading3"/>
+      </w:pPr>
+      <w:r>
+        <w:t xml:space="preserve">New build or replacing/extending, and what else must billing touch?</w:t>
+      </w:r>
+    </w:p>
+    <w:p>
+      <w:pPr>
         <w:pStyle w:val="Compact"/>
+        <w:numPr>
+          <w:ilvl w:val="0"/>
+          <w:numId w:val="1006"/>
+        </w:numPr>
+      </w:pPr>
+      <w:r>
+        <w:t xml:space="preserve">If replacing: what billing/PM system, and what gaps drove the change?</w:t>
+      </w:r>
+    </w:p>
+    <w:p>
+      <w:pPr>
+        <w:pStyle w:val="Compact"/>
+        <w:numPr>
+          <w:ilvl w:val="0"/>
+          <w:numId w:val="1006"/>
+        </w:numPr>
+      </w:pPr>
+      <w:r>
+        <w:t xml:space="preserve">If new: is billing core to the product (you’re building an RCM/billing product) or additive (a clinical app that also needs to bill)?</w:t>
+      </w:r>
+    </w:p>
+    <w:p>
+      <w:pPr>
+        <w:pStyle w:val="Compact"/>
+        <w:numPr>
+          <w:ilvl w:val="0"/>
+          <w:numId w:val="1006"/>
+        </w:numPr>
       </w:pPr>
       <w:r>
         <w:t xml:space="preserve">What other systems must billing read from or write to (clinical/EHR source, PM, clearinghouse, accounting/GL, payment processor, payer portals)?</w:t>
@@ -1332,27 +1935,120 @@
       </w:pPr>
       <w:r>
         <w:rPr>
+          <w:i/>
           <w:iCs/>
+        </w:rPr>
+        <w:t xml:space="preserve">Why: surfaces integration boundaries and the source-of-truth split behind</w:t>
+      </w:r>
+      <w:r>
+        <w:rPr>
           <w:i/>
-        </w:rPr>
-        <w:t xml:space="preserve">Why: surfaces integration boundaries and the source-of-truth split behind 1.2, 3.6, and 3.7. Core-to-product builds tend to own the cycle (a clearinghouse); additive builds tend to delegate (an RCM partner or external PM).</w:t>
-      </w:r>
-    </w:p>
-    <w:p>
-      <w:r>
-        <w:pict>
-          <v:rect style="width:0;height:1.5pt" o:hralign="center" o:hrstd="t" o:hr="t"/>
-        </w:pict>
-      </w:r>
-    </w:p>
+          <w:iCs/>
+        </w:rPr>
+        <w:t xml:space="preserve"> </w:t>
+      </w:r>
+      <w:hyperlink w:anchor="X84010e9cce6a158202632be05194bacb308ba01">
+        <w:r>
+          <w:rPr>
+            <w:rStyle w:val="Hyperlink"/>
+            <w:i/>
+            <w:iCs/>
+          </w:rPr>
+          <w:t xml:space="preserve">Workflow ownership</w:t>
+        </w:r>
+      </w:hyperlink>
+      <w:r>
+        <w:rPr>
+          <w:i/>
+          <w:iCs/>
+        </w:rPr>
+        <w:t xml:space="preserve">,</w:t>
+      </w:r>
+      <w:r>
+        <w:rPr>
+          <w:i/>
+          <w:iCs/>
+        </w:rPr>
+        <w:t xml:space="preserve"> </w:t>
+      </w:r>
+      <w:hyperlink w:anchor="X77391c27292ca82bfebfaeadf8459f044332849">
+        <w:r>
+          <w:rPr>
+            <w:rStyle w:val="Hyperlink"/>
+            <w:i/>
+            <w:iCs/>
+          </w:rPr>
+          <w:t xml:space="preserve">Claim submission</w:t>
+        </w:r>
+      </w:hyperlink>
+      <w:r>
+        <w:rPr>
+          <w:i/>
+          <w:iCs/>
+        </w:rPr>
+        <w:t xml:space="preserve">, and</w:t>
+      </w:r>
+      <w:r>
+        <w:rPr>
+          <w:i/>
+          <w:iCs/>
+        </w:rPr>
+        <w:t xml:space="preserve"> </w:t>
+      </w:r>
+      <w:hyperlink w:anchor="X746a8460f386e4026b0dff6ec24346f15027834">
+        <w:r>
+          <w:rPr>
+            <w:rStyle w:val="Hyperlink"/>
+            <w:i/>
+            <w:iCs/>
+          </w:rPr>
+          <w:t xml:space="preserve">Responses and posting</w:t>
+        </w:r>
+      </w:hyperlink>
+      <w:r>
+        <w:rPr>
+          <w:i/>
+          <w:iCs/>
+        </w:rPr>
+        <w:t xml:space="preserve">. Core-to-product builds tend to own the cycle (a clearinghouse); additive builds tend to delegate (an RCM partner or external PM).</w:t>
+      </w:r>
+    </w:p>
+    <w:bookmarkStart w:id="23" w:name="section-2-feature-scoping"/>
+    <w:bookmarkEnd w:id="23"/>
+    <w:bookmarkStart w:id="24" w:name="scope-checklist"/>
     <w:bookmarkEnd w:id="24"/>
-    <w:bookmarkStart w:id="25" w:name="section-2-feature-scoping"/>
+    <w:bookmarkStart w:id="25" w:name="section-3-feature-deep-dives"/>
+    <w:bookmarkEnd w:id="25"/>
+    <w:bookmarkStart w:id="26" w:name="decisions"/>
+    <w:bookmarkEnd w:id="26"/>
+    <w:bookmarkStart w:id="27" w:name="decision-1"/>
+    <w:bookmarkEnd w:id="27"/>
+    <w:bookmarkStart w:id="28" w:name="Xcab858c95bd2fd701200978dda5c752264f5227"/>
+    <w:bookmarkEnd w:id="28"/>
+    <w:bookmarkEnd w:id="29"/>
+    <w:bookmarkEnd w:id="30"/>
+    <w:bookmarkStart w:id="42" w:name="coverage-and-accounts"/>
     <w:p>
       <w:pPr>
         <w:pStyle w:val="Heading2"/>
       </w:pPr>
       <w:r>
-        <w:t xml:space="preserve">Section 2: Feature Scoping</w:t>
+        <w:t xml:space="preserve">Coverage and accounts</w:t>
+      </w:r>
+    </w:p>
+    <w:bookmarkStart w:id="31" w:name="foundations"/>
+    <w:bookmarkEnd w:id="31"/>
+    <w:bookmarkStart w:id="32" w:name="X566c7e55d16ccb88d0f528372a4280658397bb5"/>
+    <w:bookmarkEnd w:id="32"/>
+    <w:bookmarkStart w:id="33" w:name="X887afeded978c566825c8ae405ea57fee366ef6"/>
+    <w:bookmarkEnd w:id="33"/>
+    <w:bookmarkStart w:id="38" w:name="Xa8406ddfcb1bd70b201a9e99f840ee7e98a9469"/>
+    <w:p>
+      <w:pPr>
+        <w:pStyle w:val="Heading3"/>
+      </w:pPr>
+      <w:r>
+        <w:t xml:space="preserve">How will coverage, subscribers, and payers be represented?</w:t>
       </w:r>
     </w:p>
     <w:p>
@@ -1360,1517 +2056,12 @@
         <w:pStyle w:val="FirstParagraph"/>
       </w:pPr>
       <w:r>
-        <w:rPr>
-          <w:iCs/>
-          <w:i/>
-        </w:rPr>
-        <w:t xml:space="preserve">Go through each row together. For each cell under Yes / No / Nice-to-have / Not sure, mark the customer’s answer. The</w:t>
+        <w:t xml:space="preserve">How you represent a patient’s insurance (the coverage stack, the subscriber, payers, cost-sharing) is the foundation every claim and eligibility check builds on. See</w:t>
       </w:r>
       <w:r>
         <w:t xml:space="preserve"> </w:t>
       </w:r>
-      <w:r>
-        <w:rPr>
-          <w:bCs/>
-          <w:b/>
-        </w:rPr>
-        <w:t xml:space="preserve">§</w:t>
-      </w:r>
-      <w:r>
-        <w:t xml:space="preserve"> </w:t>
-      </w:r>
-      <w:r>
-        <w:rPr>
-          <w:iCs/>
-          <w:i/>
-        </w:rPr>
-        <w:t xml:space="preserve">column points to the deep-dive subsection that covers each feature.</w:t>
-      </w:r>
-    </w:p>
-    <w:tbl>
-      <w:tblPr>
-        <w:tblStyle w:val="Table"/>
-        <w:tblW w:w="9360" w:type="dxa"/>
-        <w:tblLook w:firstRow="1" w:lastRow="0" w:firstColumn="0" w:lastColumn="0" w:noHBand="0" w:noVBand="0" w:val="0020"/>
-        <w:jc w:val="start"/>
-        <w:tblLayout w:type="fixed"/>
-      </w:tblPr>
-      <w:tblGrid>
-        <w:gridCol w:w="600"/>
-        <w:gridCol w:w="3433"/>
-        <w:gridCol w:w="994"/>
-        <w:gridCol w:w="740"/>
-        <w:gridCol w:w="600"/>
-        <w:gridCol w:w="2000"/>
-        <w:gridCol w:w="993"/>
-      </w:tblGrid>
-      <w:tr>
-        <w:trPr>
-          <w:cantSplit/>
-          <w:tblHeader w:val="true"/>
-        </w:trPr>
-        <w:tc>
-          <w:tcPr/>
-          <w:p>
-            <w:pPr>
-              <w:pStyle w:val="Compact"/>
-              <w:jc w:val="left"/>
-            </w:pPr>
-            <w:r>
-              <w:t xml:space="preserve">#</w:t>
-            </w:r>
-          </w:p>
-        </w:tc>
-        <w:tc>
-          <w:tcPr/>
-          <w:p>
-            <w:pPr>
-              <w:pStyle w:val="Compact"/>
-              <w:jc w:val="left"/>
-            </w:pPr>
-            <w:r>
-              <w:t xml:space="preserve">Feature</w:t>
-            </w:r>
-          </w:p>
-        </w:tc>
-        <w:tc>
-          <w:tcPr/>
-          <w:p>
-            <w:pPr>
-              <w:pStyle w:val="Compact"/>
-              <w:jc w:val="left"/>
-            </w:pPr>
-            <w:r>
-              <w:t xml:space="preserve">§</w:t>
-            </w:r>
-          </w:p>
-        </w:tc>
-        <w:tc>
-          <w:tcPr/>
-          <w:p>
-            <w:pPr>
-              <w:pStyle w:val="Compact"/>
-              <w:jc w:val="left"/>
-            </w:pPr>
-            <w:r>
-              <w:t xml:space="preserve">Yes</w:t>
-            </w:r>
-          </w:p>
-        </w:tc>
-        <w:tc>
-          <w:tcPr/>
-          <w:p>
-            <w:pPr>
-              <w:pStyle w:val="Compact"/>
-              <w:jc w:val="left"/>
-            </w:pPr>
-            <w:r>
-              <w:t xml:space="preserve">No</w:t>
-            </w:r>
-          </w:p>
-        </w:tc>
-        <w:tc>
-          <w:tcPr/>
-          <w:p>
-            <w:pPr>
-              <w:pStyle w:val="Compact"/>
-              <w:jc w:val="left"/>
-            </w:pPr>
-            <w:r>
-              <w:t xml:space="preserve">Nice-to-have</w:t>
-            </w:r>
-          </w:p>
-        </w:tc>
-        <w:tc>
-          <w:tcPr/>
-          <w:p>
-            <w:pPr>
-              <w:pStyle w:val="Compact"/>
-              <w:jc w:val="left"/>
-            </w:pPr>
-            <w:r>
-              <w:t xml:space="preserve">Not sure</w:t>
-            </w:r>
-          </w:p>
-        </w:tc>
-      </w:tr>
-      <w:tr>
-        <w:trPr>
-          <w:cantSplit/>
-        </w:trPr>
-        <w:tc>
-          <w:tcPr/>
-          <w:p>
-            <w:pPr>
-              <w:pStyle w:val="Compact"/>
-              <w:jc w:val="left"/>
-            </w:pPr>
-            <w:r>
-              <w:t xml:space="preserve">1</w:t>
-            </w:r>
-          </w:p>
-        </w:tc>
-        <w:tc>
-          <w:tcPr/>
-          <w:p>
-            <w:pPr>
-              <w:pStyle w:val="Compact"/>
-              <w:jc w:val="left"/>
-            </w:pPr>
-            <w:r>
-              <w:t xml:space="preserve">Coverage &amp; payer modeling</w:t>
-            </w:r>
-          </w:p>
-        </w:tc>
-        <w:tc>
-          <w:tcPr/>
-          <w:p>
-            <w:pPr>
-              <w:pStyle w:val="Compact"/>
-              <w:jc w:val="left"/>
-            </w:pPr>
-            <w:r>
-              <w:t xml:space="preserve">3.1</w:t>
-            </w:r>
-          </w:p>
-        </w:tc>
-        <w:tc>
-          <w:tcPr/>
-          <w:p>
-            <w:pPr>
-              <w:pStyle w:val="Compact"/>
-            </w:pPr>
-          </w:p>
-        </w:tc>
-        <w:tc>
-          <w:tcPr/>
-          <w:p>
-            <w:pPr>
-              <w:pStyle w:val="Compact"/>
-            </w:pPr>
-          </w:p>
-        </w:tc>
-        <w:tc>
-          <w:tcPr/>
-          <w:p>
-            <w:pPr>
-              <w:pStyle w:val="Compact"/>
-            </w:pPr>
-          </w:p>
-        </w:tc>
-        <w:tc>
-          <w:tcPr/>
-          <w:p>
-            <w:pPr>
-              <w:pStyle w:val="Compact"/>
-            </w:pPr>
-          </w:p>
-        </w:tc>
-      </w:tr>
-      <w:tr>
-        <w:trPr>
-          <w:cantSplit/>
-        </w:trPr>
-        <w:tc>
-          <w:tcPr/>
-          <w:p>
-            <w:pPr>
-              <w:pStyle w:val="Compact"/>
-              <w:jc w:val="left"/>
-            </w:pPr>
-            <w:r>
-              <w:t xml:space="preserve">2</w:t>
-            </w:r>
-          </w:p>
-        </w:tc>
-        <w:tc>
-          <w:tcPr/>
-          <w:p>
-            <w:pPr>
-              <w:pStyle w:val="Compact"/>
-              <w:jc w:val="left"/>
-            </w:pPr>
-            <w:r>
-              <w:t xml:space="preserve">Patient financial account / running balance</w:t>
-            </w:r>
-          </w:p>
-        </w:tc>
-        <w:tc>
-          <w:tcPr/>
-          <w:p>
-            <w:pPr>
-              <w:pStyle w:val="Compact"/>
-              <w:jc w:val="left"/>
-            </w:pPr>
-            <w:r>
-              <w:t xml:space="preserve">3.2</w:t>
-            </w:r>
-          </w:p>
-        </w:tc>
-        <w:tc>
-          <w:tcPr/>
-          <w:p>
-            <w:pPr>
-              <w:pStyle w:val="Compact"/>
-            </w:pPr>
-          </w:p>
-        </w:tc>
-        <w:tc>
-          <w:tcPr/>
-          <w:p>
-            <w:pPr>
-              <w:pStyle w:val="Compact"/>
-            </w:pPr>
-          </w:p>
-        </w:tc>
-        <w:tc>
-          <w:tcPr/>
-          <w:p>
-            <w:pPr>
-              <w:pStyle w:val="Compact"/>
-            </w:pPr>
-          </w:p>
-        </w:tc>
-        <w:tc>
-          <w:tcPr/>
-          <w:p>
-            <w:pPr>
-              <w:pStyle w:val="Compact"/>
-            </w:pPr>
-          </w:p>
-        </w:tc>
-      </w:tr>
-      <w:tr>
-        <w:trPr>
-          <w:cantSplit/>
-        </w:trPr>
-        <w:tc>
-          <w:tcPr/>
-          <w:p>
-            <w:pPr>
-              <w:pStyle w:val="Compact"/>
-              <w:jc w:val="left"/>
-            </w:pPr>
-            <w:r>
-              <w:t xml:space="preserve">3</w:t>
-            </w:r>
-          </w:p>
-        </w:tc>
-        <w:tc>
-          <w:tcPr/>
-          <w:p>
-            <w:pPr>
-              <w:pStyle w:val="Compact"/>
-              <w:jc w:val="left"/>
-            </w:pPr>
-            <w:r>
-              <w:t xml:space="preserve">Real-time eligibility &amp; benefits (270/271)</w:t>
-            </w:r>
-          </w:p>
-        </w:tc>
-        <w:tc>
-          <w:tcPr/>
-          <w:p>
-            <w:pPr>
-              <w:pStyle w:val="Compact"/>
-              <w:jc w:val="left"/>
-            </w:pPr>
-            <w:r>
-              <w:t xml:space="preserve">3.3</w:t>
-            </w:r>
-          </w:p>
-        </w:tc>
-        <w:tc>
-          <w:tcPr/>
-          <w:p>
-            <w:pPr>
-              <w:pStyle w:val="Compact"/>
-            </w:pPr>
-          </w:p>
-        </w:tc>
-        <w:tc>
-          <w:tcPr/>
-          <w:p>
-            <w:pPr>
-              <w:pStyle w:val="Compact"/>
-            </w:pPr>
-          </w:p>
-        </w:tc>
-        <w:tc>
-          <w:tcPr/>
-          <w:p>
-            <w:pPr>
-              <w:pStyle w:val="Compact"/>
-            </w:pPr>
-          </w:p>
-        </w:tc>
-        <w:tc>
-          <w:tcPr/>
-          <w:p>
-            <w:pPr>
-              <w:pStyle w:val="Compact"/>
-            </w:pPr>
-          </w:p>
-        </w:tc>
-      </w:tr>
-      <w:tr>
-        <w:trPr>
-          <w:cantSplit/>
-        </w:trPr>
-        <w:tc>
-          <w:tcPr/>
-          <w:p>
-            <w:pPr>
-              <w:pStyle w:val="Compact"/>
-              <w:jc w:val="left"/>
-            </w:pPr>
-            <w:r>
-              <w:t xml:space="preserve">4</w:t>
-            </w:r>
-          </w:p>
-        </w:tc>
-        <w:tc>
-          <w:tcPr/>
-          <w:p>
-            <w:pPr>
-              <w:pStyle w:val="Compact"/>
-              <w:jc w:val="left"/>
-            </w:pPr>
-            <w:r>
-              <w:t xml:space="preserve">Prior authorization (pre-service)</w:t>
-            </w:r>
-          </w:p>
-        </w:tc>
-        <w:tc>
-          <w:tcPr/>
-          <w:p>
-            <w:pPr>
-              <w:pStyle w:val="Compact"/>
-              <w:jc w:val="left"/>
-            </w:pPr>
-            <w:r>
-              <w:t xml:space="preserve">3.4</w:t>
-            </w:r>
-          </w:p>
-        </w:tc>
-        <w:tc>
-          <w:tcPr/>
-          <w:p>
-            <w:pPr>
-              <w:pStyle w:val="Compact"/>
-            </w:pPr>
-          </w:p>
-        </w:tc>
-        <w:tc>
-          <w:tcPr/>
-          <w:p>
-            <w:pPr>
-              <w:pStyle w:val="Compact"/>
-            </w:pPr>
-          </w:p>
-        </w:tc>
-        <w:tc>
-          <w:tcPr/>
-          <w:p>
-            <w:pPr>
-              <w:pStyle w:val="Compact"/>
-            </w:pPr>
-          </w:p>
-        </w:tc>
-        <w:tc>
-          <w:tcPr/>
-          <w:p>
-            <w:pPr>
-              <w:pStyle w:val="Compact"/>
-            </w:pPr>
-          </w:p>
-        </w:tc>
-      </w:tr>
-      <w:tr>
-        <w:trPr>
-          <w:cantSplit/>
-        </w:trPr>
-        <w:tc>
-          <w:tcPr/>
-          <w:p>
-            <w:pPr>
-              <w:pStyle w:val="Compact"/>
-              <w:jc w:val="left"/>
-            </w:pPr>
-            <w:r>
-              <w:t xml:space="preserve">5</w:t>
-            </w:r>
-          </w:p>
-        </w:tc>
-        <w:tc>
-          <w:tcPr/>
-          <w:p>
-            <w:pPr>
-              <w:pStyle w:val="Compact"/>
-              <w:jc w:val="left"/>
-            </w:pPr>
-            <w:r>
-              <w:t xml:space="preserve">Patient cost / Good-Faith Estimates</w:t>
-            </w:r>
-          </w:p>
-        </w:tc>
-        <w:tc>
-          <w:tcPr/>
-          <w:p>
-            <w:pPr>
-              <w:pStyle w:val="Compact"/>
-              <w:jc w:val="left"/>
-            </w:pPr>
-            <w:r>
-              <w:t xml:space="preserve">3.4</w:t>
-            </w:r>
-          </w:p>
-        </w:tc>
-        <w:tc>
-          <w:tcPr/>
-          <w:p>
-            <w:pPr>
-              <w:pStyle w:val="Compact"/>
-            </w:pPr>
-          </w:p>
-        </w:tc>
-        <w:tc>
-          <w:tcPr/>
-          <w:p>
-            <w:pPr>
-              <w:pStyle w:val="Compact"/>
-            </w:pPr>
-          </w:p>
-        </w:tc>
-        <w:tc>
-          <w:tcPr/>
-          <w:p>
-            <w:pPr>
-              <w:pStyle w:val="Compact"/>
-            </w:pPr>
-          </w:p>
-        </w:tc>
-        <w:tc>
-          <w:tcPr/>
-          <w:p>
-            <w:pPr>
-              <w:pStyle w:val="Compact"/>
-            </w:pPr>
-          </w:p>
-        </w:tc>
-      </w:tr>
-      <w:tr>
-        <w:trPr>
-          <w:cantSplit/>
-        </w:trPr>
-        <w:tc>
-          <w:tcPr/>
-          <w:p>
-            <w:pPr>
-              <w:pStyle w:val="Compact"/>
-              <w:jc w:val="left"/>
-            </w:pPr>
-            <w:r>
-              <w:t xml:space="preserve">6</w:t>
-            </w:r>
-          </w:p>
-        </w:tc>
-        <w:tc>
-          <w:tcPr/>
-          <w:p>
-            <w:pPr>
-              <w:pStyle w:val="Compact"/>
-              <w:jc w:val="left"/>
-            </w:pPr>
-            <w:r>
-              <w:t xml:space="preserve">Charge capture (encounter-linked) &amp; pricing / fee schedules</w:t>
-            </w:r>
-          </w:p>
-        </w:tc>
-        <w:tc>
-          <w:tcPr/>
-          <w:p>
-            <w:pPr>
-              <w:pStyle w:val="Compact"/>
-              <w:jc w:val="left"/>
-            </w:pPr>
-            <w:r>
-              <w:t xml:space="preserve">3.5</w:t>
-            </w:r>
-          </w:p>
-        </w:tc>
-        <w:tc>
-          <w:tcPr/>
-          <w:p>
-            <w:pPr>
-              <w:pStyle w:val="Compact"/>
-            </w:pPr>
-          </w:p>
-        </w:tc>
-        <w:tc>
-          <w:tcPr/>
-          <w:p>
-            <w:pPr>
-              <w:pStyle w:val="Compact"/>
-            </w:pPr>
-          </w:p>
-        </w:tc>
-        <w:tc>
-          <w:tcPr/>
-          <w:p>
-            <w:pPr>
-              <w:pStyle w:val="Compact"/>
-            </w:pPr>
-          </w:p>
-        </w:tc>
-        <w:tc>
-          <w:tcPr/>
-          <w:p>
-            <w:pPr>
-              <w:pStyle w:val="Compact"/>
-            </w:pPr>
-          </w:p>
-        </w:tc>
-      </w:tr>
-      <w:tr>
-        <w:trPr>
-          <w:cantSplit/>
-        </w:trPr>
-        <w:tc>
-          <w:tcPr/>
-          <w:p>
-            <w:pPr>
-              <w:pStyle w:val="Compact"/>
-              <w:jc w:val="left"/>
-            </w:pPr>
-            <w:r>
-              <w:t xml:space="preserve">7</w:t>
-            </w:r>
-          </w:p>
-        </w:tc>
-        <w:tc>
-          <w:tcPr/>
-          <w:p>
-            <w:pPr>
-              <w:pStyle w:val="Compact"/>
-              <w:jc w:val="left"/>
-            </w:pPr>
-            <w:r>
-              <w:t xml:space="preserve">Coding (CPT/ICD-10, modifiers) with review queue</w:t>
-            </w:r>
-          </w:p>
-        </w:tc>
-        <w:tc>
-          <w:tcPr/>
-          <w:p>
-            <w:pPr>
-              <w:pStyle w:val="Compact"/>
-              <w:jc w:val="left"/>
-            </w:pPr>
-            <w:r>
-              <w:t xml:space="preserve">3.5, 3.6</w:t>
-            </w:r>
-          </w:p>
-        </w:tc>
-        <w:tc>
-          <w:tcPr/>
-          <w:p>
-            <w:pPr>
-              <w:pStyle w:val="Compact"/>
-            </w:pPr>
-          </w:p>
-        </w:tc>
-        <w:tc>
-          <w:tcPr/>
-          <w:p>
-            <w:pPr>
-              <w:pStyle w:val="Compact"/>
-            </w:pPr>
-          </w:p>
-        </w:tc>
-        <w:tc>
-          <w:tcPr/>
-          <w:p>
-            <w:pPr>
-              <w:pStyle w:val="Compact"/>
-            </w:pPr>
-          </w:p>
-        </w:tc>
-        <w:tc>
-          <w:tcPr/>
-          <w:p>
-            <w:pPr>
-              <w:pStyle w:val="Compact"/>
-            </w:pPr>
-          </w:p>
-        </w:tc>
-      </w:tr>
-      <w:tr>
-        <w:trPr>
-          <w:cantSplit/>
-        </w:trPr>
-        <w:tc>
-          <w:tcPr/>
-          <w:p>
-            <w:pPr>
-              <w:pStyle w:val="Compact"/>
-              <w:jc w:val="left"/>
-            </w:pPr>
-            <w:r>
-              <w:t xml:space="preserve">8</w:t>
-            </w:r>
-          </w:p>
-        </w:tc>
-        <w:tc>
-          <w:tcPr/>
-          <w:p>
-            <w:pPr>
-              <w:pStyle w:val="Compact"/>
-              <w:jc w:val="left"/>
-            </w:pPr>
-            <w:r>
-              <w:t xml:space="preserve">Assemble, validate &amp; submit claims</w:t>
-            </w:r>
-          </w:p>
-        </w:tc>
-        <w:tc>
-          <w:tcPr/>
-          <w:p>
-            <w:pPr>
-              <w:pStyle w:val="Compact"/>
-              <w:jc w:val="left"/>
-            </w:pPr>
-            <w:r>
-              <w:t xml:space="preserve">3.6</w:t>
-            </w:r>
-          </w:p>
-        </w:tc>
-        <w:tc>
-          <w:tcPr/>
-          <w:p>
-            <w:pPr>
-              <w:pStyle w:val="Compact"/>
-            </w:pPr>
-          </w:p>
-        </w:tc>
-        <w:tc>
-          <w:tcPr/>
-          <w:p>
-            <w:pPr>
-              <w:pStyle w:val="Compact"/>
-            </w:pPr>
-          </w:p>
-        </w:tc>
-        <w:tc>
-          <w:tcPr/>
-          <w:p>
-            <w:pPr>
-              <w:pStyle w:val="Compact"/>
-            </w:pPr>
-          </w:p>
-        </w:tc>
-        <w:tc>
-          <w:tcPr/>
-          <w:p>
-            <w:pPr>
-              <w:pStyle w:val="Compact"/>
-            </w:pPr>
-          </w:p>
-        </w:tc>
-      </w:tr>
-      <w:tr>
-        <w:trPr>
-          <w:cantSplit/>
-        </w:trPr>
-        <w:tc>
-          <w:tcPr/>
-          <w:p>
-            <w:pPr>
-              <w:pStyle w:val="Compact"/>
-              <w:jc w:val="left"/>
-            </w:pPr>
-            <w:r>
-              <w:t xml:space="preserve">9</w:t>
-            </w:r>
-          </w:p>
-        </w:tc>
-        <w:tc>
-          <w:tcPr/>
-          <w:p>
-            <w:pPr>
-              <w:pStyle w:val="Compact"/>
-              <w:jc w:val="left"/>
-            </w:pPr>
-            <w:r>
-              <w:t xml:space="preserve">CMS-1500 PDFs / superbills (manual / patient submission)</w:t>
-            </w:r>
-          </w:p>
-        </w:tc>
-        <w:tc>
-          <w:tcPr/>
-          <w:p>
-            <w:pPr>
-              <w:pStyle w:val="Compact"/>
-              <w:jc w:val="left"/>
-            </w:pPr>
-            <w:r>
-              <w:t xml:space="preserve">3.6</w:t>
-            </w:r>
-          </w:p>
-        </w:tc>
-        <w:tc>
-          <w:tcPr/>
-          <w:p>
-            <w:pPr>
-              <w:pStyle w:val="Compact"/>
-            </w:pPr>
-          </w:p>
-        </w:tc>
-        <w:tc>
-          <w:tcPr/>
-          <w:p>
-            <w:pPr>
-              <w:pStyle w:val="Compact"/>
-            </w:pPr>
-          </w:p>
-        </w:tc>
-        <w:tc>
-          <w:tcPr/>
-          <w:p>
-            <w:pPr>
-              <w:pStyle w:val="Compact"/>
-            </w:pPr>
-          </w:p>
-        </w:tc>
-        <w:tc>
-          <w:tcPr/>
-          <w:p>
-            <w:pPr>
-              <w:pStyle w:val="Compact"/>
-            </w:pPr>
-          </w:p>
-        </w:tc>
-      </w:tr>
-      <w:tr>
-        <w:trPr>
-          <w:cantSplit/>
-        </w:trPr>
-        <w:tc>
-          <w:tcPr/>
-          <w:p>
-            <w:pPr>
-              <w:pStyle w:val="Compact"/>
-              <w:jc w:val="left"/>
-            </w:pPr>
-            <w:r>
-              <w:t xml:space="preserve">10</w:t>
-            </w:r>
-          </w:p>
-        </w:tc>
-        <w:tc>
-          <w:tcPr/>
-          <w:p>
-            <w:pPr>
-              <w:pStyle w:val="Compact"/>
-              <w:jc w:val="left"/>
-            </w:pPr>
-            <w:r>
-              <w:t xml:space="preserve">Ingest payer responses &amp; post remittance (277CA / 835)</w:t>
-            </w:r>
-          </w:p>
-        </w:tc>
-        <w:tc>
-          <w:tcPr/>
-          <w:p>
-            <w:pPr>
-              <w:pStyle w:val="Compact"/>
-              <w:jc w:val="left"/>
-            </w:pPr>
-            <w:r>
-              <w:t xml:space="preserve">3.7</w:t>
-            </w:r>
-          </w:p>
-        </w:tc>
-        <w:tc>
-          <w:tcPr/>
-          <w:p>
-            <w:pPr>
-              <w:pStyle w:val="Compact"/>
-            </w:pPr>
-          </w:p>
-        </w:tc>
-        <w:tc>
-          <w:tcPr/>
-          <w:p>
-            <w:pPr>
-              <w:pStyle w:val="Compact"/>
-            </w:pPr>
-          </w:p>
-        </w:tc>
-        <w:tc>
-          <w:tcPr/>
-          <w:p>
-            <w:pPr>
-              <w:pStyle w:val="Compact"/>
-            </w:pPr>
-          </w:p>
-        </w:tc>
-        <w:tc>
-          <w:tcPr/>
-          <w:p>
-            <w:pPr>
-              <w:pStyle w:val="Compact"/>
-            </w:pPr>
-          </w:p>
-        </w:tc>
-      </w:tr>
-      <w:tr>
-        <w:trPr>
-          <w:cantSplit/>
-        </w:trPr>
-        <w:tc>
-          <w:tcPr/>
-          <w:p>
-            <w:pPr>
-              <w:pStyle w:val="Compact"/>
-              <w:jc w:val="left"/>
-            </w:pPr>
-            <w:r>
-              <w:t xml:space="preserve">11</w:t>
-            </w:r>
-          </w:p>
-        </w:tc>
-        <w:tc>
-          <w:tcPr/>
-          <w:p>
-            <w:pPr>
-              <w:pStyle w:val="Compact"/>
-              <w:jc w:val="left"/>
-            </w:pPr>
-            <w:r>
-              <w:t xml:space="preserve">Denials, corrected claims &amp; appeals</w:t>
-            </w:r>
-          </w:p>
-        </w:tc>
-        <w:tc>
-          <w:tcPr/>
-          <w:p>
-            <w:pPr>
-              <w:pStyle w:val="Compact"/>
-              <w:jc w:val="left"/>
-            </w:pPr>
-            <w:r>
-              <w:t xml:space="preserve">3.8</w:t>
-            </w:r>
-          </w:p>
-        </w:tc>
-        <w:tc>
-          <w:tcPr/>
-          <w:p>
-            <w:pPr>
-              <w:pStyle w:val="Compact"/>
-            </w:pPr>
-          </w:p>
-        </w:tc>
-        <w:tc>
-          <w:tcPr/>
-          <w:p>
-            <w:pPr>
-              <w:pStyle w:val="Compact"/>
-            </w:pPr>
-          </w:p>
-        </w:tc>
-        <w:tc>
-          <w:tcPr/>
-          <w:p>
-            <w:pPr>
-              <w:pStyle w:val="Compact"/>
-            </w:pPr>
-          </w:p>
-        </w:tc>
-        <w:tc>
-          <w:tcPr/>
-          <w:p>
-            <w:pPr>
-              <w:pStyle w:val="Compact"/>
-            </w:pPr>
-          </w:p>
-        </w:tc>
-      </w:tr>
-      <w:tr>
-        <w:trPr>
-          <w:cantSplit/>
-        </w:trPr>
-        <w:tc>
-          <w:tcPr/>
-          <w:p>
-            <w:pPr>
-              <w:pStyle w:val="Compact"/>
-              <w:jc w:val="left"/>
-            </w:pPr>
-            <w:r>
-              <w:t xml:space="preserve">12</w:t>
-            </w:r>
-          </w:p>
-        </w:tc>
-        <w:tc>
-          <w:tcPr/>
-          <w:p>
-            <w:pPr>
-              <w:pStyle w:val="Compact"/>
-              <w:jc w:val="left"/>
-            </w:pPr>
-            <w:r>
-              <w:t xml:space="preserve">Patient statements, invoices &amp; online payment</w:t>
-            </w:r>
-          </w:p>
-        </w:tc>
-        <w:tc>
-          <w:tcPr/>
-          <w:p>
-            <w:pPr>
-              <w:pStyle w:val="Compact"/>
-              <w:jc w:val="left"/>
-            </w:pPr>
-            <w:r>
-              <w:t xml:space="preserve">3.9</w:t>
-            </w:r>
-          </w:p>
-        </w:tc>
-        <w:tc>
-          <w:tcPr/>
-          <w:p>
-            <w:pPr>
-              <w:pStyle w:val="Compact"/>
-            </w:pPr>
-          </w:p>
-        </w:tc>
-        <w:tc>
-          <w:tcPr/>
-          <w:p>
-            <w:pPr>
-              <w:pStyle w:val="Compact"/>
-            </w:pPr>
-          </w:p>
-        </w:tc>
-        <w:tc>
-          <w:tcPr/>
-          <w:p>
-            <w:pPr>
-              <w:pStyle w:val="Compact"/>
-            </w:pPr>
-          </w:p>
-        </w:tc>
-        <w:tc>
-          <w:tcPr/>
-          <w:p>
-            <w:pPr>
-              <w:pStyle w:val="Compact"/>
-            </w:pPr>
-          </w:p>
-        </w:tc>
-      </w:tr>
-      <w:tr>
-        <w:trPr>
-          <w:cantSplit/>
-        </w:trPr>
-        <w:tc>
-          <w:tcPr/>
-          <w:p>
-            <w:pPr>
-              <w:pStyle w:val="Compact"/>
-              <w:jc w:val="left"/>
-            </w:pPr>
-            <w:r>
-              <w:t xml:space="preserve">13</w:t>
-            </w:r>
-          </w:p>
-        </w:tc>
-        <w:tc>
-          <w:tcPr/>
-          <w:p>
-            <w:pPr>
-              <w:pStyle w:val="Compact"/>
-              <w:jc w:val="left"/>
-            </w:pPr>
-            <w:r>
-              <w:t xml:space="preserve">Claim / AR status, aging &amp; reporting</w:t>
-            </w:r>
-          </w:p>
-        </w:tc>
-        <w:tc>
-          <w:tcPr/>
-          <w:p>
-            <w:pPr>
-              <w:pStyle w:val="Compact"/>
-              <w:jc w:val="left"/>
-            </w:pPr>
-            <w:r>
-              <w:t xml:space="preserve">3.10</w:t>
-            </w:r>
-          </w:p>
-        </w:tc>
-        <w:tc>
-          <w:tcPr/>
-          <w:p>
-            <w:pPr>
-              <w:pStyle w:val="Compact"/>
-            </w:pPr>
-          </w:p>
-        </w:tc>
-        <w:tc>
-          <w:tcPr/>
-          <w:p>
-            <w:pPr>
-              <w:pStyle w:val="Compact"/>
-            </w:pPr>
-          </w:p>
-        </w:tc>
-        <w:tc>
-          <w:tcPr/>
-          <w:p>
-            <w:pPr>
-              <w:pStyle w:val="Compact"/>
-            </w:pPr>
-          </w:p>
-        </w:tc>
-        <w:tc>
-          <w:tcPr/>
-          <w:p>
-            <w:pPr>
-              <w:pStyle w:val="Compact"/>
-            </w:pPr>
-          </w:p>
-        </w:tc>
-      </w:tr>
-      <w:tr>
-        <w:trPr>
-          <w:cantSplit/>
-        </w:trPr>
-        <w:tc>
-          <w:tcPr/>
-          <w:p>
-            <w:pPr>
-              <w:pStyle w:val="Compact"/>
-              <w:jc w:val="left"/>
-            </w:pPr>
-            <w:r>
-              <w:t xml:space="preserve">14</w:t>
-            </w:r>
-          </w:p>
-        </w:tc>
-        <w:tc>
-          <w:tcPr/>
-          <w:p>
-            <w:pPr>
-              <w:pStyle w:val="Compact"/>
-              <w:jc w:val="left"/>
-            </w:pPr>
-            <w:r>
-              <w:t xml:space="preserve">Value-based contracts (panel, quality measures, capitation)</w:t>
-            </w:r>
-          </w:p>
-        </w:tc>
-        <w:tc>
-          <w:tcPr/>
-          <w:p>
-            <w:pPr>
-              <w:pStyle w:val="Compact"/>
-              <w:jc w:val="left"/>
-            </w:pPr>
-            <w:r>
-              <w:t xml:space="preserve">3.11</w:t>
-            </w:r>
-          </w:p>
-        </w:tc>
-        <w:tc>
-          <w:tcPr/>
-          <w:p>
-            <w:pPr>
-              <w:pStyle w:val="Compact"/>
-            </w:pPr>
-          </w:p>
-        </w:tc>
-        <w:tc>
-          <w:tcPr/>
-          <w:p>
-            <w:pPr>
-              <w:pStyle w:val="Compact"/>
-            </w:pPr>
-          </w:p>
-        </w:tc>
-        <w:tc>
-          <w:tcPr/>
-          <w:p>
-            <w:pPr>
-              <w:pStyle w:val="Compact"/>
-            </w:pPr>
-          </w:p>
-        </w:tc>
-        <w:tc>
-          <w:tcPr/>
-          <w:p>
-            <w:pPr>
-              <w:pStyle w:val="Compact"/>
-            </w:pPr>
-          </w:p>
-        </w:tc>
-      </w:tr>
-    </w:tbl>
-    <w:p>
-      <w:r>
-        <w:pict>
-          <v:rect style="width:0;height:1.5pt" o:hralign="center" o:hrstd="t" o:hr="t"/>
-        </w:pict>
-      </w:r>
-    </w:p>
-    <w:bookmarkEnd w:id="25"/>
-    <w:bookmarkStart w:id="52" w:name="section-3-feature-deep-dives"/>
-    <w:p>
-      <w:pPr>
-        <w:pStyle w:val="Heading2"/>
-      </w:pPr>
-      <w:r>
-        <w:t xml:space="preserve">Section 3: Feature Deep Dives</w:t>
-      </w:r>
-    </w:p>
-    <w:p>
-      <w:pPr>
-        <w:pStyle w:val="FirstParagraph"/>
-      </w:pPr>
-      <w:r>
-        <w:rPr>
-          <w:iCs/>
-          <w:i/>
-        </w:rPr>
-        <w:t xml:space="preserve">Cover each feature flagged Yes or Nice-to-have in Section 2. The goal is to land on a clear recommended approach by the end of each section.</w:t>
-      </w:r>
-    </w:p>
-    <w:p>
-      <w:pPr>
-        <w:pStyle w:val="BodyText"/>
-      </w:pPr>
-      <w:r>
-        <w:t xml:space="preserve">Section 3 is grouped into four lanes:</w:t>
-      </w:r>
-    </w:p>
-    <w:tbl>
-      <w:tblPr>
-        <w:tblStyle w:val="Table"/>
-        <w:tblW w:w="9360" w:type="dxa"/>
-        <w:tblLook w:firstRow="1" w:lastRow="0" w:firstColumn="0" w:lastColumn="0" w:noHBand="0" w:noVBand="0" w:val="0020"/>
-        <w:jc w:val="start"/>
-        <w:tblLayout w:type="fixed"/>
-      </w:tblPr>
-      <w:tblGrid>
-        <w:gridCol w:w="3313"/>
-        <w:gridCol w:w="1860"/>
-        <w:gridCol w:w="4187"/>
-      </w:tblGrid>
-      <w:tr>
-        <w:trPr>
-          <w:cantSplit/>
-          <w:tblHeader w:val="true"/>
-        </w:trPr>
-        <w:tc>
-          <w:tcPr/>
-          <w:p>
-            <w:pPr>
-              <w:pStyle w:val="Compact"/>
-              <w:jc w:val="left"/>
-            </w:pPr>
-            <w:r>
-              <w:t xml:space="preserve">Lane</w:t>
-            </w:r>
-          </w:p>
-        </w:tc>
-        <w:tc>
-          <w:tcPr/>
-          <w:p>
-            <w:pPr>
-              <w:pStyle w:val="Compact"/>
-              <w:jc w:val="left"/>
-            </w:pPr>
-            <w:r>
-              <w:t xml:space="preserve">Subsections</w:t>
-            </w:r>
-          </w:p>
-        </w:tc>
-        <w:tc>
-          <w:tcPr/>
-          <w:p>
-            <w:pPr>
-              <w:pStyle w:val="Compact"/>
-              <w:jc w:val="left"/>
-            </w:pPr>
-            <w:r>
-              <w:t xml:space="preserve">When to read</w:t>
-            </w:r>
-          </w:p>
-        </w:tc>
-      </w:tr>
-      <w:tr>
-        <w:trPr>
-          <w:cantSplit/>
-        </w:trPr>
-        <w:tc>
-          <w:tcPr/>
-          <w:p>
-            <w:pPr>
-              <w:pStyle w:val="Compact"/>
-              <w:jc w:val="left"/>
-            </w:pPr>
-            <w:r>
-              <w:rPr>
-                <w:bCs/>
-                <w:b/>
-              </w:rPr>
-              <w:t xml:space="preserve">Foundations</w:t>
-            </w:r>
-          </w:p>
-        </w:tc>
-        <w:tc>
-          <w:tcPr/>
-          <w:p>
-            <w:pPr>
-              <w:pStyle w:val="Compact"/>
-              <w:jc w:val="left"/>
-            </w:pPr>
-            <w:r>
-              <w:t xml:space="preserve">3.1 – 3.2</w:t>
-            </w:r>
-          </w:p>
-        </w:tc>
-        <w:tc>
-          <w:tcPr/>
-          <w:p>
-            <w:pPr>
-              <w:pStyle w:val="Compact"/>
-              <w:jc w:val="left"/>
-            </w:pPr>
-            <w:r>
-              <w:t xml:space="preserve">Always</w:t>
-            </w:r>
-          </w:p>
-        </w:tc>
-      </w:tr>
-      <w:tr>
-        <w:trPr>
-          <w:cantSplit/>
-        </w:trPr>
-        <w:tc>
-          <w:tcPr/>
-          <w:p>
-            <w:pPr>
-              <w:pStyle w:val="Compact"/>
-              <w:jc w:val="left"/>
-            </w:pPr>
-            <w:r>
-              <w:rPr>
-                <w:bCs/>
-                <w:b/>
-              </w:rPr>
-              <w:t xml:space="preserve">Pre-service / Patient Access</w:t>
-            </w:r>
-          </w:p>
-        </w:tc>
-        <w:tc>
-          <w:tcPr/>
-          <w:p>
-            <w:pPr>
-              <w:pStyle w:val="Compact"/>
-              <w:jc w:val="left"/>
-            </w:pPr>
-            <w:r>
-              <w:t xml:space="preserve">3.3 – 3.4</w:t>
-            </w:r>
-          </w:p>
-        </w:tc>
-        <w:tc>
-          <w:tcPr/>
-          <w:p>
-            <w:pPr>
-              <w:pStyle w:val="Compact"/>
-              <w:jc w:val="left"/>
-            </w:pPr>
-            <w:r>
-              <w:t xml:space="preserve">When you verify coverage or authorize before service</w:t>
-            </w:r>
-          </w:p>
-        </w:tc>
-      </w:tr>
-      <w:tr>
-        <w:trPr>
-          <w:cantSplit/>
-        </w:trPr>
-        <w:tc>
-          <w:tcPr/>
-          <w:p>
-            <w:pPr>
-              <w:pStyle w:val="Compact"/>
-              <w:jc w:val="left"/>
-            </w:pPr>
-            <w:r>
-              <w:rPr>
-                <w:bCs/>
-                <w:b/>
-              </w:rPr>
-              <w:t xml:space="preserve">Charge → Claim → Payer</w:t>
-            </w:r>
-          </w:p>
-        </w:tc>
-        <w:tc>
-          <w:tcPr/>
-          <w:p>
-            <w:pPr>
-              <w:pStyle w:val="Compact"/>
-              <w:jc w:val="left"/>
-            </w:pPr>
-            <w:r>
-              <w:t xml:space="preserve">3.5 – 3.8</w:t>
-            </w:r>
-          </w:p>
-        </w:tc>
-        <w:tc>
-          <w:tcPr/>
-          <w:p>
-            <w:pPr>
-              <w:pStyle w:val="Compact"/>
-              <w:jc w:val="left"/>
-            </w:pPr>
-            <w:r>
-              <w:t xml:space="preserve">When you bill insurance</w:t>
-            </w:r>
-          </w:p>
-        </w:tc>
-      </w:tr>
-      <w:tr>
-        <w:trPr>
-          <w:cantSplit/>
-        </w:trPr>
-        <w:tc>
-          <w:tcPr/>
-          <w:p>
-            <w:pPr>
-              <w:pStyle w:val="Compact"/>
-              <w:jc w:val="left"/>
-            </w:pPr>
-            <w:r>
-              <w:rPr>
-                <w:bCs/>
-                <w:b/>
-              </w:rPr>
-              <w:t xml:space="preserve">Patient &amp; Operations</w:t>
-            </w:r>
-          </w:p>
-        </w:tc>
-        <w:tc>
-          <w:tcPr/>
-          <w:p>
-            <w:pPr>
-              <w:pStyle w:val="Compact"/>
-              <w:jc w:val="left"/>
-            </w:pPr>
-            <w:r>
-              <w:t xml:space="preserve">3.9 – 3.10</w:t>
-            </w:r>
-          </w:p>
-        </w:tc>
-        <w:tc>
-          <w:tcPr/>
-          <w:p>
-            <w:pPr>
-              <w:pStyle w:val="Compact"/>
-              <w:jc w:val="left"/>
-            </w:pPr>
-            <w:r>
-              <w:t xml:space="preserve">Always</w:t>
-            </w:r>
-          </w:p>
-        </w:tc>
-      </w:tr>
-      <w:tr>
-        <w:trPr>
-          <w:cantSplit/>
-        </w:trPr>
-        <w:tc>
-          <w:tcPr/>
-          <w:p>
-            <w:pPr>
-              <w:pStyle w:val="Compact"/>
-              <w:jc w:val="left"/>
-            </w:pPr>
-            <w:r>
-              <w:rPr>
-                <w:bCs/>
-                <w:b/>
-              </w:rPr>
-              <w:t xml:space="preserve">Value-Based</w:t>
-            </w:r>
-          </w:p>
-        </w:tc>
-        <w:tc>
-          <w:tcPr/>
-          <w:p>
-            <w:pPr>
-              <w:pStyle w:val="Compact"/>
-              <w:jc w:val="left"/>
-            </w:pPr>
-            <w:r>
-              <w:t xml:space="preserve">3.11</w:t>
-            </w:r>
-          </w:p>
-        </w:tc>
-        <w:tc>
-          <w:tcPr/>
-          <w:p>
-            <w:pPr>
-              <w:pStyle w:val="Compact"/>
-              <w:jc w:val="left"/>
-            </w:pPr>
-            <w:r>
-              <w:t xml:space="preserve">When you have capitated or risk-based contracts</w:t>
-            </w:r>
-          </w:p>
-        </w:tc>
-      </w:tr>
-    </w:tbl>
-    <w:p>
-      <w:r>
-        <w:pict>
-          <v:rect style="width:0;height:1.5pt" o:hralign="center" o:hrstd="t" o:hr="t"/>
-        </w:pict>
-      </w:r>
-    </w:p>
-    <w:bookmarkStart w:id="29" w:name="foundations"/>
-    <w:p>
-      <w:pPr>
-        <w:pStyle w:val="Heading3"/>
-      </w:pPr>
-      <w:r>
-        <w:t xml:space="preserve">Foundations</w:t>
-      </w:r>
-    </w:p>
-    <w:bookmarkStart w:id="27" w:name="coverage-insurance-model"/>
-    <w:p>
-      <w:pPr>
-        <w:pStyle w:val="Heading4"/>
-      </w:pPr>
-      <w:r>
-        <w:t xml:space="preserve">3.1 Coverage &amp; Insurance Model</w:t>
-      </w:r>
-    </w:p>
-    <w:p>
-      <w:pPr>
-        <w:pStyle w:val="FirstParagraph"/>
-      </w:pPr>
-      <w:r>
-        <w:t xml:space="preserve">How you represent a patient’s insurance (the coverage stack, the subscriber, payers, cost-sharing) is the foundation every claim and eligibility check builds on. See</w:t>
-      </w:r>
-      <w:r>
-        <w:t xml:space="preserve"> </w:t>
-      </w:r>
-      <w:hyperlink r:id="rId26">
+      <w:hyperlink r:id="rId34">
         <w:r>
           <w:rPr>
             <w:rStyle w:val="Hyperlink"/>
@@ -2879,7 +2070,21 @@
         </w:r>
       </w:hyperlink>
       <w:r>
-        <w:t xml:space="preserve">; coverage capture at intake is in the Intake guide (3.5).</w:t>
+        <w:t xml:space="preserve">; coverage capture at intake is in the</w:t>
+      </w:r>
+      <w:r>
+        <w:t xml:space="preserve"> </w:t>
+      </w:r>
+      <w:hyperlink r:id="rId35">
+        <w:r>
+          <w:rPr>
+            <w:rStyle w:val="Hyperlink"/>
+          </w:rPr>
+          <w:t xml:space="preserve">Intake guide</w:t>
+        </w:r>
+      </w:hyperlink>
+      <w:r>
+        <w:t xml:space="preserve">.</w:t>
       </w:r>
     </w:p>
     <w:p>
@@ -2888,55 +2093,55 @@
       </w:pPr>
       <w:r>
         <w:rPr>
+          <w:b/>
           <w:bCs/>
-          <w:b/>
         </w:rPr>
         <w:t xml:space="preserve">Questions:</w:t>
       </w:r>
     </w:p>
     <w:p>
       <w:pPr>
+        <w:pStyle w:val="Compact"/>
         <w:numPr>
           <w:ilvl w:val="0"/>
-          <w:numId w:val="1006"/>
+          <w:numId w:val="1007"/>
         </w:numPr>
+      </w:pPr>
+      <w:r>
+        <w:t xml:space="preserve">Do patients commonly have more than one coverage, and must you bill them in order?</w:t>
+      </w:r>
+    </w:p>
+    <w:p>
+      <w:pPr>
         <w:pStyle w:val="Compact"/>
-      </w:pPr>
-      <w:r>
-        <w:t xml:space="preserve">Do patients commonly have more than one coverage, and must you bill them in order?</w:t>
-      </w:r>
-    </w:p>
-    <w:p>
-      <w:pPr>
         <w:numPr>
           <w:ilvl w:val="0"/>
-          <w:numId w:val="1006"/>
+          <w:numId w:val="1007"/>
         </w:numPr>
+      </w:pPr>
+      <w:r>
+        <w:t xml:space="preserve">Is the subscriber sometimes someone other than the patient?</w:t>
+      </w:r>
+    </w:p>
+    <w:p>
+      <w:pPr>
         <w:pStyle w:val="Compact"/>
-      </w:pPr>
-      <w:r>
-        <w:t xml:space="preserve">Is the subscriber sometimes someone other than the patient?</w:t>
-      </w:r>
-    </w:p>
-    <w:p>
-      <w:pPr>
         <w:numPr>
           <w:ilvl w:val="0"/>
-          <w:numId w:val="1006"/>
+          <w:numId w:val="1007"/>
         </w:numPr>
+      </w:pPr>
+      <w:r>
+        <w:t xml:space="preserve">Is your payer list curated in Medplum, synced, or created on demand?</w:t>
+      </w:r>
+    </w:p>
+    <w:p>
+      <w:pPr>
         <w:pStyle w:val="Compact"/>
-      </w:pPr>
-      <w:r>
-        <w:t xml:space="preserve">Is your payer list curated in Medplum, synced, or created on demand?</w:t>
-      </w:r>
-    </w:p>
-    <w:p>
-      <w:pPr>
         <w:numPr>
           <w:ilvl w:val="0"/>
-          <w:numId w:val="1006"/>
+          <w:numId w:val="1007"/>
         </w:numPr>
-        <w:pStyle w:val="Compact"/>
       </w:pPr>
       <w:r>
         <w:t xml:space="preserve">What cost-sharing (copay, coinsurance, deductible) do you need for estimates and patient billing?</w:t>
@@ -2946,9 +2151,8 @@
       <w:tblPr>
         <w:tblStyle w:val="Table"/>
         <w:tblW w:w="9360" w:type="dxa"/>
+        <w:tblLayout w:type="fixed"/>
         <w:tblLook w:firstRow="1" w:lastRow="0" w:firstColumn="0" w:lastColumn="0" w:noHBand="0" w:noVBand="0" w:val="0020"/>
-        <w:jc w:val="start"/>
-        <w:tblLayout w:type="fixed"/>
       </w:tblPr>
       <w:tblGrid>
         <w:gridCol w:w="3709"/>
@@ -2957,7 +2161,7 @@
       <w:tr>
         <w:trPr>
           <w:cantSplit/>
-          <w:tblHeader w:val="true"/>
+          <w:tblHeader w:val="on"/>
         </w:trPr>
         <w:tc>
           <w:tcPr/>
@@ -3160,7 +2364,18 @@
               <w:t xml:space="preserve"> </w:t>
             </w:r>
             <w:r>
-              <w:t xml:space="preserve">sets billing sequence. Secondary submits after the primary remittance posts (3.7).</w:t>
+              <w:t xml:space="preserve">sets billing sequence. Secondary submits after the primary remittance posts (</w:t>
+            </w:r>
+            <w:hyperlink w:anchor="X746a8460f386e4026b0dff6ec24346f15027834">
+              <w:r>
+                <w:rPr>
+                  <w:rStyle w:val="Hyperlink"/>
+                </w:rPr>
+                <w:t xml:space="preserve">Responses and posting</w:t>
+              </w:r>
+            </w:hyperlink>
+            <w:r>
+              <w:t xml:space="preserve">).</w:t>
             </w:r>
           </w:p>
         </w:tc>
@@ -3355,7 +2570,29 @@
               <w:t xml:space="preserve">Coverage.costToBeneficiary</w:t>
             </w:r>
             <w:r>
-              <w:t xml:space="preserve">; feeds estimates (3.4) and patient responsibility (3.9).</w:t>
+              <w:t xml:space="preserve">; feeds estimates (</w:t>
+            </w:r>
+            <w:hyperlink w:anchor="Xdc57564cbfbb5c5cbfe49c73594acfa8c57b04a">
+              <w:r>
+                <w:rPr>
+                  <w:rStyle w:val="Hyperlink"/>
+                </w:rPr>
+                <w:t xml:space="preserve">Authorization and estimates</w:t>
+              </w:r>
+            </w:hyperlink>
+            <w:r>
+              <w:t xml:space="preserve">) and patient responsibility (</w:t>
+            </w:r>
+            <w:hyperlink w:anchor="how-will-patients-be-billed">
+              <w:r>
+                <w:rPr>
+                  <w:rStyle w:val="Hyperlink"/>
+                </w:rPr>
+                <w:t xml:space="preserve">Patient billing</w:t>
+              </w:r>
+            </w:hyperlink>
+            <w:r>
+              <w:t xml:space="preserve">).</w:t>
             </w:r>
           </w:p>
         </w:tc>
@@ -3391,8 +2628,8 @@
             </w:r>
             <w:r>
               <w:rPr>
+                <w:b/>
                 <w:bCs/>
-                <w:b/>
               </w:rPr>
               <w:t xml:space="preserve">Payer Directory</w:t>
             </w:r>
@@ -3412,7 +2649,7 @@
               <w:t xml:space="preserve">Organization</w:t>
             </w:r>
             <w:r>
-              <w:t xml:space="preserve">s, or curate your own. The payer identifier system differs by backend; see 3.6.</w:t>
+              <w:t xml:space="preserve">s, or curate your own. Verify the identifier system for each eligibility and claim-submission route; they may differ even for the same partner.</w:t>
             </w:r>
           </w:p>
         </w:tc>
@@ -3483,14 +2720,18 @@
         </w:tc>
       </w:tr>
     </w:tbl>
-    <w:bookmarkEnd w:id="27"/>
-    <w:bookmarkStart w:id="28" w:name="account-financial-ledger"/>
-    <w:p>
-      <w:pPr>
-        <w:pStyle w:val="Heading4"/>
-      </w:pPr>
-      <w:r>
-        <w:t xml:space="preserve">3.2 Account &amp; Financial Ledger</w:t>
+    <w:bookmarkStart w:id="36" w:name="X235a04b9c065ed947a11aee094f2aa6664c4a83"/>
+    <w:bookmarkEnd w:id="36"/>
+    <w:bookmarkStart w:id="37" w:name="X722c22f84b4974226522943f006cc9fdf7040ba"/>
+    <w:bookmarkEnd w:id="37"/>
+    <w:bookmarkEnd w:id="38"/>
+    <w:bookmarkStart w:id="41" w:name="X84d27e546a844b13b2da6fb283b1c564dbc85a9"/>
+    <w:p>
+      <w:pPr>
+        <w:pStyle w:val="Heading3"/>
+      </w:pPr>
+      <w:r>
+        <w:t xml:space="preserve">Does the application need an account and financial ledger?</w:t>
       </w:r>
     </w:p>
     <w:p>
@@ -3498,7 +2739,38 @@
         <w:pStyle w:val="FirstParagraph"/>
       </w:pPr>
       <w:r>
-        <w:t xml:space="preserve">Decide whether you track a patient financial account that rolls charges, claims, and payments into a balance (the backbone for AR in 3.10 and patient billing in 3.9), or let each charge stand alone.</w:t>
+        <w:t xml:space="preserve">Decide whether you track a patient financial account that rolls charges, claims, and payments into a balance (the backbone for AR in</w:t>
+      </w:r>
+      <w:r>
+        <w:t xml:space="preserve"> </w:t>
+      </w:r>
+      <w:hyperlink w:anchor="X3429ee957dacc59b7a0ff7e79e7186185b7175c">
+        <w:r>
+          <w:rPr>
+            <w:rStyle w:val="Hyperlink"/>
+          </w:rPr>
+          <w:t xml:space="preserve">AR and reporting</w:t>
+        </w:r>
+      </w:hyperlink>
+      <w:r>
+        <w:t xml:space="preserve"> </w:t>
+      </w:r>
+      <w:r>
+        <w:t xml:space="preserve">and patient billing in</w:t>
+      </w:r>
+      <w:r>
+        <w:t xml:space="preserve"> </w:t>
+      </w:r>
+      <w:hyperlink w:anchor="how-will-patients-be-billed">
+        <w:r>
+          <w:rPr>
+            <w:rStyle w:val="Hyperlink"/>
+          </w:rPr>
+          <w:t xml:space="preserve">Patient billing</w:t>
+        </w:r>
+      </w:hyperlink>
+      <w:r>
+        <w:t xml:space="preserve">), or let each charge stand alone.</w:t>
       </w:r>
     </w:p>
     <w:p>
@@ -3506,11 +2778,7 @@
         <w:pStyle w:val="BodyText"/>
       </w:pPr>
       <w:r>
-        <w:rPr>
-          <w:iCs/>
-          <w:i/>
-        </w:rPr>
-        <w:t xml:space="preserve">Note: the rows below are one FHIR approach to a financial ledger; validate against your reporting and reconciliation requirements.</w:t>
+        <w:t xml:space="preserve">FHIR R4 supplies account and billing resources, but an Account is not a computed ledger. Choose the posting model, claim-to-account association, reversals, and reconciliation rules explicitly; these are application responsibilities.</w:t>
       </w:r>
     </w:p>
     <w:p>
@@ -3519,55 +2787,55 @@
       </w:pPr>
       <w:r>
         <w:rPr>
+          <w:b/>
           <w:bCs/>
-          <w:b/>
         </w:rPr>
         <w:t xml:space="preserve">Questions:</w:t>
       </w:r>
     </w:p>
     <w:p>
       <w:pPr>
+        <w:pStyle w:val="Compact"/>
         <w:numPr>
           <w:ilvl w:val="0"/>
-          <w:numId w:val="1007"/>
+          <w:numId w:val="1008"/>
         </w:numPr>
+      </w:pPr>
+      <w:r>
+        <w:t xml:space="preserve">Do you need a single balance rolling up charges, payer payments, adjustments, and patient payments?</w:t>
+      </w:r>
+    </w:p>
+    <w:p>
+      <w:pPr>
         <w:pStyle w:val="Compact"/>
-      </w:pPr>
-      <w:r>
-        <w:t xml:space="preserve">Do you need a single balance rolling up charges, payer payments, adjustments, and patient payments?</w:t>
-      </w:r>
-    </w:p>
-    <w:p>
-      <w:pPr>
         <w:numPr>
           <w:ilvl w:val="0"/>
-          <w:numId w:val="1007"/>
+          <w:numId w:val="1008"/>
         </w:numPr>
+      </w:pPr>
+      <w:r>
+        <w:t xml:space="preserve">Is the account scoped per patient, per visit, or per episode?</w:t>
+      </w:r>
+    </w:p>
+    <w:p>
+      <w:pPr>
         <w:pStyle w:val="Compact"/>
-      </w:pPr>
-      <w:r>
-        <w:t xml:space="preserve">Is the account scoped per patient, per visit, or per episode?</w:t>
-      </w:r>
-    </w:p>
-    <w:p>
-      <w:pPr>
         <w:numPr>
           <w:ilvl w:val="0"/>
-          <w:numId w:val="1007"/>
+          <w:numId w:val="1008"/>
         </w:numPr>
+      </w:pPr>
+      <w:r>
+        <w:t xml:space="preserve">Do you track payer and patient responsibility separately on the same account?</w:t>
+      </w:r>
+    </w:p>
+    <w:p>
+      <w:pPr>
         <w:pStyle w:val="Compact"/>
-      </w:pPr>
-      <w:r>
-        <w:t xml:space="preserve">Do you track payer and patient responsibility separately on the same account?</w:t>
-      </w:r>
-    </w:p>
-    <w:p>
-      <w:pPr>
         <w:numPr>
           <w:ilvl w:val="0"/>
-          <w:numId w:val="1007"/>
+          <w:numId w:val="1008"/>
         </w:numPr>
-        <w:pStyle w:val="Compact"/>
       </w:pPr>
       <w:r>
         <w:t xml:space="preserve">Must the account reconcile against an external accounting/GL system?</w:t>
@@ -3577,18 +2845,17 @@
       <w:tblPr>
         <w:tblStyle w:val="Table"/>
         <w:tblW w:w="9360" w:type="dxa"/>
+        <w:tblLayout w:type="fixed"/>
         <w:tblLook w:firstRow="1" w:lastRow="0" w:firstColumn="0" w:lastColumn="0" w:noHBand="0" w:noVBand="0" w:val="0020"/>
-        <w:jc w:val="start"/>
-        <w:tblLayout w:type="fixed"/>
       </w:tblPr>
       <w:tblGrid>
-        <w:gridCol w:w="2987"/>
-        <w:gridCol w:w="6373"/>
+        <w:gridCol w:w="3474"/>
+        <w:gridCol w:w="5886"/>
       </w:tblGrid>
       <w:tr>
         <w:trPr>
           <w:cantSplit/>
-          <w:tblHeader w:val="true"/>
+          <w:tblHeader w:val="on"/>
         </w:trPr>
         <w:tc>
           <w:tcPr/>
@@ -3627,28 +2894,31 @@
               <w:jc w:val="left"/>
             </w:pPr>
             <w:r>
-              <w:t xml:space="preserve">Running balance</w:t>
-            </w:r>
-          </w:p>
-        </w:tc>
-        <w:tc>
-          <w:tcPr/>
-          <w:p>
-            <w:pPr>
-              <w:pStyle w:val="Compact"/>
-              <w:jc w:val="left"/>
-            </w:pPr>
+              <w:t xml:space="preserve">Account links</w:t>
+            </w:r>
+          </w:p>
+        </w:tc>
+        <w:tc>
+          <w:tcPr/>
+          <w:p>
+            <w:pPr>
+              <w:pStyle w:val="Compact"/>
+              <w:jc w:val="left"/>
+            </w:pPr>
+            <w:r>
+              <w:t xml:space="preserve">Use</w:t>
+            </w:r>
+            <w:r>
+              <w:t xml:space="preserve"> </w:t>
+            </w:r>
             <w:r>
               <w:rPr>
                 <w:rStyle w:val="VerbatimChar"/>
               </w:rPr>
-              <w:t xml:space="preserve">Account</w:t>
-            </w:r>
-            <w:r>
-              <w:t xml:space="preserve"> </w:t>
-            </w:r>
-            <w:r>
-              <w:t xml:space="preserve">as the ledger anchor;</w:t>
+              <w:t xml:space="preserve">ChargeItem.account</w:t>
+            </w:r>
+            <w:r>
+              <w:t xml:space="preserve">,</w:t>
             </w:r>
             <w:r>
               <w:t xml:space="preserve"> </w:t>
@@ -3657,10 +2927,10 @@
               <w:rPr>
                 <w:rStyle w:val="VerbatimChar"/>
               </w:rPr>
-              <w:t xml:space="preserve">ChargeItem</w:t>
-            </w:r>
-            <w:r>
-              <w:t xml:space="preserve">,</w:t>
+              <w:t xml:space="preserve">Invoice.account</w:t>
+            </w:r>
+            <w:r>
+              <w:t xml:space="preserve">, and</w:t>
             </w:r>
             <w:r>
               <w:t xml:space="preserve"> </w:t>
@@ -3669,10 +2939,13 @@
               <w:rPr>
                 <w:rStyle w:val="VerbatimChar"/>
               </w:rPr>
-              <w:t xml:space="preserve">Claim</w:t>
-            </w:r>
-            <w:r>
-              <w:t xml:space="preserve">,</w:t>
+              <w:t xml:space="preserve">Encounter.account</w:t>
+            </w:r>
+            <w:r>
+              <w:t xml:space="preserve"> </w:t>
+            </w:r>
+            <w:r>
+              <w:t xml:space="preserve">to reference an Account. R4 Claim and PaymentReconciliation have no dedicated</w:t>
             </w:r>
             <w:r>
               <w:t xml:space="preserve"> </w:t>
@@ -3681,25 +2954,13 @@
               <w:rPr>
                 <w:rStyle w:val="VerbatimChar"/>
               </w:rPr>
-              <w:t xml:space="preserve">PaymentReconciliation</w:t>
-            </w:r>
-            <w:r>
-              <w:t xml:space="preserve">, and</w:t>
-            </w:r>
-            <w:r>
-              <w:t xml:space="preserve"> </w:t>
-            </w:r>
-            <w:r>
-              <w:rPr>
-                <w:rStyle w:val="VerbatimChar"/>
-              </w:rPr>
-              <w:t xml:space="preserve">Invoice</w:t>
-            </w:r>
-            <w:r>
-              <w:t xml:space="preserve"> </w:t>
-            </w:r>
-            <w:r>
-              <w:t xml:space="preserve">reference it.</w:t>
+              <w:t xml:space="preserve">account</w:t>
+            </w:r>
+            <w:r>
+              <w:t xml:space="preserve"> </w:t>
+            </w:r>
+            <w:r>
+              <w:t xml:space="preserve">element</w:t>
             </w:r>
           </w:p>
         </w:tc>
@@ -3728,6 +2989,12 @@
               <w:jc w:val="left"/>
             </w:pPr>
             <w:r>
+              <w:t xml:space="preserve">Set</w:t>
+            </w:r>
+            <w:r>
+              <w:t xml:space="preserve"> </w:t>
+            </w:r>
+            <w:r>
               <w:rPr>
                 <w:rStyle w:val="VerbatimChar"/>
               </w:rPr>
@@ -3737,7 +3004,7 @@
               <w:t xml:space="preserve"> </w:t>
             </w:r>
             <w:r>
-              <w:t xml:space="preserve">→</w:t>
+              <w:t xml:space="preserve">to the Patient. For a visit account, link it from</w:t>
             </w:r>
             <w:r>
               <w:t xml:space="preserve"> </w:t>
@@ -3746,25 +3013,10 @@
               <w:rPr>
                 <w:rStyle w:val="VerbatimChar"/>
               </w:rPr>
-              <w:t xml:space="preserve">Patient</w:t>
-            </w:r>
-            <w:r>
-              <w:t xml:space="preserve">, or tie to</w:t>
-            </w:r>
-            <w:r>
-              <w:t xml:space="preserve"> </w:t>
-            </w:r>
-            <w:r>
-              <w:rPr>
-                <w:rStyle w:val="VerbatimChar"/>
-              </w:rPr>
-              <w:t xml:space="preserve">Encounter</w:t>
-            </w:r>
-            <w:r>
-              <w:t xml:space="preserve"> </w:t>
-            </w:r>
-            <w:r>
-              <w:t xml:space="preserve">for visit-level; apply one scope consistently.</w:t>
+              <w:t xml:space="preserve">Encounter.account</w:t>
+            </w:r>
+            <w:r>
+              <w:t xml:space="preserve">; Account.subject does not reference Encounter</w:t>
             </w:r>
           </w:p>
         </w:tc>
@@ -3781,19 +3033,19 @@
               <w:jc w:val="left"/>
             </w:pPr>
             <w:r>
-              <w:t xml:space="preserve">Payer vs. patient</w:t>
-            </w:r>
-          </w:p>
-        </w:tc>
-        <w:tc>
-          <w:tcPr/>
-          <w:p>
-            <w:pPr>
-              <w:pStyle w:val="Compact"/>
-              <w:jc w:val="left"/>
-            </w:pPr>
-            <w:r>
-              <w:t xml:space="preserve">Payer side via claim/remittance (3.7), patient side via</w:t>
+              <w:t xml:space="preserve">Claims and remittances</w:t>
+            </w:r>
+          </w:p>
+        </w:tc>
+        <w:tc>
+          <w:tcPr/>
+          <w:p>
+            <w:pPr>
+              <w:pStyle w:val="Compact"/>
+              <w:jc w:val="left"/>
+            </w:pPr>
+            <w:r>
+              <w:t xml:space="preserve">Define an explicit claim-to-account association in your application model.</w:t>
             </w:r>
             <w:r>
               <w:t xml:space="preserve"> </w:t>
@@ -3802,13 +3054,13 @@
               <w:rPr>
                 <w:rStyle w:val="VerbatimChar"/>
               </w:rPr>
-              <w:t xml:space="preserve">Invoice</w:t>
-            </w:r>
-            <w:r>
-              <w:t xml:space="preserve"> </w:t>
-            </w:r>
-            <w:r>
-              <w:t xml:space="preserve">(3.9), both rolling to the same</w:t>
+              <w:t xml:space="preserve">ClaimResponse.request</w:t>
+            </w:r>
+            <w:r>
+              <w:t xml:space="preserve"> </w:t>
+            </w:r>
+            <w:r>
+              <w:t xml:space="preserve">links to Claim;</w:t>
             </w:r>
             <w:r>
               <w:t xml:space="preserve"> </w:t>
@@ -3817,10 +3069,28 @@
               <w:rPr>
                 <w:rStyle w:val="VerbatimChar"/>
               </w:rPr>
-              <w:t xml:space="preserve">Account</w:t>
-            </w:r>
-            <w:r>
-              <w:t xml:space="preserve">.</w:t>
+              <w:t xml:space="preserve">PaymentReconciliation.detail.request</w:t>
+            </w:r>
+            <w:r>
+              <w:t xml:space="preserve"> </w:t>
+            </w:r>
+            <w:r>
+              <w:t xml:space="preserve">and</w:t>
+            </w:r>
+            <w:r>
+              <w:t xml:space="preserve"> </w:t>
+            </w:r>
+            <w:r>
+              <w:rPr>
+                <w:rStyle w:val="VerbatimChar"/>
+              </w:rPr>
+              <w:t xml:space="preserve">.response</w:t>
+            </w:r>
+            <w:r>
+              <w:t xml:space="preserve"> </w:t>
+            </w:r>
+            <w:r>
+              <w:t xml:space="preserve">can identify the related request and response. These links do not post money</w:t>
             </w:r>
           </w:p>
         </w:tc>
@@ -3837,6 +3107,79 @@
               <w:jc w:val="left"/>
             </w:pPr>
             <w:r>
+              <w:t xml:space="preserve">Running balance</w:t>
+            </w:r>
+          </w:p>
+        </w:tc>
+        <w:tc>
+          <w:tcPr/>
+          <w:p>
+            <w:pPr>
+              <w:pStyle w:val="Compact"/>
+              <w:jc w:val="left"/>
+            </w:pPr>
+            <w:r>
+              <w:t xml:space="preserve">Calculate charges, payments, adjustments, and reversals from uniquely identified postings. R4 Account has no</w:t>
+            </w:r>
+            <w:r>
+              <w:t xml:space="preserve"> </w:t>
+            </w:r>
+            <w:r>
+              <w:rPr>
+                <w:rStyle w:val="VerbatimChar"/>
+              </w:rPr>
+              <w:t xml:space="preserve">balance</w:t>
+            </w:r>
+            <w:r>
+              <w:t xml:space="preserve"> </w:t>
+            </w:r>
+            <w:r>
+              <w:t xml:space="preserve">field; decide where the postings and calculated totals live</w:t>
+            </w:r>
+          </w:p>
+        </w:tc>
+      </w:tr>
+      <w:tr>
+        <w:trPr>
+          <w:cantSplit/>
+        </w:trPr>
+        <w:tc>
+          <w:tcPr/>
+          <w:p>
+            <w:pPr>
+              <w:pStyle w:val="Compact"/>
+              <w:jc w:val="left"/>
+            </w:pPr>
+            <w:r>
+              <w:t xml:space="preserve">Payer vs. patient</w:t>
+            </w:r>
+          </w:p>
+        </w:tc>
+        <w:tc>
+          <w:tcPr/>
+          <w:p>
+            <w:pPr>
+              <w:pStyle w:val="Compact"/>
+              <w:jc w:val="left"/>
+            </w:pPr>
+            <w:r>
+              <w:t xml:space="preserve">Track responsibility allocations without counting the same charge again when creating a patient Invoice. Decide whether Medplum or the partner owns each balance</w:t>
+            </w:r>
+          </w:p>
+        </w:tc>
+      </w:tr>
+      <w:tr>
+        <w:trPr>
+          <w:cantSplit/>
+        </w:trPr>
+        <w:tc>
+          <w:tcPr/>
+          <w:p>
+            <w:pPr>
+              <w:pStyle w:val="Compact"/>
+              <w:jc w:val="left"/>
+            </w:pPr>
+            <w:r>
               <w:t xml:space="preserve">No ledger</w:t>
             </w:r>
           </w:p>
@@ -3864,37 +3207,122 @@
               <w:t xml:space="preserve"> </w:t>
             </w:r>
             <w:r>
-              <w:t xml:space="preserve">for pure pass-through submission where another system owns the balance, but you lose in-Medplum AR (3.10).</w:t>
+              <w:t xml:space="preserve">for pure pass-through submission where another system owns the balance, but you lose in-Medplum AR (</w:t>
+            </w:r>
+            <w:hyperlink w:anchor="X3429ee957dacc59b7a0ff7e79e7186185b7175c">
+              <w:r>
+                <w:rPr>
+                  <w:rStyle w:val="Hyperlink"/>
+                </w:rPr>
+                <w:t xml:space="preserve">AR and reporting</w:t>
+              </w:r>
+            </w:hyperlink>
+            <w:r>
+              <w:t xml:space="preserve">).</w:t>
             </w:r>
           </w:p>
         </w:tc>
       </w:tr>
     </w:tbl>
     <w:p>
-      <w:r>
-        <w:pict>
-          <v:rect style="width:0;height:1.5pt" o:hralign="center" o:hrstd="t" o:hr="t"/>
-        </w:pict>
-      </w:r>
-    </w:p>
-    <w:bookmarkEnd w:id="28"/>
-    <w:bookmarkEnd w:id="29"/>
-    <w:bookmarkStart w:id="34" w:name="pre-service-patient-access"/>
+      <w:pPr>
+        <w:pStyle w:val="BodyText"/>
+      </w:pPr>
+      <w:r>
+        <w:t xml:space="preserve">For example, a visit can have</w:t>
+      </w:r>
+      <w:r>
+        <w:t xml:space="preserve"> </w:t>
+      </w:r>
+      <w:r>
+        <w:rPr>
+          <w:rStyle w:val="VerbatimChar"/>
+        </w:rPr>
+        <w:t xml:space="preserve">Account.subject → Patient</w:t>
+      </w:r>
+      <w:r>
+        <w:t xml:space="preserve">,</w:t>
+      </w:r>
+      <w:r>
+        <w:t xml:space="preserve"> </w:t>
+      </w:r>
+      <w:r>
+        <w:rPr>
+          <w:rStyle w:val="VerbatimChar"/>
+        </w:rPr>
+        <w:t xml:space="preserve">Encounter.account → Account</w:t>
+      </w:r>
+      <w:r>
+        <w:t xml:space="preserve">, and</w:t>
+      </w:r>
+      <w:r>
+        <w:t xml:space="preserve"> </w:t>
+      </w:r>
+      <w:r>
+        <w:rPr>
+          <w:rStyle w:val="VerbatimChar"/>
+        </w:rPr>
+        <w:t xml:space="preserve">ChargeItem.account → Account</w:t>
+      </w:r>
+      <w:r>
+        <w:t xml:space="preserve">. A patient Invoice can use</w:t>
+      </w:r>
+      <w:r>
+        <w:t xml:space="preserve"> </w:t>
+      </w:r>
+      <w:r>
+        <w:rPr>
+          <w:rStyle w:val="VerbatimChar"/>
+        </w:rPr>
+        <w:t xml:space="preserve">Invoice.account → Account</w:t>
+      </w:r>
+      <w:r>
+        <w:t xml:space="preserve"> </w:t>
+      </w:r>
+      <w:r>
+        <w:t xml:space="preserve">and</w:t>
+      </w:r>
+      <w:r>
+        <w:t xml:space="preserve"> </w:t>
+      </w:r>
+      <w:r>
+        <w:rPr>
+          <w:rStyle w:val="VerbatimChar"/>
+        </w:rPr>
+        <w:t xml:space="preserve">Invoice.lineItem.chargeItemReference → ChargeItem</w:t>
+      </w:r>
+      <w:r>
+        <w:t xml:space="preserve">. Associate the submitted Claim with that account separately, and record each applied remittance/payment once. The resource links support reconciliation; creating these resources alone does not calculate a balance.</w:t>
+      </w:r>
+    </w:p>
+    <w:bookmarkStart w:id="39" w:name="decision-2"/>
+    <w:bookmarkEnd w:id="39"/>
+    <w:bookmarkStart w:id="40" w:name="X2aafb98666641cc27e524c32969cbc5d6b1472b"/>
+    <w:bookmarkEnd w:id="40"/>
+    <w:bookmarkEnd w:id="41"/>
+    <w:bookmarkEnd w:id="42"/>
+    <w:bookmarkStart w:id="56" w:name="checks-before-service"/>
+    <w:p>
+      <w:pPr>
+        <w:pStyle w:val="Heading2"/>
+      </w:pPr>
+      <w:r>
+        <w:t xml:space="preserve">Checks before service</w:t>
+      </w:r>
+    </w:p>
+    <w:bookmarkStart w:id="43" w:name="pre-service--patient-access"/>
+    <w:bookmarkEnd w:id="43"/>
+    <w:bookmarkStart w:id="44" w:name="X92b2a3d5a513a824b3162e588650131d423b405"/>
+    <w:bookmarkEnd w:id="44"/>
+    <w:bookmarkStart w:id="45" w:name="Xbdc98d8f893c001a4f13c5ad0adc312032f5fc4"/>
+    <w:bookmarkEnd w:id="45"/>
+    <w:bookmarkStart w:id="50" w:name="Xbbea4be3b12bcb46aa01fce35ffdab8eaefa4f3"/>
     <w:p>
       <w:pPr>
         <w:pStyle w:val="Heading3"/>
       </w:pPr>
       <w:r>
-        <w:t xml:space="preserve">Pre-service / Patient Access</w:t>
-      </w:r>
-    </w:p>
-    <w:bookmarkStart w:id="31" w:name="eligibility-benefits"/>
-    <w:p>
-      <w:pPr>
-        <w:pStyle w:val="Heading4"/>
-      </w:pPr>
-      <w:r>
-        <w:t xml:space="preserve">3.3 Eligibility &amp; Benefits</w:t>
+        <w:t xml:space="preserve">What eligibility and benefit evidence is required, and when?</w:t>
       </w:r>
     </w:p>
     <w:p>
@@ -3907,7 +3335,7 @@
       <w:r>
         <w:t xml:space="preserve"> </w:t>
       </w:r>
-      <w:hyperlink r:id="rId30">
+      <w:hyperlink r:id="rId46">
         <w:r>
           <w:rPr>
             <w:rStyle w:val="Hyperlink"/>
@@ -3924,11 +3352,24 @@
         <w:pStyle w:val="BodyText"/>
       </w:pPr>
       <w:r>
-        <w:rPr>
-          <w:iCs/>
-          <w:i/>
-        </w:rPr>
-        <w:t xml:space="preserve">Note: Eligibility is provided by the clearinghouse integration. An RCM partner may offer its own eligibility on its platform, outside that integration.</w:t>
+        <w:t xml:space="preserve">Choose whether eligibility runs through your clearinghouse, RCM partner, or a separate integration, including whether real-time X12 270/271 exchange is needed. Confirm supported service types, payer routing identifiers, and how responses map to CoverageEligibilityResponse resources. See</w:t>
+      </w:r>
+      <w:r>
+        <w:t xml:space="preserve"> </w:t>
+      </w:r>
+      <w:hyperlink w:anchor="related-integrations">
+        <w:r>
+          <w:rPr>
+            <w:rStyle w:val="Hyperlink"/>
+          </w:rPr>
+          <w:t xml:space="preserve">Related Integrations</w:t>
+        </w:r>
+      </w:hyperlink>
+      <w:r>
+        <w:t xml:space="preserve"> </w:t>
+      </w:r>
+      <w:r>
+        <w:t xml:space="preserve">for the available first-party routes.</w:t>
       </w:r>
     </w:p>
     <w:p>
@@ -3937,55 +3378,55 @@
       </w:pPr>
       <w:r>
         <w:rPr>
+          <w:b/>
           <w:bCs/>
-          <w:b/>
         </w:rPr>
         <w:t xml:space="preserve">Questions:</w:t>
       </w:r>
     </w:p>
     <w:p>
       <w:pPr>
+        <w:pStyle w:val="Compact"/>
         <w:numPr>
           <w:ilvl w:val="0"/>
-          <w:numId w:val="1008"/>
+          <w:numId w:val="1009"/>
         </w:numPr>
+      </w:pPr>
+      <w:r>
+        <w:t xml:space="preserve">What must you confirm: active coverage, covered service, in-network status, or benefit/cost detail?</w:t>
+      </w:r>
+    </w:p>
+    <w:p>
+      <w:pPr>
         <w:pStyle w:val="Compact"/>
-      </w:pPr>
-      <w:r>
-        <w:t xml:space="preserve">What must you confirm: active coverage, covered service, in-network status, or benefit/cost detail?</w:t>
-      </w:r>
-    </w:p>
-    <w:p>
-      <w:pPr>
         <w:numPr>
           <w:ilvl w:val="0"/>
-          <w:numId w:val="1008"/>
+          <w:numId w:val="1009"/>
         </w:numPr>
+      </w:pPr>
+      <w:r>
+        <w:t xml:space="preserve">When does the check run: scheduling, check-in, or batch pre-visit?</w:t>
+      </w:r>
+    </w:p>
+    <w:p>
+      <w:pPr>
         <w:pStyle w:val="Compact"/>
-      </w:pPr>
-      <w:r>
-        <w:t xml:space="preserve">When does the check run: scheduling, check-in, or batch pre-visit?</w:t>
-      </w:r>
-    </w:p>
-    <w:p>
-      <w:pPr>
         <w:numPr>
           <w:ilvl w:val="0"/>
-          <w:numId w:val="1008"/>
+          <w:numId w:val="1009"/>
         </w:numPr>
+      </w:pPr>
+      <w:r>
+        <w:t xml:space="preserve">Do you re-check on a cadence for ongoing patients?</w:t>
+      </w:r>
+    </w:p>
+    <w:p>
+      <w:pPr>
         <w:pStyle w:val="Compact"/>
-      </w:pPr>
-      <w:r>
-        <w:t xml:space="preserve">Do you re-check on a cadence for ongoing patients?</w:t>
-      </w:r>
-    </w:p>
-    <w:p>
-      <w:pPr>
         <w:numPr>
           <w:ilvl w:val="0"/>
-          <w:numId w:val="1008"/>
+          <w:numId w:val="1009"/>
         </w:numPr>
-        <w:pStyle w:val="Compact"/>
       </w:pPr>
       <w:r>
         <w:t xml:space="preserve">Who works failed or ambiguous checks?</w:t>
@@ -3995,18 +3436,17 @@
       <w:tblPr>
         <w:tblStyle w:val="Table"/>
         <w:tblW w:w="9360" w:type="dxa"/>
+        <w:tblLayout w:type="fixed"/>
         <w:tblLook w:firstRow="1" w:lastRow="0" w:firstColumn="0" w:lastColumn="0" w:noHBand="0" w:noVBand="0" w:val="0020"/>
-        <w:jc w:val="start"/>
-        <w:tblLayout w:type="fixed"/>
       </w:tblPr>
       <w:tblGrid>
-        <w:gridCol w:w="3496"/>
-        <w:gridCol w:w="5864"/>
+        <w:gridCol w:w="3435"/>
+        <w:gridCol w:w="5925"/>
       </w:tblGrid>
       <w:tr>
         <w:trPr>
           <w:cantSplit/>
-          <w:tblHeader w:val="true"/>
+          <w:tblHeader w:val="on"/>
         </w:trPr>
         <w:tc>
           <w:tcPr/>
@@ -4057,6 +3497,12 @@
               <w:jc w:val="left"/>
             </w:pPr>
             <w:r>
+              <w:t xml:space="preserve">Create a</w:t>
+            </w:r>
+            <w:r>
+              <w:t xml:space="preserve"> </w:t>
+            </w:r>
+            <w:r>
               <w:rPr>
                 <w:rStyle w:val="VerbatimChar"/>
               </w:rPr>
@@ -4066,7 +3512,10 @@
               <w:t xml:space="preserve"> </w:t>
             </w:r>
             <w:r>
-              <w:t xml:space="preserve">(</w:t>
+              <w:t xml:space="preserve">with</w:t>
+            </w:r>
+            <w:r>
+              <w:t xml:space="preserve"> </w:t>
             </w:r>
             <w:r>
               <w:rPr>
@@ -4075,19 +3524,10 @@
               <w:t xml:space="preserve">purpose: benefits</w:t>
             </w:r>
             <w:r>
-              <w:t xml:space="preserve">); invoke the clearinghouse eligibility operation to run the X12 270/271 and return a</w:t>
-            </w:r>
-            <w:r>
-              <w:t xml:space="preserve"> </w:t>
-            </w:r>
-            <w:r>
-              <w:rPr>
-                <w:rStyle w:val="VerbatimChar"/>
-              </w:rPr>
-              <w:t xml:space="preserve">CoverageEligibilityResponse</w:t>
-            </w:r>
-            <w:r>
-              <w:t xml:space="preserve">.</w:t>
+              <w:t xml:space="preserve"> </w:t>
+            </w:r>
+            <w:r>
+              <w:t xml:space="preserve">and invoke the selected eligibility operation; retain the response and source evidence</w:t>
             </w:r>
           </w:p>
         </w:tc>
@@ -4104,19 +3544,31 @@
               <w:jc w:val="left"/>
             </w:pPr>
             <w:r>
-              <w:t xml:space="preserve">Scope limit</w:t>
-            </w:r>
-          </w:p>
-        </w:tc>
-        <w:tc>
-          <w:tcPr/>
-          <w:p>
-            <w:pPr>
-              <w:pStyle w:val="Compact"/>
-              <w:jc w:val="left"/>
-            </w:pPr>
-            <w:r>
-              <w:t xml:space="preserve">The current integration returns general benefits only, not arbitrary service-specific benefit queries.</w:t>
+              <w:t xml:space="preserve">Service-specific benefits</w:t>
+            </w:r>
+          </w:p>
+        </w:tc>
+        <w:tc>
+          <w:tcPr/>
+          <w:p>
+            <w:pPr>
+              <w:pStyle w:val="Compact"/>
+              <w:jc w:val="left"/>
+            </w:pPr>
+            <w:r>
+              <w:t xml:space="preserve">Request supported X12 service types through</w:t>
+            </w:r>
+            <w:r>
+              <w:t xml:space="preserve"> </w:t>
+            </w:r>
+            <w:r>
+              <w:rPr>
+                <w:rStyle w:val="VerbatimChar"/>
+              </w:rPr>
+              <w:t xml:space="preserve">CoverageEligibilityRequest.item.category</w:t>
+            </w:r>
+            <w:r>
+              <w:t xml:space="preserve">. A payer may still return general or incomplete benefits; define the fallback when the answer is insufficient</w:t>
             </w:r>
           </w:p>
         </w:tc>
@@ -4145,7 +3597,7 @@
               <w:jc w:val="left"/>
             </w:pPr>
             <w:r>
-              <w:t xml:space="preserve">Read network participation from the response (in-network indicator Y/N/U/W); run at provider selection or as a pre-schedule gate.</w:t>
+              <w:t xml:space="preserve">Interpret the benefit-network indicator in context. It is not independent verification of the provider’s contract, location, or service; ambiguous cases need payer confirmation</w:t>
             </w:r>
           </w:p>
         </w:tc>
@@ -4186,7 +3638,18 @@
               <w:t xml:space="preserve">CoverageEligibilityResponse.insurance.item</w:t>
             </w:r>
             <w:r>
-              <w:t xml:space="preserve">; the input to patient estimates (3.4).</w:t>
+              <w:t xml:space="preserve">; the input to patient estimates (</w:t>
+            </w:r>
+            <w:hyperlink w:anchor="Xdc57564cbfbb5c5cbfe49c73594acfa8c57b04a">
+              <w:r>
+                <w:rPr>
+                  <w:rStyle w:val="Hyperlink"/>
+                </w:rPr>
+                <w:t xml:space="preserve">Authorization and estimates</w:t>
+              </w:r>
+            </w:hyperlink>
+            <w:r>
+              <w:t xml:space="preserve">).</w:t>
             </w:r>
           </w:p>
         </w:tc>
@@ -4280,58 +3743,117 @@
         </w:tc>
       </w:tr>
     </w:tbl>
-    <w:bookmarkEnd w:id="31"/>
-    <w:bookmarkStart w:id="33" w:name="prior-authorization-estimates"/>
-    <w:p>
-      <w:pPr>
-        <w:pStyle w:val="Heading4"/>
-      </w:pPr>
-      <w:r>
-        <w:t xml:space="preserve">3.4 Prior Authorization &amp; Estimates</w:t>
-      </w:r>
-    </w:p>
-    <w:p>
-      <w:pPr>
-        <w:pStyle w:val="FirstParagraph"/>
-      </w:pPr>
-      <w:r>
-        <w:t xml:space="preserve">Decide whether services need payer authorization before they happen, how you track that to a decision, and whether you produce patient cost estimates up front.</w:t>
-      </w:r>
-    </w:p>
     <w:p>
       <w:pPr>
         <w:pStyle w:val="BodyText"/>
       </w:pPr>
       <w:r>
         <w:rPr>
-          <w:iCs/>
-          <w:i/>
-        </w:rPr>
-        <w:t xml:space="preserve">Note: the eligibility- and Claim-based rows below are one FHIR approach to prior auth; validate against your payer requirements. The standards-based CMS-0057-F path (CDS Hooks / CRD) is in</w:t>
-      </w:r>
-      <w:r>
-        <w:rPr>
-          <w:iCs/>
-          <w:i/>
-        </w:rPr>
+          <w:rStyle w:val="VerbatimChar"/>
+        </w:rPr>
+        <w:t xml:space="preserve">CoverageEligibilityResponse.outcome = complete</w:t>
+      </w:r>
+      <w:r>
         <w:t xml:space="preserve"> </w:t>
       </w:r>
-      <w:hyperlink r:id="rId32">
+      <w:r>
+        <w:t xml:space="preserve">means processing completed without reported errors. It does not establish coverage for every service, network participation, or prior-authorization approval. Use the evidence and exception-handling approach in the</w:t>
+      </w:r>
+      <w:r>
+        <w:t xml:space="preserve"> </w:t>
+      </w:r>
+      <w:hyperlink r:id="rId47">
         <w:r>
           <w:rPr>
             <w:rStyle w:val="Hyperlink"/>
+          </w:rPr>
+          <w:t xml:space="preserve">Referrals Decision Guide</w:t>
+        </w:r>
+      </w:hyperlink>
+      <w:r>
+        <w:t xml:space="preserve">.</w:t>
+      </w:r>
+    </w:p>
+    <w:bookmarkStart w:id="48" w:name="X69b934d92033dd6afa4596e8f40870dd434acc5"/>
+    <w:bookmarkEnd w:id="48"/>
+    <w:bookmarkStart w:id="49" w:name="X8c299c8ec71ea83f4d5fbbc0061d81d78f74c6c"/>
+    <w:bookmarkEnd w:id="49"/>
+    <w:bookmarkEnd w:id="50"/>
+    <w:bookmarkStart w:id="55" w:name="Xdc57564cbfbb5c5cbfe49c73594acfa8c57b04a"/>
+    <w:p>
+      <w:pPr>
+        <w:pStyle w:val="Heading3"/>
+      </w:pPr>
+      <w:r>
+        <w:t xml:space="preserve">How will prior authorization and patient estimates be handled?</w:t>
+      </w:r>
+    </w:p>
+    <w:p>
+      <w:pPr>
+        <w:pStyle w:val="FirstParagraph"/>
+      </w:pPr>
+      <w:r>
+        <w:t xml:space="preserve">Decide whether services need payer authorization before they happen, how you track that to a decision, and whether you produce patient cost estimates up front.</w:t>
+      </w:r>
+    </w:p>
+    <w:p>
+      <w:pPr>
+        <w:pStyle w:val="BodyText"/>
+      </w:pPr>
+      <w:r>
+        <w:rPr>
+          <w:i/>
+          <w:iCs/>
+        </w:rPr>
+        <w:t xml:space="preserve">Note: the eligibility- and Claim-based rows below are one FHIR approach to prior auth; validate against your payer requirements. The standards-based CMS-0057-F path (CDS Hooks / CRD) is in</w:t>
+      </w:r>
+      <w:r>
+        <w:rPr>
+          <w:i/>
+          <w:iCs/>
+        </w:rPr>
+        <w:t xml:space="preserve"> </w:t>
+      </w:r>
+      <w:hyperlink r:id="rId51">
+        <w:r>
+          <w:rPr>
+            <w:rStyle w:val="Hyperlink"/>
+            <w:i/>
             <w:iCs/>
-            <w:i/>
           </w:rPr>
           <w:t xml:space="preserve">alpha</w:t>
         </w:r>
       </w:hyperlink>
       <w:r>
         <w:rPr>
+          <w:i/>
           <w:iCs/>
+        </w:rPr>
+        <w:t xml:space="preserve">. Prior auth in a referral context is in the</w:t>
+      </w:r>
+      <w:r>
+        <w:rPr>
           <w:i/>
-        </w:rPr>
-        <w:t xml:space="preserve">. Prior auth in a referral context is in the Referrals guide (3.7).</w:t>
+          <w:iCs/>
+        </w:rPr>
+        <w:t xml:space="preserve"> </w:t>
+      </w:r>
+      <w:hyperlink r:id="rId52">
+        <w:r>
+          <w:rPr>
+            <w:rStyle w:val="Hyperlink"/>
+            <w:i/>
+            <w:iCs/>
+          </w:rPr>
+          <w:t xml:space="preserve">Referrals guide</w:t>
+        </w:r>
+      </w:hyperlink>
+      <w:r>
+        <w:rPr>
+          <w:i/>
+          <w:iCs/>
+        </w:rPr>
+        <w:t xml:space="preserve">.</w:t>
       </w:r>
     </w:p>
     <w:p>
@@ -4340,55 +3862,55 @@
       </w:pPr>
       <w:r>
         <w:rPr>
+          <w:b/>
           <w:bCs/>
-          <w:b/>
         </w:rPr>
         <w:t xml:space="preserve">Questions:</w:t>
       </w:r>
     </w:p>
     <w:p>
       <w:pPr>
+        <w:pStyle w:val="Compact"/>
         <w:numPr>
           <w:ilvl w:val="0"/>
-          <w:numId w:val="1009"/>
+          <w:numId w:val="1010"/>
         </w:numPr>
+      </w:pPr>
+      <w:r>
+        <w:t xml:space="preserve">Do any services require prior authorization before scheduling or delivery?</w:t>
+      </w:r>
+    </w:p>
+    <w:p>
+      <w:pPr>
         <w:pStyle w:val="Compact"/>
-      </w:pPr>
-      <w:r>
-        <w:t xml:space="preserve">Do any services require prior authorization before scheduling or delivery?</w:t>
-      </w:r>
-    </w:p>
-    <w:p>
-      <w:pPr>
         <w:numPr>
           <w:ilvl w:val="0"/>
-          <w:numId w:val="1009"/>
+          <w:numId w:val="1010"/>
         </w:numPr>
+      </w:pPr>
+      <w:r>
+        <w:t xml:space="preserve">How do you check whether auth is required, and track a submitted auth to approval/denial?</w:t>
+      </w:r>
+    </w:p>
+    <w:p>
+      <w:pPr>
         <w:pStyle w:val="Compact"/>
-      </w:pPr>
-      <w:r>
-        <w:t xml:space="preserve">How do you check whether auth is required, and track a submitted auth to approval/denial?</w:t>
-      </w:r>
-    </w:p>
-    <w:p>
-      <w:pPr>
         <w:numPr>
           <w:ilvl w:val="0"/>
-          <w:numId w:val="1009"/>
+          <w:numId w:val="1010"/>
         </w:numPr>
+      </w:pPr>
+      <w:r>
+        <w:t xml:space="preserve">Must scheduling be gated until authorization clears?</w:t>
+      </w:r>
+    </w:p>
+    <w:p>
+      <w:pPr>
         <w:pStyle w:val="Compact"/>
-      </w:pPr>
-      <w:r>
-        <w:t xml:space="preserve">Must scheduling be gated until authorization clears?</w:t>
-      </w:r>
-    </w:p>
-    <w:p>
-      <w:pPr>
         <w:numPr>
           <w:ilvl w:val="0"/>
-          <w:numId w:val="1009"/>
+          <w:numId w:val="1010"/>
         </w:numPr>
-        <w:pStyle w:val="Compact"/>
       </w:pPr>
       <w:r>
         <w:t xml:space="preserve">Do you owe patients a cost estimate before service (e.g. a Good-Faith Estimate)?</w:t>
@@ -4398,18 +3920,17 @@
       <w:tblPr>
         <w:tblStyle w:val="Table"/>
         <w:tblW w:w="9360" w:type="dxa"/>
+        <w:tblLayout w:type="fixed"/>
         <w:tblLook w:firstRow="1" w:lastRow="0" w:firstColumn="0" w:lastColumn="0" w:noHBand="0" w:noVBand="0" w:val="0020"/>
-        <w:jc w:val="start"/>
-        <w:tblLayout w:type="fixed"/>
       </w:tblPr>
       <w:tblGrid>
-        <w:gridCol w:w="3918"/>
-        <w:gridCol w:w="5442"/>
+        <w:gridCol w:w="3987"/>
+        <w:gridCol w:w="5373"/>
       </w:tblGrid>
       <w:tr>
         <w:trPr>
           <w:cantSplit/>
-          <w:tblHeader w:val="true"/>
+          <w:tblHeader w:val="on"/>
         </w:trPr>
         <w:tc>
           <w:tcPr/>
@@ -4460,16 +3981,7 @@
               <w:jc w:val="left"/>
             </w:pPr>
             <w:r>
-              <w:rPr>
-                <w:rStyle w:val="VerbatimChar"/>
-              </w:rPr>
-              <w:t xml:space="preserve">CoverageEligibilityRequest</w:t>
-            </w:r>
-            <w:r>
-              <w:t xml:space="preserve"> </w:t>
-            </w:r>
-            <w:r>
-              <w:t xml:space="preserve">with</w:t>
+              <w:t xml:space="preserve">Collect requirements for the service, payer, provider, and date. Use</w:t>
             </w:r>
             <w:r>
               <w:t xml:space="preserve"> </w:t>
@@ -4481,7 +3993,10 @@
               <w:t xml:space="preserve">purpose: auth-requirements</w:t>
             </w:r>
             <w:r>
-              <w:t xml:space="preserve">; the response indicates whether authorization is required.</w:t>
+              <w:t xml:space="preserve"> </w:t>
+            </w:r>
+            <w:r>
+              <w:t xml:space="preserve">only through a route that supports it; a benefits check alone may not answer the question</w:t>
             </w:r>
           </w:p>
         </w:tc>
@@ -4510,61 +4025,22 @@
               <w:jc w:val="left"/>
             </w:pPr>
             <w:r>
+              <w:t xml:space="preserve">A FHIR model can use</w:t>
+            </w:r>
+            <w:r>
+              <w:t xml:space="preserve"> </w:t>
+            </w:r>
+            <w:r>
               <w:rPr>
                 <w:rStyle w:val="VerbatimChar"/>
               </w:rPr>
-              <w:t xml:space="preserve">Claim</w:t>
-            </w:r>
-            <w:r>
-              <w:t xml:space="preserve"> </w:t>
-            </w:r>
-            <w:r>
-              <w:t xml:space="preserve">with</w:t>
-            </w:r>
-            <w:r>
-              <w:t xml:space="preserve"> </w:t>
-            </w:r>
-            <w:r>
-              <w:rPr>
-                <w:rStyle w:val="VerbatimChar"/>
-              </w:rPr>
-              <w:t xml:space="preserve">use: preauthorization</w:t>
-            </w:r>
-            <w:r>
-              <w:t xml:space="preserve"> </w:t>
-            </w:r>
-            <w:r>
-              <w:t xml:space="preserve">(distinct from a claim for completed services);</w:t>
-            </w:r>
-            <w:r>
-              <w:t xml:space="preserve"> </w:t>
-            </w:r>
-            <w:r>
-              <w:rPr>
-                <w:rStyle w:val="VerbatimChar"/>
-              </w:rPr>
-              <w:t xml:space="preserve">ClaimResponse</w:t>
-            </w:r>
-            <w:r>
-              <w:t xml:space="preserve"> </w:t>
-            </w:r>
-            <w:r>
-              <w:t xml:space="preserve">carries the decision. A</w:t>
-            </w:r>
-            <w:r>
-              <w:t xml:space="preserve"> </w:t>
-            </w:r>
-            <w:r>
-              <w:rPr>
-                <w:rStyle w:val="VerbatimChar"/>
-              </w:rPr>
-              <w:t xml:space="preserve">Bot</w:t>
-            </w:r>
-            <w:r>
-              <w:t xml:space="preserve"> </w:t>
-            </w:r>
-            <w:r>
-              <w:t xml:space="preserve">converts FHIR ↔ X12 for transmission.</w:t>
+              <w:t xml:space="preserve">Claim.use: preauthorization</w:t>
+            </w:r>
+            <w:r>
+              <w:t xml:space="preserve"> </w:t>
+            </w:r>
+            <w:r>
+              <w:t xml:space="preserve">and a corresponding ClaimResponse, but you must select a supported payer/vendor submission workflow. Professional-claim submission does not imply prior-auth transport support</w:t>
             </w:r>
           </w:p>
         </w:tc>
@@ -4598,7 +4074,7 @@
             <w:r>
               <w:t xml:space="preserve"> </w:t>
             </w:r>
-            <w:hyperlink r:id="rId32">
+            <w:hyperlink r:id="rId51">
               <w:r>
                 <w:rPr>
                   <w:rStyle w:val="Hyperlink"/>
@@ -4636,7 +4112,7 @@
               <w:jc w:val="left"/>
             </w:pPr>
             <w:r>
-              <w:t xml:space="preserve">Hold in an auth-pending</w:t>
+              <w:t xml:space="preserve">Hold work in an auth-pending</w:t>
             </w:r>
             <w:r>
               <w:t xml:space="preserve"> </w:t>
@@ -4651,7 +4127,7 @@
               <w:t xml:space="preserve"> </w:t>
             </w:r>
             <w:r>
-              <w:t xml:space="preserve">until the</w:t>
+              <w:t xml:space="preserve">until the required approval evidence is verified for the service, dates, and units. Processing outcome</w:t>
             </w:r>
             <w:r>
               <w:t xml:space="preserve"> </w:t>
@@ -4660,13 +4136,13 @@
               <w:rPr>
                 <w:rStyle w:val="VerbatimChar"/>
               </w:rPr>
-              <w:t xml:space="preserve">ClaimResponse</w:t>
-            </w:r>
-            <w:r>
-              <w:t xml:space="preserve"> </w:t>
-            </w:r>
-            <w:r>
-              <w:t xml:space="preserve">approves, then release.</w:t>
+              <w:t xml:space="preserve">complete</w:t>
+            </w:r>
+            <w:r>
+              <w:t xml:space="preserve"> </w:t>
+            </w:r>
+            <w:r>
+              <w:t xml:space="preserve">alone is not approval</w:t>
             </w:r>
           </w:p>
         </w:tc>
@@ -4678,159 +4154,293 @@
       </w:pPr>
       <w:r>
         <w:rPr>
+          <w:b/>
           <w:bCs/>
+        </w:rPr>
+        <w:t xml:space="preserve">Good-Faith Estimates (No Surprises Act).</w:t>
+      </w:r>
+      <w:r>
+        <w:t xml:space="preserve"> </w:t>
+      </w:r>
+      <w:r>
+        <w:t xml:space="preserve">One FHIR approach: build the estimate from pricing rules (</w:t>
+      </w:r>
+      <w:r>
+        <w:rPr>
+          <w:rStyle w:val="VerbatimChar"/>
+        </w:rPr>
+        <w:t xml:space="preserve">ChargeItemDefinition</w:t>
+      </w:r>
+      <w:r>
+        <w:t xml:space="preserve">/</w:t>
+      </w:r>
+      <w:r>
+        <w:rPr>
+          <w:rStyle w:val="VerbatimChar"/>
+        </w:rPr>
+        <w:t xml:space="preserve">$apply</w:t>
+      </w:r>
+      <w:r>
+        <w:t xml:space="preserve">,</w:t>
+      </w:r>
+      <w:r>
+        <w:t xml:space="preserve"> </w:t>
+      </w:r>
+      <w:hyperlink w:anchor="Xd34c8bd9b45e8c621656c0823a1821cd0407119">
+        <w:r>
+          <w:rPr>
+            <w:rStyle w:val="Hyperlink"/>
+          </w:rPr>
+          <w:t xml:space="preserve">Charge capture</w:t>
+        </w:r>
+      </w:hyperlink>
+      <w:r>
+        <w:t xml:space="preserve">) and the patient’s cost-sharing (</w:t>
+      </w:r>
+      <w:r>
+        <w:rPr>
+          <w:rStyle w:val="VerbatimChar"/>
+        </w:rPr>
+        <w:t xml:space="preserve">Coverage.costToBeneficiary</w:t>
+      </w:r>
+      <w:r>
+        <w:t xml:space="preserve">,</w:t>
+      </w:r>
+      <w:r>
+        <w:t xml:space="preserve"> </w:t>
+      </w:r>
+      <w:hyperlink w:anchor="Xa8406ddfcb1bd70b201a9e99f840ee7e98a9469">
+        <w:r>
+          <w:rPr>
+            <w:rStyle w:val="Hyperlink"/>
+          </w:rPr>
+          <w:t xml:space="preserve">Coverage</w:t>
+        </w:r>
+      </w:hyperlink>
+      <w:r>
+        <w:t xml:space="preserve">), delivered as a</w:t>
+      </w:r>
+      <w:r>
+        <w:t xml:space="preserve"> </w:t>
+      </w:r>
+      <w:r>
+        <w:rPr>
+          <w:rStyle w:val="VerbatimChar"/>
+        </w:rPr>
+        <w:t xml:space="preserve">DocumentReference</w:t>
+      </w:r>
+      <w:r>
+        <w:t xml:space="preserve">; validate against your compliance requirements. Mainly for self-pay and out-of-network patients.</w:t>
+      </w:r>
+    </w:p>
+    <w:bookmarkStart w:id="53" w:name="decision-3"/>
+    <w:bookmarkEnd w:id="53"/>
+    <w:bookmarkStart w:id="54" w:name="X1d7b543047f3b725018b238ac270072835bb1ce"/>
+    <w:bookmarkEnd w:id="54"/>
+    <w:bookmarkEnd w:id="55"/>
+    <w:bookmarkEnd w:id="56"/>
+    <w:bookmarkStart w:id="70" w:name="charges-and-claims"/>
+    <w:p>
+      <w:pPr>
+        <w:pStyle w:val="Heading2"/>
+      </w:pPr>
+      <w:r>
+        <w:t xml:space="preserve">Charges and claims</w:t>
+      </w:r>
+    </w:p>
+    <w:bookmarkStart w:id="57" w:name="charge--claim--payer"/>
+    <w:bookmarkEnd w:id="57"/>
+    <w:bookmarkStart w:id="58" w:name="X0ca040f5f32f7421b33e6d20be9278e3ef9a668"/>
+    <w:bookmarkEnd w:id="58"/>
+    <w:bookmarkStart w:id="59" w:name="X1ad6a44389f1ed1466a1367dc0e7c3ea774ae85"/>
+    <w:bookmarkEnd w:id="59"/>
+    <w:bookmarkStart w:id="63" w:name="Xd34c8bd9b45e8c621656c0823a1821cd0407119"/>
+    <w:p>
+      <w:pPr>
+        <w:pStyle w:val="Heading3"/>
+      </w:pPr>
+      <w:r>
+        <w:t xml:space="preserve">What creates a charge, and how is it coded and priced?</w:t>
+      </w:r>
+    </w:p>
+    <w:p>
+      <w:pPr>
+        <w:pStyle w:val="FirstParagraph"/>
+      </w:pPr>
+      <w:r>
+        <w:rPr>
+          <w:i/>
+          <w:iCs/>
+        </w:rPr>
+        <w:t xml:space="preserve">For insurance claims, cover every subsection. Direct self-pay needs pricing (</w:t>
+      </w:r>
+      <w:hyperlink w:anchor="Xd34c8bd9b45e8c621656c0823a1821cd0407119">
+        <w:r>
+          <w:rPr>
+            <w:rStyle w:val="Hyperlink"/>
+            <w:i/>
+            <w:iCs/>
+          </w:rPr>
+          <w:t xml:space="preserve">Charge capture</w:t>
+        </w:r>
+      </w:hyperlink>
+      <w:r>
+        <w:rPr>
+          <w:i/>
+          <w:iCs/>
+        </w:rPr>
+        <w:t xml:space="preserve">), patient billing (</w:t>
+      </w:r>
+      <w:hyperlink w:anchor="how-will-patients-be-billed">
+        <w:r>
+          <w:rPr>
+            <w:rStyle w:val="Hyperlink"/>
+            <w:i/>
+            <w:iCs/>
+          </w:rPr>
+          <w:t xml:space="preserve">Patient billing</w:t>
+        </w:r>
+      </w:hyperlink>
+      <w:r>
+        <w:rPr>
+          <w:i/>
+          <w:iCs/>
+        </w:rPr>
+        <w:t xml:space="preserve">), and AR ownership (</w:t>
+      </w:r>
+      <w:hyperlink w:anchor="X3429ee957dacc59b7a0ff7e79e7186185b7175c">
+        <w:r>
+          <w:rPr>
+            <w:rStyle w:val="Hyperlink"/>
+            <w:i/>
+            <w:iCs/>
+          </w:rPr>
+          <w:t xml:space="preserve">AR and reporting</w:t>
+        </w:r>
+      </w:hyperlink>
+      <w:r>
+        <w:rPr>
+          <w:i/>
+          <w:iCs/>
+        </w:rPr>
+        <w:t xml:space="preserve">); partner-managed self-pay may also need claim assembly and submission (</w:t>
+      </w:r>
+      <w:hyperlink w:anchor="X77391c27292ca82bfebfaeadf8459f044332849">
+        <w:r>
+          <w:rPr>
+            <w:rStyle w:val="Hyperlink"/>
+            <w:i/>
+            <w:iCs/>
+          </w:rPr>
+          <w:t xml:space="preserve">Claim submission</w:t>
+        </w:r>
+      </w:hyperlink>
+      <w:r>
+        <w:rPr>
+          <w:i/>
+          <w:iCs/>
+        </w:rPr>
+        <w:t xml:space="preserve">,</w:t>
+      </w:r>
+      <w:r>
+        <w:rPr>
+          <w:i/>
+          <w:iCs/>
+        </w:rPr>
+        <w:t xml:space="preserve"> </w:t>
+      </w:r>
+      <w:hyperlink w:anchor="how-will-patients-be-billed">
+        <w:r>
+          <w:rPr>
+            <w:rStyle w:val="Hyperlink"/>
+            <w:i/>
+            <w:iCs/>
+          </w:rPr>
+          <w:t xml:space="preserve">Patient billing</w:t>
+        </w:r>
+      </w:hyperlink>
+      <w:r>
+        <w:rPr>
+          <w:i/>
+          <w:iCs/>
+        </w:rPr>
+        <w:t xml:space="preserve">).</w:t>
+      </w:r>
+    </w:p>
+    <w:p>
+      <w:pPr>
+        <w:pStyle w:val="BodyText"/>
+      </w:pPr>
+      <w:r>
+        <w:t xml:space="preserve">Decide what gets billed, where the codes come from, and how each line is priced. Coding is the largest source of denials, so treat it as first-class, not a byproduct of charge entry.</w:t>
+      </w:r>
+    </w:p>
+    <w:p>
+      <w:pPr>
+        <w:pStyle w:val="BodyText"/>
+      </w:pPr>
+      <w:r>
+        <w:rPr>
           <w:b/>
-        </w:rPr>
-        <w:t xml:space="preserve">Good-Faith Estimates (No Surprises Act).</w:t>
-      </w:r>
-      <w:r>
-        <w:t xml:space="preserve"> </w:t>
-      </w:r>
-      <w:r>
-        <w:t xml:space="preserve">One FHIR approach: build the estimate from pricing rules (</w:t>
-      </w:r>
-      <w:r>
-        <w:rPr>
-          <w:rStyle w:val="VerbatimChar"/>
-        </w:rPr>
-        <w:t xml:space="preserve">ChargeItemDefinition</w:t>
-      </w:r>
-      <w:r>
-        <w:t xml:space="preserve">/</w:t>
-      </w:r>
-      <w:r>
-        <w:rPr>
-          <w:rStyle w:val="VerbatimChar"/>
-        </w:rPr>
-        <w:t xml:space="preserve">$apply</w:t>
-      </w:r>
-      <w:r>
-        <w:t xml:space="preserve">, 3.5) and the patient’s cost-sharing (</w:t>
-      </w:r>
-      <w:r>
-        <w:rPr>
-          <w:rStyle w:val="VerbatimChar"/>
-        </w:rPr>
-        <w:t xml:space="preserve">Coverage.costToBeneficiary</w:t>
-      </w:r>
-      <w:r>
-        <w:t xml:space="preserve">, 3.1), delivered as a</w:t>
-      </w:r>
-      <w:r>
-        <w:t xml:space="preserve"> </w:t>
-      </w:r>
-      <w:r>
-        <w:rPr>
-          <w:rStyle w:val="VerbatimChar"/>
-        </w:rPr>
-        <w:t xml:space="preserve">DocumentReference</w:t>
-      </w:r>
-      <w:r>
-        <w:t xml:space="preserve">; validate against your compliance requirements. Mainly for self-pay and out-of-network patients.</w:t>
-      </w:r>
-    </w:p>
-    <w:p>
-      <w:r>
-        <w:pict>
-          <v:rect style="width:0;height:1.5pt" o:hralign="center" o:hrstd="t" o:hr="t"/>
-        </w:pict>
-      </w:r>
-    </w:p>
-    <w:bookmarkEnd w:id="33"/>
-    <w:bookmarkEnd w:id="34"/>
-    <w:bookmarkStart w:id="43" w:name="charge-claim-payer"/>
-    <w:p>
-      <w:pPr>
-        <w:pStyle w:val="Heading3"/>
-      </w:pPr>
-      <w:r>
-        <w:t xml:space="preserve">Charge → Claim → Payer</w:t>
-      </w:r>
-    </w:p>
-    <w:p>
-      <w:pPr>
-        <w:pStyle w:val="FirstParagraph"/>
-      </w:pPr>
-      <w:r>
-        <w:rPr>
-          <w:iCs/>
-          <w:i/>
-        </w:rPr>
-        <w:t xml:space="preserve">Insurance-claims-specific. Self-pay builds skip to Patient &amp; Operations; pricing (3.5) still applies to self-pay rates and estimates.</w:t>
-      </w:r>
-    </w:p>
-    <w:bookmarkStart w:id="36" w:name="charge-capture-coding-pricing"/>
-    <w:p>
-      <w:pPr>
-        <w:pStyle w:val="Heading4"/>
-      </w:pPr>
-      <w:r>
-        <w:t xml:space="preserve">3.5 Charge Capture, Coding &amp; Pricing</w:t>
-      </w:r>
-    </w:p>
-    <w:p>
-      <w:pPr>
-        <w:pStyle w:val="FirstParagraph"/>
-      </w:pPr>
-      <w:r>
-        <w:t xml:space="preserve">Decide what gets billed, where the codes come from, and how each line is priced. Coding is the largest source of denials, so treat it as first-class, not a byproduct of charge entry.</w:t>
-      </w:r>
-    </w:p>
-    <w:p>
-      <w:pPr>
-        <w:pStyle w:val="BodyText"/>
-      </w:pPr>
-      <w:r>
-        <w:rPr>
           <w:bCs/>
-          <w:b/>
         </w:rPr>
         <w:t xml:space="preserve">Questions:</w:t>
       </w:r>
     </w:p>
     <w:p>
       <w:pPr>
+        <w:pStyle w:val="Compact"/>
         <w:numPr>
           <w:ilvl w:val="0"/>
-          <w:numId w:val="1010"/>
+          <w:numId w:val="1011"/>
         </w:numPr>
+      </w:pPr>
+      <w:r>
+        <w:t xml:space="preserve">What generates a charge: a completed encounter, an order/procedure, a fulfilled service?</w:t>
+      </w:r>
+    </w:p>
+    <w:p>
+      <w:pPr>
         <w:pStyle w:val="Compact"/>
-      </w:pPr>
-      <w:r>
-        <w:t xml:space="preserve">What generates a charge: a completed encounter, an order/procedure, a fulfilled service?</w:t>
-      </w:r>
-    </w:p>
-    <w:p>
-      <w:pPr>
         <w:numPr>
           <w:ilvl w:val="0"/>
-          <w:numId w:val="1010"/>
+          <w:numId w:val="1011"/>
         </w:numPr>
+      </w:pPr>
+      <w:r>
+        <w:t xml:space="preserve">Where do codes come from (CPT/HCPCS, ICD-10, modifiers): auto-derived, coder-reviewed, or manual (</w:t>
+      </w:r>
+      <w:hyperlink w:anchor="Xf4d41eaa08989bf80ea83ba446ffdada1b5e347">
+        <w:r>
+          <w:rPr>
+            <w:rStyle w:val="Hyperlink"/>
+          </w:rPr>
+          <w:t xml:space="preserve">Coding ownership</w:t>
+        </w:r>
+      </w:hyperlink>
+      <w:r>
+        <w:t xml:space="preserve">)?</w:t>
+      </w:r>
+    </w:p>
+    <w:p>
+      <w:pPr>
         <w:pStyle w:val="Compact"/>
-      </w:pPr>
-      <w:r>
-        <w:t xml:space="preserve">Where do codes come from (CPT/HCPCS, ICD-10, modifiers): auto-derived, coder-reviewed, or manual (1.4)?</w:t>
-      </w:r>
-    </w:p>
-    <w:p>
-      <w:pPr>
         <w:numPr>
           <w:ilvl w:val="0"/>
-          <w:numId w:val="1010"/>
+          <w:numId w:val="1011"/>
         </w:numPr>
+      </w:pPr>
+      <w:r>
+        <w:t xml:space="preserve">Is pricing a single fee schedule, or does it vary by payer contract?</w:t>
+      </w:r>
+    </w:p>
+    <w:p>
+      <w:pPr>
         <w:pStyle w:val="Compact"/>
-      </w:pPr>
-      <w:r>
-        <w:t xml:space="preserve">Is pricing a single fee schedule, or does it vary by payer contract?</w:t>
-      </w:r>
-    </w:p>
-    <w:p>
-      <w:pPr>
         <w:numPr>
           <w:ilvl w:val="0"/>
-          <w:numId w:val="1010"/>
+          <w:numId w:val="1011"/>
         </w:numPr>
-        <w:pStyle w:val="Compact"/>
       </w:pPr>
       <w:r>
         <w:t xml:space="preserve">Who reviews coding before a claim is built, and how do exceptions surface?</w:t>
@@ -4840,9 +4450,8 @@
       <w:tblPr>
         <w:tblStyle w:val="Table"/>
         <w:tblW w:w="9360" w:type="dxa"/>
+        <w:tblLayout w:type="fixed"/>
         <w:tblLook w:firstRow="1" w:lastRow="0" w:firstColumn="0" w:lastColumn="0" w:noHBand="0" w:noVBand="0" w:val="0020"/>
-        <w:jc w:val="start"/>
-        <w:tblLayout w:type="fixed"/>
       </w:tblPr>
       <w:tblGrid>
         <w:gridCol w:w="3289"/>
@@ -4851,7 +4460,7 @@
       <w:tr>
         <w:trPr>
           <w:cantSplit/>
-          <w:tblHeader w:val="true"/>
+          <w:tblHeader w:val="on"/>
         </w:trPr>
         <w:tc>
           <w:tcPr/>
@@ -4977,7 +4586,18 @@
               <w:t xml:space="preserve"> </w:t>
             </w:r>
             <w:r>
-              <w:t xml:space="preserve">(3.2) at creation, or reconciling into claims and AR later gets painful.</w:t>
+              <w:t xml:space="preserve">(</w:t>
+            </w:r>
+            <w:hyperlink w:anchor="X84d27e546a844b13b2da6fb283b1c564dbc85a9">
+              <w:r>
+                <w:rPr>
+                  <w:rStyle w:val="Hyperlink"/>
+                </w:rPr>
+                <w:t xml:space="preserve">Accounts</w:t>
+              </w:r>
+            </w:hyperlink>
+            <w:r>
+              <w:t xml:space="preserve">) at creation, or reconciling into claims and AR later gets painful.</w:t>
             </w:r>
           </w:p>
         </w:tc>
@@ -5020,7 +4640,7 @@
             <w:r>
               <w:t xml:space="preserve"> </w:t>
             </w:r>
-            <w:hyperlink r:id="rId35">
+            <w:hyperlink r:id="rId60">
               <w:r>
                 <w:rPr>
                   <w:rStyle w:val="VerbatimChar"/>
@@ -5164,20 +4784,38 @@
               <w:t xml:space="preserve">Claim.diagnosis</w:t>
             </w:r>
             <w:r>
-              <w:t xml:space="preserve">, with item-level pointers) in 3.6.</w:t>
+              <w:t xml:space="preserve">, with item-level pointers) in</w:t>
+            </w:r>
+            <w:r>
+              <w:t xml:space="preserve"> </w:t>
+            </w:r>
+            <w:hyperlink w:anchor="X77391c27292ca82bfebfaeadf8459f044332849">
+              <w:r>
+                <w:rPr>
+                  <w:rStyle w:val="Hyperlink"/>
+                </w:rPr>
+                <w:t xml:space="preserve">Claim submission</w:t>
+              </w:r>
+            </w:hyperlink>
+            <w:r>
+              <w:t xml:space="preserve">.</w:t>
             </w:r>
           </w:p>
         </w:tc>
       </w:tr>
     </w:tbl>
-    <w:bookmarkEnd w:id="36"/>
-    <w:bookmarkStart w:id="40" w:name="claim-assembly-submission"/>
-    <w:p>
-      <w:pPr>
-        <w:pStyle w:val="Heading4"/>
-      </w:pPr>
-      <w:r>
-        <w:t xml:space="preserve">3.6 Claim Assembly &amp; Submission</w:t>
+    <w:bookmarkStart w:id="61" w:name="X60aff195687f0a4d05529b77bcfded94990dda7"/>
+    <w:bookmarkEnd w:id="61"/>
+    <w:bookmarkStart w:id="62" w:name="X2677f4a3671e5955c3067cdbb1f05359f884744"/>
+    <w:bookmarkEnd w:id="62"/>
+    <w:bookmarkEnd w:id="63"/>
+    <w:bookmarkStart w:id="69" w:name="X77391c27292ca82bfebfaeadf8459f044332849"/>
+    <w:p>
+      <w:pPr>
+        <w:pStyle w:val="Heading3"/>
+      </w:pPr>
+      <w:r>
+        <w:t xml:space="preserve">How will claims be assembled, validated, and submitted?</w:t>
       </w:r>
     </w:p>
     <w:p>
@@ -5185,7 +4823,24 @@
         <w:pStyle w:val="FirstParagraph"/>
       </w:pPr>
       <w:r>
-        <w:t xml:space="preserve">Decide how you build a valid claim from charges and coverage, and how it leaves your system. The 1.2 engine decision plays out here.</w:t>
+        <w:t xml:space="preserve">Decide how you build a valid claim from charges and coverage, and how it leaves your system. The workflow ownership choice in</w:t>
+      </w:r>
+      <w:r>
+        <w:t xml:space="preserve"> </w:t>
+      </w:r>
+      <w:hyperlink w:anchor="X84010e9cce6a158202632be05194bacb308ba01">
+        <w:r>
+          <w:rPr>
+            <w:rStyle w:val="Hyperlink"/>
+          </w:rPr>
+          <w:t xml:space="preserve">Workflow ownership</w:t>
+        </w:r>
+      </w:hyperlink>
+      <w:r>
+        <w:t xml:space="preserve"> </w:t>
+      </w:r>
+      <w:r>
+        <w:t xml:space="preserve">plays out here.</w:t>
       </w:r>
     </w:p>
     <w:p>
@@ -5194,103 +4849,126 @@
       </w:pPr>
       <w:r>
         <w:rPr>
+          <w:b/>
           <w:bCs/>
+        </w:rPr>
+        <w:t xml:space="preserve">⚠ One-way door:</w:t>
+      </w:r>
+      <w:r>
+        <w:t xml:space="preserve"> </w:t>
+      </w:r>
+      <w:r>
+        <w:t xml:space="preserve">Choosing a submission backend is hard to reverse. Each maps the</w:t>
+      </w:r>
+      <w:r>
+        <w:t xml:space="preserve"> </w:t>
+      </w:r>
+      <w:r>
+        <w:rPr>
+          <w:rStyle w:val="VerbatimChar"/>
+        </w:rPr>
+        <w:t xml:space="preserve">Claim</w:t>
+      </w:r>
+      <w:r>
+        <w:t xml:space="preserve"> </w:t>
+      </w:r>
+      <w:r>
+        <w:t xml:space="preserve">to a different format (837P, the partner’s API, a CMS-1500 PDF) with a different response pipeline (</w:t>
+      </w:r>
+      <w:hyperlink w:anchor="X746a8460f386e4026b0dff6ec24346f15027834">
+        <w:r>
+          <w:rPr>
+            <w:rStyle w:val="Hyperlink"/>
+          </w:rPr>
+          <w:t xml:space="preserve">Responses and posting</w:t>
+        </w:r>
+      </w:hyperlink>
+      <w:r>
+        <w:t xml:space="preserve">), and payer identifier systems differ. Keep one</w:t>
+      </w:r>
+      <w:r>
+        <w:t xml:space="preserve"> </w:t>
+      </w:r>
+      <w:r>
+        <w:rPr>
+          <w:rStyle w:val="VerbatimChar"/>
+        </w:rPr>
+        <w:t xml:space="preserve">Claim</w:t>
+      </w:r>
+      <w:r>
+        <w:t xml:space="preserve"> </w:t>
+      </w:r>
+      <w:r>
+        <w:t xml:space="preserve">as the source of truth so the backend stays swappable.</w:t>
+      </w:r>
+    </w:p>
+    <w:p>
+      <w:pPr>
+        <w:pStyle w:val="BodyText"/>
+      </w:pPr>
+      <w:r>
+        <w:rPr>
           <w:b/>
-        </w:rPr>
-        <w:t xml:space="preserve">⚠ One-way door:</w:t>
-      </w:r>
-      <w:r>
-        <w:t xml:space="preserve"> </w:t>
-      </w:r>
-      <w:r>
-        <w:t xml:space="preserve">Choosing a submission backend is hard to reverse. Each maps the</w:t>
-      </w:r>
-      <w:r>
-        <w:t xml:space="preserve"> </w:t>
-      </w:r>
-      <w:r>
-        <w:rPr>
-          <w:rStyle w:val="VerbatimChar"/>
-        </w:rPr>
-        <w:t xml:space="preserve">Claim</w:t>
-      </w:r>
-      <w:r>
-        <w:t xml:space="preserve"> </w:t>
-      </w:r>
-      <w:r>
-        <w:t xml:space="preserve">to a different format (837P, the partner’s API, a CMS-1500 PDF) with a different response pipeline (3.7), and payer identifier systems differ. Keep one</w:t>
-      </w:r>
-      <w:r>
-        <w:t xml:space="preserve"> </w:t>
-      </w:r>
-      <w:r>
-        <w:rPr>
-          <w:rStyle w:val="VerbatimChar"/>
-        </w:rPr>
-        <w:t xml:space="preserve">Claim</w:t>
-      </w:r>
-      <w:r>
-        <w:t xml:space="preserve"> </w:t>
-      </w:r>
-      <w:r>
-        <w:t xml:space="preserve">as the source of truth so the backend stays swappable.</w:t>
-      </w:r>
-    </w:p>
-    <w:p>
-      <w:pPr>
-        <w:pStyle w:val="BodyText"/>
-      </w:pPr>
-      <w:r>
-        <w:rPr>
           <w:bCs/>
-          <w:b/>
         </w:rPr>
         <w:t xml:space="preserve">Questions:</w:t>
       </w:r>
     </w:p>
     <w:p>
       <w:pPr>
+        <w:pStyle w:val="Compact"/>
         <w:numPr>
           <w:ilvl w:val="0"/>
-          <w:numId w:val="1011"/>
+          <w:numId w:val="1012"/>
         </w:numPr>
+      </w:pPr>
+      <w:r>
+        <w:t xml:space="preserve">Are you billing as an organization or an individual provider?</w:t>
+      </w:r>
+    </w:p>
+    <w:p>
+      <w:pPr>
         <w:pStyle w:val="Compact"/>
-      </w:pPr>
-      <w:r>
-        <w:t xml:space="preserve">Are you billing as an organization or an individual provider?</w:t>
-      </w:r>
-    </w:p>
-    <w:p>
-      <w:pPr>
         <w:numPr>
           <w:ilvl w:val="0"/>
-          <w:numId w:val="1011"/>
+          <w:numId w:val="1012"/>
         </w:numPr>
+      </w:pPr>
+      <w:r>
+        <w:t xml:space="preserve">Who rendered the service, and which service facility should appear on the submission?</w:t>
+      </w:r>
+    </w:p>
+    <w:p>
+      <w:pPr>
         <w:pStyle w:val="Compact"/>
-      </w:pPr>
-      <w:r>
-        <w:t xml:space="preserve">Which submission path(s), and does it vary by payer (electronic for most, paper/portal for some)?</w:t>
-      </w:r>
-    </w:p>
-    <w:p>
-      <w:pPr>
         <w:numPr>
           <w:ilvl w:val="0"/>
-          <w:numId w:val="1011"/>
+          <w:numId w:val="1012"/>
         </w:numPr>
+      </w:pPr>
+      <w:r>
+        <w:t xml:space="preserve">Which submission path(s), and does it vary by payer (electronic for most, paper/portal for some)?</w:t>
+      </w:r>
+    </w:p>
+    <w:p>
+      <w:pPr>
         <w:pStyle w:val="Compact"/>
-      </w:pPr>
-      <w:r>
-        <w:t xml:space="preserve">What validation must pass before submission, and where do failures surface?</w:t>
-      </w:r>
-    </w:p>
-    <w:p>
-      <w:pPr>
         <w:numPr>
           <w:ilvl w:val="0"/>
-          <w:numId w:val="1011"/>
+          <w:numId w:val="1012"/>
         </w:numPr>
+      </w:pPr>
+      <w:r>
+        <w:t xml:space="preserve">What validation must pass before submission, and where do failures surface?</w:t>
+      </w:r>
+    </w:p>
+    <w:p>
+      <w:pPr>
         <w:pStyle w:val="Compact"/>
+        <w:numPr>
+          <w:ilvl w:val="0"/>
+          <w:numId w:val="1012"/>
+        </w:numPr>
       </w:pPr>
       <w:r>
         <w:t xml:space="preserve">Do you submit secondary claims after the primary pays (coordination of benefits)?</w:t>
@@ -5300,9 +4978,8 @@
       <w:tblPr>
         <w:tblStyle w:val="Table"/>
         <w:tblW w:w="9360" w:type="dxa"/>
+        <w:tblLayout w:type="fixed"/>
         <w:tblLook w:firstRow="1" w:lastRow="0" w:firstColumn="0" w:lastColumn="0" w:noHBand="0" w:noVBand="0" w:val="0020"/>
-        <w:jc w:val="start"/>
-        <w:tblLayout w:type="fixed"/>
       </w:tblPr>
       <w:tblGrid>
         <w:gridCol w:w="4464"/>
@@ -5311,7 +4988,7 @@
       <w:tr>
         <w:trPr>
           <w:cantSplit/>
-          <w:tblHeader w:val="true"/>
+          <w:tblHeader w:val="on"/>
         </w:trPr>
         <w:tc>
           <w:tcPr/>
@@ -5528,19 +5205,19 @@
               <w:jc w:val="left"/>
             </w:pPr>
             <w:r>
-              <w:t xml:space="preserve">Electronic (you own the cycle)</w:t>
-            </w:r>
-          </w:p>
-        </w:tc>
-        <w:tc>
-          <w:tcPr/>
-          <w:p>
-            <w:pPr>
-              <w:pStyle w:val="Compact"/>
-              <w:jc w:val="left"/>
-            </w:pPr>
-            <w:r>
-              <w:t xml:space="preserve">The clearinghouse submit operation sends an 837P and writes a correlation id back to the</w:t>
+              <w:t xml:space="preserve">Service facility</w:t>
+            </w:r>
+          </w:p>
+        </w:tc>
+        <w:tc>
+          <w:tcPr/>
+          <w:p>
+            <w:pPr>
+              <w:pStyle w:val="Compact"/>
+              <w:jc w:val="left"/>
+            </w:pPr>
+            <w:r>
+              <w:t xml:space="preserve">Set</w:t>
             </w:r>
             <w:r>
               <w:t xml:space="preserve"> </w:t>
@@ -5549,10 +5226,13 @@
               <w:rPr>
                 <w:rStyle w:val="VerbatimChar"/>
               </w:rPr>
-              <w:t xml:space="preserve">Claim</w:t>
-            </w:r>
-            <w:r>
-              <w:t xml:space="preserve">.</w:t>
+              <w:t xml:space="preserve">Claim.facility</w:t>
+            </w:r>
+            <w:r>
+              <w:t xml:space="preserve"> </w:t>
+            </w:r>
+            <w:r>
+              <w:t xml:space="preserve">to the service Location when required. Confirm the submission route’s facility requirements and fallback behavior, including individual billing and telehealth</w:t>
             </w:r>
           </w:p>
         </w:tc>
@@ -5569,19 +5249,19 @@
               <w:jc w:val="left"/>
             </w:pPr>
             <w:r>
-              <w:t xml:space="preserve">RCM partner</w:t>
-            </w:r>
-          </w:p>
-        </w:tc>
-        <w:tc>
-          <w:tcPr/>
-          <w:p>
-            <w:pPr>
-              <w:pStyle w:val="Compact"/>
-              <w:jc w:val="left"/>
-            </w:pPr>
-            <w:r>
-              <w:t xml:space="preserve">The partner’s submit operation returns a</w:t>
+              <w:t xml:space="preserve">Electronic (you own the cycle)</w:t>
+            </w:r>
+          </w:p>
+        </w:tc>
+        <w:tc>
+          <w:tcPr/>
+          <w:p>
+            <w:pPr>
+              <w:pStyle w:val="Compact"/>
+              <w:jc w:val="left"/>
+            </w:pPr>
+            <w:r>
+              <w:t xml:space="preserve">The clearinghouse submit operation sends an 837P and writes a correlation id back to the</w:t>
             </w:r>
             <w:r>
               <w:t xml:space="preserve"> </w:t>
@@ -5590,22 +5270,10 @@
               <w:rPr>
                 <w:rStyle w:val="VerbatimChar"/>
               </w:rPr>
-              <w:t xml:space="preserve">ClaimResponse</w:t>
-            </w:r>
-            <w:r>
-              <w:t xml:space="preserve">; the partner owns scrubbing, denials, resubmission, and remittance on its platform, and billing tasks sync back into Medplum as</w:t>
-            </w:r>
-            <w:r>
-              <w:t xml:space="preserve"> </w:t>
-            </w:r>
-            <w:r>
-              <w:rPr>
-                <w:rStyle w:val="VerbatimChar"/>
-              </w:rPr>
-              <w:t xml:space="preserve">Task</w:t>
-            </w:r>
-            <w:r>
-              <w:t xml:space="preserve">s (3.8).</w:t>
+              <w:t xml:space="preserve">Claim</w:t>
+            </w:r>
+            <w:r>
+              <w:t xml:space="preserve">.</w:t>
             </w:r>
           </w:p>
         </w:tc>
@@ -5622,6 +5290,46 @@
               <w:jc w:val="left"/>
             </w:pPr>
             <w:r>
+              <w:t xml:space="preserve">RCM partner</w:t>
+            </w:r>
+          </w:p>
+        </w:tc>
+        <w:tc>
+          <w:tcPr/>
+          <w:p>
+            <w:pPr>
+              <w:pStyle w:val="Compact"/>
+              <w:jc w:val="left"/>
+            </w:pPr>
+            <w:r>
+              <w:t xml:space="preserve">Submit through the partner’s supported interface; persist its acknowledgment and correlation identifiers. Agree which downstream workflows it owns and how billing tasks or status changes sync back (</w:t>
+            </w:r>
+            <w:hyperlink w:anchor="Xf46c4c29a90f7fd4ac180a91d29dd8f9415c6f0">
+              <w:r>
+                <w:rPr>
+                  <w:rStyle w:val="Hyperlink"/>
+                </w:rPr>
+                <w:t xml:space="preserve">Denials and appeals</w:t>
+              </w:r>
+            </w:hyperlink>
+            <w:r>
+              <w:t xml:space="preserve">).</w:t>
+            </w:r>
+          </w:p>
+        </w:tc>
+      </w:tr>
+      <w:tr>
+        <w:trPr>
+          <w:cantSplit/>
+        </w:trPr>
+        <w:tc>
+          <w:tcPr/>
+          <w:p>
+            <w:pPr>
+              <w:pStyle w:val="Compact"/>
+              <w:jc w:val="left"/>
+            </w:pPr>
+            <w:r>
               <w:t xml:space="preserve">Manual / paper / portal</w:t>
             </w:r>
           </w:p>
@@ -5633,7 +5341,7 @@
               <w:pStyle w:val="Compact"/>
               <w:jc w:val="left"/>
             </w:pPr>
-            <w:hyperlink r:id="rId37">
+            <w:hyperlink r:id="rId64">
               <w:r>
                 <w:rPr>
                   <w:rStyle w:val="VerbatimChar"/>
@@ -5650,7 +5358,7 @@
             <w:r>
               <w:t xml:space="preserve"> </w:t>
             </w:r>
-            <w:hyperlink r:id="rId38">
+            <w:hyperlink r:id="rId65">
               <w:r>
                 <w:rPr>
                   <w:rStyle w:val="Hyperlink"/>
@@ -5705,7 +5413,7 @@
             <w:r>
               <w:t xml:space="preserve"> </w:t>
             </w:r>
-            <w:hyperlink r:id="rId39">
+            <w:hyperlink r:id="rId66">
               <w:r>
                 <w:rPr>
                   <w:rStyle w:val="Hyperlink"/>
@@ -5734,19 +5442,19 @@
               <w:jc w:val="left"/>
             </w:pPr>
             <w:r>
-              <w:t xml:space="preserve">Validation</w:t>
-            </w:r>
-          </w:p>
-        </w:tc>
-        <w:tc>
-          <w:tcPr/>
-          <w:p>
-            <w:pPr>
-              <w:pStyle w:val="Compact"/>
-              <w:jc w:val="left"/>
-            </w:pPr>
-            <w:r>
-              <w:t xml:space="preserve">Validate before submit; surface a</w:t>
+              <w:t xml:space="preserve">Validation and submission failure</w:t>
+            </w:r>
+          </w:p>
+        </w:tc>
+        <w:tc>
+          <w:tcPr/>
+          <w:p>
+            <w:pPr>
+              <w:pStyle w:val="Compact"/>
+              <w:jc w:val="left"/>
+            </w:pPr>
+            <w:r>
+              <w:t xml:space="preserve">Validate before submit and surface failures in a Task. Use the returned ClaimResponse outcome/errors when available and handle thrown invocation errors separately.</w:t>
             </w:r>
             <w:r>
               <w:t xml:space="preserve"> </w:t>
@@ -5755,34 +5463,13 @@
               <w:rPr>
                 <w:rStyle w:val="VerbatimChar"/>
               </w:rPr>
-              <w:t xml:space="preserve">Task</w:t>
-            </w:r>
-            <w:r>
-              <w:t xml:space="preserve"> </w:t>
-            </w:r>
-            <w:r>
-              <w:t xml:space="preserve">and don’t transmit invalid claims. (In the current integration, a submission failure marks the</w:t>
-            </w:r>
-            <w:r>
-              <w:t xml:space="preserve"> </w:t>
-            </w:r>
-            <w:r>
-              <w:rPr>
-                <w:rStyle w:val="VerbatimChar"/>
-              </w:rPr>
-              <w:t xml:space="preserve">Claim</w:t>
-            </w:r>
-            <w:r>
-              <w:t xml:space="preserve"> </w:t>
-            </w:r>
-            <w:r>
-              <w:rPr>
-                <w:rStyle w:val="VerbatimChar"/>
-              </w:rPr>
-              <w:t xml:space="preserve">status = error</w:t>
-            </w:r>
-            <w:r>
-              <w:t xml:space="preserve">.)</w:t>
+              <w:t xml:space="preserve">error</w:t>
+            </w:r>
+            <w:r>
+              <w:t xml:space="preserve"> </w:t>
+            </w:r>
+            <w:r>
+              <w:t xml:space="preserve">is not a valid R4 Claim.status; keep submission state distinct from the Claim lifecycle</w:t>
             </w:r>
           </w:p>
         </w:tc>
@@ -5832,14 +5519,32 @@
         </w:tc>
       </w:tr>
     </w:tbl>
-    <w:bookmarkEnd w:id="40"/>
-    <w:bookmarkStart w:id="41" w:name="payer-responses-remittance-posting"/>
-    <w:p>
-      <w:pPr>
-        <w:pStyle w:val="Heading4"/>
-      </w:pPr>
-      <w:r>
-        <w:t xml:space="preserve">3.7 Payer Responses &amp; Remittance Posting</w:t>
+    <w:bookmarkStart w:id="67" w:name="decision-4"/>
+    <w:bookmarkEnd w:id="67"/>
+    <w:bookmarkStart w:id="68" w:name="X3e1b416e62e0a62b794ce37f87082eb35476fab"/>
+    <w:bookmarkEnd w:id="68"/>
+    <w:bookmarkEnd w:id="69"/>
+    <w:bookmarkEnd w:id="70"/>
+    <w:bookmarkStart w:id="84" w:name="payer-responses-and-accounts-receivable"/>
+    <w:p>
+      <w:pPr>
+        <w:pStyle w:val="Heading2"/>
+      </w:pPr>
+      <w:r>
+        <w:t xml:space="preserve">Payer responses and accounts receivable</w:t>
+      </w:r>
+    </w:p>
+    <w:bookmarkStart w:id="71" w:name="Xb9fbbb2749fe7054dbdd6d8f5a1ce06d8c1ec95"/>
+    <w:bookmarkEnd w:id="71"/>
+    <w:bookmarkStart w:id="72" w:name="X1bce1313025a00cfe774fd35c4a41406c593a1f"/>
+    <w:bookmarkEnd w:id="72"/>
+    <w:bookmarkStart w:id="75" w:name="X746a8460f386e4026b0dff6ec24346f15027834"/>
+    <w:p>
+      <w:pPr>
+        <w:pStyle w:val="Heading3"/>
+      </w:pPr>
+      <w:r>
+        <w:t xml:space="preserve">How will payer responses be matched and remittances posted?</w:t>
       </w:r>
     </w:p>
     <w:p>
@@ -5854,32 +5559,44 @@
       </w:r>
       <w:r>
         <w:rPr>
+          <w:i/>
           <w:iCs/>
+        </w:rPr>
+        <w:t xml:space="preserve">277CA</w:t>
+      </w:r>
+      <w:r>
+        <w:t xml:space="preserve"> </w:t>
+      </w:r>
+      <w:r>
+        <w:t xml:space="preserve">acknowledgment, accepted or rejected pre-adjudication, and the</w:t>
+      </w:r>
+      <w:r>
+        <w:t xml:space="preserve"> </w:t>
+      </w:r>
+      <w:r>
+        <w:rPr>
           <w:i/>
-        </w:rPr>
-        <w:t xml:space="preserve">277CA</w:t>
+          <w:iCs/>
+        </w:rPr>
+        <w:t xml:space="preserve">835 ERA</w:t>
       </w:r>
       <w:r>
         <w:t xml:space="preserve"> </w:t>
       </w:r>
       <w:r>
-        <w:t xml:space="preserve">acknowledgment, accepted or rejected pre-adjudication, and the</w:t>
-      </w:r>
-      <w:r>
-        <w:t xml:space="preserve"> </w:t>
-      </w:r>
-      <w:r>
-        <w:rPr>
+        <w:t xml:space="preserve">remittance, what was paid, adjusted, or denied line by line) and how payments post. These share one pipeline, so design them together.</w:t>
+      </w:r>
+    </w:p>
+    <w:p>
+      <w:pPr>
+        <w:pStyle w:val="BodyText"/>
+      </w:pPr>
+      <w:r>
+        <w:rPr>
+          <w:i/>
           <w:iCs/>
-          <w:i/>
-        </w:rPr>
-        <w:t xml:space="preserve">835 ERA</w:t>
-      </w:r>
-      <w:r>
-        <w:t xml:space="preserve"> </w:t>
-      </w:r>
-      <w:r>
-        <w:t xml:space="preserve">remittance, what was paid, adjusted, or denied line by line) and how payments post. These share one pipeline, so design them together.</w:t>
+        </w:rPr>
+        <w:t xml:space="preserve">On the clearinghouse path, distinguish report ingestion from adjudication interpretation and posting. Verify which steps the integration implements and build the rest. With an RCM partner, confirm its posting responsibilities and the status or task updates available to your application.</w:t>
       </w:r>
     </w:p>
     <w:p>
@@ -5888,89 +5605,55 @@
       </w:pPr>
       <w:r>
         <w:rPr>
-          <w:iCs/>
-          <w:i/>
-        </w:rPr>
-        <w:t xml:space="preserve">Note: applies to the clearinghouse path, and the row specifics reflect the current integration. With an RCM partner, the partner owns response handling and posting; what flows back is its billing</w:t>
-      </w:r>
-      <w:r>
-        <w:rPr>
-          <w:iCs/>
-          <w:i/>
-        </w:rPr>
-        <w:t xml:space="preserve"> </w:t>
-      </w:r>
-      <w:r>
-        <w:rPr>
-          <w:rStyle w:val="VerbatimChar"/>
-          <w:iCs/>
-          <w:i/>
-        </w:rPr>
-        <w:t xml:space="preserve">Task</w:t>
-      </w:r>
-      <w:r>
-        <w:rPr>
-          <w:iCs/>
-          <w:i/>
-        </w:rPr>
-        <w:t xml:space="preserve">s.</w:t>
-      </w:r>
-    </w:p>
-    <w:p>
-      <w:pPr>
-        <w:pStyle w:val="BodyText"/>
-      </w:pPr>
-      <w:r>
-        <w:rPr>
+          <w:b/>
           <w:bCs/>
-          <w:b/>
         </w:rPr>
         <w:t xml:space="preserve">Questions:</w:t>
       </w:r>
     </w:p>
     <w:p>
       <w:pPr>
+        <w:pStyle w:val="Compact"/>
         <w:numPr>
           <w:ilvl w:val="0"/>
-          <w:numId w:val="1012"/>
+          <w:numId w:val="1013"/>
         </w:numPr>
+      </w:pPr>
+      <w:r>
+        <w:t xml:space="preserve">How do responses arrive: webhook push, polling, or partner API?</w:t>
+      </w:r>
+    </w:p>
+    <w:p>
+      <w:pPr>
         <w:pStyle w:val="Compact"/>
-      </w:pPr>
-      <w:r>
-        <w:t xml:space="preserve">How do responses arrive: webhook push, polling, or partner API?</w:t>
-      </w:r>
-    </w:p>
-    <w:p>
-      <w:pPr>
         <w:numPr>
           <w:ilvl w:val="0"/>
-          <w:numId w:val="1012"/>
+          <w:numId w:val="1013"/>
         </w:numPr>
+      </w:pPr>
+      <w:r>
+        <w:t xml:space="preserve">How do you match a response to the originating claim?</w:t>
+      </w:r>
+    </w:p>
+    <w:p>
+      <w:pPr>
         <w:pStyle w:val="Compact"/>
-      </w:pPr>
-      <w:r>
-        <w:t xml:space="preserve">How do you match a response to the originating claim?</w:t>
-      </w:r>
-    </w:p>
-    <w:p>
-      <w:pPr>
         <w:numPr>
           <w:ilvl w:val="0"/>
-          <w:numId w:val="1012"/>
+          <w:numId w:val="1013"/>
         </w:numPr>
+      </w:pPr>
+      <w:r>
+        <w:t xml:space="preserve">How do payer payments and adjustments post to the account?</w:t>
+      </w:r>
+    </w:p>
+    <w:p>
+      <w:pPr>
         <w:pStyle w:val="Compact"/>
-      </w:pPr>
-      <w:r>
-        <w:t xml:space="preserve">How do payer payments and adjustments post to the account?</w:t>
-      </w:r>
-    </w:p>
-    <w:p>
-      <w:pPr>
         <w:numPr>
           <w:ilvl w:val="0"/>
-          <w:numId w:val="1012"/>
+          <w:numId w:val="1013"/>
         </w:numPr>
-        <w:pStyle w:val="Compact"/>
       </w:pPr>
       <w:r>
         <w:t xml:space="preserve">What share posts automatically vs. needs review?</w:t>
@@ -5980,18 +5663,17 @@
       <w:tblPr>
         <w:tblStyle w:val="Table"/>
         <w:tblW w:w="9360" w:type="dxa"/>
+        <w:tblLayout w:type="fixed"/>
         <w:tblLook w:firstRow="1" w:lastRow="0" w:firstColumn="0" w:lastColumn="0" w:noHBand="0" w:noVBand="0" w:val="0020"/>
-        <w:jc w:val="start"/>
-        <w:tblLayout w:type="fixed"/>
       </w:tblPr>
       <w:tblGrid>
-        <w:gridCol w:w="3474"/>
-        <w:gridCol w:w="5886"/>
+        <w:gridCol w:w="3650"/>
+        <w:gridCol w:w="5710"/>
       </w:tblGrid>
       <w:tr>
         <w:trPr>
           <w:cantSplit/>
-          <w:tblHeader w:val="true"/>
+          <w:tblHeader w:val="on"/>
         </w:trPr>
         <w:tc>
           <w:tcPr/>
@@ -6042,7 +5724,7 @@
               <w:jc w:val="left"/>
             </w:pPr>
             <w:r>
-              <w:t xml:space="preserve">A webhook bot (primary) plus an optional poller (catch-up). Make it idempotent on the payer’s inbound transaction id (not the webhook delivery id); webhooks redeliver, and without dedup you double-post payments.</w:t>
+              <w:t xml:space="preserve">Define webhook delivery, polling, and recovery of missed reports. Deduplicate by the source transaction identifier; make interpretation and posting independently idempotent</w:t>
             </w:r>
           </w:p>
         </w:tc>
@@ -6071,19 +5753,7 @@
               <w:jc w:val="left"/>
             </w:pPr>
             <w:r>
-              <w:t xml:space="preserve">Persist as a</w:t>
-            </w:r>
-            <w:r>
-              <w:t xml:space="preserve"> </w:t>
-            </w:r>
-            <w:r>
-              <w:rPr>
-                <w:rStyle w:val="VerbatimChar"/>
-              </w:rPr>
-              <w:t xml:space="preserve">ClaimResponse</w:t>
-            </w:r>
-            <w:r>
-              <w:t xml:space="preserve">; surface front-end rejections to denials (3.8).</w:t>
+              <w:t xml:space="preserve">Retain the raw acknowledgment, for example as a DocumentReference, and correlate it with the originating submission. Distinguish acceptance or rejection from adjudication</w:t>
             </w:r>
           </w:p>
         </w:tc>
@@ -6112,61 +5782,7 @@
               <w:jc w:val="left"/>
             </w:pPr>
             <w:r>
-              <w:t xml:space="preserve">Create a</w:t>
-            </w:r>
-            <w:r>
-              <w:t xml:space="preserve"> </w:t>
-            </w:r>
-            <w:r>
-              <w:rPr>
-                <w:rStyle w:val="VerbatimChar"/>
-              </w:rPr>
-              <w:t xml:space="preserve">PaymentReconciliation</w:t>
-            </w:r>
-            <w:r>
-              <w:t xml:space="preserve"> </w:t>
-            </w:r>
-            <w:r>
-              <w:t xml:space="preserve">and</w:t>
-            </w:r>
-            <w:r>
-              <w:t xml:space="preserve"> </w:t>
-            </w:r>
-            <w:r>
-              <w:rPr>
-                <w:rStyle w:val="VerbatimChar"/>
-              </w:rPr>
-              <w:t xml:space="preserve">ClaimResponse</w:t>
-            </w:r>
-            <w:r>
-              <w:t xml:space="preserve">; the ERA PDF is stored as a</w:t>
-            </w:r>
-            <w:r>
-              <w:t xml:space="preserve"> </w:t>
-            </w:r>
-            <w:r>
-              <w:rPr>
-                <w:rStyle w:val="VerbatimChar"/>
-              </w:rPr>
-              <w:t xml:space="preserve">DocumentReference</w:t>
-            </w:r>
-            <w:r>
-              <w:t xml:space="preserve">. Post payments/adjustments against the</w:t>
-            </w:r>
-            <w:r>
-              <w:t xml:space="preserve"> </w:t>
-            </w:r>
-            <w:r>
-              <w:rPr>
-                <w:rStyle w:val="VerbatimChar"/>
-              </w:rPr>
-              <w:t xml:space="preserve">Account</w:t>
-            </w:r>
-            <w:r>
-              <w:t xml:space="preserve"> </w:t>
-            </w:r>
-            <w:r>
-              <w:t xml:space="preserve">(3.2).</w:t>
+              <w:t xml:space="preserve">Retain source reports and map payment, adjustment, and responsibility details into your posting model. Storing a report alone does not create PaymentReconciliation resources or post money</w:t>
             </w:r>
           </w:p>
         </w:tc>
@@ -6195,22 +5811,7 @@
               <w:jc w:val="left"/>
             </w:pPr>
             <w:r>
-              <w:t xml:space="preserve">Match on the patient-control-number (PCN) assigned at submission from the</w:t>
-            </w:r>
-            <w:r>
-              <w:t xml:space="preserve"> </w:t>
-            </w:r>
-            <w:r>
-              <w:rPr>
-                <w:rStyle w:val="VerbatimChar"/>
-              </w:rPr>
-              <w:t xml:space="preserve">Claim</w:t>
-            </w:r>
-            <w:r>
-              <w:t xml:space="preserve"> </w:t>
-            </w:r>
-            <w:r>
-              <w:t xml:space="preserve">id (835), or the correlation id (277).</w:t>
+              <w:t xml:space="preserve">Use the submission’s patient-control-number and correlation identifiers. Provide an unmatched-report queue rather than assuming every report can be linked automatically</w:t>
             </w:r>
           </w:p>
         </w:tc>
@@ -6227,46 +5828,19 @@
               <w:jc w:val="left"/>
             </w:pPr>
             <w:r>
-              <w:t xml:space="preserve">Claim status</w:t>
-            </w:r>
-          </w:p>
-        </w:tc>
-        <w:tc>
-          <w:tcPr/>
-          <w:p>
-            <w:pPr>
-              <w:pStyle w:val="Compact"/>
-              <w:jc w:val="left"/>
-            </w:pPr>
-            <w:r>
-              <w:t xml:space="preserve">Status lives on</w:t>
-            </w:r>
-            <w:r>
-              <w:t xml:space="preserve"> </w:t>
-            </w:r>
-            <w:r>
-              <w:rPr>
-                <w:rStyle w:val="VerbatimChar"/>
-              </w:rPr>
-              <w:t xml:space="preserve">ClaimResponse</w:t>
-            </w:r>
-            <w:r>
-              <w:t xml:space="preserve">; query</w:t>
-            </w:r>
-            <w:r>
-              <w:t xml:space="preserve"> </w:t>
-            </w:r>
-            <w:r>
-              <w:rPr>
-                <w:rStyle w:val="VerbatimChar"/>
-              </w:rPr>
-              <w:t xml:space="preserve">ClaimResponse?request=Claim/{id}</w:t>
-            </w:r>
-            <w:r>
-              <w:t xml:space="preserve"> </w:t>
-            </w:r>
-            <w:r>
-              <w:t xml:space="preserve">(3.10).</w:t>
+              <w:t xml:space="preserve">Source claim status</w:t>
+            </w:r>
+          </w:p>
+        </w:tc>
+        <w:tc>
+          <w:tcPr/>
+          <w:p>
+            <w:pPr>
+              <w:pStyle w:val="Compact"/>
+              <w:jc w:val="left"/>
+            </w:pPr>
+            <w:r>
+              <w:t xml:space="preserve">Define where external status is stored and how it advances your workflow. Keep submission outcome, payer status, adjudication amounts, and payment posting distinct</w:t>
             </w:r>
           </w:p>
         </w:tc>
@@ -6283,186 +5857,19 @@
               <w:jc w:val="left"/>
             </w:pPr>
             <w:r>
-              <w:t xml:space="preserve">Review</w:t>
-            </w:r>
-          </w:p>
-        </w:tc>
-        <w:tc>
-          <w:tcPr/>
-          <w:p>
-            <w:pPr>
-              <w:pStyle w:val="Compact"/>
-              <w:jc w:val="left"/>
-            </w:pPr>
-            <w:r>
-              <w:t xml:space="preserve">Auto-post clean remittances; route mismatches to a</w:t>
-            </w:r>
-            <w:r>
-              <w:t xml:space="preserve"> </w:t>
-            </w:r>
-            <w:r>
-              <w:rPr>
-                <w:rStyle w:val="VerbatimChar"/>
-              </w:rPr>
-              <w:t xml:space="preserve">Task</w:t>
-            </w:r>
-            <w:r>
-              <w:t xml:space="preserve">.</w:t>
-            </w:r>
-          </w:p>
-        </w:tc>
-      </w:tr>
-    </w:tbl>
-    <w:bookmarkEnd w:id="41"/>
-    <w:bookmarkStart w:id="42" w:name="denials-rejections-resubmission"/>
-    <w:p>
-      <w:pPr>
-        <w:pStyle w:val="Heading4"/>
-      </w:pPr>
-      <w:r>
-        <w:t xml:space="preserve">3.8 Denials, Rejections &amp; Resubmission</w:t>
-      </w:r>
-    </w:p>
-    <w:p>
-      <w:pPr>
-        <w:pStyle w:val="FirstParagraph"/>
-      </w:pPr>
-      <w:r>
-        <w:t xml:space="preserve">Decide how you work claims the payer rejects or denies: correcting and resubmitting, or appealing.</w:t>
-      </w:r>
-    </w:p>
-    <w:p>
-      <w:pPr>
-        <w:pStyle w:val="BodyText"/>
-      </w:pPr>
-      <w:r>
-        <w:rPr>
-          <w:iCs/>
-          <w:i/>
-        </w:rPr>
-        <w:t xml:space="preserve">Note: The rows below are one FHIR approach to denial handling; validate against your workflow. On the clearinghouse path you build this in Medplum; with an RCM partner, denials are worked on the partner platform and surface back as synced</w:t>
-      </w:r>
-      <w:r>
-        <w:rPr>
-          <w:iCs/>
-          <w:i/>
-        </w:rPr>
-        <w:t xml:space="preserve"> </w:t>
-      </w:r>
-      <w:r>
-        <w:rPr>
-          <w:rStyle w:val="VerbatimChar"/>
-          <w:iCs/>
-          <w:i/>
-        </w:rPr>
-        <w:t xml:space="preserve">Task</w:t>
-      </w:r>
-      <w:r>
-        <w:rPr>
-          <w:iCs/>
-          <w:i/>
-        </w:rPr>
-        <w:t xml:space="preserve">s.</w:t>
-      </w:r>
-    </w:p>
-    <w:p>
-      <w:pPr>
-        <w:pStyle w:val="BodyText"/>
-      </w:pPr>
-      <w:r>
-        <w:rPr>
-          <w:bCs/>
-          <w:b/>
-        </w:rPr>
-        <w:t xml:space="preserve">Questions:</w:t>
-      </w:r>
-    </w:p>
-    <w:p>
-      <w:pPr>
-        <w:numPr>
-          <w:ilvl w:val="0"/>
-          <w:numId w:val="1013"/>
-        </w:numPr>
-        <w:pStyle w:val="Compact"/>
-      </w:pPr>
-      <w:r>
-        <w:t xml:space="preserve">Do you work front-end rejections (277CA) differently from adjudicated denials (835)?</w:t>
-      </w:r>
-    </w:p>
-    <w:p>
-      <w:pPr>
-        <w:numPr>
-          <w:ilvl w:val="0"/>
-          <w:numId w:val="1013"/>
-        </w:numPr>
-        <w:pStyle w:val="Compact"/>
-      </w:pPr>
-      <w:r>
-        <w:t xml:space="preserve">When you fix and resend, is it a corrected claim or a fresh submission?</w:t>
-      </w:r>
-    </w:p>
-    <w:p>
-      <w:pPr>
-        <w:numPr>
-          <w:ilvl w:val="0"/>
-          <w:numId w:val="1013"/>
-        </w:numPr>
-        <w:pStyle w:val="Compact"/>
-      </w:pPr>
-      <w:r>
-        <w:t xml:space="preserve">Do you track appeals (deadlines, supporting documentation, outcome)?</w:t>
-      </w:r>
-    </w:p>
-    <w:p>
-      <w:pPr>
-        <w:numPr>
-          <w:ilvl w:val="0"/>
-          <w:numId w:val="1013"/>
-        </w:numPr>
-        <w:pStyle w:val="Compact"/>
-      </w:pPr>
-      <w:r>
-        <w:t xml:space="preserve">How do staff find claims that need work?</w:t>
-      </w:r>
-    </w:p>
-    <w:tbl>
-      <w:tblPr>
-        <w:tblStyle w:val="Table"/>
-        <w:tblW w:w="9360" w:type="dxa"/>
-        <w:tblLook w:firstRow="1" w:lastRow="0" w:firstColumn="0" w:lastColumn="0" w:noHBand="0" w:noVBand="0" w:val="0020"/>
-        <w:jc w:val="start"/>
-        <w:tblLayout w:type="fixed"/>
-      </w:tblPr>
-      <w:tblGrid>
-        <w:gridCol w:w="2769"/>
-        <w:gridCol w:w="6591"/>
-      </w:tblGrid>
-      <w:tr>
-        <w:trPr>
-          <w:cantSplit/>
-          <w:tblHeader w:val="true"/>
-        </w:trPr>
-        <w:tc>
-          <w:tcPr/>
-          <w:p>
-            <w:pPr>
-              <w:pStyle w:val="Compact"/>
-              <w:jc w:val="left"/>
-            </w:pPr>
-            <w:r>
-              <w:t xml:space="preserve">Situation</w:t>
-            </w:r>
-          </w:p>
-        </w:tc>
-        <w:tc>
-          <w:tcPr/>
-          <w:p>
-            <w:pPr>
-              <w:pStyle w:val="Compact"/>
-              <w:jc w:val="left"/>
-            </w:pPr>
-            <w:r>
-              <w:t xml:space="preserve">Approach</w:t>
+              <w:t xml:space="preserve">Adjudication and posting</w:t>
+            </w:r>
+          </w:p>
+        </w:tc>
+        <w:tc>
+          <w:tcPr/>
+          <w:p>
+            <w:pPr>
+              <w:pStyle w:val="Compact"/>
+              <w:jc w:val="left"/>
+            </w:pPr>
+            <w:r>
+              <w:t xml:space="preserve">Build the report-to-ledger mapping, including line amounts, responsibility, adjustments, and reversals. If using PaymentReconciliation or additional ClaimResponses, define their role and correlation explicitly</w:t>
             </w:r>
           </w:p>
         </w:tc>
@@ -6479,49 +5886,155 @@
               <w:jc w:val="left"/>
             </w:pPr>
             <w:r>
-              <w:t xml:space="preserve">Surface denials</w:t>
-            </w:r>
-          </w:p>
-        </w:tc>
-        <w:tc>
-          <w:tcPr/>
-          <w:p>
-            <w:pPr>
-              <w:pStyle w:val="Compact"/>
-              <w:jc w:val="left"/>
-            </w:pPr>
-            <w:r>
-              <w:t xml:space="preserve">Denial detail lives on the</w:t>
-            </w:r>
-            <w:r>
-              <w:t xml:space="preserve"> </w:t>
-            </w:r>
-            <w:r>
-              <w:rPr>
-                <w:rStyle w:val="VerbatimChar"/>
-              </w:rPr>
-              <w:t xml:space="preserve">ClaimResponse</w:t>
-            </w:r>
-            <w:r>
-              <w:t xml:space="preserve"> </w:t>
-            </w:r>
-            <w:r>
-              <w:t xml:space="preserve">(3.7); create a</w:t>
-            </w:r>
-            <w:r>
-              <w:t xml:space="preserve"> </w:t>
-            </w:r>
-            <w:r>
-              <w:rPr>
-                <w:rStyle w:val="VerbatimChar"/>
-              </w:rPr>
-              <w:t xml:space="preserve">Task</w:t>
-            </w:r>
-            <w:r>
-              <w:t xml:space="preserve"> </w:t>
-            </w:r>
-            <w:r>
-              <w:t xml:space="preserve">work queue for the biller.</w:t>
+              <w:t xml:space="preserve">Review</w:t>
+            </w:r>
+          </w:p>
+        </w:tc>
+        <w:tc>
+          <w:tcPr/>
+          <w:p>
+            <w:pPr>
+              <w:pStyle w:val="Compact"/>
+              <w:jc w:val="left"/>
+            </w:pPr>
+            <w:r>
+              <w:t xml:space="preserve">Auto-post only after the application’s validation and reconciliation rules pass; route mismatches and ambiguous reports to a Task</w:t>
+            </w:r>
+          </w:p>
+        </w:tc>
+      </w:tr>
+    </w:tbl>
+    <w:bookmarkStart w:id="73" w:name="Xa2be6aa00ef2c85c6c2682f8a9dc63834cd2d62"/>
+    <w:bookmarkEnd w:id="73"/>
+    <w:bookmarkStart w:id="74" w:name="Xb649a2adb7f4388ef227a82e90094654d531351"/>
+    <w:bookmarkEnd w:id="74"/>
+    <w:bookmarkEnd w:id="75"/>
+    <w:bookmarkStart w:id="78" w:name="Xf46c4c29a90f7fd4ac180a91d29dd8f9415c6f0"/>
+    <w:p>
+      <w:pPr>
+        <w:pStyle w:val="Heading3"/>
+      </w:pPr>
+      <w:r>
+        <w:t xml:space="preserve">Who works rejections, denials, resubmissions, and appeals?</w:t>
+      </w:r>
+    </w:p>
+    <w:p>
+      <w:pPr>
+        <w:pStyle w:val="FirstParagraph"/>
+      </w:pPr>
+      <w:r>
+        <w:t xml:space="preserve">Decide how you work claims the payer rejects or denies: correcting and resubmitting, or appealing.</w:t>
+      </w:r>
+    </w:p>
+    <w:p>
+      <w:pPr>
+        <w:pStyle w:val="BodyText"/>
+      </w:pPr>
+      <w:r>
+        <w:rPr>
+          <w:i/>
+          <w:iCs/>
+        </w:rPr>
+        <w:t xml:space="preserve">Note: The rows below are one FHIR approach to denial handling; validate against your workflow. On the clearinghouse path you build this in Medplum; with an RCM partner, confirm how its denial work and status changes surface back in your application.</w:t>
+      </w:r>
+    </w:p>
+    <w:p>
+      <w:pPr>
+        <w:pStyle w:val="BodyText"/>
+      </w:pPr>
+      <w:r>
+        <w:rPr>
+          <w:b/>
+          <w:bCs/>
+        </w:rPr>
+        <w:t xml:space="preserve">Questions:</w:t>
+      </w:r>
+    </w:p>
+    <w:p>
+      <w:pPr>
+        <w:pStyle w:val="Compact"/>
+        <w:numPr>
+          <w:ilvl w:val="0"/>
+          <w:numId w:val="1014"/>
+        </w:numPr>
+      </w:pPr>
+      <w:r>
+        <w:t xml:space="preserve">Do you work front-end rejections (277CA) differently from adjudicated denials (835)?</w:t>
+      </w:r>
+    </w:p>
+    <w:p>
+      <w:pPr>
+        <w:pStyle w:val="Compact"/>
+        <w:numPr>
+          <w:ilvl w:val="0"/>
+          <w:numId w:val="1014"/>
+        </w:numPr>
+      </w:pPr>
+      <w:r>
+        <w:t xml:space="preserve">When you fix and resend, is it a corrected claim or a fresh submission?</w:t>
+      </w:r>
+    </w:p>
+    <w:p>
+      <w:pPr>
+        <w:pStyle w:val="Compact"/>
+        <w:numPr>
+          <w:ilvl w:val="0"/>
+          <w:numId w:val="1014"/>
+        </w:numPr>
+      </w:pPr>
+      <w:r>
+        <w:t xml:space="preserve">Do you track appeals (deadlines, supporting documentation, outcome)?</w:t>
+      </w:r>
+    </w:p>
+    <w:p>
+      <w:pPr>
+        <w:pStyle w:val="Compact"/>
+        <w:numPr>
+          <w:ilvl w:val="0"/>
+          <w:numId w:val="1014"/>
+        </w:numPr>
+      </w:pPr>
+      <w:r>
+        <w:t xml:space="preserve">How do staff find claims that need work?</w:t>
+      </w:r>
+    </w:p>
+    <w:tbl>
+      <w:tblPr>
+        <w:tblStyle w:val="Table"/>
+        <w:tblW w:w="9360" w:type="dxa"/>
+        <w:tblLayout w:type="fixed"/>
+        <w:tblLook w:firstRow="1" w:lastRow="0" w:firstColumn="0" w:lastColumn="0" w:noHBand="0" w:noVBand="0" w:val="0020"/>
+      </w:tblPr>
+      <w:tblGrid>
+        <w:gridCol w:w="3887"/>
+        <w:gridCol w:w="5473"/>
+      </w:tblGrid>
+      <w:tr>
+        <w:trPr>
+          <w:cantSplit/>
+          <w:tblHeader w:val="on"/>
+        </w:trPr>
+        <w:tc>
+          <w:tcPr/>
+          <w:p>
+            <w:pPr>
+              <w:pStyle w:val="Compact"/>
+              <w:jc w:val="left"/>
+            </w:pPr>
+            <w:r>
+              <w:t xml:space="preserve">Situation</w:t>
+            </w:r>
+          </w:p>
+        </w:tc>
+        <w:tc>
+          <w:tcPr/>
+          <w:p>
+            <w:pPr>
+              <w:pStyle w:val="Compact"/>
+              <w:jc w:val="left"/>
+            </w:pPr>
+            <w:r>
+              <w:t xml:space="preserve">Approach</w:t>
             </w:r>
           </w:p>
         </w:tc>
@@ -6538,43 +6051,30 @@
               <w:jc w:val="left"/>
             </w:pPr>
             <w:r>
-              <w:t xml:space="preserve">Corrected claim</w:t>
-            </w:r>
-          </w:p>
-        </w:tc>
-        <w:tc>
-          <w:tcPr/>
-          <w:p>
-            <w:pPr>
-              <w:pStyle w:val="Compact"/>
-              <w:jc w:val="left"/>
-            </w:pPr>
-            <w:r>
-              <w:t xml:space="preserve">Resubmit a corrected</w:t>
-            </w:r>
-            <w:r>
-              <w:t xml:space="preserve"> </w:t>
-            </w:r>
-            <w:r>
-              <w:rPr>
-                <w:rStyle w:val="VerbatimChar"/>
-              </w:rPr>
-              <w:t xml:space="preserve">Claim</w:t>
-            </w:r>
-            <w:r>
-              <w:t xml:space="preserve"> </w:t>
-            </w:r>
-            <w:r>
-              <w:t xml:space="preserve">linked to the original (</w:t>
-            </w:r>
-            <w:r>
-              <w:rPr>
-                <w:rStyle w:val="VerbatimChar"/>
-              </w:rPr>
-              <w:t xml:space="preserve">Claim.related</w:t>
-            </w:r>
-            <w:r>
-              <w:t xml:space="preserve">), via the same backend (3.6).</w:t>
+              <w:t xml:space="preserve">Surface denials</w:t>
+            </w:r>
+          </w:p>
+        </w:tc>
+        <w:tc>
+          <w:tcPr/>
+          <w:p>
+            <w:pPr>
+              <w:pStyle w:val="Compact"/>
+              <w:jc w:val="left"/>
+            </w:pPr>
+            <w:r>
+              <w:t xml:space="preserve">Interpret rejection or denial detail from the submission response and stored payer reports (</w:t>
+            </w:r>
+            <w:hyperlink w:anchor="X746a8460f386e4026b0dff6ec24346f15027834">
+              <w:r>
+                <w:rPr>
+                  <w:rStyle w:val="Hyperlink"/>
+                </w:rPr>
+                <w:t xml:space="preserve">Responses and posting</w:t>
+              </w:r>
+            </w:hyperlink>
+            <w:r>
+              <w:t xml:space="preserve">); create a Task work queue for the biller</w:t>
             </w:r>
           </w:p>
         </w:tc>
@@ -6591,19 +6091,19 @@
               <w:jc w:val="left"/>
             </w:pPr>
             <w:r>
-              <w:t xml:space="preserve">Appeals</w:t>
-            </w:r>
-          </w:p>
-        </w:tc>
-        <w:tc>
-          <w:tcPr/>
-          <w:p>
-            <w:pPr>
-              <w:pStyle w:val="Compact"/>
-              <w:jc w:val="left"/>
-            </w:pPr>
-            <w:r>
-              <w:t xml:space="preserve">Track as a</w:t>
+              <w:t xml:space="preserve">Corrected claim</w:t>
+            </w:r>
+          </w:p>
+        </w:tc>
+        <w:tc>
+          <w:tcPr/>
+          <w:p>
+            <w:pPr>
+              <w:pStyle w:val="Compact"/>
+              <w:jc w:val="left"/>
+            </w:pPr>
+            <w:r>
+              <w:t xml:space="preserve">Resubmit a corrected</w:t>
             </w:r>
             <w:r>
               <w:t xml:space="preserve"> </w:t>
@@ -6612,25 +6112,33 @@
               <w:rPr>
                 <w:rStyle w:val="VerbatimChar"/>
               </w:rPr>
-              <w:t xml:space="preserve">Task</w:t>
-            </w:r>
-            <w:r>
-              <w:t xml:space="preserve"> </w:t>
-            </w:r>
-            <w:r>
-              <w:t xml:space="preserve">with deadlines; attach supporting docs as</w:t>
-            </w:r>
-            <w:r>
-              <w:t xml:space="preserve"> </w:t>
+              <w:t xml:space="preserve">Claim</w:t>
+            </w:r>
+            <w:r>
+              <w:t xml:space="preserve"> </w:t>
+            </w:r>
+            <w:r>
+              <w:t xml:space="preserve">linked to the original (</w:t>
             </w:r>
             <w:r>
               <w:rPr>
                 <w:rStyle w:val="VerbatimChar"/>
               </w:rPr>
-              <w:t xml:space="preserve">DocumentReference</w:t>
-            </w:r>
-            <w:r>
-              <w:t xml:space="preserve">.</w:t>
+              <w:t xml:space="preserve">Claim.related</w:t>
+            </w:r>
+            <w:r>
+              <w:t xml:space="preserve">), via the same backend (</w:t>
+            </w:r>
+            <w:hyperlink w:anchor="X77391c27292ca82bfebfaeadf8459f044332849">
+              <w:r>
+                <w:rPr>
+                  <w:rStyle w:val="Hyperlink"/>
+                </w:rPr>
+                <w:t xml:space="preserve">Claim submission</w:t>
+              </w:r>
+            </w:hyperlink>
+            <w:r>
+              <w:t xml:space="preserve">).</w:t>
             </w:r>
           </w:p>
         </w:tc>
@@ -6647,31 +6155,19 @@
               <w:jc w:val="left"/>
             </w:pPr>
             <w:r>
-              <w:t xml:space="preserve">Find work</w:t>
-            </w:r>
-          </w:p>
-        </w:tc>
-        <w:tc>
-          <w:tcPr/>
-          <w:p>
-            <w:pPr>
-              <w:pStyle w:val="Compact"/>
-              <w:jc w:val="left"/>
-            </w:pPr>
-            <w:r>
-              <w:t xml:space="preserve">Search over open denial</w:t>
-            </w:r>
-            <w:r>
-              <w:t xml:space="preserve"> </w:t>
-            </w:r>
-            <w:r>
-              <w:rPr>
-                <w:rStyle w:val="VerbatimChar"/>
-              </w:rPr>
-              <w:t xml:space="preserve">Task</w:t>
-            </w:r>
-            <w:r>
-              <w:t xml:space="preserve">s (3.10).</w:t>
+              <w:t xml:space="preserve">Retry a rejected submission</w:t>
+            </w:r>
+          </w:p>
+        </w:tc>
+        <w:tc>
+          <w:tcPr/>
+          <w:p>
+            <w:pPr>
+              <w:pStyle w:val="Compact"/>
+              <w:jc w:val="left"/>
+            </w:pPr>
+            <w:r>
+              <w:t xml:space="preserve">Check the route’s retry and duplicate-submission behavior. Preserve prior responses and submission history; do not delete active ClaimResponses simply to bypass a guard. An accepted submission needs a deliberate correction workflow</w:t>
             </w:r>
           </w:p>
         </w:tc>
@@ -6688,19 +6184,19 @@
               <w:jc w:val="left"/>
             </w:pPr>
             <w:r>
-              <w:t xml:space="preserve">Partner-owned</w:t>
-            </w:r>
-          </w:p>
-        </w:tc>
-        <w:tc>
-          <w:tcPr/>
-          <w:p>
-            <w:pPr>
-              <w:pStyle w:val="Compact"/>
-              <w:jc w:val="left"/>
-            </w:pPr>
-            <w:r>
-              <w:t xml:space="preserve">The RCM partner works denials/resubmission on its platform; surfaced tasks sync into Medplum as</w:t>
+              <w:t xml:space="preserve">Appeals</w:t>
+            </w:r>
+          </w:p>
+        </w:tc>
+        <w:tc>
+          <w:tcPr/>
+          <w:p>
+            <w:pPr>
+              <w:pStyle w:val="Compact"/>
+              <w:jc w:val="left"/>
+            </w:pPr>
+            <w:r>
+              <w:t xml:space="preserve">Track as a</w:t>
             </w:r>
             <w:r>
               <w:t xml:space="preserve"> </w:t>
@@ -6712,145 +6208,22 @@
               <w:t xml:space="preserve">Task</w:t>
             </w:r>
             <w:r>
-              <w:t xml:space="preserve">s.</w:t>
-            </w:r>
-          </w:p>
-        </w:tc>
-      </w:tr>
-    </w:tbl>
-    <w:p>
-      <w:r>
-        <w:pict>
-          <v:rect style="width:0;height:1.5pt" o:hralign="center" o:hrstd="t" o:hr="t"/>
-        </w:pict>
-      </w:r>
-    </w:p>
-    <w:bookmarkEnd w:id="42"/>
-    <w:bookmarkEnd w:id="43"/>
-    <w:bookmarkStart w:id="47" w:name="patient-operations"/>
-    <w:p>
-      <w:pPr>
-        <w:pStyle w:val="Heading3"/>
-      </w:pPr>
-      <w:r>
-        <w:t xml:space="preserve">Patient &amp; Operations</w:t>
-      </w:r>
-    </w:p>
-    <w:bookmarkStart w:id="45" w:name="patient-responsibility-self-pay"/>
-    <w:p>
-      <w:pPr>
-        <w:pStyle w:val="Heading4"/>
-      </w:pPr>
-      <w:r>
-        <w:t xml:space="preserve">3.9 Patient Responsibility &amp; Self-Pay</w:t>
-      </w:r>
-    </w:p>
-    <w:p>
-      <w:pPr>
-        <w:pStyle w:val="FirstParagraph"/>
-      </w:pPr>
-      <w:r>
-        <w:t xml:space="preserve">Decide how you bill patients for their share (copays, coinsurance, deductibles, full self-pay) and how they pay.</w:t>
-      </w:r>
-    </w:p>
-    <w:p>
-      <w:pPr>
-        <w:pStyle w:val="BodyText"/>
-      </w:pPr>
-      <w:r>
-        <w:rPr>
-          <w:bCs/>
-          <w:b/>
-        </w:rPr>
-        <w:t xml:space="preserve">Questions:</w:t>
-      </w:r>
-    </w:p>
-    <w:p>
-      <w:pPr>
-        <w:numPr>
-          <w:ilvl w:val="0"/>
-          <w:numId w:val="1014"/>
-        </w:numPr>
-        <w:pStyle w:val="Compact"/>
-      </w:pPr>
-      <w:r>
-        <w:t xml:space="preserve">What balances do you bill: post-adjudication responsibility, self-pay, or both?</w:t>
-      </w:r>
-    </w:p>
-    <w:p>
-      <w:pPr>
-        <w:numPr>
-          <w:ilvl w:val="0"/>
-          <w:numId w:val="1014"/>
-        </w:numPr>
-        <w:pStyle w:val="Compact"/>
-      </w:pPr>
-      <w:r>
-        <w:t xml:space="preserve">Do you issue statements, and on what cadence?</w:t>
-      </w:r>
-    </w:p>
-    <w:p>
-      <w:pPr>
-        <w:numPr>
-          <w:ilvl w:val="0"/>
-          <w:numId w:val="1014"/>
-        </w:numPr>
-        <w:pStyle w:val="Compact"/>
-      </w:pPr>
-      <w:r>
-        <w:t xml:space="preserve">Do you take online payment / card on file, through which processor?</w:t>
-      </w:r>
-    </w:p>
-    <w:p>
-      <w:pPr>
-        <w:numPr>
-          <w:ilvl w:val="0"/>
-          <w:numId w:val="1014"/>
-        </w:numPr>
-        <w:pStyle w:val="Compact"/>
-      </w:pPr>
-      <w:r>
-        <w:t xml:space="preserve">For out-of-network patients, do you provide a superbill instead of billing the payer?</w:t>
-      </w:r>
-    </w:p>
-    <w:tbl>
-      <w:tblPr>
-        <w:tblStyle w:val="Table"/>
-        <w:tblW w:w="9360" w:type="dxa"/>
-        <w:tblLook w:firstRow="1" w:lastRow="0" w:firstColumn="0" w:lastColumn="0" w:noHBand="0" w:noVBand="0" w:val="0020"/>
-        <w:jc w:val="start"/>
-        <w:tblLayout w:type="fixed"/>
-      </w:tblPr>
-      <w:tblGrid>
-        <w:gridCol w:w="2769"/>
-        <w:gridCol w:w="6591"/>
-      </w:tblGrid>
-      <w:tr>
-        <w:trPr>
-          <w:cantSplit/>
-          <w:tblHeader w:val="true"/>
-        </w:trPr>
-        <w:tc>
-          <w:tcPr/>
-          <w:p>
-            <w:pPr>
-              <w:pStyle w:val="Compact"/>
-              <w:jc w:val="left"/>
-            </w:pPr>
-            <w:r>
-              <w:t xml:space="preserve">Situation</w:t>
-            </w:r>
-          </w:p>
-        </w:tc>
-        <w:tc>
-          <w:tcPr/>
-          <w:p>
-            <w:pPr>
-              <w:pStyle w:val="Compact"/>
-              <w:jc w:val="left"/>
-            </w:pPr>
-            <w:r>
-              <w:t xml:space="preserve">Approach</w:t>
+              <w:t xml:space="preserve"> </w:t>
+            </w:r>
+            <w:r>
+              <w:t xml:space="preserve">with deadlines; attach supporting docs as</w:t>
+            </w:r>
+            <w:r>
+              <w:t xml:space="preserve"> </w:t>
+            </w:r>
+            <w:r>
+              <w:rPr>
+                <w:rStyle w:val="VerbatimChar"/>
+              </w:rPr>
+              <w:t xml:space="preserve">DocumentReference</w:t>
+            </w:r>
+            <w:r>
+              <w:t xml:space="preserve">.</w:t>
             </w:r>
           </w:p>
         </w:tc>
@@ -6867,43 +6240,42 @@
               <w:jc w:val="left"/>
             </w:pPr>
             <w:r>
-              <w:t xml:space="preserve">Patient balance</w:t>
-            </w:r>
-          </w:p>
-        </w:tc>
-        <w:tc>
-          <w:tcPr/>
-          <w:p>
-            <w:pPr>
-              <w:pStyle w:val="Compact"/>
-              <w:jc w:val="left"/>
-            </w:pPr>
+              <w:t xml:space="preserve">Find work</w:t>
+            </w:r>
+          </w:p>
+        </w:tc>
+        <w:tc>
+          <w:tcPr/>
+          <w:p>
+            <w:pPr>
+              <w:pStyle w:val="Compact"/>
+              <w:jc w:val="left"/>
+            </w:pPr>
+            <w:r>
+              <w:t xml:space="preserve">Search over open denial</w:t>
+            </w:r>
+            <w:r>
+              <w:t xml:space="preserve"> </w:t>
+            </w:r>
             <w:r>
               <w:rPr>
                 <w:rStyle w:val="VerbatimChar"/>
               </w:rPr>
-              <w:t xml:space="preserve">Invoice</w:t>
-            </w:r>
-            <w:r>
-              <w:t xml:space="preserve"> </w:t>
-            </w:r>
-            <w:r>
-              <w:t xml:space="preserve">for patient-owed amounts rolling to the</w:t>
-            </w:r>
-            <w:r>
-              <w:t xml:space="preserve"> </w:t>
-            </w:r>
-            <w:r>
-              <w:rPr>
-                <w:rStyle w:val="VerbatimChar"/>
-              </w:rPr>
-              <w:t xml:space="preserve">Account</w:t>
-            </w:r>
-            <w:r>
-              <w:t xml:space="preserve"> </w:t>
-            </w:r>
-            <w:r>
-              <w:t xml:space="preserve">(3.2); responsibility from remittance (3.7) or self-pay pricing (3.5).</w:t>
+              <w:t xml:space="preserve">Task</w:t>
+            </w:r>
+            <w:r>
+              <w:t xml:space="preserve">s (</w:t>
+            </w:r>
+            <w:hyperlink w:anchor="X3429ee957dacc59b7a0ff7e79e7186185b7175c">
+              <w:r>
+                <w:rPr>
+                  <w:rStyle w:val="Hyperlink"/>
+                </w:rPr>
+                <w:t xml:space="preserve">AR and reporting</w:t>
+              </w:r>
+            </w:hyperlink>
+            <w:r>
+              <w:t xml:space="preserve">).</w:t>
             </w:r>
           </w:p>
         </w:tc>
@@ -6920,131 +6292,36 @@
               <w:jc w:val="left"/>
             </w:pPr>
             <w:r>
-              <w:t xml:space="preserve">Online payment</w:t>
-            </w:r>
-          </w:p>
-        </w:tc>
-        <w:tc>
-          <w:tcPr/>
-          <w:p>
-            <w:pPr>
-              <w:pStyle w:val="Compact"/>
-              <w:jc w:val="left"/>
-            </w:pPr>
-            <w:r>
-              <w:t xml:space="preserve">Integrate a payment processor; a</w:t>
-            </w:r>
-            <w:r>
-              <w:t xml:space="preserve"> </w:t>
-            </w:r>
-            <w:hyperlink r:id="rId44">
-              <w:r>
-                <w:rPr>
-                  <w:rStyle w:val="Hyperlink"/>
-                </w:rPr>
-                <w:t xml:space="preserve">sample integration</w:t>
-              </w:r>
-            </w:hyperlink>
-            <w:r>
-              <w:t xml:space="preserve"> </w:t>
-            </w:r>
-            <w:r>
-              <w:t xml:space="preserve">shows keeping invoices and payments in sync.</w:t>
-            </w:r>
-          </w:p>
-        </w:tc>
-      </w:tr>
-      <w:tr>
-        <w:trPr>
-          <w:cantSplit/>
-        </w:trPr>
-        <w:tc>
-          <w:tcPr/>
-          <w:p>
-            <w:pPr>
-              <w:pStyle w:val="Compact"/>
-              <w:jc w:val="left"/>
-            </w:pPr>
-            <w:r>
-              <w:t xml:space="preserve">Self-pay / cash</w:t>
-            </w:r>
-          </w:p>
-        </w:tc>
-        <w:tc>
-          <w:tcPr/>
-          <w:p>
-            <w:pPr>
-              <w:pStyle w:val="Compact"/>
-              <w:jc w:val="left"/>
-            </w:pPr>
-            <w:r>
-              <w:t xml:space="preserve">Price via</w:t>
-            </w:r>
-            <w:r>
-              <w:t xml:space="preserve"> </w:t>
-            </w:r>
-            <w:r>
-              <w:rPr>
-                <w:rStyle w:val="VerbatimChar"/>
-              </w:rPr>
-              <w:t xml:space="preserve">ChargeItemDefinition</w:t>
-            </w:r>
-            <w:r>
-              <w:t xml:space="preserve">/</w:t>
-            </w:r>
-            <w:r>
-              <w:rPr>
-                <w:rStyle w:val="VerbatimChar"/>
-              </w:rPr>
-              <w:t xml:space="preserve">$apply</w:t>
-            </w:r>
-            <w:r>
-              <w:t xml:space="preserve"> </w:t>
-            </w:r>
-            <w:r>
-              <w:t xml:space="preserve">(3.5); invoice the patient directly, no payer claim.</w:t>
-            </w:r>
-          </w:p>
-        </w:tc>
-      </w:tr>
-      <w:tr>
-        <w:trPr>
-          <w:cantSplit/>
-        </w:trPr>
-        <w:tc>
-          <w:tcPr/>
-          <w:p>
-            <w:pPr>
-              <w:pStyle w:val="Compact"/>
-              <w:jc w:val="left"/>
-            </w:pPr>
-            <w:r>
-              <w:t xml:space="preserve">Out-of-network</w:t>
-            </w:r>
-          </w:p>
-        </w:tc>
-        <w:tc>
-          <w:tcPr/>
-          <w:p>
-            <w:pPr>
-              <w:pStyle w:val="Compact"/>
-              <w:jc w:val="left"/>
-            </w:pPr>
-            <w:r>
-              <w:t xml:space="preserve">Provide a superbill (3.6) for the patient to submit for reimbursement.</w:t>
+              <w:t xml:space="preserve">Partner-owned</w:t>
+            </w:r>
+          </w:p>
+        </w:tc>
+        <w:tc>
+          <w:tcPr/>
+          <w:p>
+            <w:pPr>
+              <w:pStyle w:val="Compact"/>
+              <w:jc w:val="left"/>
+            </w:pPr>
+            <w:r>
+              <w:t xml:space="preserve">Agree who works denials and resubmission, which exceptions return to your team, and how status or task updates enter Medplum.</w:t>
             </w:r>
           </w:p>
         </w:tc>
       </w:tr>
     </w:tbl>
-    <w:bookmarkEnd w:id="45"/>
-    <w:bookmarkStart w:id="46" w:name="X049947f717209432e3ed0886946115a697797dd"/>
-    <w:p>
-      <w:pPr>
-        <w:pStyle w:val="Heading4"/>
-      </w:pPr>
-      <w:r>
-        <w:t xml:space="preserve">3.10 Accounts Receivable, Aging &amp; Lifecycle Status</w:t>
+    <w:bookmarkStart w:id="76" w:name="X5c36715231e93f8ccec436c8892b15ed38df8a1"/>
+    <w:bookmarkEnd w:id="76"/>
+    <w:bookmarkStart w:id="77" w:name="Xfbe1d0eb9257a0b9ed0c92831981c658d5d8d30"/>
+    <w:bookmarkEnd w:id="77"/>
+    <w:bookmarkEnd w:id="78"/>
+    <w:bookmarkStart w:id="83" w:name="X3429ee957dacc59b7a0ff7e79e7186185b7175c"/>
+    <w:p>
+      <w:pPr>
+        <w:pStyle w:val="Heading3"/>
+      </w:pPr>
+      <w:r>
+        <w:t xml:space="preserve">How will staff track balances, aging, and unresolved work?</w:t>
       </w:r>
     </w:p>
     <w:p>
@@ -7061,8 +6338,8 @@
       </w:pPr>
       <w:r>
         <w:rPr>
+          <w:i/>
           <w:iCs/>
-          <w:i/>
         </w:rPr>
         <w:t xml:space="preserve">Note: The rows below are one FHIR approach to AR tracking; validate against your reporting needs. Most relevant on the clearinghouse path; an RCM partner owns AR and reporting.</w:t>
       </w:r>
@@ -7073,55 +6350,55 @@
       </w:pPr>
       <w:r>
         <w:rPr>
+          <w:b/>
           <w:bCs/>
-          <w:b/>
         </w:rPr>
         <w:t xml:space="preserve">Questions:</w:t>
       </w:r>
     </w:p>
     <w:p>
       <w:pPr>
+        <w:pStyle w:val="Compact"/>
         <w:numPr>
           <w:ilvl w:val="0"/>
           <w:numId w:val="1015"/>
         </w:numPr>
+      </w:pPr>
+      <w:r>
+        <w:t xml:space="preserve">What lifecycle states matter (e.g. draft → submitted → accepted → paid → denied → closed)?</w:t>
+      </w:r>
+    </w:p>
+    <w:p>
+      <w:pPr>
         <w:pStyle w:val="Compact"/>
-      </w:pPr>
-      <w:r>
-        <w:t xml:space="preserve">What lifecycle states matter (e.g. draft → submitted → accepted → paid → denied → closed)?</w:t>
-      </w:r>
-    </w:p>
-    <w:p>
-      <w:pPr>
         <w:numPr>
           <w:ilvl w:val="0"/>
           <w:numId w:val="1015"/>
         </w:numPr>
+      </w:pPr>
+      <w:r>
+        <w:t xml:space="preserve">How do you standardize states so queues, reports, and integrations agree?</w:t>
+      </w:r>
+    </w:p>
+    <w:p>
+      <w:pPr>
         <w:pStyle w:val="Compact"/>
-      </w:pPr>
-      <w:r>
-        <w:t xml:space="preserve">How do you standardize states so queues, reports, and integrations agree?</w:t>
-      </w:r>
-    </w:p>
-    <w:p>
-      <w:pPr>
         <w:numPr>
           <w:ilvl w:val="0"/>
           <w:numId w:val="1015"/>
         </w:numPr>
+      </w:pPr>
+      <w:r>
+        <w:t xml:space="preserve">Do you track aging (days since submission, days pending) and AR buckets?</w:t>
+      </w:r>
+    </w:p>
+    <w:p>
+      <w:pPr>
         <w:pStyle w:val="Compact"/>
-      </w:pPr>
-      <w:r>
-        <w:t xml:space="preserve">Do you track aging (days since submission, days pending) and AR buckets?</w:t>
-      </w:r>
-    </w:p>
-    <w:p>
-      <w:pPr>
         <w:numPr>
           <w:ilvl w:val="0"/>
           <w:numId w:val="1015"/>
         </w:numPr>
-        <w:pStyle w:val="Compact"/>
       </w:pPr>
       <w:r>
         <w:t xml:space="preserve">How do staff find overdue or stuck claims and balances?</w:t>
@@ -7131,9 +6408,8 @@
       <w:tblPr>
         <w:tblStyle w:val="Table"/>
         <w:tblW w:w="9360" w:type="dxa"/>
+        <w:tblLayout w:type="fixed"/>
         <w:tblLook w:firstRow="1" w:lastRow="0" w:firstColumn="0" w:lastColumn="0" w:noHBand="0" w:noVBand="0" w:val="0020"/>
-        <w:jc w:val="start"/>
-        <w:tblLayout w:type="fixed"/>
       </w:tblPr>
       <w:tblGrid>
         <w:gridCol w:w="2880"/>
@@ -7142,7 +6418,7 @@
       <w:tr>
         <w:trPr>
           <w:cantSplit/>
-          <w:tblHeader w:val="true"/>
+          <w:tblHeader w:val="on"/>
         </w:trPr>
         <w:tc>
           <w:tcPr/>
@@ -7249,13 +6525,7 @@
               <w:jc w:val="left"/>
             </w:pPr>
             <w:r>
-              <w:rPr>
-                <w:rStyle w:val="VerbatimChar"/>
-              </w:rPr>
-              <w:t xml:space="preserve">Bot</w:t>
-            </w:r>
-            <w:r>
-              <w:t xml:space="preserve">s/subscriptions advance status when responses arrive (3.7): accepted, paid, denied.</w:t>
+              <w:t xml:space="preserve">Bots interpret submission responses and payer reports, then advance the appropriate workflow stage. Keep accepted, adjudicated, and posted states distinct</w:t>
             </w:r>
           </w:p>
         </w:tc>
@@ -7284,7 +6554,7 @@
               <w:jc w:val="left"/>
             </w:pPr>
             <w:r>
-              <w:t xml:space="preserve">Search over</w:t>
+              <w:t xml:space="preserve">Record submission and stage-entry times, derive stage intervals from history or explicit transition records, and age calculated outstanding balances.</w:t>
             </w:r>
             <w:r>
               <w:t xml:space="preserve"> </w:t>
@@ -7296,7 +6566,10 @@
               <w:t xml:space="preserve">Claim.created</w:t>
             </w:r>
             <w:r>
-              <w:t xml:space="preserve">,</w:t>
+              <w:t xml:space="preserve"> </w:t>
+            </w:r>
+            <w:r>
+              <w:t xml:space="preserve">is not submission time;</w:t>
             </w:r>
             <w:r>
               <w:t xml:space="preserve"> </w:t>
@@ -7308,22 +6581,10 @@
               <w:t xml:space="preserve">Task.lastModified</w:t>
             </w:r>
             <w:r>
-              <w:t xml:space="preserve">, and</w:t>
-            </w:r>
-            <w:r>
-              <w:t xml:space="preserve"> </w:t>
-            </w:r>
-            <w:r>
-              <w:rPr>
-                <w:rStyle w:val="VerbatimChar"/>
-              </w:rPr>
-              <w:t xml:space="preserve">Account</w:t>
-            </w:r>
-            <w:r>
-              <w:t xml:space="preserve"> </w:t>
-            </w:r>
-            <w:r>
-              <w:t xml:space="preserve">balances; bucket by age.</w:t>
+              <w:t xml:space="preserve"> </w:t>
+            </w:r>
+            <w:r>
+              <w:t xml:space="preserve">may reflect unrelated edits</w:t>
             </w:r>
           </w:p>
         </w:tc>
@@ -7370,31 +6631,23 @@
         </w:tc>
       </w:tr>
     </w:tbl>
-    <w:p>
-      <w:r>
-        <w:pict>
-          <v:rect style="width:0;height:1.5pt" o:hralign="center" o:hrstd="t" o:hr="t"/>
-        </w:pict>
-      </w:r>
-    </w:p>
-    <w:bookmarkEnd w:id="46"/>
-    <w:bookmarkEnd w:id="47"/>
-    <w:bookmarkStart w:id="51" w:name="value-based"/>
-    <w:p>
-      <w:pPr>
-        <w:pStyle w:val="Heading3"/>
-      </w:pPr>
-      <w:r>
-        <w:t xml:space="preserve">Value-Based</w:t>
-      </w:r>
-    </w:p>
-    <w:bookmarkStart w:id="50" w:name="value-based-capitation"/>
-    <w:p>
-      <w:pPr>
-        <w:pStyle w:val="Heading4"/>
-      </w:pPr>
-      <w:r>
-        <w:t xml:space="preserve">3.11 Value-Based &amp; Capitation</w:t>
+    <w:bookmarkStart w:id="79" w:name="patient--operations"/>
+    <w:bookmarkEnd w:id="79"/>
+    <w:bookmarkStart w:id="80" w:name="X55452fd7d46a847a55d78152e5702f7bab76b7a"/>
+    <w:bookmarkEnd w:id="80"/>
+    <w:bookmarkStart w:id="81" w:name="decision-5"/>
+    <w:bookmarkEnd w:id="81"/>
+    <w:bookmarkStart w:id="82" w:name="Xc6aae7e6c9c7489b86f947f7e10184c2ba0866a"/>
+    <w:bookmarkEnd w:id="82"/>
+    <w:bookmarkEnd w:id="83"/>
+    <w:bookmarkEnd w:id="84"/>
+    <w:bookmarkStart w:id="90" w:name="how-will-patients-be-billed"/>
+    <w:p>
+      <w:pPr>
+        <w:pStyle w:val="Heading2"/>
+      </w:pPr>
+      <w:r>
+        <w:t xml:space="preserve">How will patients be billed?</w:t>
       </w:r>
     </w:p>
     <w:p>
@@ -7402,6 +6655,411 @@
         <w:pStyle w:val="FirstParagraph"/>
       </w:pPr>
       <w:r>
+        <w:t xml:space="preserve">Decide how you bill patients for their share (copays, coinsurance, deductibles, full self-pay) and how they pay.</w:t>
+      </w:r>
+    </w:p>
+    <w:p>
+      <w:pPr>
+        <w:pStyle w:val="BodyText"/>
+      </w:pPr>
+      <w:r>
+        <w:rPr>
+          <w:b/>
+          <w:bCs/>
+        </w:rPr>
+        <w:t xml:space="preserve">Questions:</w:t>
+      </w:r>
+    </w:p>
+    <w:p>
+      <w:pPr>
+        <w:pStyle w:val="Compact"/>
+        <w:numPr>
+          <w:ilvl w:val="0"/>
+          <w:numId w:val="1016"/>
+        </w:numPr>
+      </w:pPr>
+      <w:r>
+        <w:t xml:space="preserve">What balances do you bill: post-adjudication responsibility, self-pay, or both?</w:t>
+      </w:r>
+    </w:p>
+    <w:p>
+      <w:pPr>
+        <w:pStyle w:val="Compact"/>
+        <w:numPr>
+          <w:ilvl w:val="0"/>
+          <w:numId w:val="1016"/>
+        </w:numPr>
+      </w:pPr>
+      <w:r>
+        <w:t xml:space="preserve">Will you collect self-pay directly or delegate it to a billing partner?</w:t>
+      </w:r>
+    </w:p>
+    <w:p>
+      <w:pPr>
+        <w:pStyle w:val="Compact"/>
+        <w:numPr>
+          <w:ilvl w:val="0"/>
+          <w:numId w:val="1016"/>
+        </w:numPr>
+      </w:pPr>
+      <w:r>
+        <w:t xml:space="preserve">Do you issue statements, and on what cadence?</w:t>
+      </w:r>
+    </w:p>
+    <w:p>
+      <w:pPr>
+        <w:pStyle w:val="Compact"/>
+        <w:numPr>
+          <w:ilvl w:val="0"/>
+          <w:numId w:val="1016"/>
+        </w:numPr>
+      </w:pPr>
+      <w:r>
+        <w:t xml:space="preserve">Do you take online payment / card on file, through which processor?</w:t>
+      </w:r>
+    </w:p>
+    <w:p>
+      <w:pPr>
+        <w:pStyle w:val="Compact"/>
+        <w:numPr>
+          <w:ilvl w:val="0"/>
+          <w:numId w:val="1016"/>
+        </w:numPr>
+      </w:pPr>
+      <w:r>
+        <w:t xml:space="preserve">For out-of-network patients, do you provide a superbill instead of billing the payer?</w:t>
+      </w:r>
+    </w:p>
+    <w:tbl>
+      <w:tblPr>
+        <w:tblStyle w:val="Table"/>
+        <w:tblW w:w="9360" w:type="dxa"/>
+        <w:tblLayout w:type="fixed"/>
+        <w:tblLook w:firstRow="1" w:lastRow="0" w:firstColumn="0" w:lastColumn="0" w:noHBand="0" w:noVBand="0" w:val="0020"/>
+      </w:tblPr>
+      <w:tblGrid>
+        <w:gridCol w:w="3654"/>
+        <w:gridCol w:w="5706"/>
+      </w:tblGrid>
+      <w:tr>
+        <w:trPr>
+          <w:cantSplit/>
+          <w:tblHeader w:val="on"/>
+        </w:trPr>
+        <w:tc>
+          <w:tcPr/>
+          <w:p>
+            <w:pPr>
+              <w:pStyle w:val="Compact"/>
+              <w:jc w:val="left"/>
+            </w:pPr>
+            <w:r>
+              <w:t xml:space="preserve">Situation</w:t>
+            </w:r>
+          </w:p>
+        </w:tc>
+        <w:tc>
+          <w:tcPr/>
+          <w:p>
+            <w:pPr>
+              <w:pStyle w:val="Compact"/>
+              <w:jc w:val="left"/>
+            </w:pPr>
+            <w:r>
+              <w:t xml:space="preserve">Approach</w:t>
+            </w:r>
+          </w:p>
+        </w:tc>
+      </w:tr>
+      <w:tr>
+        <w:trPr>
+          <w:cantSplit/>
+        </w:trPr>
+        <w:tc>
+          <w:tcPr/>
+          <w:p>
+            <w:pPr>
+              <w:pStyle w:val="Compact"/>
+              <w:jc w:val="left"/>
+            </w:pPr>
+            <w:r>
+              <w:t xml:space="preserve">Patient balance</w:t>
+            </w:r>
+          </w:p>
+        </w:tc>
+        <w:tc>
+          <w:tcPr/>
+          <w:p>
+            <w:pPr>
+              <w:pStyle w:val="Compact"/>
+              <w:jc w:val="left"/>
+            </w:pPr>
+            <w:r>
+              <w:rPr>
+                <w:rStyle w:val="VerbatimChar"/>
+              </w:rPr>
+              <w:t xml:space="preserve">Invoice</w:t>
+            </w:r>
+            <w:r>
+              <w:t xml:space="preserve"> </w:t>
+            </w:r>
+            <w:r>
+              <w:t xml:space="preserve">for patient-owed amounts rolling to the</w:t>
+            </w:r>
+            <w:r>
+              <w:t xml:space="preserve"> </w:t>
+            </w:r>
+            <w:r>
+              <w:rPr>
+                <w:rStyle w:val="VerbatimChar"/>
+              </w:rPr>
+              <w:t xml:space="preserve">Account</w:t>
+            </w:r>
+            <w:r>
+              <w:t xml:space="preserve"> </w:t>
+            </w:r>
+            <w:r>
+              <w:t xml:space="preserve">(</w:t>
+            </w:r>
+            <w:hyperlink w:anchor="X84d27e546a844b13b2da6fb283b1c564dbc85a9">
+              <w:r>
+                <w:rPr>
+                  <w:rStyle w:val="Hyperlink"/>
+                </w:rPr>
+                <w:t xml:space="preserve">Accounts</w:t>
+              </w:r>
+            </w:hyperlink>
+            <w:r>
+              <w:t xml:space="preserve">); responsibility from remittance (</w:t>
+            </w:r>
+            <w:hyperlink w:anchor="X746a8460f386e4026b0dff6ec24346f15027834">
+              <w:r>
+                <w:rPr>
+                  <w:rStyle w:val="Hyperlink"/>
+                </w:rPr>
+                <w:t xml:space="preserve">Responses and posting</w:t>
+              </w:r>
+            </w:hyperlink>
+            <w:r>
+              <w:t xml:space="preserve">) or self-pay pricing (</w:t>
+            </w:r>
+            <w:hyperlink w:anchor="Xd34c8bd9b45e8c621656c0823a1821cd0407119">
+              <w:r>
+                <w:rPr>
+                  <w:rStyle w:val="Hyperlink"/>
+                </w:rPr>
+                <w:t xml:space="preserve">Charge capture</w:t>
+              </w:r>
+            </w:hyperlink>
+            <w:r>
+              <w:t xml:space="preserve">).</w:t>
+            </w:r>
+          </w:p>
+        </w:tc>
+      </w:tr>
+      <w:tr>
+        <w:trPr>
+          <w:cantSplit/>
+        </w:trPr>
+        <w:tc>
+          <w:tcPr/>
+          <w:p>
+            <w:pPr>
+              <w:pStyle w:val="Compact"/>
+              <w:jc w:val="left"/>
+            </w:pPr>
+            <w:r>
+              <w:t xml:space="preserve">Online payment</w:t>
+            </w:r>
+          </w:p>
+        </w:tc>
+        <w:tc>
+          <w:tcPr/>
+          <w:p>
+            <w:pPr>
+              <w:pStyle w:val="Compact"/>
+              <w:jc w:val="left"/>
+            </w:pPr>
+            <w:r>
+              <w:t xml:space="preserve">Integrate a payment processor; a</w:t>
+            </w:r>
+            <w:r>
+              <w:t xml:space="preserve"> </w:t>
+            </w:r>
+            <w:hyperlink r:id="rId85">
+              <w:r>
+                <w:rPr>
+                  <w:rStyle w:val="Hyperlink"/>
+                </w:rPr>
+                <w:t xml:space="preserve">sample integration</w:t>
+              </w:r>
+            </w:hyperlink>
+            <w:r>
+              <w:t xml:space="preserve"> </w:t>
+            </w:r>
+            <w:r>
+              <w:t xml:space="preserve">shows keeping invoices and payments in sync.</w:t>
+            </w:r>
+          </w:p>
+        </w:tc>
+      </w:tr>
+      <w:tr>
+        <w:trPr>
+          <w:cantSplit/>
+        </w:trPr>
+        <w:tc>
+          <w:tcPr/>
+          <w:p>
+            <w:pPr>
+              <w:pStyle w:val="Compact"/>
+              <w:jc w:val="left"/>
+            </w:pPr>
+            <w:r>
+              <w:t xml:space="preserve">Direct self-pay / cash</w:t>
+            </w:r>
+          </w:p>
+        </w:tc>
+        <w:tc>
+          <w:tcPr/>
+          <w:p>
+            <w:pPr>
+              <w:pStyle w:val="Compact"/>
+              <w:jc w:val="left"/>
+            </w:pPr>
+            <w:r>
+              <w:t xml:space="preserve">Price via</w:t>
+            </w:r>
+            <w:r>
+              <w:t xml:space="preserve"> </w:t>
+            </w:r>
+            <w:r>
+              <w:rPr>
+                <w:rStyle w:val="VerbatimChar"/>
+              </w:rPr>
+              <w:t xml:space="preserve">ChargeItemDefinition</w:t>
+            </w:r>
+            <w:r>
+              <w:t xml:space="preserve">/</w:t>
+            </w:r>
+            <w:r>
+              <w:rPr>
+                <w:rStyle w:val="VerbatimChar"/>
+              </w:rPr>
+              <w:t xml:space="preserve">$apply</w:t>
+            </w:r>
+            <w:r>
+              <w:t xml:space="preserve"> </w:t>
+            </w:r>
+            <w:r>
+              <w:t xml:space="preserve">(</w:t>
+            </w:r>
+            <w:hyperlink w:anchor="Xd34c8bd9b45e8c621656c0823a1821cd0407119">
+              <w:r>
+                <w:rPr>
+                  <w:rStyle w:val="Hyperlink"/>
+                </w:rPr>
+                <w:t xml:space="preserve">Charge capture</w:t>
+              </w:r>
+            </w:hyperlink>
+            <w:r>
+              <w:t xml:space="preserve">) and invoice the patient directly; no payer claim</w:t>
+            </w:r>
+          </w:p>
+        </w:tc>
+      </w:tr>
+      <w:tr>
+        <w:trPr>
+          <w:cantSplit/>
+        </w:trPr>
+        <w:tc>
+          <w:tcPr/>
+          <w:p>
+            <w:pPr>
+              <w:pStyle w:val="Compact"/>
+              <w:jc w:val="left"/>
+            </w:pPr>
+            <w:r>
+              <w:t xml:space="preserve">Partner-managed self-pay</w:t>
+            </w:r>
+          </w:p>
+        </w:tc>
+        <w:tc>
+          <w:tcPr/>
+          <w:p>
+            <w:pPr>
+              <w:pStyle w:val="Compact"/>
+              <w:jc w:val="left"/>
+            </w:pPr>
+            <w:r>
+              <w:t xml:space="preserve">Confirm the partner’s encounter/charge submission format and how it represents self-pay responsibility. If that format uses a FHIR Claim, distinguish this data handoff from an insurance claim sent to a payer</w:t>
+            </w:r>
+          </w:p>
+        </w:tc>
+      </w:tr>
+      <w:tr>
+        <w:trPr>
+          <w:cantSplit/>
+        </w:trPr>
+        <w:tc>
+          <w:tcPr/>
+          <w:p>
+            <w:pPr>
+              <w:pStyle w:val="Compact"/>
+              <w:jc w:val="left"/>
+            </w:pPr>
+            <w:r>
+              <w:t xml:space="preserve">Out-of-network</w:t>
+            </w:r>
+          </w:p>
+        </w:tc>
+        <w:tc>
+          <w:tcPr/>
+          <w:p>
+            <w:pPr>
+              <w:pStyle w:val="Compact"/>
+              <w:jc w:val="left"/>
+            </w:pPr>
+            <w:r>
+              <w:t xml:space="preserve">Provide a superbill (</w:t>
+            </w:r>
+            <w:hyperlink w:anchor="X77391c27292ca82bfebfaeadf8459f044332849">
+              <w:r>
+                <w:rPr>
+                  <w:rStyle w:val="Hyperlink"/>
+                </w:rPr>
+                <w:t xml:space="preserve">Claim submission</w:t>
+              </w:r>
+            </w:hyperlink>
+            <w:r>
+              <w:t xml:space="preserve">) for the patient to submit for reimbursement.</w:t>
+            </w:r>
+          </w:p>
+        </w:tc>
+      </w:tr>
+    </w:tbl>
+    <w:bookmarkStart w:id="86" w:name="value-based"/>
+    <w:bookmarkEnd w:id="86"/>
+    <w:bookmarkStart w:id="87" w:name="X9911c84930e1648087bd00c0565fe1a5f4d0d09"/>
+    <w:bookmarkEnd w:id="87"/>
+    <w:bookmarkStart w:id="88" w:name="decision-6"/>
+    <w:bookmarkEnd w:id="88"/>
+    <w:bookmarkStart w:id="89" w:name="X181d1e2ea754c72a01b97185ff175e22cfab36f"/>
+    <w:bookmarkEnd w:id="89"/>
+    <w:bookmarkEnd w:id="90"/>
+    <w:bookmarkStart w:id="93" w:name="how-will-value-based-contracts-work"/>
+    <w:p>
+      <w:pPr>
+        <w:pStyle w:val="Heading2"/>
+      </w:pPr>
+      <w:r>
+        <w:t xml:space="preserve">How will value-based contracts work?</w:t>
+      </w:r>
+    </w:p>
+    <w:p>
+      <w:pPr>
+        <w:pStyle w:val="FirstParagraph"/>
+      </w:pPr>
+      <w:r>
         <w:t xml:space="preserve">Value-based care isn’t a claims pipeline; it splits into measurement (quality, gaps in care) and money (capitation, risk, settlement). Read only for capitated or risk-based contracts.</w:t>
       </w:r>
     </w:p>
@@ -7411,32 +7069,32 @@
       </w:pPr>
       <w:r>
         <w:rPr>
+          <w:i/>
           <w:iCs/>
+        </w:rPr>
+        <w:t xml:space="preserve">Note: Quality measurement uses documented operations; the financial rows are one FHIR approach to validate against your contracts. Quality/HEDIS reporting overlaps clinical analytics; see</w:t>
+      </w:r>
+      <w:r>
+        <w:rPr>
           <w:i/>
-        </w:rPr>
-        <w:t xml:space="preserve">Note: Quality measurement uses documented operations; the financial rows are one FHIR approach to validate against your contracts. Quality/HEDIS reporting overlaps clinical analytics; see</w:t>
-      </w:r>
-      <w:r>
-        <w:rPr>
           <w:iCs/>
-          <w:i/>
         </w:rPr>
         <w:t xml:space="preserve"> </w:t>
       </w:r>
-      <w:hyperlink r:id="rId48">
+      <w:hyperlink r:id="rId91">
         <w:r>
           <w:rPr>
             <w:rStyle w:val="Hyperlink"/>
+            <w:i/>
             <w:iCs/>
-            <w:i/>
           </w:rPr>
           <w:t xml:space="preserve">Analytics</w:t>
         </w:r>
       </w:hyperlink>
       <w:r>
         <w:rPr>
+          <w:i/>
           <w:iCs/>
-          <w:i/>
         </w:rPr>
         <w:t xml:space="preserve">.</w:t>
       </w:r>
@@ -7447,55 +7105,55 @@
       </w:pPr>
       <w:r>
         <w:rPr>
+          <w:b/>
           <w:bCs/>
-          <w:b/>
         </w:rPr>
         <w:t xml:space="preserve">Questions:</w:t>
       </w:r>
     </w:p>
     <w:p>
       <w:pPr>
+        <w:pStyle w:val="Compact"/>
         <w:numPr>
           <w:ilvl w:val="0"/>
-          <w:numId w:val="1016"/>
+          <w:numId w:val="1017"/>
         </w:numPr>
+      </w:pPr>
+      <w:r>
+        <w:t xml:space="preserve">Which contracts are capitated or risk-based, and which members are attributed to you?</w:t>
+      </w:r>
+    </w:p>
+    <w:p>
+      <w:pPr>
         <w:pStyle w:val="Compact"/>
-      </w:pPr>
-      <w:r>
-        <w:t xml:space="preserve">Which contracts are capitated or risk-based, and which members are attributed to you?</w:t>
-      </w:r>
-    </w:p>
-    <w:p>
-      <w:pPr>
         <w:numPr>
           <w:ilvl w:val="0"/>
-          <w:numId w:val="1016"/>
+          <w:numId w:val="1017"/>
         </w:numPr>
+      </w:pPr>
+      <w:r>
+        <w:t xml:space="preserve">Which quality measures (eCQM, HEDIS, stars) are you accountable for?</w:t>
+      </w:r>
+    </w:p>
+    <w:p>
+      <w:pPr>
         <w:pStyle w:val="Compact"/>
-      </w:pPr>
-      <w:r>
-        <w:t xml:space="preserve">Which quality measures (eCQM, HEDIS, stars) are you accountable for?</w:t>
-      </w:r>
-    </w:p>
-    <w:p>
-      <w:pPr>
         <w:numPr>
           <w:ilvl w:val="0"/>
-          <w:numId w:val="1016"/>
+          <w:numId w:val="1017"/>
         </w:numPr>
+      </w:pPr>
+      <w:r>
+        <w:t xml:space="preserve">Do you still submit claims or encounter data when capitated (for risk adjustment and measurement)?</w:t>
+      </w:r>
+    </w:p>
+    <w:p>
+      <w:pPr>
         <w:pStyle w:val="Compact"/>
-      </w:pPr>
-      <w:r>
-        <w:t xml:space="preserve">Do you still submit claims or encounter data when capitated (for risk adjustment and measurement)?</w:t>
-      </w:r>
-    </w:p>
-    <w:p>
-      <w:pPr>
         <w:numPr>
           <w:ilvl w:val="0"/>
-          <w:numId w:val="1016"/>
+          <w:numId w:val="1017"/>
         </w:numPr>
-        <w:pStyle w:val="Compact"/>
       </w:pPr>
       <w:r>
         <w:t xml:space="preserve">How are capitation payments and any shared-savings settlement reconciled?</w:t>
@@ -7505,9 +7163,8 @@
       <w:tblPr>
         <w:tblStyle w:val="Table"/>
         <w:tblW w:w="9360" w:type="dxa"/>
+        <w:tblLayout w:type="fixed"/>
         <w:tblLook w:firstRow="1" w:lastRow="0" w:firstColumn="0" w:lastColumn="0" w:noHBand="0" w:noVBand="0" w:val="0020"/>
-        <w:jc w:val="start"/>
-        <w:tblLayout w:type="fixed"/>
       </w:tblPr>
       <w:tblGrid>
         <w:gridCol w:w="4156"/>
@@ -7516,7 +7173,7 @@
       <w:tr>
         <w:trPr>
           <w:cantSplit/>
-          <w:tblHeader w:val="true"/>
+          <w:tblHeader w:val="on"/>
         </w:trPr>
         <w:tc>
           <w:tcPr/>
@@ -7661,7 +7318,7 @@
             <w:r>
               <w:t xml:space="preserve"> </w:t>
             </w:r>
-            <w:hyperlink r:id="rId49">
+            <w:hyperlink r:id="rId92">
               <w:r>
                 <w:rPr>
                   <w:rStyle w:val="VerbatimChar"/>
@@ -7675,7 +7332,7 @@
             <w:r>
               <w:t xml:space="preserve"> </w:t>
             </w:r>
-            <w:hyperlink r:id="rId48">
+            <w:hyperlink r:id="rId91">
               <w:r>
                 <w:rPr>
                   <w:rStyle w:val="Hyperlink"/>
@@ -7728,7 +7385,18 @@
               <w:t xml:space="preserve"> </w:t>
             </w:r>
             <w:r>
-              <w:t xml:space="preserve">coding from encounters and submit as encounter data; ties to coding (3.5).</w:t>
+              <w:t xml:space="preserve">coding from encounters and submit as encounter data; ties to coding (</w:t>
+            </w:r>
+            <w:hyperlink w:anchor="Xd34c8bd9b45e8c621656c0823a1821cd0407119">
+              <w:r>
+                <w:rPr>
+                  <w:rStyle w:val="Hyperlink"/>
+                </w:rPr>
+                <w:t xml:space="preserve">Charge capture</w:t>
+              </w:r>
+            </w:hyperlink>
+            <w:r>
+              <w:t xml:space="preserve">).</w:t>
             </w:r>
           </w:p>
         </w:tc>
@@ -7757,7 +7425,18 @@
               <w:jc w:val="left"/>
             </w:pPr>
             <w:r>
-              <w:t xml:space="preserve">Even when capitated, reuse claim assembly (3.6) to send 837/encounter data for measurement and risk.</w:t>
+              <w:t xml:space="preserve">Even when capitated, reuse claim assembly (</w:t>
+            </w:r>
+            <w:hyperlink w:anchor="X77391c27292ca82bfebfaeadf8459f044332849">
+              <w:r>
+                <w:rPr>
+                  <w:rStyle w:val="Hyperlink"/>
+                </w:rPr>
+                <w:t xml:space="preserve">Claim submission</w:t>
+              </w:r>
+            </w:hyperlink>
+            <w:r>
+              <w:t xml:space="preserve">) to send 837/encounter data for measurement and risk.</w:t>
             </w:r>
           </w:p>
         </w:tc>
@@ -7786,53 +7465,25 @@
               <w:jc w:val="left"/>
             </w:pPr>
             <w:r>
-              <w:t xml:space="preserve">Model received capitation and shared-savings settlement as</w:t>
-            </w:r>
-            <w:r>
-              <w:t xml:space="preserve"> </w:t>
-            </w:r>
-            <w:r>
-              <w:rPr>
-                <w:rStyle w:val="VerbatimChar"/>
-              </w:rPr>
-              <w:t xml:space="preserve">PaymentReconciliation</w:t>
-            </w:r>
-            <w:r>
-              <w:t xml:space="preserve"> </w:t>
-            </w:r>
-            <w:r>
-              <w:t xml:space="preserve">against the</w:t>
-            </w:r>
-            <w:r>
-              <w:t xml:space="preserve"> </w:t>
-            </w:r>
-            <w:r>
-              <w:rPr>
-                <w:rStyle w:val="VerbatimChar"/>
-              </w:rPr>
-              <w:t xml:space="preserve">Account</w:t>
-            </w:r>
-            <w:r>
-              <w:t xml:space="preserve"> </w:t>
-            </w:r>
-            <w:r>
-              <w:t xml:space="preserve">(3.2).</w:t>
+              <w:t xml:space="preserve">If using PaymentReconciliation, define its association to contract, period, and account in the posting model (</w:t>
+            </w:r>
+            <w:hyperlink w:anchor="X84d27e546a844b13b2da6fb283b1c564dbc85a9">
+              <w:r>
+                <w:rPr>
+                  <w:rStyle w:val="Hyperlink"/>
+                </w:rPr>
+                <w:t xml:space="preserve">Accounts</w:t>
+              </w:r>
+            </w:hyperlink>
+            <w:r>
+              <w:t xml:space="preserve">). Receiving a reconciliation resource does not automatically change an Account balance</w:t>
             </w:r>
           </w:p>
         </w:tc>
       </w:tr>
     </w:tbl>
-    <w:p>
-      <w:r>
-        <w:pict>
-          <v:rect style="width:0;height:1.5pt" o:hralign="center" o:hrstd="t" o:hr="t"/>
-        </w:pict>
-      </w:r>
-    </w:p>
-    <w:bookmarkEnd w:id="50"/>
-    <w:bookmarkEnd w:id="51"/>
-    <w:bookmarkEnd w:id="52"/>
-    <w:bookmarkStart w:id="58" w:name="related-integrations"/>
+    <w:bookmarkEnd w:id="93"/>
+    <w:bookmarkStart w:id="98" w:name="related-integrations"/>
     <w:p>
       <w:pPr>
         <w:pStyle w:val="Heading2"/>
@@ -7841,129 +7492,60 @@
         <w:t xml:space="preserve">Related Integrations</w:t>
       </w:r>
     </w:p>
+    <w:bookmarkStart w:id="94" w:name="stedi"/>
+    <w:bookmarkEnd w:id="94"/>
+    <w:bookmarkStart w:id="95" w:name="candid-health"/>
+    <w:bookmarkEnd w:id="95"/>
     <w:p>
       <w:pPr>
         <w:pStyle w:val="FirstParagraph"/>
       </w:pPr>
       <w:r>
-        <w:t xml:space="preserve">The billing and revenue-cycle partners Medplum integrates with first-party:</w:t>
-      </w:r>
-    </w:p>
-    <w:p>
-      <w:pPr>
+        <w:t xml:space="preserve">See the integration docs for setup and implementation details:</w:t>
+      </w:r>
+    </w:p>
+    <w:p>
+      <w:pPr>
+        <w:pStyle w:val="Compact"/>
         <w:numPr>
           <w:ilvl w:val="0"/>
-          <w:numId w:val="1017"/>
+          <w:numId w:val="1018"/>
         </w:numPr>
-        <w:pStyle w:val="Compact"/>
-      </w:pPr>
-      <w:hyperlink r:id="rId53">
+      </w:pPr>
+      <w:hyperlink r:id="rId96">
         <w:r>
           <w:rPr>
             <w:rStyle w:val="Hyperlink"/>
-            <w:bCs/>
-            <w:b/>
           </w:rPr>
           <w:t xml:space="preserve">Stedi</w:t>
         </w:r>
       </w:hyperlink>
       <w:r>
-        <w:t xml:space="preserve"> </w:t>
-      </w:r>
-      <w:r>
-        <w:t xml:space="preserve">— X12</w:t>
-      </w:r>
-      <w:r>
-        <w:t xml:space="preserve"> </w:t>
-      </w:r>
-      <w:hyperlink r:id="rId54">
+        <w:t xml:space="preserve">: clearinghouse connectivity for eligibility, professional claims, and claim responses.</w:t>
+      </w:r>
+    </w:p>
+    <w:p>
+      <w:pPr>
+        <w:pStyle w:val="Compact"/>
+        <w:numPr>
+          <w:ilvl w:val="0"/>
+          <w:numId w:val="1018"/>
+        </w:numPr>
+      </w:pPr>
+      <w:hyperlink r:id="rId97">
         <w:r>
           <w:rPr>
             <w:rStyle w:val="Hyperlink"/>
           </w:rPr>
-          <w:t xml:space="preserve">eligibility checks</w:t>
-        </w:r>
-      </w:hyperlink>
-      <w:r>
-        <w:t xml:space="preserve"> </w:t>
-      </w:r>
-      <w:r>
-        <w:t xml:space="preserve">(270/271) and</w:t>
-      </w:r>
-      <w:r>
-        <w:t xml:space="preserve"> </w:t>
-      </w:r>
-      <w:hyperlink r:id="rId55">
-        <w:r>
-          <w:rPr>
-            <w:rStyle w:val="Hyperlink"/>
-          </w:rPr>
-          <w:t xml:space="preserve">professional claim submission</w:t>
-        </w:r>
-      </w:hyperlink>
-      <w:r>
-        <w:t xml:space="preserve"> </w:t>
-      </w:r>
-      <w:r>
-        <w:t xml:space="preserve">(837P) with</w:t>
-      </w:r>
-      <w:r>
-        <w:t xml:space="preserve"> </w:t>
-      </w:r>
-      <w:hyperlink r:id="rId56">
-        <w:r>
-          <w:rPr>
-            <w:rStyle w:val="Hyperlink"/>
-          </w:rPr>
-          <w:t xml:space="preserve">claim responses</w:t>
-        </w:r>
-      </w:hyperlink>
-      <w:r>
-        <w:t xml:space="preserve">.</w:t>
-      </w:r>
-    </w:p>
-    <w:p>
-      <w:pPr>
-        <w:numPr>
-          <w:ilvl w:val="0"/>
-          <w:numId w:val="1017"/>
-        </w:numPr>
-        <w:pStyle w:val="Compact"/>
-      </w:pPr>
-      <w:hyperlink r:id="rId57">
-        <w:r>
-          <w:rPr>
-            <w:rStyle w:val="Hyperlink"/>
-            <w:bCs/>
-            <w:b/>
-          </w:rPr>
           <w:t xml:space="preserve">Candid Health</w:t>
         </w:r>
       </w:hyperlink>
       <w:r>
-        <w:t xml:space="preserve"> </w:t>
-      </w:r>
-      <w:r>
-        <w:t xml:space="preserve">— revenue cycle automation and professional claim submission from FHIR</w:t>
-      </w:r>
-      <w:r>
-        <w:t xml:space="preserve"> </w:t>
-      </w:r>
-      <w:r>
-        <w:rPr>
-          <w:rStyle w:val="VerbatimChar"/>
-        </w:rPr>
-        <w:t xml:space="preserve">Claim</w:t>
-      </w:r>
-      <w:r>
-        <w:t xml:space="preserve"> </w:t>
-      </w:r>
-      <w:r>
-        <w:t xml:space="preserve">resources.</w:t>
-      </w:r>
-    </w:p>
-    <w:bookmarkEnd w:id="58"/>
-    <w:bookmarkEnd w:id="59"/>
+        <w:t xml:space="preserve">: RCM partner integration for claim submission and billing-task synchronization.</w:t>
+      </w:r>
+    </w:p>
+    <w:bookmarkEnd w:id="98"/>
+    <w:bookmarkEnd w:id="99"/>
     <w:sectPr>
       <w:pgSz w:h="15840" w:w="12240"/>
       <w:pgMar w:bottom="1440" w:footer="720" w:gutter="0" w:header="720" w:left="1440" w:right="1440" w:top="1440"/>
@@ -8001,14 +7583,14 @@
 <file path=word/numbering.xml><?xml version="1.0" encoding="utf-8"?>
 <w:numbering xmlns:w="http://schemas.openxmlformats.org/wordprocessingml/2006/main">
   <w:abstractNum w:abstractNumId="990">
-    <w:nsid w:val="A990"/>
+    <w:nsid w:val="0000A990"/>
     <w:multiLevelType w:val="multilevel"/>
     <w:lvl w:ilvl="0">
       <w:numFmt w:val="bullet"/>
       <w:lvlText w:val=" "/>
       <w:lvlJc w:val="left"/>
       <w:pPr>
-        <w:ind w:left="720" w:hanging="480"/>
+        <w:ind w:left="720" w:hanging="360"/>
       </w:pPr>
     </w:lvl>
     <w:lvl w:ilvl="1">
@@ -8016,7 +7598,7 @@
       <w:lvlText w:val=" "/>
       <w:lvlJc w:val="left"/>
       <w:pPr>
-        <w:ind w:left="1440" w:hanging="480"/>
+        <w:ind w:left="1440" w:hanging="360"/>
       </w:pPr>
     </w:lvl>
     <w:lvl w:ilvl="2">
@@ -8024,7 +7606,7 @@
       <w:lvlText w:val=" "/>
       <w:lvlJc w:val="left"/>
       <w:pPr>
-        <w:ind w:left="2160" w:hanging="480"/>
+        <w:ind w:left="2160" w:hanging="360"/>
       </w:pPr>
     </w:lvl>
     <w:lvl w:ilvl="3">
@@ -8032,7 +7614,7 @@
       <w:lvlText w:val=" "/>
       <w:lvlJc w:val="left"/>
       <w:pPr>
-        <w:ind w:left="2880" w:hanging="480"/>
+        <w:ind w:left="2880" w:hanging="360"/>
       </w:pPr>
     </w:lvl>
     <w:lvl w:ilvl="4">
@@ -8040,7 +7622,7 @@
       <w:lvlText w:val=" "/>
       <w:lvlJc w:val="left"/>
       <w:pPr>
-        <w:ind w:left="3600" w:hanging="480"/>
+        <w:ind w:left="3600" w:hanging="360"/>
       </w:pPr>
     </w:lvl>
     <w:lvl w:ilvl="5">
@@ -8048,7 +7630,7 @@
       <w:lvlText w:val=" "/>
       <w:lvlJc w:val="left"/>
       <w:pPr>
-        <w:ind w:left="4320" w:hanging="480"/>
+        <w:ind w:left="4320" w:hanging="360"/>
       </w:pPr>
     </w:lvl>
     <w:lvl w:ilvl="6">
@@ -8056,7 +7638,7 @@
       <w:lvlText w:val=" "/>
       <w:lvlJc w:val="left"/>
       <w:pPr>
-        <w:ind w:left="5040" w:hanging="480"/>
+        <w:ind w:left="5040" w:hanging="360"/>
       </w:pPr>
     </w:lvl>
     <w:lvl w:ilvl="7">
@@ -8064,7 +7646,7 @@
       <w:lvlText w:val=" "/>
       <w:lvlJc w:val="left"/>
       <w:pPr>
-        <w:ind w:left="5760" w:hanging="480"/>
+        <w:ind w:left="5760" w:hanging="360"/>
       </w:pPr>
     </w:lvl>
     <w:lvl w:ilvl="8">
@@ -8072,91 +7654,230 @@
       <w:lvlText w:val=" "/>
       <w:lvlJc w:val="left"/>
       <w:pPr>
-        <w:ind w:left="6480" w:hanging="480"/>
+        <w:ind w:left="6480" w:hanging="360"/>
+      </w:pPr>
+    </w:lvl>
+  </w:abstractNum>
+  <w:abstractNum w:abstractNumId="99411">
+    <w:nsid w:val="00A99411"/>
+    <w:multiLevelType w:val="multilevel"/>
+    <w:lvl w:ilvl="0">
+      <w:start w:val="1"/>
+      <w:numFmt w:val="decimal"/>
+      <w:lvlText w:val="%1."/>
+      <w:lvlJc w:val="left"/>
+      <w:pPr>
+        <w:ind w:left="720" w:hanging="360"/>
+      </w:pPr>
+    </w:lvl>
+    <w:lvl w:ilvl="1">
+      <w:start w:val="1"/>
+      <w:numFmt w:val="decimal"/>
+      <w:lvlText w:val="%2."/>
+      <w:lvlJc w:val="left"/>
+      <w:pPr>
+        <w:ind w:left="1440" w:hanging="360"/>
+      </w:pPr>
+    </w:lvl>
+    <w:lvl w:ilvl="2">
+      <w:start w:val="1"/>
+      <w:numFmt w:val="decimal"/>
+      <w:lvlText w:val="%3."/>
+      <w:lvlJc w:val="left"/>
+      <w:pPr>
+        <w:ind w:left="2160" w:hanging="360"/>
+      </w:pPr>
+    </w:lvl>
+    <w:lvl w:ilvl="3">
+      <w:start w:val="1"/>
+      <w:numFmt w:val="decimal"/>
+      <w:lvlText w:val="%4."/>
+      <w:lvlJc w:val="left"/>
+      <w:pPr>
+        <w:ind w:left="2880" w:hanging="360"/>
+      </w:pPr>
+    </w:lvl>
+    <w:lvl w:ilvl="4">
+      <w:start w:val="1"/>
+      <w:numFmt w:val="decimal"/>
+      <w:lvlText w:val="%5."/>
+      <w:lvlJc w:val="left"/>
+      <w:pPr>
+        <w:ind w:left="3600" w:hanging="360"/>
+      </w:pPr>
+    </w:lvl>
+    <w:lvl w:ilvl="5">
+      <w:start w:val="1"/>
+      <w:numFmt w:val="decimal"/>
+      <w:lvlText w:val="%6."/>
+      <w:lvlJc w:val="left"/>
+      <w:pPr>
+        <w:ind w:left="4320" w:hanging="360"/>
+      </w:pPr>
+    </w:lvl>
+    <w:lvl w:ilvl="6">
+      <w:start w:val="1"/>
+      <w:numFmt w:val="decimal"/>
+      <w:lvlText w:val="%7."/>
+      <w:lvlJc w:val="left"/>
+      <w:pPr>
+        <w:ind w:left="5040" w:hanging="360"/>
+      </w:pPr>
+    </w:lvl>
+    <w:lvl w:ilvl="7">
+      <w:start w:val="1"/>
+      <w:numFmt w:val="decimal"/>
+      <w:lvlText w:val="%8."/>
+      <w:lvlJc w:val="left"/>
+      <w:pPr>
+        <w:ind w:left="5760" w:hanging="360"/>
+      </w:pPr>
+    </w:lvl>
+    <w:lvl w:ilvl="8">
+      <w:start w:val="1"/>
+      <w:numFmt w:val="decimal"/>
+      <w:lvlText w:val="%9."/>
+      <w:lvlJc w:val="left"/>
+      <w:pPr>
+        <w:ind w:left="6480" w:hanging="360"/>
       </w:pPr>
     </w:lvl>
   </w:abstractNum>
   <w:abstractNum w:abstractNumId="991">
-    <w:nsid w:val="A991"/>
+    <w:nsid w:val="0000A991"/>
     <w:multiLevelType w:val="multilevel"/>
     <w:lvl w:ilvl="0">
       <w:numFmt w:val="bullet"/>
-      <w:lvlText w:val="•"/>
+      <w:lvlText w:val=""/>
       <w:lvlJc w:val="left"/>
       <w:pPr>
-        <w:ind w:left="720" w:hanging="480"/>
-      </w:pPr>
+        <w:ind w:left="720" w:hanging="360"/>
+      </w:pPr>
+      <w:rPr>
+        <w:rFonts w:ascii="Symbol" w:hAnsi="Symbol" w:cs="Symbol" w:hint="default"/>
+      </w:rPr>
     </w:lvl>
     <w:lvl w:ilvl="1">
       <w:numFmt w:val="bullet"/>
-      <w:lvlText w:val="–"/>
+      <w:lvlText w:val="o"/>
       <w:lvlJc w:val="left"/>
       <w:pPr>
-        <w:ind w:left="1440" w:hanging="480"/>
-      </w:pPr>
+        <w:ind w:left="1440" w:hanging="360"/>
+      </w:pPr>
+      <w:rPr>
+        <w:rFonts w:ascii="Courier New" w:hAnsi="Courier New" w:cs="Courier New" w:hint="default"/>
+      </w:rPr>
     </w:lvl>
     <w:lvl w:ilvl="2">
       <w:numFmt w:val="bullet"/>
-      <w:lvlText w:val="•"/>
+      <w:lvlText w:val=""/>
       <w:lvlJc w:val="left"/>
       <w:pPr>
-        <w:ind w:left="2160" w:hanging="480"/>
-      </w:pPr>
+        <w:ind w:left="2160" w:hanging="360"/>
+      </w:pPr>
+      <w:rPr>
+        <w:rFonts w:ascii="Wingdings" w:hAnsi="Wingdings" w:cs="Wingdings" w:hint="default"/>
+      </w:rPr>
     </w:lvl>
     <w:lvl w:ilvl="3">
       <w:numFmt w:val="bullet"/>
-      <w:lvlText w:val="–"/>
+      <w:lvlText w:val=""/>
       <w:lvlJc w:val="left"/>
       <w:pPr>
-        <w:ind w:left="2880" w:hanging="480"/>
-      </w:pPr>
+        <w:ind w:left="2880" w:hanging="360"/>
+      </w:pPr>
+      <w:rPr>
+        <w:rFonts w:ascii="Symbol" w:hAnsi="Symbol" w:cs="Symbol" w:hint="default"/>
+      </w:rPr>
     </w:lvl>
     <w:lvl w:ilvl="4">
       <w:numFmt w:val="bullet"/>
-      <w:lvlText w:val="•"/>
+      <w:lvlText w:val="o"/>
       <w:lvlJc w:val="left"/>
       <w:pPr>
-        <w:ind w:left="3600" w:hanging="480"/>
-      </w:pPr>
+        <w:ind w:left="3600" w:hanging="360"/>
+      </w:pPr>
+      <w:rPr>
+        <w:rFonts w:ascii="Courier New" w:hAnsi="Courier New" w:cs="Courier New" w:hint="default"/>
+      </w:rPr>
     </w:lvl>
     <w:lvl w:ilvl="5">
       <w:numFmt w:val="bullet"/>
-      <w:lvlText w:val="–"/>
+      <w:lvlText w:val=""/>
       <w:lvlJc w:val="left"/>
       <w:pPr>
-        <w:ind w:left="4320" w:hanging="480"/>
-      </w:pPr>
+        <w:ind w:left="4320" w:hanging="360"/>
+      </w:pPr>
+      <w:rPr>
+        <w:rFonts w:ascii="Wingdings" w:hAnsi="Wingdings" w:cs="Wingdings" w:hint="default"/>
+      </w:rPr>
     </w:lvl>
     <w:lvl w:ilvl="6">
       <w:numFmt w:val="bullet"/>
-      <w:lvlText w:val="•"/>
+      <w:lvlText w:val=""/>
       <w:lvlJc w:val="left"/>
       <w:pPr>
-        <w:ind w:left="5040" w:hanging="480"/>
-      </w:pPr>
+        <w:ind w:left="5040" w:hanging="360"/>
+      </w:pPr>
+      <w:rPr>
+        <w:rFonts w:ascii="Symbol" w:hAnsi="Symbol" w:cs="Symbol" w:hint="default"/>
+      </w:rPr>
     </w:lvl>
     <w:lvl w:ilvl="7">
       <w:numFmt w:val="bullet"/>
-      <w:lvlText w:val="–"/>
+      <w:lvlText w:val="o"/>
       <w:lvlJc w:val="left"/>
       <w:pPr>
-        <w:ind w:left="5760" w:hanging="480"/>
-      </w:pPr>
+        <w:ind w:left="5760" w:hanging="360"/>
+      </w:pPr>
+      <w:rPr>
+        <w:rFonts w:ascii="Courier New" w:hAnsi="Courier New" w:cs="Courier New" w:hint="default"/>
+      </w:rPr>
     </w:lvl>
     <w:lvl w:ilvl="8">
       <w:numFmt w:val="bullet"/>
-      <w:lvlText w:val="•"/>
+      <w:lvlText w:val=""/>
       <w:lvlJc w:val="left"/>
       <w:pPr>
-        <w:ind w:left="6480" w:hanging="480"/>
-      </w:pPr>
+        <w:ind w:left="6480" w:hanging="360"/>
+      </w:pPr>
+      <w:rPr>
+        <w:rFonts w:ascii="Wingdings" w:hAnsi="Wingdings" w:cs="Wingdings" w:hint="default"/>
+      </w:rPr>
     </w:lvl>
   </w:abstractNum>
   <w:num w:numId="1000">
     <w:abstractNumId w:val="990"/>
   </w:num>
   <w:num w:numId="1001">
-    <w:abstractNumId w:val="991"/>
+    <w:abstractNumId w:val="99411"/>
+    <w:lvlOverride w:ilvl="0">
+      <w:startOverride w:val="1"/>
+    </w:lvlOverride>
+    <w:lvlOverride w:ilvl="1">
+      <w:startOverride w:val="1"/>
+    </w:lvlOverride>
+    <w:lvlOverride w:ilvl="2">
+      <w:startOverride w:val="1"/>
+    </w:lvlOverride>
+    <w:lvlOverride w:ilvl="3">
+      <w:startOverride w:val="1"/>
+    </w:lvlOverride>
+    <w:lvlOverride w:ilvl="4">
+      <w:startOverride w:val="1"/>
+    </w:lvlOverride>
+    <w:lvlOverride w:ilvl="5">
+      <w:startOverride w:val="1"/>
+    </w:lvlOverride>
+    <w:lvlOverride w:ilvl="6">
+      <w:startOverride w:val="1"/>
+    </w:lvlOverride>
+    <w:lvlOverride w:ilvl="7">
+      <w:startOverride w:val="1"/>
+    </w:lvlOverride>
+    <w:lvlOverride w:ilvl="8">
+      <w:startOverride w:val="1"/>
+    </w:lvlOverride>
   </w:num>
   <w:num w:numId="1002">
     <w:abstractNumId w:val="991"/>
@@ -8204,6 +7925,9 @@
     <w:abstractNumId w:val="991"/>
   </w:num>
   <w:num w:numId="1017">
+    <w:abstractNumId w:val="991"/>
+  </w:num>
+  <w:num w:numId="1018">
     <w:abstractNumId w:val="991"/>
   </w:num>
 </w:numbering>
@@ -8885,8 +8609,8 @@
     <w:name w:val="KeywordTok"/>
     <w:basedOn w:val="VerbatimChar"/>
     <w:rPr>
+      <w:b/>
       <w:color w:val="007020"/>
-      <w:b/>
     </w:rPr>
   </w:style>
   <w:style w:type="character" w:customStyle="1" w:styleId="DataTypeTok">
@@ -8963,42 +8687,42 @@
     <w:name w:val="ImportTok"/>
     <w:basedOn w:val="VerbatimChar"/>
     <w:rPr>
+      <w:b/>
       <w:color w:val="008000"/>
-      <w:b/>
     </w:rPr>
   </w:style>
   <w:style w:type="character" w:customStyle="1" w:styleId="CommentTok">
     <w:name w:val="CommentTok"/>
     <w:basedOn w:val="VerbatimChar"/>
     <w:rPr>
+      <w:i/>
       <w:color w:val="60a0b0"/>
-      <w:i/>
     </w:rPr>
   </w:style>
   <w:style w:type="character" w:customStyle="1" w:styleId="DocumentationTok">
     <w:name w:val="DocumentationTok"/>
     <w:basedOn w:val="VerbatimChar"/>
     <w:rPr>
+      <w:i/>
       <w:color w:val="ba2121"/>
-      <w:i/>
     </w:rPr>
   </w:style>
   <w:style w:type="character" w:customStyle="1" w:styleId="AnnotationTok">
     <w:name w:val="AnnotationTok"/>
     <w:basedOn w:val="VerbatimChar"/>
     <w:rPr>
-      <w:color w:val="60a0b0"/>
       <w:b/>
       <w:i/>
+      <w:color w:val="60a0b0"/>
     </w:rPr>
   </w:style>
   <w:style w:type="character" w:customStyle="1" w:styleId="CommentVarTok">
     <w:name w:val="CommentVarTok"/>
     <w:basedOn w:val="VerbatimChar"/>
     <w:rPr>
-      <w:color w:val="60a0b0"/>
       <w:b/>
       <w:i/>
+      <w:color w:val="60a0b0"/>
     </w:rPr>
   </w:style>
   <w:style w:type="character" w:customStyle="1" w:styleId="OtherTok">
@@ -9026,8 +8750,8 @@
     <w:name w:val="ControlFlowTok"/>
     <w:basedOn w:val="VerbatimChar"/>
     <w:rPr>
+      <w:b/>
       <w:color w:val="007020"/>
-      <w:b/>
     </w:rPr>
   </w:style>
   <w:style w:type="character" w:customStyle="1" w:styleId="OperatorTok">
@@ -9072,34 +8796,34 @@
     <w:name w:val="InformationTok"/>
     <w:basedOn w:val="VerbatimChar"/>
     <w:rPr>
-      <w:color w:val="60a0b0"/>
       <w:b/>
       <w:i/>
+      <w:color w:val="60a0b0"/>
     </w:rPr>
   </w:style>
   <w:style w:type="character" w:customStyle="1" w:styleId="WarningTok">
     <w:name w:val="WarningTok"/>
     <w:basedOn w:val="VerbatimChar"/>
     <w:rPr>
-      <w:color w:val="60a0b0"/>
       <w:b/>
       <w:i/>
+      <w:color w:val="60a0b0"/>
     </w:rPr>
   </w:style>
   <w:style w:type="character" w:customStyle="1" w:styleId="AlertTok">
     <w:name w:val="AlertTok"/>
     <w:basedOn w:val="VerbatimChar"/>
     <w:rPr>
+      <w:b/>
       <w:color w:val="ff0000"/>
-      <w:b/>
     </w:rPr>
   </w:style>
   <w:style w:type="character" w:customStyle="1" w:styleId="ErrorTok">
     <w:name w:val="ErrorTok"/>
     <w:basedOn w:val="VerbatimChar"/>
     <w:rPr>
+      <w:b/>
       <w:color w:val="ff0000"/>
-      <w:b/>
     </w:rPr>
   </w:style>
   <w:style w:type="character" w:customStyle="1" w:styleId="NormalTok">
